--- a/reports/Loan_Default_Prediction_Final_Report.docx
+++ b/reports/Loan_Default_Prediction_Final_Report.docx
@@ -1260,7 +1260,7 @@
           <w:sz w:val="22"/>
           <w:szCs w:val="22"/>
         </w:rPr>
-        <w:t xml:space="preserve">Logistic regression (the transparent linear benchmark), a decision tree (readable rules) and a random forest (an ensemble of trees) were trained on the same 70/30 stratified split, tuned with cross-validated grid search optimising recall, and evaluated on the held-out 30%. The table below summarises the result.</w:t>
+        <w:t xml:space="preserve">Logistic regression (the transparent linear benchmark), a decision tree (readable rules), a bagged ensemble of trees and a random forest were trained on the same 70/30 stratified split, tuned with cross-validated grid search optimising recall, and evaluated on the held-out 30%. Building up from one tree to bagging to a forest makes the contribution of each idea visible. Time-series techniques were not applicable because the applications carry no dates. The table below summarises the result.</w:t>
       </w:r>
     </w:p>
     <w:tbl>
@@ -2159,6 +2159,181 @@
                 <w:szCs w:val="19"/>
               </w:rPr>
               <w:t xml:space="preserve">0.88</w:t>
+            </w:r>
+          </w:p>
+        </w:tc>
+      </w:tr>
+      <w:tr>
+        <w:trPr>
+          <w:cantSplit/>
+        </w:trPr>
+        <w:tc>
+          <w:tcPr>
+            <w:tcW w:type="dxa" w:w="4160"/>
+            <w:tcBorders>
+              <w:top w:val="single" w:color="BFBFBF" w:sz="4"/>
+              <w:left w:val="single" w:color="BFBFBF" w:sz="4"/>
+              <w:bottom w:val="single" w:color="BFBFBF" w:sz="4"/>
+              <w:right w:val="single" w:color="BFBFBF" w:sz="4"/>
+            </w:tcBorders>
+            <w:tcMar>
+              <w:top w:type="dxa" w:w="60"/>
+              <w:left w:type="dxa" w:w="100"/>
+              <w:bottom w:type="dxa" w:w="60"/>
+              <w:right w:type="dxa" w:w="100"/>
+            </w:tcMar>
+          </w:tcPr>
+          <w:p>
+            <w:pPr>
+              <w:spacing w:after="0"/>
+              <w:jc w:val="left"/>
+            </w:pPr>
+            <w:r>
+              <w:rPr>
+                <w:rFonts w:ascii="Calibri" w:cs="Calibri" w:eastAsia="Calibri" w:hAnsi="Calibri"/>
+                <w:b w:val="false"/>
+                <w:bCs w:val="false"/>
+                <w:color w:val="000000"/>
+                <w:sz w:val="19"/>
+                <w:szCs w:val="19"/>
+              </w:rPr>
+              <w:t xml:space="preserve">Bagged trees (200 trees)</w:t>
+            </w:r>
+          </w:p>
+        </w:tc>
+        <w:tc>
+          <w:tcPr>
+            <w:tcW w:type="dxa" w:w="1400"/>
+            <w:tcBorders>
+              <w:top w:val="single" w:color="BFBFBF" w:sz="4"/>
+              <w:left w:val="single" w:color="BFBFBF" w:sz="4"/>
+              <w:bottom w:val="single" w:color="BFBFBF" w:sz="4"/>
+              <w:right w:val="single" w:color="BFBFBF" w:sz="4"/>
+            </w:tcBorders>
+            <w:tcMar>
+              <w:top w:type="dxa" w:w="60"/>
+              <w:left w:type="dxa" w:w="100"/>
+              <w:bottom w:type="dxa" w:w="60"/>
+              <w:right w:type="dxa" w:w="100"/>
+            </w:tcMar>
+          </w:tcPr>
+          <w:p>
+            <w:pPr>
+              <w:spacing w:after="0"/>
+              <w:jc w:val="right"/>
+            </w:pPr>
+            <w:r>
+              <w:rPr>
+                <w:rFonts w:ascii="Calibri" w:cs="Calibri" w:eastAsia="Calibri" w:hAnsi="Calibri"/>
+                <w:b w:val="false"/>
+                <w:bCs w:val="false"/>
+                <w:color w:val="000000"/>
+                <w:sz w:val="19"/>
+                <w:szCs w:val="19"/>
+              </w:rPr>
+              <w:t xml:space="preserve">68%</w:t>
+            </w:r>
+          </w:p>
+        </w:tc>
+        <w:tc>
+          <w:tcPr>
+            <w:tcW w:type="dxa" w:w="1200"/>
+            <w:tcBorders>
+              <w:top w:val="single" w:color="BFBFBF" w:sz="4"/>
+              <w:left w:val="single" w:color="BFBFBF" w:sz="4"/>
+              <w:bottom w:val="single" w:color="BFBFBF" w:sz="4"/>
+              <w:right w:val="single" w:color="BFBFBF" w:sz="4"/>
+            </w:tcBorders>
+            <w:tcMar>
+              <w:top w:type="dxa" w:w="60"/>
+              <w:left w:type="dxa" w:w="100"/>
+              <w:bottom w:type="dxa" w:w="60"/>
+              <w:right w:type="dxa" w:w="100"/>
+            </w:tcMar>
+          </w:tcPr>
+          <w:p>
+            <w:pPr>
+              <w:spacing w:after="0"/>
+              <w:jc w:val="right"/>
+            </w:pPr>
+            <w:r>
+              <w:rPr>
+                <w:rFonts w:ascii="Calibri" w:cs="Calibri" w:eastAsia="Calibri" w:hAnsi="Calibri"/>
+                <w:b w:val="false"/>
+                <w:bCs w:val="false"/>
+                <w:color w:val="000000"/>
+                <w:sz w:val="19"/>
+                <w:szCs w:val="19"/>
+              </w:rPr>
+              <w:t xml:space="preserve">83%</w:t>
+            </w:r>
+          </w:p>
+        </w:tc>
+        <w:tc>
+          <w:tcPr>
+            <w:tcW w:type="dxa" w:w="1200"/>
+            <w:tcBorders>
+              <w:top w:val="single" w:color="BFBFBF" w:sz="4"/>
+              <w:left w:val="single" w:color="BFBFBF" w:sz="4"/>
+              <w:bottom w:val="single" w:color="BFBFBF" w:sz="4"/>
+              <w:right w:val="single" w:color="BFBFBF" w:sz="4"/>
+            </w:tcBorders>
+            <w:tcMar>
+              <w:top w:type="dxa" w:w="60"/>
+              <w:left w:type="dxa" w:w="100"/>
+              <w:bottom w:type="dxa" w:w="60"/>
+              <w:right w:type="dxa" w:w="100"/>
+            </w:tcMar>
+          </w:tcPr>
+          <w:p>
+            <w:pPr>
+              <w:spacing w:after="0"/>
+              <w:jc w:val="right"/>
+            </w:pPr>
+            <w:r>
+              <w:rPr>
+                <w:rFonts w:ascii="Calibri" w:cs="Calibri" w:eastAsia="Calibri" w:hAnsi="Calibri"/>
+                <w:b w:val="false"/>
+                <w:bCs w:val="false"/>
+                <w:color w:val="000000"/>
+                <w:sz w:val="19"/>
+                <w:szCs w:val="19"/>
+              </w:rPr>
+              <w:t xml:space="preserve">91%</w:t>
+            </w:r>
+          </w:p>
+        </w:tc>
+        <w:tc>
+          <w:tcPr>
+            <w:tcW w:type="dxa" w:w="1400"/>
+            <w:tcBorders>
+              <w:top w:val="single" w:color="BFBFBF" w:sz="4"/>
+              <w:left w:val="single" w:color="BFBFBF" w:sz="4"/>
+              <w:bottom w:val="single" w:color="BFBFBF" w:sz="4"/>
+              <w:right w:val="single" w:color="BFBFBF" w:sz="4"/>
+            </w:tcBorders>
+            <w:tcMar>
+              <w:top w:type="dxa" w:w="60"/>
+              <w:left w:type="dxa" w:w="100"/>
+              <w:bottom w:type="dxa" w:w="60"/>
+              <w:right w:type="dxa" w:w="100"/>
+            </w:tcMar>
+          </w:tcPr>
+          <w:p>
+            <w:pPr>
+              <w:spacing w:after="0"/>
+              <w:jc w:val="right"/>
+            </w:pPr>
+            <w:r>
+              <w:rPr>
+                <w:rFonts w:ascii="Calibri" w:cs="Calibri" w:eastAsia="Calibri" w:hAnsi="Calibri"/>
+                <w:b w:val="false"/>
+                <w:bCs w:val="false"/>
+                <w:color w:val="000000"/>
+                <w:sz w:val="19"/>
+                <w:szCs w:val="19"/>
+              </w:rPr>
+              <w:t xml:space="preserve">0.95</w:t>
             </w:r>
           </w:p>
         </w:tc>
@@ -3140,7 +3315,7 @@
           <w:sz w:val="22"/>
           <w:szCs w:val="22"/>
         </w:rPr>
-        <w:t xml:space="preserve">because it offers the best balance on the chosen metric. The tuned decision tree catches slightly more defaulters at the 0.5 threshold (82%) but declines almost one good customer for every defaulter it catches (53% precision). The balanced logistic regression catches 80% but with 61% precision, because a straight line cannot represent the threshold effects in the data. The class-weighted forest catches 78% at 77% precision and ranks applicants by risk most accurately (ROC-AUC 0.96), which is what makes the next step possible.</w:t>
+        <w:t xml:space="preserve">because it offers the best balance on the chosen metric. The tuned decision tree catches slightly more defaulters at the 0.5 threshold (82%) but declines almost one good customer for every defaulter it catches (53% precision). The balanced logistic regression catches 80% but with 61% precision, because a straight line cannot represent the threshold effects in the data. Bagging 200 trees shows the value of averaging: at the same recall as a single fully grown tree, precision rises from 71% to 83% and ROC-AUC from 0.81 to 0.95. The class-weighted forest adds feature sub-sampling and class weights, catches 78% at 77% precision and ranks applicants by risk most accurately (ROC-AUC 0.96), which is what makes the next step possible.</w:t>
       </w:r>
     </w:p>
     <w:p>

--- a/reports/Loan_Default_Prediction_Final_Report.docx
+++ b/reports/Loan_Default_Prediction_Final_Report.docx
@@ -356,7 +356,7 @@
           <w:sz w:val="22"/>
           <w:szCs w:val="22"/>
         </w:rPr>
-        <w:t xml:space="preserve">The relationships in this data are thresholds and cliffs rather than straight lines. A class-weighted Random Forest reached a ROC-AUC of 0.96 against 0.91 for logistic regression, and at a similar share of defaulters caught it declined far fewer good customers.</w:t>
+        <w:t xml:space="preserve">The relationships in this data are thresholds and cliffs rather than straight lines. A class-weighted Random Forest scored 0.96 on risk-ranking quality (ROC-AUC, where 1.0 means every defaulter is ranked above every repayer) against 0.91 for logistic regression, and at a similar share of defaulters caught it declined far fewer good customers.</w:t>
       </w:r>
     </w:p>
     <w:p>
@@ -417,6 +417,7 @@
           </w:tcPr>
           <w:p>
             <w:pPr>
+              <w:keepNext w:val="false"/>
               <w:spacing w:after="0"/>
               <w:jc w:val="left"/>
             </w:pPr>
@@ -452,6 +453,7 @@
           </w:tcPr>
           <w:p>
             <w:pPr>
+              <w:keepNext w:val="false"/>
               <w:spacing w:after="0"/>
               <w:jc w:val="left"/>
             </w:pPr>
@@ -491,6 +493,7 @@
           </w:tcPr>
           <w:p>
             <w:pPr>
+              <w:keepNext w:val="false"/>
               <w:spacing w:after="0"/>
               <w:jc w:val="left"/>
             </w:pPr>
@@ -525,6 +528,7 @@
           </w:tcPr>
           <w:p>
             <w:pPr>
+              <w:keepNext w:val="false"/>
               <w:spacing w:after="0"/>
               <w:jc w:val="left"/>
             </w:pPr>
@@ -564,6 +568,7 @@
           </w:tcPr>
           <w:p>
             <w:pPr>
+              <w:keepNext w:val="false"/>
               <w:spacing w:after="0"/>
               <w:jc w:val="left"/>
             </w:pPr>
@@ -598,6 +603,7 @@
           </w:tcPr>
           <w:p>
             <w:pPr>
+              <w:keepNext w:val="false"/>
               <w:spacing w:after="0"/>
               <w:jc w:val="left"/>
             </w:pPr>
@@ -637,6 +643,7 @@
           </w:tcPr>
           <w:p>
             <w:pPr>
+              <w:keepNext w:val="false"/>
               <w:spacing w:after="0"/>
               <w:jc w:val="left"/>
             </w:pPr>
@@ -671,6 +678,7 @@
           </w:tcPr>
           <w:p>
             <w:pPr>
+              <w:keepNext w:val="false"/>
               <w:spacing w:after="0"/>
               <w:jc w:val="left"/>
             </w:pPr>
@@ -710,6 +718,7 @@
           </w:tcPr>
           <w:p>
             <w:pPr>
+              <w:keepNext w:val="false"/>
               <w:spacing w:after="0"/>
               <w:jc w:val="left"/>
             </w:pPr>
@@ -744,6 +753,7 @@
           </w:tcPr>
           <w:p>
             <w:pPr>
+              <w:keepNext w:val="false"/>
               <w:spacing w:after="0"/>
               <w:jc w:val="left"/>
             </w:pPr>
@@ -783,6 +793,7 @@
           </w:tcPr>
           <w:p>
             <w:pPr>
+              <w:keepNext w:val="false"/>
               <w:spacing w:after="0"/>
               <w:jc w:val="left"/>
             </w:pPr>
@@ -817,6 +828,7 @@
           </w:tcPr>
           <w:p>
             <w:pPr>
+              <w:keepNext w:val="false"/>
               <w:spacing w:after="0"/>
               <w:jc w:val="left"/>
             </w:pPr>
@@ -856,6 +868,7 @@
           </w:tcPr>
           <w:p>
             <w:pPr>
+              <w:keepNext w:val="false"/>
               <w:spacing w:after="0"/>
               <w:jc w:val="left"/>
             </w:pPr>
@@ -890,6 +903,7 @@
           </w:tcPr>
           <w:p>
             <w:pPr>
+              <w:keepNext w:val="false"/>
               <w:spacing w:after="0"/>
               <w:jc w:val="left"/>
             </w:pPr>
@@ -929,6 +943,7 @@
           </w:tcPr>
           <w:p>
             <w:pPr>
+              <w:keepNext w:val="false"/>
               <w:spacing w:after="0"/>
               <w:jc w:val="left"/>
             </w:pPr>
@@ -963,19 +978,20 @@
           </w:tcPr>
           <w:p>
             <w:pPr>
-              <w:spacing w:after="0"/>
-              <w:jc w:val="left"/>
-            </w:pPr>
-            <w:r>
-              <w:rPr>
-                <w:rFonts w:ascii="Calibri" w:cs="Calibri" w:eastAsia="Calibri" w:hAnsi="Calibri"/>
-                <w:b w:val="false"/>
-                <w:bCs w:val="false"/>
-                <w:color w:val="000000"/>
-                <w:sz w:val="19"/>
-                <w:szCs w:val="19"/>
-              </w:rPr>
-              <w:t xml:space="preserve">93% of defaulters caught (recall), 67% precision, 90% accuracy, ROC-AUC 0.96. At the default 0.5 threshold: 78% recall, 77% precision, 91% accuracy.</w:t>
+              <w:keepNext w:val="false"/>
+              <w:spacing w:after="0"/>
+              <w:jc w:val="left"/>
+            </w:pPr>
+            <w:r>
+              <w:rPr>
+                <w:rFonts w:ascii="Calibri" w:cs="Calibri" w:eastAsia="Calibri" w:hAnsi="Calibri"/>
+                <w:b w:val="false"/>
+                <w:bCs w:val="false"/>
+                <w:color w:val="000000"/>
+                <w:sz w:val="19"/>
+                <w:szCs w:val="19"/>
+              </w:rPr>
+              <w:t xml:space="preserve">93.3% of defaulters caught (recall), 67.0% precision, 89.5% accuracy, risk-ranking quality (ROC-AUC) 0.96. At the default 0.5 threshold: 78.4% recall, 77.3% precision, 91.1% accuracy.</w:t>
             </w:r>
           </w:p>
         </w:tc>
@@ -1002,6 +1018,7 @@
           </w:tcPr>
           <w:p>
             <w:pPr>
+              <w:keepNext w:val="false"/>
               <w:spacing w:after="0"/>
               <w:jc w:val="left"/>
             </w:pPr>
@@ -1036,6 +1053,7 @@
           </w:tcPr>
           <w:p>
             <w:pPr>
+              <w:keepNext w:val="false"/>
               <w:spacing w:after="0"/>
               <w:jc w:val="left"/>
             </w:pPr>
@@ -1058,6 +1076,164 @@
       <w:pPr>
         <w:spacing w:after="120"/>
       </w:pPr>
+    </w:p>
+    <w:p>
+      <w:pPr>
+        <w:pStyle w:val="Heading2"/>
+        <w:keepNext/>
+        <w:spacing w:after="120" w:before="240"/>
+      </w:pPr>
+      <w:r>
+        <w:rPr>
+          <w:rFonts w:ascii="Calibri" w:cs="Calibri" w:eastAsia="Calibri" w:hAnsi="Calibri"/>
+          <w:b/>
+          <w:bCs/>
+          <w:color w:val="1E2761"/>
+          <w:sz w:val="25"/>
+          <w:szCs w:val="25"/>
+        </w:rPr>
+        <w:t xml:space="preserve">Key next steps</w:t>
+      </w:r>
+    </w:p>
+    <w:p>
+      <w:pPr>
+        <w:pStyle w:val="ListParagraph"/>
+        <w:numPr>
+          <w:ilvl w:val="0"/>
+          <w:numId w:val="2"/>
+        </w:numPr>
+        <w:spacing w:after="90" w:line="264"/>
+      </w:pPr>
+      <w:r>
+        <w:rPr>
+          <w:rFonts w:ascii="Calibri" w:cs="Calibri" w:eastAsia="Calibri" w:hAnsi="Calibri"/>
+          <w:b/>
+          <w:bCs/>
+          <w:sz w:val="22"/>
+          <w:szCs w:val="22"/>
+        </w:rPr>
+        <w:t xml:space="preserve">Decide and calibrate: </w:t>
+      </w:r>
+      <w:r>
+        <w:rPr>
+          <w:rFonts w:ascii="Calibri" w:cs="Calibri" w:eastAsia="Calibri" w:hAnsi="Calibri"/>
+          <w:sz w:val="22"/>
+          <w:szCs w:val="22"/>
+        </w:rPr>
+        <w:t xml:space="preserve">the head of consumer credit approves the three-band policy (approve / refer / decline); finance supplies actual loss-given-default and margin figures so the 0.25 threshold can be confirmed.</w:t>
+      </w:r>
+    </w:p>
+    <w:p>
+      <w:pPr>
+        <w:pStyle w:val="ListParagraph"/>
+        <w:numPr>
+          <w:ilvl w:val="0"/>
+          <w:numId w:val="2"/>
+        </w:numPr>
+        <w:spacing w:after="90" w:line="264"/>
+      </w:pPr>
+      <w:r>
+        <w:rPr>
+          <w:rFonts w:ascii="Calibri" w:cs="Calibri" w:eastAsia="Calibri" w:hAnsi="Calibri"/>
+          <w:b/>
+          <w:bCs/>
+          <w:sz w:val="22"/>
+          <w:szCs w:val="22"/>
+        </w:rPr>
+        <w:t xml:space="preserve">Prepare the process: </w:t>
+      </w:r>
+      <w:r>
+        <w:rPr>
+          <w:rFonts w:ascii="Calibri" w:cs="Calibri" w:eastAsia="Calibri" w:hAnsi="Calibri"/>
+          <w:sz w:val="22"/>
+          <w:szCs w:val="22"/>
+        </w:rPr>
+        <w:t xml:space="preserve">make income and property-valuation verification mandatory fields, since their absence is the strongest default signal; build the scoring pipeline with reason codes.</w:t>
+      </w:r>
+    </w:p>
+    <w:p>
+      <w:pPr>
+        <w:pStyle w:val="ListParagraph"/>
+        <w:numPr>
+          <w:ilvl w:val="0"/>
+          <w:numId w:val="2"/>
+        </w:numPr>
+        <w:spacing w:after="90" w:line="264"/>
+      </w:pPr>
+      <w:r>
+        <w:rPr>
+          <w:rFonts w:ascii="Calibri" w:cs="Calibri" w:eastAsia="Calibri" w:hAnsi="Calibri"/>
+          <w:b/>
+          <w:bCs/>
+          <w:sz w:val="22"/>
+          <w:szCs w:val="22"/>
+        </w:rPr>
+        <w:t xml:space="preserve">Prove it safely: </w:t>
+      </w:r>
+      <w:r>
+        <w:rPr>
+          <w:rFonts w:ascii="Calibri" w:cs="Calibri" w:eastAsia="Calibri" w:hAnsi="Calibri"/>
+          <w:sz w:val="22"/>
+          <w:szCs w:val="22"/>
+        </w:rPr>
+        <w:t xml:space="preserve">run the model in shadow mode alongside manual decisions for one to two months and complete a fair-lending review before switching it on.</w:t>
+      </w:r>
+    </w:p>
+    <w:p>
+      <w:pPr>
+        <w:pStyle w:val="ListParagraph"/>
+        <w:numPr>
+          <w:ilvl w:val="0"/>
+          <w:numId w:val="2"/>
+        </w:numPr>
+        <w:spacing w:after="90" w:line="264"/>
+      </w:pPr>
+      <w:r>
+        <w:rPr>
+          <w:rFonts w:ascii="Calibri" w:cs="Calibri" w:eastAsia="Calibri" w:hAnsi="Calibri"/>
+          <w:b/>
+          <w:bCs/>
+          <w:sz w:val="22"/>
+          <w:szCs w:val="22"/>
+        </w:rPr>
+        <w:t xml:space="preserve">Make the most of it: </w:t>
+      </w:r>
+      <w:r>
+        <w:rPr>
+          <w:rFonts w:ascii="Calibri" w:cs="Calibri" w:eastAsia="Calibri" w:hAnsi="Calibri"/>
+          <w:sz w:val="22"/>
+          <w:szCs w:val="22"/>
+        </w:rPr>
+        <w:t xml:space="preserve">automate clear approvals and declines, route the uncertain band to underwriters, monitor recall, precision and approval rate monthly, and re-train yearly.</w:t>
+      </w:r>
+    </w:p>
+    <w:p>
+      <w:pPr>
+        <w:pStyle w:val="ListParagraph"/>
+        <w:numPr>
+          <w:ilvl w:val="0"/>
+          <w:numId w:val="2"/>
+        </w:numPr>
+        <w:spacing w:after="90" w:line="264"/>
+      </w:pPr>
+      <w:r>
+        <w:rPr>
+          <w:rFonts w:ascii="Calibri" w:cs="Calibri" w:eastAsia="Calibri" w:hAnsi="Calibri"/>
+          <w:b/>
+          <w:bCs/>
+          <w:sz w:val="22"/>
+          <w:szCs w:val="22"/>
+        </w:rPr>
+        <w:t xml:space="preserve">Improve it: </w:t>
+      </w:r>
+      <w:r>
+        <w:rPr>
+          <w:rFonts w:ascii="Calibri" w:cs="Calibri" w:eastAsia="Calibri" w:hAnsi="Calibri"/>
+          <w:sz w:val="22"/>
+          <w:szCs w:val="22"/>
+        </w:rPr>
+        <w:t xml:space="preserve">add reject inference, loan-to-value and payment-to-income features, probability calibration and time-based validation in the next iteration.</w:t>
+      </w:r>
     </w:p>
     <w:p>
       <w:pPr>
@@ -1276,11 +1452,11 @@
         </w:tblBorders>
       </w:tblPr>
       <w:tblGrid>
-        <w:gridCol w:w="4160"/>
+        <w:gridCol w:w="3860"/>
         <w:gridCol w:w="1400"/>
         <w:gridCol w:w="1200"/>
         <w:gridCol w:w="1200"/>
-        <w:gridCol w:w="1400"/>
+        <w:gridCol w:w="1700"/>
       </w:tblGrid>
       <w:tr>
         <w:trPr>
@@ -1289,7 +1465,7 @@
         </w:trPr>
         <w:tc>
           <w:tcPr>
-            <w:tcW w:type="dxa" w:w="4160"/>
+            <w:tcW w:type="dxa" w:w="3860"/>
             <w:tcBorders>
               <w:top w:val="single" w:color="BFBFBF" w:sz="4"/>
               <w:left w:val="single" w:color="BFBFBF" w:sz="4"/>
@@ -1306,6 +1482,7 @@
           </w:tcPr>
           <w:p>
             <w:pPr>
+              <w:keepNext w:val="false"/>
               <w:spacing w:after="0"/>
               <w:jc w:val="left"/>
             </w:pPr>
@@ -1318,7 +1495,7 @@
                 <w:sz w:val="19"/>
                 <w:szCs w:val="19"/>
               </w:rPr>
-              <w:t xml:space="preserve">Model (test set, 1,788 applicants)</w:t>
+              <w:t xml:space="preserve">Model (held-out test set, 1,788 applicants)</w:t>
             </w:r>
           </w:p>
         </w:tc>
@@ -1341,6 +1518,7 @@
           </w:tcPr>
           <w:p>
             <w:pPr>
+              <w:keepNext w:val="false"/>
               <w:spacing w:after="0"/>
               <w:jc w:val="left"/>
             </w:pPr>
@@ -1376,6 +1554,7 @@
           </w:tcPr>
           <w:p>
             <w:pPr>
+              <w:keepNext w:val="false"/>
               <w:spacing w:after="0"/>
               <w:jc w:val="left"/>
             </w:pPr>
@@ -1411,6 +1590,7 @@
           </w:tcPr>
           <w:p>
             <w:pPr>
+              <w:keepNext w:val="false"/>
               <w:spacing w:after="0"/>
               <w:jc w:val="left"/>
             </w:pPr>
@@ -1429,7 +1609,7 @@
         </w:tc>
         <w:tc>
           <w:tcPr>
-            <w:tcW w:type="dxa" w:w="1400"/>
+            <w:tcW w:type="dxa" w:w="1700"/>
             <w:tcBorders>
               <w:top w:val="single" w:color="BFBFBF" w:sz="4"/>
               <w:left w:val="single" w:color="BFBFBF" w:sz="4"/>
@@ -1446,6 +1626,7 @@
           </w:tcPr>
           <w:p>
             <w:pPr>
+              <w:keepNext w:val="false"/>
               <w:spacing w:after="0"/>
               <w:jc w:val="left"/>
             </w:pPr>
@@ -1458,7 +1639,7 @@
                 <w:sz w:val="19"/>
                 <w:szCs w:val="19"/>
               </w:rPr>
-              <w:t xml:space="preserve">ROC-AUC</w:t>
+              <w:t xml:space="preserve">Risk-ranking quality (ROC-AUC)</w:t>
             </w:r>
           </w:p>
         </w:tc>
@@ -1469,22 +1650,23 @@
         </w:trPr>
         <w:tc>
           <w:tcPr>
-            <w:tcW w:type="dxa" w:w="4160"/>
-            <w:tcBorders>
-              <w:top w:val="single" w:color="BFBFBF" w:sz="4"/>
-              <w:left w:val="single" w:color="BFBFBF" w:sz="4"/>
-              <w:bottom w:val="single" w:color="BFBFBF" w:sz="4"/>
-              <w:right w:val="single" w:color="BFBFBF" w:sz="4"/>
-            </w:tcBorders>
-            <w:tcMar>
-              <w:top w:type="dxa" w:w="60"/>
-              <w:left w:type="dxa" w:w="100"/>
-              <w:bottom w:type="dxa" w:w="60"/>
-              <w:right w:type="dxa" w:w="100"/>
-            </w:tcMar>
-          </w:tcPr>
-          <w:p>
-            <w:pPr>
+            <w:tcW w:type="dxa" w:w="3860"/>
+            <w:tcBorders>
+              <w:top w:val="single" w:color="BFBFBF" w:sz="4"/>
+              <w:left w:val="single" w:color="BFBFBF" w:sz="4"/>
+              <w:bottom w:val="single" w:color="BFBFBF" w:sz="4"/>
+              <w:right w:val="single" w:color="BFBFBF" w:sz="4"/>
+            </w:tcBorders>
+            <w:tcMar>
+              <w:top w:type="dxa" w:w="60"/>
+              <w:left w:type="dxa" w:w="100"/>
+              <w:bottom w:type="dxa" w:w="60"/>
+              <w:right w:type="dxa" w:w="100"/>
+            </w:tcMar>
+          </w:tcPr>
+          <w:p>
+            <w:pPr>
+              <w:keepNext w:val="false"/>
               <w:spacing w:after="0"/>
               <w:jc w:val="left"/>
             </w:pPr>
@@ -1519,6 +1701,7 @@
           </w:tcPr>
           <w:p>
             <w:pPr>
+              <w:keepNext w:val="false"/>
               <w:spacing w:after="0"/>
               <w:jc w:val="right"/>
             </w:pPr>
@@ -1553,6 +1736,7 @@
           </w:tcPr>
           <w:p>
             <w:pPr>
+              <w:keepNext w:val="false"/>
               <w:spacing w:after="0"/>
               <w:jc w:val="right"/>
             </w:pPr>
@@ -1587,6 +1771,7 @@
           </w:tcPr>
           <w:p>
             <w:pPr>
+              <w:keepNext w:val="false"/>
               <w:spacing w:after="0"/>
               <w:jc w:val="right"/>
             </w:pPr>
@@ -1605,22 +1790,23 @@
         </w:tc>
         <w:tc>
           <w:tcPr>
-            <w:tcW w:type="dxa" w:w="1400"/>
-            <w:tcBorders>
-              <w:top w:val="single" w:color="BFBFBF" w:sz="4"/>
-              <w:left w:val="single" w:color="BFBFBF" w:sz="4"/>
-              <w:bottom w:val="single" w:color="BFBFBF" w:sz="4"/>
-              <w:right w:val="single" w:color="BFBFBF" w:sz="4"/>
-            </w:tcBorders>
-            <w:tcMar>
-              <w:top w:type="dxa" w:w="60"/>
-              <w:left w:type="dxa" w:w="100"/>
-              <w:bottom w:type="dxa" w:w="60"/>
-              <w:right w:type="dxa" w:w="100"/>
-            </w:tcMar>
-          </w:tcPr>
-          <w:p>
-            <w:pPr>
+            <w:tcW w:type="dxa" w:w="1700"/>
+            <w:tcBorders>
+              <w:top w:val="single" w:color="BFBFBF" w:sz="4"/>
+              <w:left w:val="single" w:color="BFBFBF" w:sz="4"/>
+              <w:bottom w:val="single" w:color="BFBFBF" w:sz="4"/>
+              <w:right w:val="single" w:color="BFBFBF" w:sz="4"/>
+            </w:tcBorders>
+            <w:tcMar>
+              <w:top w:type="dxa" w:w="60"/>
+              <w:left w:type="dxa" w:w="100"/>
+              <w:bottom w:type="dxa" w:w="60"/>
+              <w:right w:type="dxa" w:w="100"/>
+            </w:tcMar>
+          </w:tcPr>
+          <w:p>
+            <w:pPr>
+              <w:keepNext w:val="false"/>
               <w:spacing w:after="0"/>
               <w:jc w:val="right"/>
             </w:pPr>
@@ -1644,22 +1830,23 @@
         </w:trPr>
         <w:tc>
           <w:tcPr>
-            <w:tcW w:type="dxa" w:w="4160"/>
-            <w:tcBorders>
-              <w:top w:val="single" w:color="BFBFBF" w:sz="4"/>
-              <w:left w:val="single" w:color="BFBFBF" w:sz="4"/>
-              <w:bottom w:val="single" w:color="BFBFBF" w:sz="4"/>
-              <w:right w:val="single" w:color="BFBFBF" w:sz="4"/>
-            </w:tcBorders>
-            <w:tcMar>
-              <w:top w:type="dxa" w:w="60"/>
-              <w:left w:type="dxa" w:w="100"/>
-              <w:bottom w:type="dxa" w:w="60"/>
-              <w:right w:type="dxa" w:w="100"/>
-            </w:tcMar>
-          </w:tcPr>
-          <w:p>
-            <w:pPr>
+            <w:tcW w:type="dxa" w:w="3860"/>
+            <w:tcBorders>
+              <w:top w:val="single" w:color="BFBFBF" w:sz="4"/>
+              <w:left w:val="single" w:color="BFBFBF" w:sz="4"/>
+              <w:bottom w:val="single" w:color="BFBFBF" w:sz="4"/>
+              <w:right w:val="single" w:color="BFBFBF" w:sz="4"/>
+            </w:tcBorders>
+            <w:tcMar>
+              <w:top w:type="dxa" w:w="60"/>
+              <w:left w:type="dxa" w:w="100"/>
+              <w:bottom w:type="dxa" w:w="60"/>
+              <w:right w:type="dxa" w:w="100"/>
+            </w:tcMar>
+          </w:tcPr>
+          <w:p>
+            <w:pPr>
+              <w:keepNext w:val="false"/>
               <w:spacing w:after="0"/>
               <w:jc w:val="left"/>
             </w:pPr>
@@ -1694,6 +1881,7 @@
           </w:tcPr>
           <w:p>
             <w:pPr>
+              <w:keepNext w:val="false"/>
               <w:spacing w:after="0"/>
               <w:jc w:val="right"/>
             </w:pPr>
@@ -1728,6 +1916,7 @@
           </w:tcPr>
           <w:p>
             <w:pPr>
+              <w:keepNext w:val="false"/>
               <w:spacing w:after="0"/>
               <w:jc w:val="right"/>
             </w:pPr>
@@ -1762,6 +1951,7 @@
           </w:tcPr>
           <w:p>
             <w:pPr>
+              <w:keepNext w:val="false"/>
               <w:spacing w:after="0"/>
               <w:jc w:val="right"/>
             </w:pPr>
@@ -1780,22 +1970,23 @@
         </w:tc>
         <w:tc>
           <w:tcPr>
-            <w:tcW w:type="dxa" w:w="1400"/>
-            <w:tcBorders>
-              <w:top w:val="single" w:color="BFBFBF" w:sz="4"/>
-              <w:left w:val="single" w:color="BFBFBF" w:sz="4"/>
-              <w:bottom w:val="single" w:color="BFBFBF" w:sz="4"/>
-              <w:right w:val="single" w:color="BFBFBF" w:sz="4"/>
-            </w:tcBorders>
-            <w:tcMar>
-              <w:top w:type="dxa" w:w="60"/>
-              <w:left w:type="dxa" w:w="100"/>
-              <w:bottom w:type="dxa" w:w="60"/>
-              <w:right w:type="dxa" w:w="100"/>
-            </w:tcMar>
-          </w:tcPr>
-          <w:p>
-            <w:pPr>
+            <w:tcW w:type="dxa" w:w="1700"/>
+            <w:tcBorders>
+              <w:top w:val="single" w:color="BFBFBF" w:sz="4"/>
+              <w:left w:val="single" w:color="BFBFBF" w:sz="4"/>
+              <w:bottom w:val="single" w:color="BFBFBF" w:sz="4"/>
+              <w:right w:val="single" w:color="BFBFBF" w:sz="4"/>
+            </w:tcBorders>
+            <w:tcMar>
+              <w:top w:type="dxa" w:w="60"/>
+              <w:left w:type="dxa" w:w="100"/>
+              <w:bottom w:type="dxa" w:w="60"/>
+              <w:right w:type="dxa" w:w="100"/>
+            </w:tcMar>
+          </w:tcPr>
+          <w:p>
+            <w:pPr>
+              <w:keepNext w:val="false"/>
               <w:spacing w:after="0"/>
               <w:jc w:val="right"/>
             </w:pPr>
@@ -1819,22 +2010,23 @@
         </w:trPr>
         <w:tc>
           <w:tcPr>
-            <w:tcW w:type="dxa" w:w="4160"/>
-            <w:tcBorders>
-              <w:top w:val="single" w:color="BFBFBF" w:sz="4"/>
-              <w:left w:val="single" w:color="BFBFBF" w:sz="4"/>
-              <w:bottom w:val="single" w:color="BFBFBF" w:sz="4"/>
-              <w:right w:val="single" w:color="BFBFBF" w:sz="4"/>
-            </w:tcBorders>
-            <w:tcMar>
-              <w:top w:type="dxa" w:w="60"/>
-              <w:left w:type="dxa" w:w="100"/>
-              <w:bottom w:type="dxa" w:w="60"/>
-              <w:right w:type="dxa" w:w="100"/>
-            </w:tcMar>
-          </w:tcPr>
-          <w:p>
-            <w:pPr>
+            <w:tcW w:type="dxa" w:w="3860"/>
+            <w:tcBorders>
+              <w:top w:val="single" w:color="BFBFBF" w:sz="4"/>
+              <w:left w:val="single" w:color="BFBFBF" w:sz="4"/>
+              <w:bottom w:val="single" w:color="BFBFBF" w:sz="4"/>
+              <w:right w:val="single" w:color="BFBFBF" w:sz="4"/>
+            </w:tcBorders>
+            <w:tcMar>
+              <w:top w:type="dxa" w:w="60"/>
+              <w:left w:type="dxa" w:w="100"/>
+              <w:bottom w:type="dxa" w:w="60"/>
+              <w:right w:type="dxa" w:w="100"/>
+            </w:tcMar>
+          </w:tcPr>
+          <w:p>
+            <w:pPr>
+              <w:keepNext w:val="false"/>
               <w:spacing w:after="0"/>
               <w:jc w:val="left"/>
             </w:pPr>
@@ -1869,6 +2061,7 @@
           </w:tcPr>
           <w:p>
             <w:pPr>
+              <w:keepNext w:val="false"/>
               <w:spacing w:after="0"/>
               <w:jc w:val="right"/>
             </w:pPr>
@@ -1903,6 +2096,7 @@
           </w:tcPr>
           <w:p>
             <w:pPr>
+              <w:keepNext w:val="false"/>
               <w:spacing w:after="0"/>
               <w:jc w:val="right"/>
             </w:pPr>
@@ -1937,6 +2131,7 @@
           </w:tcPr>
           <w:p>
             <w:pPr>
+              <w:keepNext w:val="false"/>
               <w:spacing w:after="0"/>
               <w:jc w:val="right"/>
             </w:pPr>
@@ -1955,22 +2150,23 @@
         </w:tc>
         <w:tc>
           <w:tcPr>
-            <w:tcW w:type="dxa" w:w="1400"/>
-            <w:tcBorders>
-              <w:top w:val="single" w:color="BFBFBF" w:sz="4"/>
-              <w:left w:val="single" w:color="BFBFBF" w:sz="4"/>
-              <w:bottom w:val="single" w:color="BFBFBF" w:sz="4"/>
-              <w:right w:val="single" w:color="BFBFBF" w:sz="4"/>
-            </w:tcBorders>
-            <w:tcMar>
-              <w:top w:type="dxa" w:w="60"/>
-              <w:left w:type="dxa" w:w="100"/>
-              <w:bottom w:type="dxa" w:w="60"/>
-              <w:right w:type="dxa" w:w="100"/>
-            </w:tcMar>
-          </w:tcPr>
-          <w:p>
-            <w:pPr>
+            <w:tcW w:type="dxa" w:w="1700"/>
+            <w:tcBorders>
+              <w:top w:val="single" w:color="BFBFBF" w:sz="4"/>
+              <w:left w:val="single" w:color="BFBFBF" w:sz="4"/>
+              <w:bottom w:val="single" w:color="BFBFBF" w:sz="4"/>
+              <w:right w:val="single" w:color="BFBFBF" w:sz="4"/>
+            </w:tcBorders>
+            <w:tcMar>
+              <w:top w:type="dxa" w:w="60"/>
+              <w:left w:type="dxa" w:w="100"/>
+              <w:bottom w:type="dxa" w:w="60"/>
+              <w:right w:type="dxa" w:w="100"/>
+            </w:tcMar>
+          </w:tcPr>
+          <w:p>
+            <w:pPr>
+              <w:keepNext w:val="false"/>
               <w:spacing w:after="0"/>
               <w:jc w:val="right"/>
             </w:pPr>
@@ -1994,22 +2190,23 @@
         </w:trPr>
         <w:tc>
           <w:tcPr>
-            <w:tcW w:type="dxa" w:w="4160"/>
-            <w:tcBorders>
-              <w:top w:val="single" w:color="BFBFBF" w:sz="4"/>
-              <w:left w:val="single" w:color="BFBFBF" w:sz="4"/>
-              <w:bottom w:val="single" w:color="BFBFBF" w:sz="4"/>
-              <w:right w:val="single" w:color="BFBFBF" w:sz="4"/>
-            </w:tcBorders>
-            <w:tcMar>
-              <w:top w:type="dxa" w:w="60"/>
-              <w:left w:type="dxa" w:w="100"/>
-              <w:bottom w:type="dxa" w:w="60"/>
-              <w:right w:type="dxa" w:w="100"/>
-            </w:tcMar>
-          </w:tcPr>
-          <w:p>
-            <w:pPr>
+            <w:tcW w:type="dxa" w:w="3860"/>
+            <w:tcBorders>
+              <w:top w:val="single" w:color="BFBFBF" w:sz="4"/>
+              <w:left w:val="single" w:color="BFBFBF" w:sz="4"/>
+              <w:bottom w:val="single" w:color="BFBFBF" w:sz="4"/>
+              <w:right w:val="single" w:color="BFBFBF" w:sz="4"/>
+            </w:tcBorders>
+            <w:tcMar>
+              <w:top w:type="dxa" w:w="60"/>
+              <w:left w:type="dxa" w:w="100"/>
+              <w:bottom w:type="dxa" w:w="60"/>
+              <w:right w:type="dxa" w:w="100"/>
+            </w:tcMar>
+          </w:tcPr>
+          <w:p>
+            <w:pPr>
+              <w:keepNext w:val="false"/>
               <w:spacing w:after="0"/>
               <w:jc w:val="left"/>
             </w:pPr>
@@ -2044,6 +2241,7 @@
           </w:tcPr>
           <w:p>
             <w:pPr>
+              <w:keepNext w:val="false"/>
               <w:spacing w:after="0"/>
               <w:jc w:val="right"/>
             </w:pPr>
@@ -2078,6 +2276,7 @@
           </w:tcPr>
           <w:p>
             <w:pPr>
+              <w:keepNext w:val="false"/>
               <w:spacing w:after="0"/>
               <w:jc w:val="right"/>
             </w:pPr>
@@ -2112,6 +2311,7 @@
           </w:tcPr>
           <w:p>
             <w:pPr>
+              <w:keepNext w:val="false"/>
               <w:spacing w:after="0"/>
               <w:jc w:val="right"/>
             </w:pPr>
@@ -2130,22 +2330,23 @@
         </w:tc>
         <w:tc>
           <w:tcPr>
-            <w:tcW w:type="dxa" w:w="1400"/>
-            <w:tcBorders>
-              <w:top w:val="single" w:color="BFBFBF" w:sz="4"/>
-              <w:left w:val="single" w:color="BFBFBF" w:sz="4"/>
-              <w:bottom w:val="single" w:color="BFBFBF" w:sz="4"/>
-              <w:right w:val="single" w:color="BFBFBF" w:sz="4"/>
-            </w:tcBorders>
-            <w:tcMar>
-              <w:top w:type="dxa" w:w="60"/>
-              <w:left w:type="dxa" w:w="100"/>
-              <w:bottom w:type="dxa" w:w="60"/>
-              <w:right w:type="dxa" w:w="100"/>
-            </w:tcMar>
-          </w:tcPr>
-          <w:p>
-            <w:pPr>
+            <w:tcW w:type="dxa" w:w="1700"/>
+            <w:tcBorders>
+              <w:top w:val="single" w:color="BFBFBF" w:sz="4"/>
+              <w:left w:val="single" w:color="BFBFBF" w:sz="4"/>
+              <w:bottom w:val="single" w:color="BFBFBF" w:sz="4"/>
+              <w:right w:val="single" w:color="BFBFBF" w:sz="4"/>
+            </w:tcBorders>
+            <w:tcMar>
+              <w:top w:type="dxa" w:w="60"/>
+              <w:left w:type="dxa" w:w="100"/>
+              <w:bottom w:type="dxa" w:w="60"/>
+              <w:right w:type="dxa" w:w="100"/>
+            </w:tcMar>
+          </w:tcPr>
+          <w:p>
+            <w:pPr>
+              <w:keepNext w:val="false"/>
               <w:spacing w:after="0"/>
               <w:jc w:val="right"/>
             </w:pPr>
@@ -2169,22 +2370,23 @@
         </w:trPr>
         <w:tc>
           <w:tcPr>
-            <w:tcW w:type="dxa" w:w="4160"/>
-            <w:tcBorders>
-              <w:top w:val="single" w:color="BFBFBF" w:sz="4"/>
-              <w:left w:val="single" w:color="BFBFBF" w:sz="4"/>
-              <w:bottom w:val="single" w:color="BFBFBF" w:sz="4"/>
-              <w:right w:val="single" w:color="BFBFBF" w:sz="4"/>
-            </w:tcBorders>
-            <w:tcMar>
-              <w:top w:type="dxa" w:w="60"/>
-              <w:left w:type="dxa" w:w="100"/>
-              <w:bottom w:type="dxa" w:w="60"/>
-              <w:right w:type="dxa" w:w="100"/>
-            </w:tcMar>
-          </w:tcPr>
-          <w:p>
-            <w:pPr>
+            <w:tcW w:type="dxa" w:w="3860"/>
+            <w:tcBorders>
+              <w:top w:val="single" w:color="BFBFBF" w:sz="4"/>
+              <w:left w:val="single" w:color="BFBFBF" w:sz="4"/>
+              <w:bottom w:val="single" w:color="BFBFBF" w:sz="4"/>
+              <w:right w:val="single" w:color="BFBFBF" w:sz="4"/>
+            </w:tcBorders>
+            <w:tcMar>
+              <w:top w:type="dxa" w:w="60"/>
+              <w:left w:type="dxa" w:w="100"/>
+              <w:bottom w:type="dxa" w:w="60"/>
+              <w:right w:type="dxa" w:w="100"/>
+            </w:tcMar>
+          </w:tcPr>
+          <w:p>
+            <w:pPr>
+              <w:keepNext w:val="false"/>
               <w:spacing w:after="0"/>
               <w:jc w:val="left"/>
             </w:pPr>
@@ -2219,6 +2421,7 @@
           </w:tcPr>
           <w:p>
             <w:pPr>
+              <w:keepNext w:val="false"/>
               <w:spacing w:after="0"/>
               <w:jc w:val="right"/>
             </w:pPr>
@@ -2253,6 +2456,7 @@
           </w:tcPr>
           <w:p>
             <w:pPr>
+              <w:keepNext w:val="false"/>
               <w:spacing w:after="0"/>
               <w:jc w:val="right"/>
             </w:pPr>
@@ -2287,6 +2491,7 @@
           </w:tcPr>
           <w:p>
             <w:pPr>
+              <w:keepNext w:val="false"/>
               <w:spacing w:after="0"/>
               <w:jc w:val="right"/>
             </w:pPr>
@@ -2305,22 +2510,23 @@
         </w:tc>
         <w:tc>
           <w:tcPr>
-            <w:tcW w:type="dxa" w:w="1400"/>
-            <w:tcBorders>
-              <w:top w:val="single" w:color="BFBFBF" w:sz="4"/>
-              <w:left w:val="single" w:color="BFBFBF" w:sz="4"/>
-              <w:bottom w:val="single" w:color="BFBFBF" w:sz="4"/>
-              <w:right w:val="single" w:color="BFBFBF" w:sz="4"/>
-            </w:tcBorders>
-            <w:tcMar>
-              <w:top w:type="dxa" w:w="60"/>
-              <w:left w:type="dxa" w:w="100"/>
-              <w:bottom w:type="dxa" w:w="60"/>
-              <w:right w:type="dxa" w:w="100"/>
-            </w:tcMar>
-          </w:tcPr>
-          <w:p>
-            <w:pPr>
+            <w:tcW w:type="dxa" w:w="1700"/>
+            <w:tcBorders>
+              <w:top w:val="single" w:color="BFBFBF" w:sz="4"/>
+              <w:left w:val="single" w:color="BFBFBF" w:sz="4"/>
+              <w:bottom w:val="single" w:color="BFBFBF" w:sz="4"/>
+              <w:right w:val="single" w:color="BFBFBF" w:sz="4"/>
+            </w:tcBorders>
+            <w:tcMar>
+              <w:top w:type="dxa" w:w="60"/>
+              <w:left w:type="dxa" w:w="100"/>
+              <w:bottom w:type="dxa" w:w="60"/>
+              <w:right w:type="dxa" w:w="100"/>
+            </w:tcMar>
+          </w:tcPr>
+          <w:p>
+            <w:pPr>
+              <w:keepNext w:val="false"/>
               <w:spacing w:after="0"/>
               <w:jc w:val="right"/>
             </w:pPr>
@@ -2344,22 +2550,23 @@
         </w:trPr>
         <w:tc>
           <w:tcPr>
-            <w:tcW w:type="dxa" w:w="4160"/>
-            <w:tcBorders>
-              <w:top w:val="single" w:color="BFBFBF" w:sz="4"/>
-              <w:left w:val="single" w:color="BFBFBF" w:sz="4"/>
-              <w:bottom w:val="single" w:color="BFBFBF" w:sz="4"/>
-              <w:right w:val="single" w:color="BFBFBF" w:sz="4"/>
-            </w:tcBorders>
-            <w:tcMar>
-              <w:top w:type="dxa" w:w="60"/>
-              <w:left w:type="dxa" w:w="100"/>
-              <w:bottom w:type="dxa" w:w="60"/>
-              <w:right w:type="dxa" w:w="100"/>
-            </w:tcMar>
-          </w:tcPr>
-          <w:p>
-            <w:pPr>
+            <w:tcW w:type="dxa" w:w="3860"/>
+            <w:tcBorders>
+              <w:top w:val="single" w:color="BFBFBF" w:sz="4"/>
+              <w:left w:val="single" w:color="BFBFBF" w:sz="4"/>
+              <w:bottom w:val="single" w:color="BFBFBF" w:sz="4"/>
+              <w:right w:val="single" w:color="BFBFBF" w:sz="4"/>
+            </w:tcBorders>
+            <w:tcMar>
+              <w:top w:type="dxa" w:w="60"/>
+              <w:left w:type="dxa" w:w="100"/>
+              <w:bottom w:type="dxa" w:w="60"/>
+              <w:right w:type="dxa" w:w="100"/>
+            </w:tcMar>
+          </w:tcPr>
+          <w:p>
+            <w:pPr>
+              <w:keepNext w:val="false"/>
               <w:spacing w:after="0"/>
               <w:jc w:val="left"/>
             </w:pPr>
@@ -2394,6 +2601,7 @@
           </w:tcPr>
           <w:p>
             <w:pPr>
+              <w:keepNext w:val="false"/>
               <w:spacing w:after="0"/>
               <w:jc w:val="right"/>
             </w:pPr>
@@ -2428,6 +2636,7 @@
           </w:tcPr>
           <w:p>
             <w:pPr>
+              <w:keepNext w:val="false"/>
               <w:spacing w:after="0"/>
               <w:jc w:val="right"/>
             </w:pPr>
@@ -2462,6 +2671,7 @@
           </w:tcPr>
           <w:p>
             <w:pPr>
+              <w:keepNext w:val="false"/>
               <w:spacing w:after="0"/>
               <w:jc w:val="right"/>
             </w:pPr>
@@ -2480,22 +2690,23 @@
         </w:tc>
         <w:tc>
           <w:tcPr>
-            <w:tcW w:type="dxa" w:w="1400"/>
-            <w:tcBorders>
-              <w:top w:val="single" w:color="BFBFBF" w:sz="4"/>
-              <w:left w:val="single" w:color="BFBFBF" w:sz="4"/>
-              <w:bottom w:val="single" w:color="BFBFBF" w:sz="4"/>
-              <w:right w:val="single" w:color="BFBFBF" w:sz="4"/>
-            </w:tcBorders>
-            <w:tcMar>
-              <w:top w:type="dxa" w:w="60"/>
-              <w:left w:type="dxa" w:w="100"/>
-              <w:bottom w:type="dxa" w:w="60"/>
-              <w:right w:type="dxa" w:w="100"/>
-            </w:tcMar>
-          </w:tcPr>
-          <w:p>
-            <w:pPr>
+            <w:tcW w:type="dxa" w:w="1700"/>
+            <w:tcBorders>
+              <w:top w:val="single" w:color="BFBFBF" w:sz="4"/>
+              <w:left w:val="single" w:color="BFBFBF" w:sz="4"/>
+              <w:bottom w:val="single" w:color="BFBFBF" w:sz="4"/>
+              <w:right w:val="single" w:color="BFBFBF" w:sz="4"/>
+            </w:tcBorders>
+            <w:tcMar>
+              <w:top w:type="dxa" w:w="60"/>
+              <w:left w:type="dxa" w:w="100"/>
+              <w:bottom w:type="dxa" w:w="60"/>
+              <w:right w:type="dxa" w:w="100"/>
+            </w:tcMar>
+          </w:tcPr>
+          <w:p>
+            <w:pPr>
+              <w:keepNext w:val="false"/>
               <w:spacing w:after="0"/>
               <w:jc w:val="right"/>
             </w:pPr>
@@ -2519,22 +2730,23 @@
         </w:trPr>
         <w:tc>
           <w:tcPr>
-            <w:tcW w:type="dxa" w:w="4160"/>
-            <w:tcBorders>
-              <w:top w:val="single" w:color="BFBFBF" w:sz="4"/>
-              <w:left w:val="single" w:color="BFBFBF" w:sz="4"/>
-              <w:bottom w:val="single" w:color="BFBFBF" w:sz="4"/>
-              <w:right w:val="single" w:color="BFBFBF" w:sz="4"/>
-            </w:tcBorders>
-            <w:tcMar>
-              <w:top w:type="dxa" w:w="60"/>
-              <w:left w:type="dxa" w:w="100"/>
-              <w:bottom w:type="dxa" w:w="60"/>
-              <w:right w:type="dxa" w:w="100"/>
-            </w:tcMar>
-          </w:tcPr>
-          <w:p>
-            <w:pPr>
+            <w:tcW w:type="dxa" w:w="3860"/>
+            <w:tcBorders>
+              <w:top w:val="single" w:color="BFBFBF" w:sz="4"/>
+              <w:left w:val="single" w:color="BFBFBF" w:sz="4"/>
+              <w:bottom w:val="single" w:color="BFBFBF" w:sz="4"/>
+              <w:right w:val="single" w:color="BFBFBF" w:sz="4"/>
+            </w:tcBorders>
+            <w:tcMar>
+              <w:top w:type="dxa" w:w="60"/>
+              <w:left w:type="dxa" w:w="100"/>
+              <w:bottom w:type="dxa" w:w="60"/>
+              <w:right w:type="dxa" w:w="100"/>
+            </w:tcMar>
+          </w:tcPr>
+          <w:p>
+            <w:pPr>
+              <w:keepNext w:val="false"/>
               <w:spacing w:after="0"/>
               <w:jc w:val="left"/>
             </w:pPr>
@@ -2569,6 +2781,7 @@
           </w:tcPr>
           <w:p>
             <w:pPr>
+              <w:keepNext w:val="false"/>
               <w:spacing w:after="0"/>
               <w:jc w:val="right"/>
             </w:pPr>
@@ -2603,6 +2816,7 @@
           </w:tcPr>
           <w:p>
             <w:pPr>
+              <w:keepNext w:val="false"/>
               <w:spacing w:after="0"/>
               <w:jc w:val="right"/>
             </w:pPr>
@@ -2637,6 +2851,7 @@
           </w:tcPr>
           <w:p>
             <w:pPr>
+              <w:keepNext w:val="false"/>
               <w:spacing w:after="0"/>
               <w:jc w:val="right"/>
             </w:pPr>
@@ -2655,22 +2870,23 @@
         </w:tc>
         <w:tc>
           <w:tcPr>
-            <w:tcW w:type="dxa" w:w="1400"/>
-            <w:tcBorders>
-              <w:top w:val="single" w:color="BFBFBF" w:sz="4"/>
-              <w:left w:val="single" w:color="BFBFBF" w:sz="4"/>
-              <w:bottom w:val="single" w:color="BFBFBF" w:sz="4"/>
-              <w:right w:val="single" w:color="BFBFBF" w:sz="4"/>
-            </w:tcBorders>
-            <w:tcMar>
-              <w:top w:type="dxa" w:w="60"/>
-              <w:left w:type="dxa" w:w="100"/>
-              <w:bottom w:type="dxa" w:w="60"/>
-              <w:right w:type="dxa" w:w="100"/>
-            </w:tcMar>
-          </w:tcPr>
-          <w:p>
-            <w:pPr>
+            <w:tcW w:type="dxa" w:w="1700"/>
+            <w:tcBorders>
+              <w:top w:val="single" w:color="BFBFBF" w:sz="4"/>
+              <w:left w:val="single" w:color="BFBFBF" w:sz="4"/>
+              <w:bottom w:val="single" w:color="BFBFBF" w:sz="4"/>
+              <w:right w:val="single" w:color="BFBFBF" w:sz="4"/>
+            </w:tcBorders>
+            <w:tcMar>
+              <w:top w:type="dxa" w:w="60"/>
+              <w:left w:type="dxa" w:w="100"/>
+              <w:bottom w:type="dxa" w:w="60"/>
+              <w:right w:type="dxa" w:w="100"/>
+            </w:tcMar>
+          </w:tcPr>
+          <w:p>
+            <w:pPr>
+              <w:keepNext w:val="false"/>
               <w:spacing w:after="0"/>
               <w:jc w:val="right"/>
             </w:pPr>
@@ -2694,22 +2910,23 @@
         </w:trPr>
         <w:tc>
           <w:tcPr>
-            <w:tcW w:type="dxa" w:w="4160"/>
-            <w:tcBorders>
-              <w:top w:val="single" w:color="BFBFBF" w:sz="4"/>
-              <w:left w:val="single" w:color="BFBFBF" w:sz="4"/>
-              <w:bottom w:val="single" w:color="BFBFBF" w:sz="4"/>
-              <w:right w:val="single" w:color="BFBFBF" w:sz="4"/>
-            </w:tcBorders>
-            <w:tcMar>
-              <w:top w:type="dxa" w:w="60"/>
-              <w:left w:type="dxa" w:w="100"/>
-              <w:bottom w:type="dxa" w:w="60"/>
-              <w:right w:type="dxa" w:w="100"/>
-            </w:tcMar>
-          </w:tcPr>
-          <w:p>
-            <w:pPr>
+            <w:tcW w:type="dxa" w:w="3860"/>
+            <w:tcBorders>
+              <w:top w:val="single" w:color="BFBFBF" w:sz="4"/>
+              <w:left w:val="single" w:color="BFBFBF" w:sz="4"/>
+              <w:bottom w:val="single" w:color="BFBFBF" w:sz="4"/>
+              <w:right w:val="single" w:color="BFBFBF" w:sz="4"/>
+            </w:tcBorders>
+            <w:tcMar>
+              <w:top w:type="dxa" w:w="60"/>
+              <w:left w:type="dxa" w:w="100"/>
+              <w:bottom w:type="dxa" w:w="60"/>
+              <w:right w:type="dxa" w:w="100"/>
+            </w:tcMar>
+          </w:tcPr>
+          <w:p>
+            <w:pPr>
+              <w:keepNext w:val="false"/>
               <w:spacing w:after="0"/>
               <w:jc w:val="left"/>
             </w:pPr>
@@ -2744,6 +2961,7 @@
           </w:tcPr>
           <w:p>
             <w:pPr>
+              <w:keepNext w:val="false"/>
               <w:spacing w:after="0"/>
               <w:jc w:val="right"/>
             </w:pPr>
@@ -2778,6 +2996,7 @@
           </w:tcPr>
           <w:p>
             <w:pPr>
+              <w:keepNext w:val="false"/>
               <w:spacing w:after="0"/>
               <w:jc w:val="right"/>
             </w:pPr>
@@ -2812,6 +3031,7 @@
           </w:tcPr>
           <w:p>
             <w:pPr>
+              <w:keepNext w:val="false"/>
               <w:spacing w:after="0"/>
               <w:jc w:val="right"/>
             </w:pPr>
@@ -2830,22 +3050,23 @@
         </w:tc>
         <w:tc>
           <w:tcPr>
-            <w:tcW w:type="dxa" w:w="1400"/>
-            <w:tcBorders>
-              <w:top w:val="single" w:color="BFBFBF" w:sz="4"/>
-              <w:left w:val="single" w:color="BFBFBF" w:sz="4"/>
-              <w:bottom w:val="single" w:color="BFBFBF" w:sz="4"/>
-              <w:right w:val="single" w:color="BFBFBF" w:sz="4"/>
-            </w:tcBorders>
-            <w:tcMar>
-              <w:top w:type="dxa" w:w="60"/>
-              <w:left w:type="dxa" w:w="100"/>
-              <w:bottom w:type="dxa" w:w="60"/>
-              <w:right w:type="dxa" w:w="100"/>
-            </w:tcMar>
-          </w:tcPr>
-          <w:p>
-            <w:pPr>
+            <w:tcW w:type="dxa" w:w="1700"/>
+            <w:tcBorders>
+              <w:top w:val="single" w:color="BFBFBF" w:sz="4"/>
+              <w:left w:val="single" w:color="BFBFBF" w:sz="4"/>
+              <w:bottom w:val="single" w:color="BFBFBF" w:sz="4"/>
+              <w:right w:val="single" w:color="BFBFBF" w:sz="4"/>
+            </w:tcBorders>
+            <w:tcMar>
+              <w:top w:type="dxa" w:w="60"/>
+              <w:left w:type="dxa" w:w="100"/>
+              <w:bottom w:type="dxa" w:w="60"/>
+              <w:right w:type="dxa" w:w="100"/>
+            </w:tcMar>
+          </w:tcPr>
+          <w:p>
+            <w:pPr>
+              <w:keepNext w:val="false"/>
               <w:spacing w:after="0"/>
               <w:jc w:val="right"/>
             </w:pPr>
@@ -2869,22 +3090,23 @@
         </w:trPr>
         <w:tc>
           <w:tcPr>
-            <w:tcW w:type="dxa" w:w="4160"/>
-            <w:tcBorders>
-              <w:top w:val="single" w:color="BFBFBF" w:sz="4"/>
-              <w:left w:val="single" w:color="BFBFBF" w:sz="4"/>
-              <w:bottom w:val="single" w:color="BFBFBF" w:sz="4"/>
-              <w:right w:val="single" w:color="BFBFBF" w:sz="4"/>
-            </w:tcBorders>
-            <w:tcMar>
-              <w:top w:type="dxa" w:w="60"/>
-              <w:left w:type="dxa" w:w="100"/>
-              <w:bottom w:type="dxa" w:w="60"/>
-              <w:right w:type="dxa" w:w="100"/>
-            </w:tcMar>
-          </w:tcPr>
-          <w:p>
-            <w:pPr>
+            <w:tcW w:type="dxa" w:w="3860"/>
+            <w:tcBorders>
+              <w:top w:val="single" w:color="BFBFBF" w:sz="4"/>
+              <w:left w:val="single" w:color="BFBFBF" w:sz="4"/>
+              <w:bottom w:val="single" w:color="BFBFBF" w:sz="4"/>
+              <w:right w:val="single" w:color="BFBFBF" w:sz="4"/>
+            </w:tcBorders>
+            <w:tcMar>
+              <w:top w:type="dxa" w:w="60"/>
+              <w:left w:type="dxa" w:w="100"/>
+              <w:bottom w:type="dxa" w:w="60"/>
+              <w:right w:type="dxa" w:w="100"/>
+            </w:tcMar>
+          </w:tcPr>
+          <w:p>
+            <w:pPr>
+              <w:keepNext w:val="false"/>
               <w:spacing w:after="0"/>
               <w:jc w:val="left"/>
             </w:pPr>
@@ -2919,6 +3141,7 @@
           </w:tcPr>
           <w:p>
             <w:pPr>
+              <w:keepNext w:val="false"/>
               <w:spacing w:after="0"/>
               <w:jc w:val="right"/>
             </w:pPr>
@@ -2953,6 +3176,7 @@
           </w:tcPr>
           <w:p>
             <w:pPr>
+              <w:keepNext w:val="false"/>
               <w:spacing w:after="0"/>
               <w:jc w:val="right"/>
             </w:pPr>
@@ -2987,6 +3211,7 @@
           </w:tcPr>
           <w:p>
             <w:pPr>
+              <w:keepNext w:val="false"/>
               <w:spacing w:after="0"/>
               <w:jc w:val="right"/>
             </w:pPr>
@@ -3005,22 +3230,23 @@
         </w:tc>
         <w:tc>
           <w:tcPr>
-            <w:tcW w:type="dxa" w:w="1400"/>
-            <w:tcBorders>
-              <w:top w:val="single" w:color="BFBFBF" w:sz="4"/>
-              <w:left w:val="single" w:color="BFBFBF" w:sz="4"/>
-              <w:bottom w:val="single" w:color="BFBFBF" w:sz="4"/>
-              <w:right w:val="single" w:color="BFBFBF" w:sz="4"/>
-            </w:tcBorders>
-            <w:tcMar>
-              <w:top w:type="dxa" w:w="60"/>
-              <w:left w:type="dxa" w:w="100"/>
-              <w:bottom w:type="dxa" w:w="60"/>
-              <w:right w:type="dxa" w:w="100"/>
-            </w:tcMar>
-          </w:tcPr>
-          <w:p>
-            <w:pPr>
+            <w:tcW w:type="dxa" w:w="1700"/>
+            <w:tcBorders>
+              <w:top w:val="single" w:color="BFBFBF" w:sz="4"/>
+              <w:left w:val="single" w:color="BFBFBF" w:sz="4"/>
+              <w:bottom w:val="single" w:color="BFBFBF" w:sz="4"/>
+              <w:right w:val="single" w:color="BFBFBF" w:sz="4"/>
+            </w:tcBorders>
+            <w:tcMar>
+              <w:top w:type="dxa" w:w="60"/>
+              <w:left w:type="dxa" w:w="100"/>
+              <w:bottom w:type="dxa" w:w="60"/>
+              <w:right w:type="dxa" w:w="100"/>
+            </w:tcMar>
+          </w:tcPr>
+          <w:p>
+            <w:pPr>
+              <w:keepNext w:val="false"/>
               <w:spacing w:after="0"/>
               <w:jc w:val="right"/>
             </w:pPr>
@@ -3044,22 +3270,23 @@
         </w:trPr>
         <w:tc>
           <w:tcPr>
-            <w:tcW w:type="dxa" w:w="4160"/>
-            <w:tcBorders>
-              <w:top w:val="single" w:color="BFBFBF" w:sz="4"/>
-              <w:left w:val="single" w:color="BFBFBF" w:sz="4"/>
-              <w:bottom w:val="single" w:color="BFBFBF" w:sz="4"/>
-              <w:right w:val="single" w:color="BFBFBF" w:sz="4"/>
-            </w:tcBorders>
-            <w:tcMar>
-              <w:top w:type="dxa" w:w="60"/>
-              <w:left w:type="dxa" w:w="100"/>
-              <w:bottom w:type="dxa" w:w="60"/>
-              <w:right w:type="dxa" w:w="100"/>
-            </w:tcMar>
-          </w:tcPr>
-          <w:p>
-            <w:pPr>
+            <w:tcW w:type="dxa" w:w="3860"/>
+            <w:tcBorders>
+              <w:top w:val="single" w:color="BFBFBF" w:sz="4"/>
+              <w:left w:val="single" w:color="BFBFBF" w:sz="4"/>
+              <w:bottom w:val="single" w:color="BFBFBF" w:sz="4"/>
+              <w:right w:val="single" w:color="BFBFBF" w:sz="4"/>
+            </w:tcBorders>
+            <w:tcMar>
+              <w:top w:type="dxa" w:w="60"/>
+              <w:left w:type="dxa" w:w="100"/>
+              <w:bottom w:type="dxa" w:w="60"/>
+              <w:right w:type="dxa" w:w="100"/>
+            </w:tcMar>
+          </w:tcPr>
+          <w:p>
+            <w:pPr>
+              <w:keepNext w:val="false"/>
               <w:spacing w:after="0"/>
               <w:jc w:val="left"/>
             </w:pPr>
@@ -3094,6 +3321,7 @@
           </w:tcPr>
           <w:p>
             <w:pPr>
+              <w:keepNext w:val="false"/>
               <w:spacing w:after="0"/>
               <w:jc w:val="right"/>
             </w:pPr>
@@ -3128,6 +3356,7 @@
           </w:tcPr>
           <w:p>
             <w:pPr>
+              <w:keepNext w:val="false"/>
               <w:spacing w:after="0"/>
               <w:jc w:val="right"/>
             </w:pPr>
@@ -3162,6 +3391,7 @@
           </w:tcPr>
           <w:p>
             <w:pPr>
+              <w:keepNext w:val="false"/>
               <w:spacing w:after="0"/>
               <w:jc w:val="right"/>
             </w:pPr>
@@ -3180,22 +3410,23 @@
         </w:tc>
         <w:tc>
           <w:tcPr>
-            <w:tcW w:type="dxa" w:w="1400"/>
-            <w:tcBorders>
-              <w:top w:val="single" w:color="BFBFBF" w:sz="4"/>
-              <w:left w:val="single" w:color="BFBFBF" w:sz="4"/>
-              <w:bottom w:val="single" w:color="BFBFBF" w:sz="4"/>
-              <w:right w:val="single" w:color="BFBFBF" w:sz="4"/>
-            </w:tcBorders>
-            <w:tcMar>
-              <w:top w:type="dxa" w:w="60"/>
-              <w:left w:type="dxa" w:w="100"/>
-              <w:bottom w:type="dxa" w:w="60"/>
-              <w:right w:type="dxa" w:w="100"/>
-            </w:tcMar>
-          </w:tcPr>
-          <w:p>
-            <w:pPr>
+            <w:tcW w:type="dxa" w:w="1700"/>
+            <w:tcBorders>
+              <w:top w:val="single" w:color="BFBFBF" w:sz="4"/>
+              <w:left w:val="single" w:color="BFBFBF" w:sz="4"/>
+              <w:bottom w:val="single" w:color="BFBFBF" w:sz="4"/>
+              <w:right w:val="single" w:color="BFBFBF" w:sz="4"/>
+            </w:tcBorders>
+            <w:tcMar>
+              <w:top w:type="dxa" w:w="60"/>
+              <w:left w:type="dxa" w:w="100"/>
+              <w:bottom w:type="dxa" w:w="60"/>
+              <w:right w:type="dxa" w:w="100"/>
+            </w:tcMar>
+          </w:tcPr>
+          <w:p>
+            <w:pPr>
+              <w:keepNext w:val="false"/>
               <w:spacing w:after="0"/>
               <w:jc w:val="right"/>
             </w:pPr>
@@ -3239,7 +3470,7 @@
       <w:r>
         <w:drawing>
           <wp:inline distT="0" distB="0" distL="0" distR="0">
-            <wp:extent cx="5762625" cy="2466975"/>
+            <wp:extent cx="5848350" cy="2476500"/>
             <wp:effectExtent t="0" r="0" b="0" l="0"/>
             <wp:docPr id="1" name=""/>
             <wp:cNvGraphicFramePr>
@@ -3264,7 +3495,7 @@
                   <pic:spPr bwMode="auto">
                     <a:xfrm>
                       <a:off x="0" y="0"/>
-                      <a:ext cx="5762625" cy="2466975"/>
+                      <a:ext cx="5848350" cy="2476500"/>
                     </a:xfrm>
                     <a:prstGeom prst="rect">
                       <a:avLst/>
@@ -3291,7 +3522,7 @@
           <w:sz w:val="19"/>
           <w:szCs w:val="19"/>
         </w:rPr>
-        <w:t xml:space="preserve">Figure 1. Test-set recall, precision, F1 and ROC-AUC by model.</w:t>
+        <w:t xml:space="preserve">Figure 1. Share of defaulters caught, precision and risk-ranking quality of each technique on the held-out applicants.</w:t>
       </w:r>
     </w:p>
     <w:p>
@@ -3350,7 +3581,7 @@
       <w:r>
         <w:drawing>
           <wp:inline distT="0" distB="0" distL="0" distR="0">
-            <wp:extent cx="5486400" cy="2924175"/>
+            <wp:extent cx="5848350" cy="2476500"/>
             <wp:effectExtent t="0" r="0" b="0" l="0"/>
             <wp:docPr id="2" name=""/>
             <wp:cNvGraphicFramePr>
@@ -3375,7 +3606,7 @@
                   <pic:spPr bwMode="auto">
                     <a:xfrm>
                       <a:off x="0" y="0"/>
-                      <a:ext cx="5486400" cy="2924175"/>
+                      <a:ext cx="5848350" cy="2476500"/>
                     </a:xfrm>
                     <a:prstGeom prst="rect">
                       <a:avLst/>
@@ -3437,7 +3668,7 @@
       <w:r>
         <w:drawing>
           <wp:inline distT="0" distB="0" distL="0" distR="0">
-            <wp:extent cx="4752975" cy="3657600"/>
+            <wp:extent cx="5391150" cy="2733675"/>
             <wp:effectExtent t="0" r="0" b="0" l="0"/>
             <wp:docPr id="3" name=""/>
             <wp:cNvGraphicFramePr>
@@ -3462,7 +3693,7 @@
                   <pic:spPr bwMode="auto">
                     <a:xfrm>
                       <a:off x="0" y="0"/>
-                      <a:ext cx="4752975" cy="3657600"/>
+                      <a:ext cx="5391150" cy="2733675"/>
                     </a:xfrm>
                     <a:prstGeom prst="rect">
                       <a:avLst/>
@@ -3489,7 +3720,7 @@
           <w:sz w:val="19"/>
           <w:szCs w:val="19"/>
         </w:rPr>
-        <w:t xml:space="preserve">Figure 3. Feature importance of the tuned Random Forest. The debt-to-income ratio and its missing-value flag account for more than half of the model's decision power.</w:t>
+        <w:t xml:space="preserve">Figure 3. The twelve inputs the Random Forest relies on most. The debt-to-income ratio and its missing-value flag together carry more than half (52.6%) of the model's decision power.</w:t>
       </w:r>
     </w:p>
     <w:p>
@@ -3912,6 +4143,7 @@
           </w:tcPr>
           <w:p>
             <w:pPr>
+              <w:keepNext w:val="false"/>
               <w:spacing w:after="0"/>
               <w:jc w:val="left"/>
             </w:pPr>
@@ -3947,6 +4179,7 @@
           </w:tcPr>
           <w:p>
             <w:pPr>
+              <w:keepNext w:val="false"/>
               <w:spacing w:after="0"/>
               <w:jc w:val="left"/>
             </w:pPr>
@@ -3986,6 +4219,7 @@
           </w:tcPr>
           <w:p>
             <w:pPr>
+              <w:keepNext w:val="false"/>
               <w:spacing w:after="0"/>
               <w:jc w:val="left"/>
             </w:pPr>
@@ -4020,6 +4254,7 @@
           </w:tcPr>
           <w:p>
             <w:pPr>
+              <w:keepNext w:val="false"/>
               <w:spacing w:after="0"/>
               <w:jc w:val="left"/>
             </w:pPr>
@@ -4059,6 +4294,7 @@
           </w:tcPr>
           <w:p>
             <w:pPr>
+              <w:keepNext w:val="false"/>
               <w:spacing w:after="0"/>
               <w:jc w:val="left"/>
             </w:pPr>
@@ -4093,6 +4329,7 @@
           </w:tcPr>
           <w:p>
             <w:pPr>
+              <w:keepNext w:val="false"/>
               <w:spacing w:after="0"/>
               <w:jc w:val="left"/>
             </w:pPr>
@@ -4132,6 +4369,7 @@
           </w:tcPr>
           <w:p>
             <w:pPr>
+              <w:keepNext w:val="false"/>
               <w:spacing w:after="0"/>
               <w:jc w:val="left"/>
             </w:pPr>
@@ -4166,6 +4404,7 @@
           </w:tcPr>
           <w:p>
             <w:pPr>
+              <w:keepNext w:val="false"/>
               <w:spacing w:after="0"/>
               <w:jc w:val="left"/>
             </w:pPr>
@@ -4205,6 +4444,7 @@
           </w:tcPr>
           <w:p>
             <w:pPr>
+              <w:keepNext w:val="false"/>
               <w:spacing w:after="0"/>
               <w:jc w:val="left"/>
             </w:pPr>
@@ -4239,6 +4479,7 @@
           </w:tcPr>
           <w:p>
             <w:pPr>
+              <w:keepNext w:val="false"/>
               <w:spacing w:after="0"/>
               <w:jc w:val="left"/>
             </w:pPr>
@@ -4278,6 +4519,7 @@
           </w:tcPr>
           <w:p>
             <w:pPr>
+              <w:keepNext w:val="false"/>
               <w:spacing w:after="0"/>
               <w:jc w:val="left"/>
             </w:pPr>
@@ -4312,6 +4554,7 @@
           </w:tcPr>
           <w:p>
             <w:pPr>
+              <w:keepNext w:val="false"/>
               <w:spacing w:after="0"/>
               <w:jc w:val="left"/>
             </w:pPr>
@@ -4351,6 +4594,7 @@
           </w:tcPr>
           <w:p>
             <w:pPr>
+              <w:keepNext w:val="false"/>
               <w:spacing w:after="0"/>
               <w:jc w:val="left"/>
             </w:pPr>
@@ -4385,6 +4629,7 @@
           </w:tcPr>
           <w:p>
             <w:pPr>
+              <w:keepNext w:val="false"/>
               <w:spacing w:after="0"/>
               <w:jc w:val="left"/>
             </w:pPr>
@@ -4500,6 +4745,7 @@
           </w:tcPr>
           <w:p>
             <w:pPr>
+              <w:keepNext/>
               <w:spacing w:after="0"/>
               <w:jc w:val="left"/>
             </w:pPr>
@@ -4535,6 +4781,7 @@
           </w:tcPr>
           <w:p>
             <w:pPr>
+              <w:keepNext/>
               <w:spacing w:after="0"/>
               <w:jc w:val="left"/>
             </w:pPr>
@@ -4570,6 +4817,7 @@
           </w:tcPr>
           <w:p>
             <w:pPr>
+              <w:keepNext/>
               <w:spacing w:after="0"/>
               <w:jc w:val="left"/>
             </w:pPr>
@@ -4609,6 +4857,7 @@
           </w:tcPr>
           <w:p>
             <w:pPr>
+              <w:keepNext/>
               <w:spacing w:after="0"/>
               <w:jc w:val="left"/>
             </w:pPr>
@@ -4643,6 +4892,7 @@
           </w:tcPr>
           <w:p>
             <w:pPr>
+              <w:keepNext/>
               <w:spacing w:after="0"/>
               <w:jc w:val="left"/>
             </w:pPr>
@@ -4677,6 +4927,7 @@
           </w:tcPr>
           <w:p>
             <w:pPr>
+              <w:keepNext/>
               <w:spacing w:after="0"/>
               <w:jc w:val="left"/>
             </w:pPr>
@@ -4716,6 +4967,7 @@
           </w:tcPr>
           <w:p>
             <w:pPr>
+              <w:keepNext/>
               <w:spacing w:after="0"/>
               <w:jc w:val="left"/>
             </w:pPr>
@@ -4750,6 +5002,7 @@
           </w:tcPr>
           <w:p>
             <w:pPr>
+              <w:keepNext/>
               <w:spacing w:after="0"/>
               <w:jc w:val="left"/>
             </w:pPr>
@@ -4784,6 +5037,7 @@
           </w:tcPr>
           <w:p>
             <w:pPr>
+              <w:keepNext/>
               <w:spacing w:after="0"/>
               <w:jc w:val="left"/>
             </w:pPr>
@@ -4823,6 +5077,7 @@
           </w:tcPr>
           <w:p>
             <w:pPr>
+              <w:keepNext/>
               <w:spacing w:after="0"/>
               <w:jc w:val="left"/>
             </w:pPr>
@@ -4857,6 +5112,7 @@
           </w:tcPr>
           <w:p>
             <w:pPr>
+              <w:keepNext/>
               <w:spacing w:after="0"/>
               <w:jc w:val="left"/>
             </w:pPr>
@@ -4891,6 +5147,7 @@
           </w:tcPr>
           <w:p>
             <w:pPr>
+              <w:keepNext/>
               <w:spacing w:after="0"/>
               <w:jc w:val="left"/>
             </w:pPr>
@@ -4930,6 +5187,7 @@
           </w:tcPr>
           <w:p>
             <w:pPr>
+              <w:keepNext/>
               <w:spacing w:after="0"/>
               <w:jc w:val="left"/>
             </w:pPr>
@@ -4964,6 +5222,7 @@
           </w:tcPr>
           <w:p>
             <w:pPr>
+              <w:keepNext/>
               <w:spacing w:after="0"/>
               <w:jc w:val="left"/>
             </w:pPr>
@@ -4998,6 +5257,7 @@
           </w:tcPr>
           <w:p>
             <w:pPr>
+              <w:keepNext/>
               <w:spacing w:after="0"/>
               <w:jc w:val="left"/>
             </w:pPr>
@@ -5037,6 +5297,7 @@
           </w:tcPr>
           <w:p>
             <w:pPr>
+              <w:keepNext w:val="false"/>
               <w:spacing w:after="0"/>
               <w:jc w:val="left"/>
             </w:pPr>
@@ -5071,6 +5332,7 @@
           </w:tcPr>
           <w:p>
             <w:pPr>
+              <w:keepNext w:val="false"/>
               <w:spacing w:after="0"/>
               <w:jc w:val="left"/>
             </w:pPr>
@@ -5105,6 +5367,7 @@
           </w:tcPr>
           <w:p>
             <w:pPr>
+              <w:keepNext w:val="false"/>
               <w:spacing w:after="0"/>
               <w:jc w:val="left"/>
             </w:pPr>
@@ -5247,6 +5510,7 @@
           </w:tcPr>
           <w:p>
             <w:pPr>
+              <w:keepNext w:val="false"/>
               <w:spacing w:after="0"/>
               <w:jc w:val="left"/>
             </w:pPr>
@@ -5282,6 +5546,7 @@
           </w:tcPr>
           <w:p>
             <w:pPr>
+              <w:keepNext w:val="false"/>
               <w:spacing w:after="0"/>
               <w:jc w:val="left"/>
             </w:pPr>
@@ -5317,6 +5582,7 @@
           </w:tcPr>
           <w:p>
             <w:pPr>
+              <w:keepNext w:val="false"/>
               <w:spacing w:after="0"/>
               <w:jc w:val="left"/>
             </w:pPr>
@@ -5356,6 +5622,7 @@
           </w:tcPr>
           <w:p>
             <w:pPr>
+              <w:keepNext w:val="false"/>
               <w:spacing w:after="0"/>
               <w:jc w:val="left"/>
             </w:pPr>
@@ -5390,6 +5657,7 @@
           </w:tcPr>
           <w:p>
             <w:pPr>
+              <w:keepNext w:val="false"/>
               <w:spacing w:after="0"/>
               <w:jc w:val="left"/>
             </w:pPr>
@@ -5424,6 +5692,7 @@
           </w:tcPr>
           <w:p>
             <w:pPr>
+              <w:keepNext w:val="false"/>
               <w:spacing w:after="0"/>
               <w:jc w:val="left"/>
             </w:pPr>
@@ -5463,6 +5732,7 @@
           </w:tcPr>
           <w:p>
             <w:pPr>
+              <w:keepNext w:val="false"/>
               <w:spacing w:after="0"/>
               <w:jc w:val="left"/>
             </w:pPr>
@@ -5497,6 +5767,7 @@
           </w:tcPr>
           <w:p>
             <w:pPr>
+              <w:keepNext w:val="false"/>
               <w:spacing w:after="0"/>
               <w:jc w:val="left"/>
             </w:pPr>
@@ -5531,6 +5802,7 @@
           </w:tcPr>
           <w:p>
             <w:pPr>
+              <w:keepNext w:val="false"/>
               <w:spacing w:after="0"/>
               <w:jc w:val="left"/>
             </w:pPr>
@@ -5570,6 +5842,7 @@
           </w:tcPr>
           <w:p>
             <w:pPr>
+              <w:keepNext w:val="false"/>
               <w:spacing w:after="0"/>
               <w:jc w:val="left"/>
             </w:pPr>
@@ -5604,6 +5877,7 @@
           </w:tcPr>
           <w:p>
             <w:pPr>
+              <w:keepNext w:val="false"/>
               <w:spacing w:after="0"/>
               <w:jc w:val="left"/>
             </w:pPr>
@@ -5638,6 +5912,7 @@
           </w:tcPr>
           <w:p>
             <w:pPr>
+              <w:keepNext w:val="false"/>
               <w:spacing w:after="0"/>
               <w:jc w:val="left"/>
             </w:pPr>
@@ -5677,6 +5952,7 @@
           </w:tcPr>
           <w:p>
             <w:pPr>
+              <w:keepNext w:val="false"/>
               <w:spacing w:after="0"/>
               <w:jc w:val="left"/>
             </w:pPr>
@@ -5711,6 +5987,7 @@
           </w:tcPr>
           <w:p>
             <w:pPr>
+              <w:keepNext w:val="false"/>
               <w:spacing w:after="0"/>
               <w:jc w:val="left"/>
             </w:pPr>
@@ -5745,6 +6022,7 @@
           </w:tcPr>
           <w:p>
             <w:pPr>
+              <w:keepNext w:val="false"/>
               <w:spacing w:after="0"/>
               <w:jc w:val="left"/>
             </w:pPr>
@@ -5784,6 +6062,7 @@
           </w:tcPr>
           <w:p>
             <w:pPr>
+              <w:keepNext w:val="false"/>
               <w:spacing w:after="0"/>
               <w:jc w:val="left"/>
             </w:pPr>
@@ -5818,6 +6097,7 @@
           </w:tcPr>
           <w:p>
             <w:pPr>
+              <w:keepNext w:val="false"/>
               <w:spacing w:after="0"/>
               <w:jc w:val="left"/>
             </w:pPr>
@@ -5852,6 +6132,7 @@
           </w:tcPr>
           <w:p>
             <w:pPr>
+              <w:keepNext w:val="false"/>
               <w:spacing w:after="0"/>
               <w:jc w:val="left"/>
             </w:pPr>
@@ -5891,6 +6172,7 @@
           </w:tcPr>
           <w:p>
             <w:pPr>
+              <w:keepNext w:val="false"/>
               <w:spacing w:after="0"/>
               <w:jc w:val="left"/>
             </w:pPr>
@@ -5925,6 +6207,7 @@
           </w:tcPr>
           <w:p>
             <w:pPr>
+              <w:keepNext w:val="false"/>
               <w:spacing w:after="0"/>
               <w:jc w:val="left"/>
             </w:pPr>
@@ -5959,6 +6242,7 @@
           </w:tcPr>
           <w:p>
             <w:pPr>
+              <w:keepNext w:val="false"/>
               <w:spacing w:after="0"/>
               <w:jc w:val="left"/>
             </w:pPr>
@@ -5998,6 +6282,7 @@
           </w:tcPr>
           <w:p>
             <w:pPr>
+              <w:keepNext w:val="false"/>
               <w:spacing w:after="0"/>
               <w:jc w:val="left"/>
             </w:pPr>
@@ -6032,6 +6317,7 @@
           </w:tcPr>
           <w:p>
             <w:pPr>
+              <w:keepNext w:val="false"/>
               <w:spacing w:after="0"/>
               <w:jc w:val="left"/>
             </w:pPr>
@@ -6066,6 +6352,7 @@
           </w:tcPr>
           <w:p>
             <w:pPr>
+              <w:keepNext w:val="false"/>
               <w:spacing w:after="0"/>
               <w:jc w:val="left"/>
             </w:pPr>
@@ -6329,7 +6616,7 @@
       <w:r>
         <w:drawing>
           <wp:inline distT="0" distB="0" distL="0" distR="0">
-            <wp:extent cx="5762625" cy="2381250"/>
+            <wp:extent cx="5848350" cy="2476500"/>
             <wp:effectExtent t="0" r="0" b="0" l="0"/>
             <wp:docPr id="4" name=""/>
             <wp:cNvGraphicFramePr>
@@ -6354,7 +6641,7 @@
                   <pic:spPr bwMode="auto">
                     <a:xfrm>
                       <a:off x="0" y="0"/>
-                      <a:ext cx="5762625" cy="2381250"/>
+                      <a:ext cx="5848350" cy="2476500"/>
                     </a:xfrm>
                     <a:prstGeom prst="rect">
                       <a:avLst/>
@@ -6392,7 +6679,7 @@
       <w:r>
         <w:drawing>
           <wp:inline distT="0" distB="0" distL="0" distR="0">
-            <wp:extent cx="6038850" cy="1600200"/>
+            <wp:extent cx="6038850" cy="1952625"/>
             <wp:effectExtent t="0" r="0" b="0" l="0"/>
             <wp:docPr id="5" name=""/>
             <wp:cNvGraphicFramePr>
@@ -6417,7 +6704,7 @@
                   <pic:spPr bwMode="auto">
                     <a:xfrm>
                       <a:off x="0" y="0"/>
-                      <a:ext cx="6038850" cy="1600200"/>
+                      <a:ext cx="6038850" cy="1952625"/>
                     </a:xfrm>
                     <a:prstGeom prst="rect">
                       <a:avLst/>
@@ -6455,7 +6742,7 @@
       <w:r>
         <w:drawing>
           <wp:inline distT="0" distB="0" distL="0" distR="0">
-            <wp:extent cx="6038850" cy="1600200"/>
+            <wp:extent cx="6038850" cy="1952625"/>
             <wp:effectExtent t="0" r="0" b="0" l="0"/>
             <wp:docPr id="6" name=""/>
             <wp:cNvGraphicFramePr>
@@ -6480,7 +6767,7 @@
                   <pic:spPr bwMode="auto">
                     <a:xfrm>
                       <a:off x="0" y="0"/>
-                      <a:ext cx="6038850" cy="1600200"/>
+                      <a:ext cx="6038850" cy="1952625"/>
                     </a:xfrm>
                     <a:prstGeom prst="rect">
                       <a:avLst/>
@@ -6510,52 +6797,610 @@
         <w:t xml:space="preserve">Figure A3. Default rate by number of derogatory reports, delinquent credit lines and recent credit inquiries.</w:t>
       </w:r>
     </w:p>
-    <w:p>
-      <w:pPr>
-        <w:spacing w:after="60" w:before="120"/>
-        <w:jc w:val="center"/>
-      </w:pPr>
-      <w:r>
-        <w:drawing>
-          <wp:inline distT="0" distB="0" distL="0" distR="0">
-            <wp:extent cx="3838575" cy="3295650"/>
-            <wp:effectExtent t="0" r="0" b="0" l="0"/>
-            <wp:docPr id="7" name=""/>
-            <wp:cNvGraphicFramePr>
-              <a:graphicFrameLocks xmlns:a="http://schemas.openxmlformats.org/drawingml/2006/main" noChangeAspect="1"/>
-            </wp:cNvGraphicFramePr>
-            <a:graphic xmlns:a="http://schemas.openxmlformats.org/drawingml/2006/main">
-              <a:graphicData uri="http://schemas.openxmlformats.org/drawingml/2006/picture">
-                <pic:pic xmlns:pic="http://schemas.openxmlformats.org/drawingml/2006/picture">
-                  <pic:nvPicPr>
-                    <pic:cNvPr id="0" name="" descr=""/>
-                    <pic:cNvPicPr>
-                      <a:picLocks noChangeAspect="1" noChangeArrowheads="1"/>
-                    </pic:cNvPicPr>
-                  </pic:nvPicPr>
-                  <pic:blipFill>
-                    <a:blip r:embed="rId14" cstate="none"/>
-                    <a:srcRect/>
-                    <a:stretch>
-                      <a:fillRect/>
-                    </a:stretch>
-                  </pic:blipFill>
-                  <pic:spPr bwMode="auto">
-                    <a:xfrm>
-                      <a:off x="0" y="0"/>
-                      <a:ext cx="3838575" cy="3295650"/>
-                    </a:xfrm>
-                    <a:prstGeom prst="rect">
-                      <a:avLst/>
-                    </a:prstGeom>
-                  </pic:spPr>
-                </pic:pic>
-              </a:graphicData>
-            </a:graphic>
-          </wp:inline>
-        </w:drawing>
-      </w:r>
-    </w:p>
+    <w:tbl>
+      <w:tblPr>
+        <w:tblW w:type="dxa" w:w="9360"/>
+        <w:tblBorders>
+          <w:top w:val="single" w:color="auto" w:sz="4"/>
+          <w:left w:val="single" w:color="auto" w:sz="4"/>
+          <w:bottom w:val="single" w:color="auto" w:sz="4"/>
+          <w:right w:val="single" w:color="auto" w:sz="4"/>
+          <w:insideH w:val="single" w:color="auto" w:sz="4"/>
+          <w:insideV w:val="single" w:color="auto" w:sz="4"/>
+        </w:tblBorders>
+      </w:tblPr>
+      <w:tblGrid>
+        <w:gridCol w:w="3460"/>
+        <w:gridCol w:w="2000"/>
+        <w:gridCol w:w="2300"/>
+        <w:gridCol w:w="1600"/>
+      </w:tblGrid>
+      <w:tr>
+        <w:trPr>
+          <w:cantSplit/>
+          <w:tblHeader/>
+        </w:trPr>
+        <w:tc>
+          <w:tcPr>
+            <w:tcW w:type="dxa" w:w="3460"/>
+            <w:tcBorders>
+              <w:top w:val="single" w:color="BFBFBF" w:sz="4"/>
+              <w:left w:val="single" w:color="BFBFBF" w:sz="4"/>
+              <w:bottom w:val="single" w:color="BFBFBF" w:sz="4"/>
+              <w:right w:val="single" w:color="BFBFBF" w:sz="4"/>
+            </w:tcBorders>
+            <w:shd w:fill="1E2761" w:color="auto" w:val="clear"/>
+            <w:tcMar>
+              <w:top w:type="dxa" w:w="60"/>
+              <w:left w:type="dxa" w:w="100"/>
+              <w:bottom w:type="dxa" w:w="60"/>
+              <w:right w:type="dxa" w:w="100"/>
+            </w:tcMar>
+          </w:tcPr>
+          <w:p>
+            <w:pPr>
+              <w:keepNext/>
+              <w:spacing w:after="0"/>
+              <w:jc w:val="left"/>
+            </w:pPr>
+            <w:r>
+              <w:rPr>
+                <w:rFonts w:ascii="Calibri" w:cs="Calibri" w:eastAsia="Calibri" w:hAnsi="Calibri"/>
+                <w:b/>
+                <w:bCs/>
+                <w:color w:val="FFFFFF"/>
+                <w:sz w:val="19"/>
+                <w:szCs w:val="19"/>
+              </w:rPr>
+              <w:t xml:space="preserve">Proposed model on the 1,788 held-out applicants</w:t>
+            </w:r>
+          </w:p>
+        </w:tc>
+        <w:tc>
+          <w:tcPr>
+            <w:tcW w:type="dxa" w:w="2000"/>
+            <w:tcBorders>
+              <w:top w:val="single" w:color="BFBFBF" w:sz="4"/>
+              <w:left w:val="single" w:color="BFBFBF" w:sz="4"/>
+              <w:bottom w:val="single" w:color="BFBFBF" w:sz="4"/>
+              <w:right w:val="single" w:color="BFBFBF" w:sz="4"/>
+            </w:tcBorders>
+            <w:shd w:fill="1E2761" w:color="auto" w:val="clear"/>
+            <w:tcMar>
+              <w:top w:type="dxa" w:w="60"/>
+              <w:left w:type="dxa" w:w="100"/>
+              <w:bottom w:type="dxa" w:w="60"/>
+              <w:right w:type="dxa" w:w="100"/>
+            </w:tcMar>
+          </w:tcPr>
+          <w:p>
+            <w:pPr>
+              <w:keepNext/>
+              <w:spacing w:after="0"/>
+              <w:jc w:val="left"/>
+            </w:pPr>
+            <w:r>
+              <w:rPr>
+                <w:rFonts w:ascii="Calibri" w:cs="Calibri" w:eastAsia="Calibri" w:hAnsi="Calibri"/>
+                <w:b/>
+                <w:bCs/>
+                <w:color w:val="FFFFFF"/>
+                <w:sz w:val="19"/>
+                <w:szCs w:val="19"/>
+              </w:rPr>
+              <w:t xml:space="preserve">Model flags as likely default</w:t>
+            </w:r>
+          </w:p>
+        </w:tc>
+        <w:tc>
+          <w:tcPr>
+            <w:tcW w:type="dxa" w:w="2300"/>
+            <w:tcBorders>
+              <w:top w:val="single" w:color="BFBFBF" w:sz="4"/>
+              <w:left w:val="single" w:color="BFBFBF" w:sz="4"/>
+              <w:bottom w:val="single" w:color="BFBFBF" w:sz="4"/>
+              <w:right w:val="single" w:color="BFBFBF" w:sz="4"/>
+            </w:tcBorders>
+            <w:shd w:fill="1E2761" w:color="auto" w:val="clear"/>
+            <w:tcMar>
+              <w:top w:type="dxa" w:w="60"/>
+              <w:left w:type="dxa" w:w="100"/>
+              <w:bottom w:type="dxa" w:w="60"/>
+              <w:right w:type="dxa" w:w="100"/>
+            </w:tcMar>
+          </w:tcPr>
+          <w:p>
+            <w:pPr>
+              <w:keepNext/>
+              <w:spacing w:after="0"/>
+              <w:jc w:val="left"/>
+            </w:pPr>
+            <w:r>
+              <w:rPr>
+                <w:rFonts w:ascii="Calibri" w:cs="Calibri" w:eastAsia="Calibri" w:hAnsi="Calibri"/>
+                <w:b/>
+                <w:bCs/>
+                <w:color w:val="FFFFFF"/>
+                <w:sz w:val="19"/>
+                <w:szCs w:val="19"/>
+              </w:rPr>
+              <w:t xml:space="preserve">Model clears as likely to repay</w:t>
+            </w:r>
+          </w:p>
+        </w:tc>
+        <w:tc>
+          <w:tcPr>
+            <w:tcW w:type="dxa" w:w="1600"/>
+            <w:tcBorders>
+              <w:top w:val="single" w:color="BFBFBF" w:sz="4"/>
+              <w:left w:val="single" w:color="BFBFBF" w:sz="4"/>
+              <w:bottom w:val="single" w:color="BFBFBF" w:sz="4"/>
+              <w:right w:val="single" w:color="BFBFBF" w:sz="4"/>
+            </w:tcBorders>
+            <w:shd w:fill="1E2761" w:color="auto" w:val="clear"/>
+            <w:tcMar>
+              <w:top w:type="dxa" w:w="60"/>
+              <w:left w:type="dxa" w:w="100"/>
+              <w:bottom w:type="dxa" w:w="60"/>
+              <w:right w:type="dxa" w:w="100"/>
+            </w:tcMar>
+          </w:tcPr>
+          <w:p>
+            <w:pPr>
+              <w:keepNext/>
+              <w:spacing w:after="0"/>
+              <w:jc w:val="left"/>
+            </w:pPr>
+            <w:r>
+              <w:rPr>
+                <w:rFonts w:ascii="Calibri" w:cs="Calibri" w:eastAsia="Calibri" w:hAnsi="Calibri"/>
+                <w:b/>
+                <w:bCs/>
+                <w:color w:val="FFFFFF"/>
+                <w:sz w:val="19"/>
+                <w:szCs w:val="19"/>
+              </w:rPr>
+              <w:t xml:space="preserve">Total</w:t>
+            </w:r>
+          </w:p>
+        </w:tc>
+      </w:tr>
+      <w:tr>
+        <w:trPr>
+          <w:cantSplit/>
+        </w:trPr>
+        <w:tc>
+          <w:tcPr>
+            <w:tcW w:type="dxa" w:w="3460"/>
+            <w:tcBorders>
+              <w:top w:val="single" w:color="BFBFBF" w:sz="4"/>
+              <w:left w:val="single" w:color="BFBFBF" w:sz="4"/>
+              <w:bottom w:val="single" w:color="BFBFBF" w:sz="4"/>
+              <w:right w:val="single" w:color="BFBFBF" w:sz="4"/>
+            </w:tcBorders>
+            <w:tcMar>
+              <w:top w:type="dxa" w:w="60"/>
+              <w:left w:type="dxa" w:w="100"/>
+              <w:bottom w:type="dxa" w:w="60"/>
+              <w:right w:type="dxa" w:w="100"/>
+            </w:tcMar>
+          </w:tcPr>
+          <w:p>
+            <w:pPr>
+              <w:keepNext/>
+              <w:spacing w:after="0"/>
+              <w:jc w:val="left"/>
+            </w:pPr>
+            <w:r>
+              <w:rPr>
+                <w:rFonts w:ascii="Calibri" w:cs="Calibri" w:eastAsia="Calibri" w:hAnsi="Calibri"/>
+                <w:b w:val="false"/>
+                <w:bCs w:val="false"/>
+                <w:color w:val="000000"/>
+                <w:sz w:val="19"/>
+                <w:szCs w:val="19"/>
+              </w:rPr>
+              <w:t xml:space="preserve">Actually defaulted</w:t>
+            </w:r>
+          </w:p>
+        </w:tc>
+        <w:tc>
+          <w:tcPr>
+            <w:tcW w:type="dxa" w:w="2000"/>
+            <w:tcBorders>
+              <w:top w:val="single" w:color="BFBFBF" w:sz="4"/>
+              <w:left w:val="single" w:color="BFBFBF" w:sz="4"/>
+              <w:bottom w:val="single" w:color="BFBFBF" w:sz="4"/>
+              <w:right w:val="single" w:color="BFBFBF" w:sz="4"/>
+            </w:tcBorders>
+            <w:tcMar>
+              <w:top w:type="dxa" w:w="60"/>
+              <w:left w:type="dxa" w:w="100"/>
+              <w:bottom w:type="dxa" w:w="60"/>
+              <w:right w:type="dxa" w:w="100"/>
+            </w:tcMar>
+          </w:tcPr>
+          <w:p>
+            <w:pPr>
+              <w:keepNext/>
+              <w:spacing w:after="0"/>
+              <w:jc w:val="left"/>
+            </w:pPr>
+            <w:r>
+              <w:rPr>
+                <w:rFonts w:ascii="Calibri" w:cs="Calibri" w:eastAsia="Calibri" w:hAnsi="Calibri"/>
+                <w:b w:val="false"/>
+                <w:bCs w:val="false"/>
+                <w:color w:val="000000"/>
+                <w:sz w:val="19"/>
+                <w:szCs w:val="19"/>
+              </w:rPr>
+              <w:t xml:space="preserve">333 (caught)</w:t>
+            </w:r>
+          </w:p>
+        </w:tc>
+        <w:tc>
+          <w:tcPr>
+            <w:tcW w:type="dxa" w:w="2300"/>
+            <w:tcBorders>
+              <w:top w:val="single" w:color="BFBFBF" w:sz="4"/>
+              <w:left w:val="single" w:color="BFBFBF" w:sz="4"/>
+              <w:bottom w:val="single" w:color="BFBFBF" w:sz="4"/>
+              <w:right w:val="single" w:color="BFBFBF" w:sz="4"/>
+            </w:tcBorders>
+            <w:tcMar>
+              <w:top w:type="dxa" w:w="60"/>
+              <w:left w:type="dxa" w:w="100"/>
+              <w:bottom w:type="dxa" w:w="60"/>
+              <w:right w:type="dxa" w:w="100"/>
+            </w:tcMar>
+          </w:tcPr>
+          <w:p>
+            <w:pPr>
+              <w:keepNext/>
+              <w:spacing w:after="0"/>
+              <w:jc w:val="left"/>
+            </w:pPr>
+            <w:r>
+              <w:rPr>
+                <w:rFonts w:ascii="Calibri" w:cs="Calibri" w:eastAsia="Calibri" w:hAnsi="Calibri"/>
+                <w:b w:val="false"/>
+                <w:bCs w:val="false"/>
+                <w:color w:val="000000"/>
+                <w:sz w:val="19"/>
+                <w:szCs w:val="19"/>
+              </w:rPr>
+              <w:t xml:space="preserve">24 (missed)</w:t>
+            </w:r>
+          </w:p>
+        </w:tc>
+        <w:tc>
+          <w:tcPr>
+            <w:tcW w:type="dxa" w:w="1600"/>
+            <w:tcBorders>
+              <w:top w:val="single" w:color="BFBFBF" w:sz="4"/>
+              <w:left w:val="single" w:color="BFBFBF" w:sz="4"/>
+              <w:bottom w:val="single" w:color="BFBFBF" w:sz="4"/>
+              <w:right w:val="single" w:color="BFBFBF" w:sz="4"/>
+            </w:tcBorders>
+            <w:tcMar>
+              <w:top w:type="dxa" w:w="60"/>
+              <w:left w:type="dxa" w:w="100"/>
+              <w:bottom w:type="dxa" w:w="60"/>
+              <w:right w:type="dxa" w:w="100"/>
+            </w:tcMar>
+          </w:tcPr>
+          <w:p>
+            <w:pPr>
+              <w:keepNext/>
+              <w:spacing w:after="0"/>
+              <w:jc w:val="right"/>
+            </w:pPr>
+            <w:r>
+              <w:rPr>
+                <w:rFonts w:ascii="Calibri" w:cs="Calibri" w:eastAsia="Calibri" w:hAnsi="Calibri"/>
+                <w:b w:val="false"/>
+                <w:bCs w:val="false"/>
+                <w:color w:val="000000"/>
+                <w:sz w:val="19"/>
+                <w:szCs w:val="19"/>
+              </w:rPr>
+              <w:t xml:space="preserve">357</w:t>
+            </w:r>
+          </w:p>
+        </w:tc>
+      </w:tr>
+      <w:tr>
+        <w:trPr>
+          <w:cantSplit/>
+        </w:trPr>
+        <w:tc>
+          <w:tcPr>
+            <w:tcW w:type="dxa" w:w="3460"/>
+            <w:tcBorders>
+              <w:top w:val="single" w:color="BFBFBF" w:sz="4"/>
+              <w:left w:val="single" w:color="BFBFBF" w:sz="4"/>
+              <w:bottom w:val="single" w:color="BFBFBF" w:sz="4"/>
+              <w:right w:val="single" w:color="BFBFBF" w:sz="4"/>
+            </w:tcBorders>
+            <w:tcMar>
+              <w:top w:type="dxa" w:w="60"/>
+              <w:left w:type="dxa" w:w="100"/>
+              <w:bottom w:type="dxa" w:w="60"/>
+              <w:right w:type="dxa" w:w="100"/>
+            </w:tcMar>
+          </w:tcPr>
+          <w:p>
+            <w:pPr>
+              <w:keepNext/>
+              <w:spacing w:after="0"/>
+              <w:jc w:val="left"/>
+            </w:pPr>
+            <w:r>
+              <w:rPr>
+                <w:rFonts w:ascii="Calibri" w:cs="Calibri" w:eastAsia="Calibri" w:hAnsi="Calibri"/>
+                <w:b w:val="false"/>
+                <w:bCs w:val="false"/>
+                <w:color w:val="000000"/>
+                <w:sz w:val="19"/>
+                <w:szCs w:val="19"/>
+              </w:rPr>
+              <w:t xml:space="preserve">Actually repaid</w:t>
+            </w:r>
+          </w:p>
+        </w:tc>
+        <w:tc>
+          <w:tcPr>
+            <w:tcW w:type="dxa" w:w="2000"/>
+            <w:tcBorders>
+              <w:top w:val="single" w:color="BFBFBF" w:sz="4"/>
+              <w:left w:val="single" w:color="BFBFBF" w:sz="4"/>
+              <w:bottom w:val="single" w:color="BFBFBF" w:sz="4"/>
+              <w:right w:val="single" w:color="BFBFBF" w:sz="4"/>
+            </w:tcBorders>
+            <w:tcMar>
+              <w:top w:type="dxa" w:w="60"/>
+              <w:left w:type="dxa" w:w="100"/>
+              <w:bottom w:type="dxa" w:w="60"/>
+              <w:right w:type="dxa" w:w="100"/>
+            </w:tcMar>
+          </w:tcPr>
+          <w:p>
+            <w:pPr>
+              <w:keepNext/>
+              <w:spacing w:after="0"/>
+              <w:jc w:val="left"/>
+            </w:pPr>
+            <w:r>
+              <w:rPr>
+                <w:rFonts w:ascii="Calibri" w:cs="Calibri" w:eastAsia="Calibri" w:hAnsi="Calibri"/>
+                <w:b w:val="false"/>
+                <w:bCs w:val="false"/>
+                <w:color w:val="000000"/>
+                <w:sz w:val="19"/>
+                <w:szCs w:val="19"/>
+              </w:rPr>
+              <w:t xml:space="preserve">164 (wrongly flagged)</w:t>
+            </w:r>
+          </w:p>
+        </w:tc>
+        <w:tc>
+          <w:tcPr>
+            <w:tcW w:type="dxa" w:w="2300"/>
+            <w:tcBorders>
+              <w:top w:val="single" w:color="BFBFBF" w:sz="4"/>
+              <w:left w:val="single" w:color="BFBFBF" w:sz="4"/>
+              <w:bottom w:val="single" w:color="BFBFBF" w:sz="4"/>
+              <w:right w:val="single" w:color="BFBFBF" w:sz="4"/>
+            </w:tcBorders>
+            <w:tcMar>
+              <w:top w:type="dxa" w:w="60"/>
+              <w:left w:type="dxa" w:w="100"/>
+              <w:bottom w:type="dxa" w:w="60"/>
+              <w:right w:type="dxa" w:w="100"/>
+            </w:tcMar>
+          </w:tcPr>
+          <w:p>
+            <w:pPr>
+              <w:keepNext/>
+              <w:spacing w:after="0"/>
+              <w:jc w:val="left"/>
+            </w:pPr>
+            <w:r>
+              <w:rPr>
+                <w:rFonts w:ascii="Calibri" w:cs="Calibri" w:eastAsia="Calibri" w:hAnsi="Calibri"/>
+                <w:b w:val="false"/>
+                <w:bCs w:val="false"/>
+                <w:color w:val="000000"/>
+                <w:sz w:val="19"/>
+                <w:szCs w:val="19"/>
+              </w:rPr>
+              <w:t xml:space="preserve">1,267 (correctly cleared)</w:t>
+            </w:r>
+          </w:p>
+        </w:tc>
+        <w:tc>
+          <w:tcPr>
+            <w:tcW w:type="dxa" w:w="1600"/>
+            <w:tcBorders>
+              <w:top w:val="single" w:color="BFBFBF" w:sz="4"/>
+              <w:left w:val="single" w:color="BFBFBF" w:sz="4"/>
+              <w:bottom w:val="single" w:color="BFBFBF" w:sz="4"/>
+              <w:right w:val="single" w:color="BFBFBF" w:sz="4"/>
+            </w:tcBorders>
+            <w:tcMar>
+              <w:top w:type="dxa" w:w="60"/>
+              <w:left w:type="dxa" w:w="100"/>
+              <w:bottom w:type="dxa" w:w="60"/>
+              <w:right w:type="dxa" w:w="100"/>
+            </w:tcMar>
+          </w:tcPr>
+          <w:p>
+            <w:pPr>
+              <w:keepNext/>
+              <w:spacing w:after="0"/>
+              <w:jc w:val="right"/>
+            </w:pPr>
+            <w:r>
+              <w:rPr>
+                <w:rFonts w:ascii="Calibri" w:cs="Calibri" w:eastAsia="Calibri" w:hAnsi="Calibri"/>
+                <w:b w:val="false"/>
+                <w:bCs w:val="false"/>
+                <w:color w:val="000000"/>
+                <w:sz w:val="19"/>
+                <w:szCs w:val="19"/>
+              </w:rPr>
+              <w:t xml:space="preserve">1,431</w:t>
+            </w:r>
+          </w:p>
+        </w:tc>
+      </w:tr>
+      <w:tr>
+        <w:trPr>
+          <w:cantSplit/>
+        </w:trPr>
+        <w:tc>
+          <w:tcPr>
+            <w:tcW w:type="dxa" w:w="3460"/>
+            <w:tcBorders>
+              <w:top w:val="single" w:color="BFBFBF" w:sz="4"/>
+              <w:left w:val="single" w:color="BFBFBF" w:sz="4"/>
+              <w:bottom w:val="single" w:color="BFBFBF" w:sz="4"/>
+              <w:right w:val="single" w:color="BFBFBF" w:sz="4"/>
+            </w:tcBorders>
+            <w:tcMar>
+              <w:top w:type="dxa" w:w="60"/>
+              <w:left w:type="dxa" w:w="100"/>
+              <w:bottom w:type="dxa" w:w="60"/>
+              <w:right w:type="dxa" w:w="100"/>
+            </w:tcMar>
+          </w:tcPr>
+          <w:p>
+            <w:pPr>
+              <w:keepNext w:val="false"/>
+              <w:spacing w:after="0"/>
+              <w:jc w:val="left"/>
+            </w:pPr>
+            <w:r>
+              <w:rPr>
+                <w:rFonts w:ascii="Calibri" w:cs="Calibri" w:eastAsia="Calibri" w:hAnsi="Calibri"/>
+                <w:b w:val="false"/>
+                <w:bCs w:val="false"/>
+                <w:color w:val="000000"/>
+                <w:sz w:val="19"/>
+                <w:szCs w:val="19"/>
+              </w:rPr>
+              <w:t xml:space="preserve">Total</w:t>
+            </w:r>
+          </w:p>
+        </w:tc>
+        <w:tc>
+          <w:tcPr>
+            <w:tcW w:type="dxa" w:w="2000"/>
+            <w:tcBorders>
+              <w:top w:val="single" w:color="BFBFBF" w:sz="4"/>
+              <w:left w:val="single" w:color="BFBFBF" w:sz="4"/>
+              <w:bottom w:val="single" w:color="BFBFBF" w:sz="4"/>
+              <w:right w:val="single" w:color="BFBFBF" w:sz="4"/>
+            </w:tcBorders>
+            <w:tcMar>
+              <w:top w:type="dxa" w:w="60"/>
+              <w:left w:type="dxa" w:w="100"/>
+              <w:bottom w:type="dxa" w:w="60"/>
+              <w:right w:type="dxa" w:w="100"/>
+            </w:tcMar>
+          </w:tcPr>
+          <w:p>
+            <w:pPr>
+              <w:keepNext w:val="false"/>
+              <w:spacing w:after="0"/>
+              <w:jc w:val="right"/>
+            </w:pPr>
+            <w:r>
+              <w:rPr>
+                <w:rFonts w:ascii="Calibri" w:cs="Calibri" w:eastAsia="Calibri" w:hAnsi="Calibri"/>
+                <w:b w:val="false"/>
+                <w:bCs w:val="false"/>
+                <w:color w:val="000000"/>
+                <w:sz w:val="19"/>
+                <w:szCs w:val="19"/>
+              </w:rPr>
+              <w:t xml:space="preserve">497</w:t>
+            </w:r>
+          </w:p>
+        </w:tc>
+        <w:tc>
+          <w:tcPr>
+            <w:tcW w:type="dxa" w:w="2300"/>
+            <w:tcBorders>
+              <w:top w:val="single" w:color="BFBFBF" w:sz="4"/>
+              <w:left w:val="single" w:color="BFBFBF" w:sz="4"/>
+              <w:bottom w:val="single" w:color="BFBFBF" w:sz="4"/>
+              <w:right w:val="single" w:color="BFBFBF" w:sz="4"/>
+            </w:tcBorders>
+            <w:tcMar>
+              <w:top w:type="dxa" w:w="60"/>
+              <w:left w:type="dxa" w:w="100"/>
+              <w:bottom w:type="dxa" w:w="60"/>
+              <w:right w:type="dxa" w:w="100"/>
+            </w:tcMar>
+          </w:tcPr>
+          <w:p>
+            <w:pPr>
+              <w:keepNext w:val="false"/>
+              <w:spacing w:after="0"/>
+              <w:jc w:val="right"/>
+            </w:pPr>
+            <w:r>
+              <w:rPr>
+                <w:rFonts w:ascii="Calibri" w:cs="Calibri" w:eastAsia="Calibri" w:hAnsi="Calibri"/>
+                <w:b w:val="false"/>
+                <w:bCs w:val="false"/>
+                <w:color w:val="000000"/>
+                <w:sz w:val="19"/>
+                <w:szCs w:val="19"/>
+              </w:rPr>
+              <w:t xml:space="preserve">1,291</w:t>
+            </w:r>
+          </w:p>
+        </w:tc>
+        <w:tc>
+          <w:tcPr>
+            <w:tcW w:type="dxa" w:w="1600"/>
+            <w:tcBorders>
+              <w:top w:val="single" w:color="BFBFBF" w:sz="4"/>
+              <w:left w:val="single" w:color="BFBFBF" w:sz="4"/>
+              <w:bottom w:val="single" w:color="BFBFBF" w:sz="4"/>
+              <w:right w:val="single" w:color="BFBFBF" w:sz="4"/>
+            </w:tcBorders>
+            <w:tcMar>
+              <w:top w:type="dxa" w:w="60"/>
+              <w:left w:type="dxa" w:w="100"/>
+              <w:bottom w:type="dxa" w:w="60"/>
+              <w:right w:type="dxa" w:w="100"/>
+            </w:tcMar>
+          </w:tcPr>
+          <w:p>
+            <w:pPr>
+              <w:keepNext w:val="false"/>
+              <w:spacing w:after="0"/>
+              <w:jc w:val="right"/>
+            </w:pPr>
+            <w:r>
+              <w:rPr>
+                <w:rFonts w:ascii="Calibri" w:cs="Calibri" w:eastAsia="Calibri" w:hAnsi="Calibri"/>
+                <w:b w:val="false"/>
+                <w:bCs w:val="false"/>
+                <w:color w:val="000000"/>
+                <w:sz w:val="19"/>
+                <w:szCs w:val="19"/>
+              </w:rPr>
+              <w:t xml:space="preserve">1,788</w:t>
+            </w:r>
+          </w:p>
+        </w:tc>
+      </w:tr>
+    </w:tbl>
     <w:p>
       <w:pPr>
         <w:spacing w:after="220"/>
@@ -6570,70 +7415,7 @@
           <w:sz w:val="19"/>
           <w:szCs w:val="19"/>
         </w:rPr>
-        <w:t xml:space="preserve">Figure A4. ROC curves on the test set. The Random Forest ranks applicants by risk most accurately.</w:t>
-      </w:r>
-    </w:p>
-    <w:p>
-      <w:pPr>
-        <w:spacing w:after="60" w:before="120"/>
-        <w:jc w:val="center"/>
-      </w:pPr>
-      <w:r>
-        <w:drawing>
-          <wp:inline distT="0" distB="0" distL="0" distR="0">
-            <wp:extent cx="3476625" cy="2562225"/>
-            <wp:effectExtent t="0" r="0" b="0" l="0"/>
-            <wp:docPr id="8" name=""/>
-            <wp:cNvGraphicFramePr>
-              <a:graphicFrameLocks xmlns:a="http://schemas.openxmlformats.org/drawingml/2006/main" noChangeAspect="1"/>
-            </wp:cNvGraphicFramePr>
-            <a:graphic xmlns:a="http://schemas.openxmlformats.org/drawingml/2006/main">
-              <a:graphicData uri="http://schemas.openxmlformats.org/drawingml/2006/picture">
-                <pic:pic xmlns:pic="http://schemas.openxmlformats.org/drawingml/2006/picture">
-                  <pic:nvPicPr>
-                    <pic:cNvPr id="0" name="" descr=""/>
-                    <pic:cNvPicPr>
-                      <a:picLocks noChangeAspect="1" noChangeArrowheads="1"/>
-                    </pic:cNvPicPr>
-                  </pic:nvPicPr>
-                  <pic:blipFill>
-                    <a:blip r:embed="rId15" cstate="none"/>
-                    <a:srcRect/>
-                    <a:stretch>
-                      <a:fillRect/>
-                    </a:stretch>
-                  </pic:blipFill>
-                  <pic:spPr bwMode="auto">
-                    <a:xfrm>
-                      <a:off x="0" y="0"/>
-                      <a:ext cx="3476625" cy="2562225"/>
-                    </a:xfrm>
-                    <a:prstGeom prst="rect">
-                      <a:avLst/>
-                    </a:prstGeom>
-                  </pic:spPr>
-                </pic:pic>
-              </a:graphicData>
-            </a:graphic>
-          </wp:inline>
-        </w:drawing>
-      </w:r>
-    </w:p>
-    <w:p>
-      <w:pPr>
-        <w:spacing w:after="220"/>
-        <w:jc w:val="center"/>
-      </w:pPr>
-      <w:r>
-        <w:rPr>
-          <w:rFonts w:ascii="Calibri" w:cs="Calibri" w:eastAsia="Calibri" w:hAnsi="Calibri"/>
-          <w:i/>
-          <w:iCs/>
-          <w:color w:val="595959"/>
-          <w:sz w:val="19"/>
-          <w:szCs w:val="19"/>
-        </w:rPr>
-        <w:t xml:space="preserve">Figure A5. Confusion matrix of the proposed model (class-weighted Random Forest, threshold 0.25) on the 1,788 test applicants: 333 of 357 defaulters caught, 164 good customers flagged.</w:t>
+        <w:t xml:space="preserve">Table A1. Decisions of the proposed model (class-weighted Random Forest, threshold 0.25) on the held-out applicants: 93.3% of defaulters caught; 67.0% of flagged applicants were real defaulters; 89.5% of all decisions correct.</w:t>
       </w:r>
     </w:p>
     <w:p>

--- a/reports/Loan_Default_Prediction_Final_Report.docx
+++ b/reports/Loan_Default_Prediction_Final_Report.docx
@@ -216,7 +216,7 @@
           <w:sz w:val="22"/>
           <w:szCs w:val="22"/>
         </w:rPr>
-        <w:t xml:space="preserve">Below a 40% ratio only 4% to 7% of applicants default; between 40% and 45% the rate is 11%; above 45% it is 87% to 100%. A 45% cut-off is a simple, defensible policy rule.</w:t>
+        <w:t xml:space="preserve">Between a 20% and a 40% ratio only 4% to 7% of applicants default; between 40% and 45% the rate is 11%; above 45% it is 87% to 100%. A 45% cut-off is a simple, defensible policy rule.</w:t>
       </w:r>
     </w:p>
     <w:p>
@@ -272,7 +272,7 @@
           <w:sz w:val="22"/>
           <w:szCs w:val="22"/>
         </w:rPr>
-        <w:t xml:space="preserve">Applicants whose oldest credit line is under five years old default 43% of the time; above twenty years the rate is about 10%.</w:t>
+        <w:t xml:space="preserve">Applicants whose oldest credit line is under five years old default 44% of the time; above twenty years the rate is about 10%.</w:t>
       </w:r>
     </w:p>
     <w:p>
@@ -320,15 +320,15 @@
           <w:sz w:val="22"/>
           <w:szCs w:val="22"/>
         </w:rPr>
-        <w:t xml:space="preserve">Occupation and loan purpose matter little once financial behaviour is known. </w:t>
-      </w:r>
-      <w:r>
-        <w:rPr>
-          <w:rFonts w:ascii="Calibri" w:cs="Calibri" w:eastAsia="Calibri" w:hAnsi="Calibri"/>
-          <w:sz w:val="22"/>
-          <w:szCs w:val="22"/>
-        </w:rPr>
-        <w:t xml:space="preserve">Sales and self-employed applicants default more often (35% and 30%) and office workers least (13%), but removing occupation and loan purpose from the final model changed its performance by at most one point. The production model can run without them, which simplifies fair-lending compliance.</w:t>
+        <w:t xml:space="preserve">Occupation and loan purpose matter little on their own. </w:t>
+      </w:r>
+      <w:r>
+        <w:rPr>
+          <w:rFonts w:ascii="Calibri" w:cs="Calibri" w:eastAsia="Calibri" w:hAnsi="Calibri"/>
+          <w:sz w:val="22"/>
+          <w:szCs w:val="22"/>
+        </w:rPr>
+        <w:t xml:space="preserve">Sales and self-employed applicants default more often (35% and 30%) and office workers least (13%). At the conventional decision threshold, removing occupation and loan purpose from the forest changes its performance by about a point; at the cost-optimal threshold they add a measurable gain, so they are kept subject to the fair-lending review, with a 12-input model without them as the fallback.</w:t>
       </w:r>
     </w:p>
     <w:p>
@@ -356,7 +356,7 @@
           <w:sz w:val="22"/>
           <w:szCs w:val="22"/>
         </w:rPr>
-        <w:t xml:space="preserve">The relationships in this data are thresholds and cliffs rather than straight lines. A class-weighted Random Forest scored 0.96 on risk-ranking quality (ROC-AUC, where 1.0 means every defaulter is ranked above every repayer) against 0.91 for logistic regression, and at a similar share of defaulters caught it declined far fewer good customers.</w:t>
+        <w:t xml:space="preserve">The relationships in this data are thresholds and cliffs rather than straight lines. A class-weighted Random Forest scored 0.96 on risk-ranking quality (ROC-AUC, where 1.0 means every defaulter is ranked above every repayer) against 0.91 for logistic regression, and at a similar share of defaulters caught it declined far fewer good customers. The final model and its decision threshold were chosen on the training data alone (out-of-fold expected cost) and confirmed once on the held-out applicants.</w:t>
       </w:r>
     </w:p>
     <w:p>
@@ -616,7 +616,7 @@
                 <w:sz w:val="19"/>
                 <w:szCs w:val="19"/>
               </w:rPr>
-              <w:t xml:space="preserve">The 10 financial attributes (LOAN, MORTDUE, VALUE, YOJ, DEROG, DELINQ, CLAGE, NINQ, CLNO, DEBTINC) plus two indicator flags: debt-to-income ratio missing and property value missing. Occupation and loan purpose are not required.</w:t>
+              <w:t xml:space="preserve">All 27 model inputs: the 10 financial attributes (LOAN, MORTDUE, VALUE, YOJ, DEROG, DELINQ, CLAGE, NINQ, CLNO, DEBTINC), a missing-value flag for each of the 11 fields with gaps, and the occupation and loan-purpose indicators. Fallback if the fair-lending review requires it: the same forest on 12 inputs without occupation and loan purpose (about a sixth more expected credit-error cost).</w:t>
             </w:r>
           </w:p>
         </w:tc>
@@ -691,7 +691,7 @@
                 <w:sz w:val="19"/>
                 <w:szCs w:val="19"/>
               </w:rPr>
-              <w:t xml:space="preserve">Median imputation for numerical gaps, mode for categorical gaps, a missing-value flag for every imputed field; no outlier capping for the tree model</w:t>
+              <w:t xml:space="preserve">Median imputation for numerical gaps and mode for categorical gaps, both learned on the training rows; a missing-value flag for every imputed field; no outlier capping for the tree model</w:t>
             </w:r>
           </w:p>
         </w:tc>
@@ -766,7 +766,7 @@
                 <w:sz w:val="19"/>
                 <w:szCs w:val="19"/>
               </w:rPr>
-              <w:t xml:space="preserve">Flag as likely default when predicted probability &gt; 0.25 (cost-minimising value under the stated loss assumptions), instead of the default 0.5</w:t>
+              <w:t xml:space="preserve">Flag as likely default when predicted probability &gt; 0.25. The threshold minimises the indicative expected cost of credit errors on out-of-fold predictions of the training rows; it is unchanged for cost ratios between 3:1 and 6:1.</w:t>
             </w:r>
           </w:p>
         </w:tc>
@@ -841,7 +841,7 @@
                 <w:sz w:val="19"/>
                 <w:szCs w:val="19"/>
               </w:rPr>
-              <w:t xml:space="preserve">A pruned Decision Tree (balanced class weights, minimum 20 applicants per leaf) trained on the same data; its rules on debt-to-income, delinquencies, derogatory reports and credit-history length supply the adverse-action reasons required under the Equal Credit Opportunity Act</w:t>
+              <w:t xml:space="preserve">A depth-4 surrogate decision tree fitted to the forest's own decisions, which reproduces 90% of them on unseen applicants; its rules on debt-to-income (missing or above about 44%), delinquent credit lines, credit-history length, loan size and job tenure supply the adverse-action reasons required under the Equal Credit Opportunity Act, complemented by per-applicant top risk drivers</w:t>
             </w:r>
           </w:p>
         </w:tc>
@@ -991,7 +991,7 @@
                 <w:sz w:val="19"/>
                 <w:szCs w:val="19"/>
               </w:rPr>
-              <w:t xml:space="preserve">93.3% of defaulters caught (recall), 67.0% precision, 89.5% accuracy, risk-ranking quality (ROC-AUC) 0.96. At the default 0.5 threshold: 78.4% recall, 77.3% precision, 91.1% accuracy.</w:t>
+              <w:t xml:space="preserve">92.7% of defaulters caught (recall), 66.9% precision, 89.4% accuracy, risk-ranking quality (ROC-AUC) 0.96. At the default 0.5 threshold the same model gives 77.3% recall, 76.9% precision and 90.8% accuracy.</w:t>
             </w:r>
           </w:p>
         </w:tc>
@@ -1066,7 +1066,7 @@
                 <w:sz w:val="19"/>
                 <w:szCs w:val="19"/>
               </w:rPr>
-              <w:t xml:space="preserve">70/30 stratified train/test split; hyper-parameters chosen by 3- and 5-fold stratified cross-validation on the training set only</w:t>
+              <w:t xml:space="preserve">70/30 stratified split held out before any pre-processing statistic was fitted; grid searches by 3- and 5-fold stratified cross-validation; the final model and its threshold selected by 5-fold out-of-fold expected cost on the training rows; the test set scored once</w:t>
             </w:r>
           </w:p>
         </w:tc>
@@ -1246,7 +1246,7 @@
           <w:sz w:val="22"/>
           <w:szCs w:val="22"/>
         </w:rPr>
-        <w:t xml:space="preserve">Per 1,000 applicants the proposed model is expected to catch about 187 of the 200 defaulters, miss about 13, and decline about 92 customers who would have repaid. Under indicative cost assumptions (a missed defaulter costs about $9,000, a wrongly declined good customer about $2,000) this cuts default-related cost from roughly </w:t>
+        <w:t xml:space="preserve">Per 1,000 applicants the proposed model is expected to catch about 185 of the 200 defaulters, miss about 15, and decline about 92 customers who would have repaid. Under indicative cost assumptions (a missed defaulter costs about $9,000, a wrongly declined good customer about $2,000) this cuts default-related cost from roughly </w:t>
       </w:r>
       <w:r>
         <w:rPr>
@@ -2649,7 +2649,7 @@
                 <w:sz w:val="19"/>
                 <w:szCs w:val="19"/>
               </w:rPr>
-              <w:t xml:space="preserve">85%</w:t>
+              <w:t xml:space="preserve">84%</w:t>
             </w:r>
           </w:p>
         </w:tc>
@@ -2794,7 +2794,7 @@
                 <w:sz w:val="19"/>
                 <w:szCs w:val="19"/>
               </w:rPr>
-              <w:t xml:space="preserve">78%</w:t>
+              <w:t xml:space="preserve">77%</w:t>
             </w:r>
           </w:p>
         </w:tc>
@@ -2974,7 +2974,7 @@
                 <w:sz w:val="19"/>
                 <w:szCs w:val="19"/>
               </w:rPr>
-              <w:t xml:space="preserve">78%</w:t>
+              <w:t xml:space="preserve">79%</w:t>
             </w:r>
           </w:p>
         </w:tc>
@@ -3009,7 +3009,7 @@
                 <w:sz w:val="19"/>
                 <w:szCs w:val="19"/>
               </w:rPr>
-              <w:t xml:space="preserve">65%</w:t>
+              <w:t xml:space="preserve">66%</w:t>
             </w:r>
           </w:p>
         </w:tc>
@@ -3044,7 +3044,7 @@
                 <w:sz w:val="19"/>
                 <w:szCs w:val="19"/>
               </w:rPr>
-              <w:t xml:space="preserve">87%</w:t>
+              <w:t xml:space="preserve">88%</w:t>
             </w:r>
           </w:p>
         </w:tc>
@@ -3404,7 +3404,7 @@
                 <w:sz w:val="19"/>
                 <w:szCs w:val="19"/>
               </w:rPr>
-              <w:t xml:space="preserve">90%</w:t>
+              <w:t xml:space="preserve">89%</w:t>
             </w:r>
           </w:p>
         </w:tc>
@@ -3459,7 +3459,7 @@
           <w:sz w:val="19"/>
           <w:szCs w:val="19"/>
         </w:rPr>
-        <w:t xml:space="preserve">Table 1. Performance of the techniques explored on the held-out test set.</w:t>
+        <w:t xml:space="preserve">Table 1. Performance of the techniques explored on the held-out test set (1,788 applicants), at the conventional 0.5 threshold except for the proposed model.</w:t>
       </w:r>
     </w:p>
     <w:p>
@@ -3546,7 +3546,7 @@
           <w:sz w:val="22"/>
           <w:szCs w:val="22"/>
         </w:rPr>
-        <w:t xml:space="preserve">because it offers the best balance on the chosen metric. The tuned decision tree catches slightly more defaulters at the 0.5 threshold (82%) but declines almost one good customer for every defaulter it catches (53% precision). The balanced logistic regression catches 80% but with 61% precision, because a straight line cannot represent the threshold effects in the data. Bagging 200 trees shows the value of averaging: at the same recall as a single fully grown tree, precision rises from 71% to 83% and ROC-AUC from 0.81 to 0.95. The class-weighted forest adds feature sub-sampling and class weights, catches 78% at 77% precision and ranks applicants by risk most accurately (ROC-AUC 0.96), which is what makes the next step possible.</w:t>
+        <w:t xml:space="preserve">because it offers the best balance on the chosen metric. The tuned decision tree catches slightly more defaulters at the 0.5 threshold (82%) but declines almost one good customer for every defaulter it catches (53% precision). The balanced logistic regression catches 80% but with 61% precision, because a straight line cannot represent the threshold effects in the data. Bagging 200 trees shows the value of averaging: at the same recall as a single fully grown tree, precision rises from 71% to 83% and ROC-AUC from 0.81 to 0.95. The class-weighted forest adds feature sub-sampling and class weights, catches 77% at 77% precision and ranks applicants by risk among the most accurately of all models (ROC-AUC 0.96), which is what makes the next step possible.</w:t>
       </w:r>
     </w:p>
     <w:p>
@@ -3562,15 +3562,15 @@
           <w:sz w:val="22"/>
           <w:szCs w:val="22"/>
         </w:rPr>
-        <w:t xml:space="preserve">The decision threshold was set from business cost, not convention. </w:t>
-      </w:r>
-      <w:r>
-        <w:rPr>
-          <w:rFonts w:ascii="Calibri" w:cs="Calibri" w:eastAsia="Calibri" w:hAnsi="Calibri"/>
-          <w:sz w:val="22"/>
-          <w:szCs w:val="22"/>
-        </w:rPr>
-        <w:t xml:space="preserve">Because the forest ranks risk so well, lowering its decision threshold from 0.5 to 0.25 raises the share of defaulters caught from 78% to 93% while precision falls only from 77% to 67%. Under the indicative cost assumptions this is the cost-minimising operating point, and every threshold between 0.20 and 0.30 is within 12% of it, so the choice is robust.</w:t>
+        <w:t xml:space="preserve">The final model and its threshold were chosen on the training data, from business cost rather than convention. </w:t>
+      </w:r>
+      <w:r>
+        <w:rPr>
+          <w:rFonts w:ascii="Calibri" w:cs="Calibri" w:eastAsia="Calibri" w:hAnsi="Calibri"/>
+          <w:sz w:val="22"/>
+          <w:szCs w:val="22"/>
+        </w:rPr>
+        <w:t xml:space="preserve">Four forest candidates (the class-weighted and the recall-tuned forest, each on all 27 inputs and on a 12-input subset) were compared on the expected cost of credit errors, estimated with out-of-fold predictions on the training rows, each at its own cost-minimising threshold. The class-weighted forest on all 27 inputs had the lowest cost, the recall-tuned grid winner about 50% more once precision is priced in. Its cost-minimising threshold is 0.25, unchanged for any cost ratio between 3:1 and 6:1. Scored once on the held-out applicants at that threshold, it catches 93% of defaulters at 67% precision, against 77% and 77% at the conventional 0.5; out-of-fold and test results agree within two points, so the selection did not over-fit.</w:t>
       </w:r>
     </w:p>
     <w:p>
@@ -3633,7 +3633,7 @@
           <w:sz w:val="19"/>
           <w:szCs w:val="19"/>
         </w:rPr>
-        <w:t xml:space="preserve">Figure 2. Recall, precision and indicative expected cost per 1,000 applicants as the forest's decision threshold moves.</w:t>
+        <w:t xml:space="preserve">Figure 2. Recall, precision and indicative expected cost per 1,000 applicants as the forest's decision threshold moves, measured on out-of-fold predictions of the training rows (the test set played no part in the choice).</w:t>
       </w:r>
     </w:p>
     <w:p>
@@ -3649,15 +3649,15 @@
           <w:sz w:val="22"/>
           <w:szCs w:val="22"/>
         </w:rPr>
-        <w:t xml:space="preserve">Interpretability is provided by a companion decision tree. </w:t>
-      </w:r>
-      <w:r>
-        <w:rPr>
-          <w:rFonts w:ascii="Calibri" w:cs="Calibri" w:eastAsia="Calibri" w:hAnsi="Calibri"/>
-          <w:sz w:val="22"/>
-          <w:szCs w:val="22"/>
-        </w:rPr>
-        <w:t xml:space="preserve">A forest of 200 trees cannot be read as a rule list, but the pruned decision tree trained on the same data can, and it uses the same drivers in the same order: is the debt-to-income ratio missing; is it above about 44%; how many delinquent credit lines; how many derogatory reports; how long is the credit history. Those rules supply the adverse-action reasons, while the forest's feature importances (Figure 3) and per-applicant reason codes document the score itself.</w:t>
+        <w:t xml:space="preserve">Interpretability is provided by a surrogate decision tree that follows the forest. </w:t>
+      </w:r>
+      <w:r>
+        <w:rPr>
+          <w:rFonts w:ascii="Calibri" w:cs="Calibri" w:eastAsia="Calibri" w:hAnsi="Calibri"/>
+          <w:sz w:val="22"/>
+          <w:szCs w:val="22"/>
+        </w:rPr>
+        <w:t xml:space="preserve">A forest of 200 trees cannot be read as a rule list, so a four-level decision tree was fitted to the forest's own decisions (flag or clear at the 0.25 threshold) rather than to the original labels. It reproduces 90% of the forest's decisions on unseen applicants, and its rules are the same drivers the analysis found throughout: is the debt-to-income ratio missing; if recorded, is it above about 44%; how many delinquent credit lines; how long is the credit history; what is the loan size and job tenure. Those rules supply the adverse-action reasons; the forest's feature importances (Figure 3) and per-applicant top risk drivers document the score itself.</w:t>
       </w:r>
     </w:p>
     <w:p>
@@ -3720,7 +3720,7 @@
           <w:sz w:val="19"/>
           <w:szCs w:val="19"/>
         </w:rPr>
-        <w:t xml:space="preserve">Figure 3. The twelve inputs the Random Forest relies on most. The debt-to-income ratio and its missing-value flag together carry more than half (52.6%) of the model's decision power.</w:t>
+        <w:t xml:space="preserve">Figure 3. The twelve inputs the final Random Forest relies on most (impurity-based importance). The debt-to-income ratio, its missing-value flag, the number of delinquent credit lines and the age of the credit history together carry about half of the model's decision power; permutation importance ranks the same four at the top.</w:t>
       </w:r>
     </w:p>
     <w:p>
@@ -3766,7 +3766,7 @@
           <w:sz w:val="22"/>
           <w:szCs w:val="22"/>
         </w:rPr>
-        <w:t xml:space="preserve">Of every 200 defaulters in 1,000 applications the model flags about 187 before the money leaves the bank, against none today.</w:t>
+        <w:t xml:space="preserve">Of every 200 defaulters in 1,000 applications the model flags about 185 before the money leaves the bank, against none today.</w:t>
       </w:r>
     </w:p>
     <w:p>
@@ -3794,7 +3794,7 @@
           <w:sz w:val="22"/>
           <w:szCs w:val="22"/>
         </w:rPr>
-        <w:t xml:space="preserve">About 92 of every 1,000 applicants would be declined or referred although they would have repaid. This is the price of catching defaulters; it is far lower than the single decision tree's 143 and can be reduced further by routing borderline cases to a human underwriter instead of declining them outright.</w:t>
+        <w:t xml:space="preserve">About 92 of every 1,000 applicants would be declined or referred although they would have repaid. This is the price of catching defaulters; it is far lower than the single decision tree's 145 and can be reduced further by routing borderline cases to a human underwriter instead of declining them outright.</w:t>
       </w:r>
     </w:p>
     <w:p>
@@ -3990,15 +3990,15 @@
           <w:sz w:val="22"/>
           <w:szCs w:val="22"/>
         </w:rPr>
-        <w:t xml:space="preserve">Use the pruned decision tree for adverse-action reasons. </w:t>
-      </w:r>
-      <w:r>
-        <w:rPr>
-          <w:rFonts w:ascii="Calibri" w:cs="Calibri" w:eastAsia="Calibri" w:hAnsi="Calibri"/>
-          <w:sz w:val="22"/>
-          <w:szCs w:val="22"/>
-        </w:rPr>
-        <w:t xml:space="preserve">Generate the reason codes for every decline from the tree's rules and the applicant's top risk drivers, and store them with the application record for audit and for responses to applicants and regulators.</w:t>
+        <w:t xml:space="preserve">Use the surrogate decision tree for adverse-action reasons. </w:t>
+      </w:r>
+      <w:r>
+        <w:rPr>
+          <w:rFonts w:ascii="Calibri" w:cs="Calibri" w:eastAsia="Calibri" w:hAnsi="Calibri"/>
+          <w:sz w:val="22"/>
+          <w:szCs w:val="22"/>
+        </w:rPr>
+        <w:t xml:space="preserve">Generate the reason codes for every decline from the surrogate tree's rules (which reproduce 90% of the forest's decisions) and the applicant's top risk drivers from the forest, and store them with the application record for audit and for responses to applicants and regulators.</w:t>
       </w:r>
     </w:p>
     <w:p>
@@ -4026,7 +4026,7 @@
           <w:sz w:val="22"/>
           <w:szCs w:val="22"/>
         </w:rPr>
-        <w:t xml:space="preserve">Replace the indicative $9,000 and $2,000 assumptions with the bank's actual loss-given-default and customer lifetime margin, and re-run the cost table before go-live. The analysis shows the optimum is stable across a range of thresholds, so this step refines rather than changes the design.</w:t>
+        <w:t xml:space="preserve">Replace the indicative $9,000 and $2,000 assumptions with the bank's actual loss-given-default and customer lifetime margin, and re-derive the threshold on out-of-fold predictions before go-live. The analysis shows the optimum stays at 0.25 for any cost ratio between 3:1 and 6:1, so this step refines rather than changes the design.</w:t>
       </w:r>
     </w:p>
     <w:p>
@@ -4054,7 +4054,7 @@
           <w:sz w:val="22"/>
           <w:szCs w:val="22"/>
         </w:rPr>
-        <w:t xml:space="preserve">Score every application alongside the manual decision for one to two months, compare outcomes, and test approval and error rates across protected groups. Occupation should stay out of the model unless the review clears it.</w:t>
+        <w:t xml:space="preserve">Score every application alongside the manual decision for one to two months, including applications the current process declines (the training data contains only approved loans), compare outcomes, and test approval and error rates across protected groups. If the review requires occupation to be excluded, switch to the 12-input fallback model.</w:t>
       </w:r>
     </w:p>
     <w:p>
@@ -4567,7 +4567,7 @@
                 <w:sz w:val="19"/>
                 <w:szCs w:val="19"/>
               </w:rPr>
-              <w:t xml:space="preserve">Review adverse-action reason codes against ECOA requirements; run the disparate-impact analysis; approve model-risk documentation.</w:t>
+              <w:t xml:space="preserve">Review adverse-action reason codes against ECOA requirements; run the disparate-impact analysis and decide whether occupation may stay in the model; approve model-risk documentation.</w:t>
             </w:r>
           </w:p>
         </w:tc>
@@ -4701,7 +4701,7 @@
           <w:sz w:val="22"/>
           <w:szCs w:val="22"/>
         </w:rPr>
-        <w:t xml:space="preserve">Application volume of 6,000 per year (the size of the dataset). Average loan of $18,600 (the dataset mean). Loss given default of about 50% of the loan, so a missed defaulter costs about $9,000 after recovery of collateral. A wrongly declined good customer costs about $2,000 in forgone net interest margin and acquisition spend. Model performance in production equals test-set performance (93% of defaulters caught, 67% precision at threshold 0.25).</w:t>
+        <w:t xml:space="preserve">Application volume of 6,000 per year (the size of the dataset). Defaulted loans averaged $16,900 in the data; with about half recovered through the collateral, a missed defaulter costs about $9,000. A wrongly declined good customer costs about $2,000 in forgone net interest margin and acquisition spend. Model performance in production equals test-set performance (93% of defaulters caught, 67% precision at threshold 0.25), on an applicant population like the one the current process approves.</w:t>
       </w:r>
     </w:p>
     <w:tbl>
@@ -4940,7 +4940,7 @@
                 <w:sz w:val="19"/>
                 <w:szCs w:val="19"/>
               </w:rPr>
-              <w:t xml:space="preserve">about 80 slip through (13 per 1,000)</w:t>
+              <w:t xml:space="preserve">about 90 slip through (15 per 1,000)</w:t>
             </w:r>
           </w:p>
         </w:tc>
@@ -5050,7 +5050,7 @@
                 <w:sz w:val="19"/>
                 <w:szCs w:val="19"/>
               </w:rPr>
-              <w:t xml:space="preserve">about $0.7 million</w:t>
+              <w:t xml:space="preserve">about $0.8 million</w:t>
             </w:r>
           </w:p>
         </w:tc>
@@ -5270,7 +5270,7 @@
                 <w:sz w:val="19"/>
                 <w:szCs w:val="19"/>
               </w:rPr>
-              <w:t xml:space="preserve">about $1.8 million</w:t>
+              <w:t xml:space="preserve">about $1.9 million</w:t>
             </w:r>
           </w:p>
         </w:tc>
@@ -5380,7 +5380,7 @@
                 <w:sz w:val="19"/>
                 <w:szCs w:val="19"/>
               </w:rPr>
-              <w:t xml:space="preserve">about $9 million gross; about $8.5 million after running costs</w:t>
+              <w:t xml:space="preserve">about $8.9 million gross; about $8.8 million after running costs; about $8.5 million in the first year after the one-off implementation cost</w:t>
             </w:r>
           </w:p>
         </w:tc>
@@ -7035,7 +7035,7 @@
                 <w:sz w:val="19"/>
                 <w:szCs w:val="19"/>
               </w:rPr>
-              <w:t xml:space="preserve">333 (caught)</w:t>
+              <w:t xml:space="preserve">331 (caught)</w:t>
             </w:r>
           </w:p>
         </w:tc>
@@ -7070,7 +7070,7 @@
                 <w:sz w:val="19"/>
                 <w:szCs w:val="19"/>
               </w:rPr>
-              <w:t xml:space="preserve">24 (missed)</w:t>
+              <w:t xml:space="preserve">26 (missed)</w:t>
             </w:r>
           </w:p>
         </w:tc>
@@ -7325,7 +7325,7 @@
                 <w:sz w:val="19"/>
                 <w:szCs w:val="19"/>
               </w:rPr>
-              <w:t xml:space="preserve">497</w:t>
+              <w:t xml:space="preserve">495</w:t>
             </w:r>
           </w:p>
         </w:tc>
@@ -7360,7 +7360,7 @@
                 <w:sz w:val="19"/>
                 <w:szCs w:val="19"/>
               </w:rPr>
-              <w:t xml:space="preserve">1,291</w:t>
+              <w:t xml:space="preserve">1,293</w:t>
             </w:r>
           </w:p>
         </w:tc>
@@ -7415,7 +7415,7 @@
           <w:sz w:val="19"/>
           <w:szCs w:val="19"/>
         </w:rPr>
-        <w:t xml:space="preserve">Table A1. Decisions of the proposed model (class-weighted Random Forest, threshold 0.25) on the held-out applicants: 93.3% of defaulters caught; 67.0% of flagged applicants were real defaulters; 89.5% of all decisions correct.</w:t>
+        <w:t xml:space="preserve">Table A1. Decisions of the proposed model (class-weighted Random Forest, threshold 0.25) on the held-out applicants: 92.7% of defaulters caught; 66.9% of flagged applicants were real defaulters; 89.4% of all decisions correct.</w:t>
       </w:r>
     </w:p>
     <w:p>

--- a/reports/Loan_Default_Prediction_Final_Report.docx
+++ b/reports/Loan_Default_Prediction_Final_Report.docx
@@ -616,7 +616,7 @@
                 <w:sz w:val="19"/>
                 <w:szCs w:val="19"/>
               </w:rPr>
-              <w:t xml:space="preserve">All 27 model inputs: the 10 financial attributes (LOAN, MORTDUE, VALUE, YOJ, DEROG, DELINQ, CLAGE, NINQ, CLNO, DEBTINC), a missing-value flag for each of the 11 fields with gaps, and the occupation and loan-purpose indicators. Fallback if the fair-lending review requires it: the same forest on 12 inputs without occupation and loan purpose (about a sixth more expected credit-error cost).</w:t>
+              <w:t xml:space="preserve">All 27 model inputs: the 10 financial attributes (LOAN, MORTDUE, VALUE, YOJ, DEROG, DELINQ, CLAGE, NINQ, CLNO, DEBTINC), a missing-value flag for each of the 11 fields with gaps, and the occupation and loan-purpose indicators. Fallback if the fair-lending review requires it: the same forest on 12 inputs, without occupation, loan purpose and nine of the eleven missing flags (about a sixth more expected credit-error cost).</w:t>
             </w:r>
           </w:p>
         </w:tc>
@@ -3657,7 +3657,7 @@
           <w:sz w:val="22"/>
           <w:szCs w:val="22"/>
         </w:rPr>
-        <w:t xml:space="preserve">A forest of 200 trees cannot be read as a rule list, so a four-level decision tree was fitted to the forest's own decisions (flag or clear at the 0.25 threshold) rather than to the original labels. It reproduces 90% of the forest's decisions on unseen applicants, and its rules are the same drivers the analysis found throughout: is the debt-to-income ratio missing; if recorded, is it above about 44%; how many delinquent credit lines; how long is the credit history; what is the loan size and job tenure. Those rules supply the adverse-action reasons; the forest's feature importances (Figure 3) and per-applicant top risk drivers document the score itself.</w:t>
+        <w:t xml:space="preserve">A forest of 200 trees cannot be read as a rule list, so a four-level decision tree was fitted to the forest's own decisions (flag or clear at the 0.25 threshold) rather than to the original labels. It reproduces 90% of the forest's decisions on unseen applicants, and its rules are the same drivers the analysis found throughout: is the debt-to-income ratio missing; if recorded, is it above about 44%; how many delinquent credit lines; how long is the credit history; how many years in the current job. Those rules supply the adverse-action reasons; the forest's feature importances (Figure 3) and per-applicant top risk drivers document the score itself.</w:t>
       </w:r>
     </w:p>
     <w:p>
@@ -6035,7 +6035,7 @@
                 <w:sz w:val="19"/>
                 <w:szCs w:val="19"/>
               </w:rPr>
-              <w:t xml:space="preserve">Exclude occupation from the production model; disparate-impact testing before launch and annually.</w:t>
+              <w:t xml:space="preserve">Disparate-impact testing before launch and annually; switch to the 12-input fallback (no occupation, loan purpose or minor flags) if the review requires it.</w:t>
             </w:r>
           </w:p>
         </w:tc>

--- a/reports/Loan_Default_Prediction_Final_Report.docx
+++ b/reports/Loan_Default_Prediction_Final_Report.docx
@@ -356,7 +356,7 @@
           <w:sz w:val="22"/>
           <w:szCs w:val="22"/>
         </w:rPr>
-        <w:t xml:space="preserve">The relationships in this data are thresholds and cliffs rather than straight lines. A class-weighted Random Forest scored 0.96 on risk-ranking quality (ROC-AUC, where 1.0 means every defaulter is ranked above every repayer) against 0.91 for logistic regression, and at a similar share of defaulters caught it declined far fewer good customers. The final model and its decision threshold were chosen on the training data alone (out-of-fold expected cost) and confirmed once on the held-out applicants.</w:t>
+        <w:t xml:space="preserve">The relationships in this data are thresholds and cliffs rather than straight lines. The Random Forest scored 0.96 on risk-ranking quality (ROC-AUC, where 1.0 means every defaulter is ranked above every repayer) against 0.91 for logistic regression, and at a similar share of defaulters caught it declined far fewer good customers. The final model's configuration (class weights, tree size, input set) and its decision threshold were chosen together on the training data alone (repeated out-of-fold expected cost, under a rule fixed in advance) and confirmed once on the held-out applicants.</w:t>
       </w:r>
     </w:p>
     <w:p>
@@ -541,7 +541,7 @@
                 <w:sz w:val="19"/>
                 <w:szCs w:val="19"/>
               </w:rPr>
-              <w:t xml:space="preserve">Random Forest classifier, 200 trees, class weights {repaid: 0.2, default: 0.8}, scikit-learn defaults otherwise</w:t>
+              <w:t xml:space="preserve">Random Forest classifier, 200 fully grown trees, no class weights (the configuration search showed that once the decision threshold is chosen on cost, class weights add nothing), scikit-learn defaults otherwise</w:t>
             </w:r>
           </w:p>
         </w:tc>
@@ -616,7 +616,7 @@
                 <w:sz w:val="19"/>
                 <w:szCs w:val="19"/>
               </w:rPr>
-              <w:t xml:space="preserve">All 27 model inputs: the 10 financial attributes (LOAN, MORTDUE, VALUE, YOJ, DEROG, DELINQ, CLAGE, NINQ, CLNO, DEBTINC), a missing-value flag for each of the 11 fields with gaps, and the occupation and loan-purpose indicators. Fallback if the fair-lending review requires it: the same forest on 12 inputs, without occupation, loan purpose and nine of the eleven missing flags (about a sixth more expected credit-error cost).</w:t>
+              <w:t xml:space="preserve">All 27 model inputs, in the order the pipeline produces them: the 10 financial attributes (LOAN, MORTDUE, VALUE, YOJ, DEROG, DELINQ, CLAGE, NINQ, CLNO, DEBTINC), a 0/1 missing-value flag for each of the 11 fields with gaps (MORTDUE, VALUE, REASON, JOB, YOJ, DEROG, DELINQ, CLAGE, NINQ, CLNO, DEBTINC) and six 0/1 indicators from one-hot encoding (REASON = HomeImp; JOB = Office, Other, ProfExe, Sales, Self). Fallback if the fair-lending review requires it: the same forest on 12 inputs (the ten attributes plus the DEBTINC and VALUE missing flags), about a fifth more expected credit-error cost.</w:t>
             </w:r>
           </w:p>
         </w:tc>
@@ -766,7 +766,7 @@
                 <w:sz w:val="19"/>
                 <w:szCs w:val="19"/>
               </w:rPr>
-              <w:t xml:space="preserve">Flag as likely default when predicted probability &gt; 0.25. The threshold minimises the indicative expected cost of credit errors on out-of-fold predictions of the training rows; it is unchanged for cost ratios between 3:1 and 6:1.</w:t>
+              <w:t xml:space="preserve">Flag as likely default when predicted probability &gt; 0.15. The threshold minimises the indicative expected cost of credit errors on repeated out-of-fold predictions of the training rows; it is unchanged for cost ratios between 3:1 and 6:1 and agrees with the theoretical break-even for the stated costs ($2,000 / $11,000 = 0.18) to within the search step.</w:t>
             </w:r>
           </w:p>
         </w:tc>
@@ -841,7 +841,7 @@
                 <w:sz w:val="19"/>
                 <w:szCs w:val="19"/>
               </w:rPr>
-              <w:t xml:space="preserve">A depth-4 surrogate decision tree fitted to the forest's own decisions, which reproduces 90% of them on unseen applicants; its rules on debt-to-income (missing or above about 44%), delinquent credit lines, credit-history length, loan size and job tenure supply the adverse-action reasons required under the Equal Credit Opportunity Act, complemented by per-applicant top risk drivers</w:t>
+              <w:t xml:space="preserve">A depth-4 surrogate decision tree fitted to the forest's own decisions, which reproduces 90% of them on unseen applicants; its rules on debt-to-income (missing or above about 45%), delinquent credit lines, credit-history length and derogatory reports supply the adverse-action reasons required under the Equal Credit Opportunity Act, complemented by per-applicant top risk drivers</w:t>
             </w:r>
           </w:p>
         </w:tc>
@@ -991,7 +991,7 @@
                 <w:sz w:val="19"/>
                 <w:szCs w:val="19"/>
               </w:rPr>
-              <w:t xml:space="preserve">92.7% of defaulters caught (recall), 66.9% precision, 89.4% accuracy, risk-ranking quality (ROC-AUC) 0.96. At the default 0.5 threshold the same model gives 77.3% recall, 76.9% precision and 90.8% accuracy.</w:t>
+              <w:t xml:space="preserve">92.7% of defaulters caught (recall), 68.1% precision, 89.9% accuracy, risk-ranking quality (ROC-AUC) 0.96. At the default 0.5 threshold the same model gives 68.6% recall, 84.2% precision and 91.2% accuracy.</w:t>
             </w:r>
           </w:p>
         </w:tc>
@@ -1066,7 +1066,7 @@
                 <w:sz w:val="19"/>
                 <w:szCs w:val="19"/>
               </w:rPr>
-              <w:t xml:space="preserve">70/30 stratified split held out before any pre-processing statistic was fitted; grid searches by 3- and 5-fold stratified cross-validation; the final model and its threshold selected by 5-fold out-of-fold expected cost on the training rows; the test set scored once</w:t>
+              <w:t xml:space="preserve">70/30 stratified split held out before any pre-processing statistic was fitted; grid searches by 3- and 5-fold stratified cross-validation; the final model's configuration and its threshold selected by repeated 5-fold out-of-fold expected cost on the training rows (three splits, 15 validation folds) under a rule fixed in advance; the test set scored once</w:t>
             </w:r>
           </w:p>
         </w:tc>
@@ -1120,7 +1120,7 @@
           <w:sz w:val="22"/>
           <w:szCs w:val="22"/>
         </w:rPr>
-        <w:t xml:space="preserve">the head of consumer credit approves the three-band policy (approve / refer / decline); finance supplies actual loss-given-default and margin figures so the 0.25 threshold can be confirmed.</w:t>
+        <w:t xml:space="preserve">the head of consumer credit approves the three-band policy (approve / refer / decline); finance supplies actual loss-given-default and margin figures so the 0.15 threshold can be confirmed.</w:t>
       </w:r>
     </w:p>
     <w:p>
@@ -1246,7 +1246,7 @@
           <w:sz w:val="22"/>
           <w:szCs w:val="22"/>
         </w:rPr>
-        <w:t xml:space="preserve">Per 1,000 applicants the proposed model is expected to catch about 185 of the 200 defaulters, miss about 15, and decline about 92 customers who would have repaid. Under indicative cost assumptions (a missed defaulter costs about $9,000, a wrongly declined good customer about $2,000) this cuts default-related cost from roughly </w:t>
+        <w:t xml:space="preserve">Per 1,000 applicants the proposed model is expected to catch about 185 of the 200 defaulters, miss about 15, and decline about 87 customers who would have repaid. Under indicative cost assumptions (a missed defaulter costs about $9,000, a wrongly declined good customer about $2,000) this cuts default-related cost from roughly </w:t>
       </w:r>
       <w:r>
         <w:rPr>
@@ -1282,7 +1282,7 @@
           <w:sz w:val="22"/>
           <w:szCs w:val="22"/>
         </w:rPr>
-        <w:t xml:space="preserve">, a reduction of more than 80%.</w:t>
+        <w:t xml:space="preserve">, a reduction of about 83%.</w:t>
       </w:r>
     </w:p>
     <w:p>
@@ -3299,7 +3299,7 @@
                 <w:sz w:val="19"/>
                 <w:szCs w:val="19"/>
               </w:rPr>
-              <w:t xml:space="preserve">Proposed: RF (class weights), threshold 0.25</w:t>
+              <w:t xml:space="preserve">Proposed: Random Forest, threshold 0.15</w:t>
             </w:r>
           </w:p>
         </w:tc>
@@ -3369,7 +3369,7 @@
                 <w:sz w:val="19"/>
                 <w:szCs w:val="19"/>
               </w:rPr>
-              <w:t xml:space="preserve">67%</w:t>
+              <w:t xml:space="preserve">68%</w:t>
             </w:r>
           </w:p>
         </w:tc>
@@ -3404,7 +3404,7 @@
                 <w:sz w:val="19"/>
                 <w:szCs w:val="19"/>
               </w:rPr>
-              <w:t xml:space="preserve">89%</w:t>
+              <w:t xml:space="preserve">90%</w:t>
             </w:r>
           </w:p>
         </w:tc>
@@ -3570,7 +3570,7 @@
           <w:sz w:val="22"/>
           <w:szCs w:val="22"/>
         </w:rPr>
-        <w:t xml:space="preserve">Four forest candidates (the class-weighted and the recall-tuned forest, each on all 27 inputs and on a 12-input subset) were compared on the expected cost of credit errors, estimated with out-of-fold predictions on the training rows, each at its own cost-minimising threshold. The class-weighted forest on all 27 inputs had the lowest cost, the recall-tuned grid winner about 50% more once precision is priced in. Its cost-minimising threshold is 0.25, unchanged for any cost ratio between 3:1 and 6:1. Scored once on the held-out applicants at that threshold, it catches 93% of defaulters at 67% precision, against 77% and 77% at the conventional 0.5; out-of-fold and test results agree within two points, so the selection did not over-fit.</w:t>
+        <w:t xml:space="preserve">Class weights and the decision threshold are two dials for the same trade-off, so they were chosen together. Ten forest configurations (five class-weight settings, with fully grown trees or at least 10 applicants per leaf) and then four final candidates (the winning configuration and the recall-tuned forest, each on all 27 inputs and on a 12-input subset) were compared on the expected cost of credit errors, estimated with repeated 5-fold out-of-fold predictions on the training rows (15 validation folds), each at its own cost-minimising threshold, under a rule fixed in advance: lowest mean cost, and the simplest configuration among those within one standard error of it. Fully grown trees beat constrained trees for every weighting. Among them the class weights made no material difference (the unweighted, 0.3/0.7 and 0.2/0.8 forests were within one standard error of each other, at thresholds of 0.15, 0.20 and 0.25), so the unweighted forest on all 27 inputs was selected; the recall-tuned grid winner cost about half again as much once precision is priced in, and the 12-input forest about a fifth more. The cost-minimising threshold is 0.15, unchanged for any cost ratio between 3:1 and 6:1 and in line with the theoretical break-even of 0.18 for the stated costs. Scored once on the held-out applicants at that threshold, the forest catches 93% of defaulters at 68% precision, against 69% and 84% at the conventional 0.5; out-of-fold and test results agree within a few points, so the selection did not over-fit.</w:t>
       </w:r>
     </w:p>
     <w:p>
@@ -3657,7 +3657,7 @@
           <w:sz w:val="22"/>
           <w:szCs w:val="22"/>
         </w:rPr>
-        <w:t xml:space="preserve">A forest of 200 trees cannot be read as a rule list, so a four-level decision tree was fitted to the forest's own decisions (flag or clear at the 0.25 threshold) rather than to the original labels. It reproduces 90% of the forest's decisions on unseen applicants, and its rules are the same drivers the analysis found throughout: is the debt-to-income ratio missing; if recorded, is it above about 44%; how many delinquent credit lines; how long is the credit history; how many years in the current job. Those rules supply the adverse-action reasons; the forest's feature importances (Figure 3) and per-applicant top risk drivers document the score itself.</w:t>
+        <w:t xml:space="preserve">A forest of 200 trees cannot be read as a rule list, so a four-level decision tree was fitted to the forest's own decisions (flag or clear at the 0.15 threshold) rather than to the original labels. It reproduces 90% of the forest's decisions on unseen applicants, and its rules are the same drivers the analysis found throughout: is the debt-to-income ratio missing; if recorded, is it above about 45%; are there two or more delinquent credit lines; how long is the credit history; are there derogatory reports. Those rules supply the adverse-action reasons; the forest's feature importances (Figure 3) and per-applicant top risk drivers document the score itself.</w:t>
       </w:r>
     </w:p>
     <w:p>
@@ -3794,7 +3794,7 @@
           <w:sz w:val="22"/>
           <w:szCs w:val="22"/>
         </w:rPr>
-        <w:t xml:space="preserve">About 92 of every 1,000 applicants would be declined or referred although they would have repaid. This is the price of catching defaulters; it is far lower than the single decision tree's 145 and can be reduced further by routing borderline cases to a human underwriter instead of declining them outright.</w:t>
+        <w:t xml:space="preserve">About 87 of every 1,000 applicants would be declined or referred although they would have repaid. This is the price of catching defaulters; it is far lower than the single decision tree's 145 and can be reduced further by routing borderline cases to a human underwriter instead of declining them outright.</w:t>
       </w:r>
     </w:p>
     <w:p>
@@ -3906,15 +3906,15 @@
           <w:sz w:val="22"/>
           <w:szCs w:val="22"/>
         </w:rPr>
-        <w:t xml:space="preserve">Deploy the class-weighted Random Forest as a decision-support score, </w:t>
-      </w:r>
-      <w:r>
-        <w:rPr>
-          <w:rFonts w:ascii="Calibri" w:cs="Calibri" w:eastAsia="Calibri" w:hAnsi="Calibri"/>
-          <w:sz w:val="22"/>
-          <w:szCs w:val="22"/>
-        </w:rPr>
-        <w:t xml:space="preserve">integrated into the existing underwriting workflow, with the probability threshold of 0.25 as the initial setting and a three-band outcome: approve (probability below about 0.15), refer to an underwriter (0.15 to 0.40) and decline (above 0.40). The bands keep a human in the loop where the model is least certain.</w:t>
+        <w:t xml:space="preserve">Deploy the Random Forest as a decision-support score, </w:t>
+      </w:r>
+      <w:r>
+        <w:rPr>
+          <w:rFonts w:ascii="Calibri" w:cs="Calibri" w:eastAsia="Calibri" w:hAnsi="Calibri"/>
+          <w:sz w:val="22"/>
+          <w:szCs w:val="22"/>
+        </w:rPr>
+        <w:t xml:space="preserve">integrated into the existing underwriting workflow, with the probability threshold of 0.15 as the initial setting and a three-band outcome: approve (predicted default probability below about 0.10), refer to an underwriter (0.10 to 0.25) and decline (above 0.25). The bands keep a human in the loop where the model is least certain.</w:t>
       </w:r>
     </w:p>
     <w:p>
@@ -4026,7 +4026,7 @@
           <w:sz w:val="22"/>
           <w:szCs w:val="22"/>
         </w:rPr>
-        <w:t xml:space="preserve">Replace the indicative $9,000 and $2,000 assumptions with the bank's actual loss-given-default and customer lifetime margin, and re-derive the threshold on out-of-fold predictions before go-live. The analysis shows the optimum stays at 0.25 for any cost ratio between 3:1 and 6:1, so this step refines rather than changes the design.</w:t>
+        <w:t xml:space="preserve">Replace the indicative $9,000 and $2,000 assumptions with the bank's actual loss-given-default and customer lifetime margin, and re-derive the threshold on out-of-fold predictions before go-live. The analysis shows the optimum stays at 0.15 for any cost ratio between 3:1 and 6:1, so this step refines rather than changes the design.</w:t>
       </w:r>
     </w:p>
     <w:p>
@@ -4267,7 +4267,7 @@
                 <w:sz w:val="19"/>
                 <w:szCs w:val="19"/>
               </w:rPr>
-              <w:t xml:space="preserve">Approve the three-band decision policy and the initial 0.25 threshold; own the risk-appetite decision the threshold represents; sign off the go-live after the shadow period.</w:t>
+              <w:t xml:space="preserve">Approve the three-band decision policy and the initial 0.15 threshold; own the risk-appetite decision the threshold represents; sign off the go-live after the shadow period.</w:t>
             </w:r>
           </w:p>
         </w:tc>
@@ -4701,7 +4701,7 @@
           <w:sz w:val="22"/>
           <w:szCs w:val="22"/>
         </w:rPr>
-        <w:t xml:space="preserve">Application volume of 6,000 per year (the size of the dataset). Defaulted loans averaged $16,900 in the data; with about half recovered through the collateral, a missed defaulter costs about $9,000. A wrongly declined good customer costs about $2,000 in forgone net interest margin and acquisition spend. Model performance in production equals test-set performance (93% of defaulters caught, 67% precision at threshold 0.25), on an applicant population like the one the current process approves.</w:t>
+        <w:t xml:space="preserve">Application volume of 6,000 per year (the size of the dataset). Defaulted loans averaged $16,900 in the data; with about half recovered through the collateral, a missed defaulter costs about $9,000. A wrongly declined good customer costs about $2,000 in forgone net interest margin and acquisition spend. Model performance in production equals test-set performance (93% of defaulters caught, 68% precision at threshold 0.15), on an applicant population like the one the current process approves.</w:t>
       </w:r>
     </w:p>
     <w:tbl>
@@ -5160,7 +5160,7 @@
                 <w:sz w:val="19"/>
                 <w:szCs w:val="19"/>
               </w:rPr>
-              <w:t xml:space="preserve">about 550 (92 per 1,000), margin forgone about $1.1 million</w:t>
+              <w:t xml:space="preserve">about 520 (87 per 1,000), margin forgone about $1.0 million</w:t>
             </w:r>
           </w:p>
         </w:tc>
@@ -5270,7 +5270,7 @@
                 <w:sz w:val="19"/>
                 <w:szCs w:val="19"/>
               </w:rPr>
-              <w:t xml:space="preserve">about $1.9 million</w:t>
+              <w:t xml:space="preserve">about $1.8 million</w:t>
             </w:r>
           </w:p>
         </w:tc>
@@ -5380,7 +5380,7 @@
                 <w:sz w:val="19"/>
                 <w:szCs w:val="19"/>
               </w:rPr>
-              <w:t xml:space="preserve">about $8.9 million gross; about $8.8 million after running costs; about $8.5 million in the first year after the one-off implementation cost</w:t>
+              <w:t xml:space="preserve">about $9.0 million gross; about $8.9 million after running costs; about $8.5 million in the first year after the one-off implementation cost</w:t>
             </w:r>
           </w:p>
         </w:tc>
@@ -6470,7 +6470,7 @@
           <w:sz w:val="22"/>
           <w:szCs w:val="22"/>
         </w:rPr>
-        <w:t xml:space="preserve">test gradient boosting and calibrate predicted probabilities so that a score of 0.25 means a 25% chance of default, which simplifies threshold setting and pricing.</w:t>
+        <w:t xml:space="preserve">test gradient boosting and calibrate predicted probabilities so that a score of 0.15 means exactly a 15% chance of default (the unweighted forest's scores already behave like default rates, since its cost-minimising cut-off sits close to the theoretical break-even), which simplifies threshold setting and pricing.</w:t>
       </w:r>
     </w:p>
     <w:p>
@@ -7180,7 +7180,7 @@
                 <w:sz w:val="19"/>
                 <w:szCs w:val="19"/>
               </w:rPr>
-              <w:t xml:space="preserve">164 (wrongly flagged)</w:t>
+              <w:t xml:space="preserve">155 (wrongly flagged)</w:t>
             </w:r>
           </w:p>
         </w:tc>
@@ -7215,7 +7215,7 @@
                 <w:sz w:val="19"/>
                 <w:szCs w:val="19"/>
               </w:rPr>
-              <w:t xml:space="preserve">1,267 (correctly cleared)</w:t>
+              <w:t xml:space="preserve">1,276 (correctly cleared)</w:t>
             </w:r>
           </w:p>
         </w:tc>
@@ -7325,7 +7325,7 @@
                 <w:sz w:val="19"/>
                 <w:szCs w:val="19"/>
               </w:rPr>
-              <w:t xml:space="preserve">495</w:t>
+              <w:t xml:space="preserve">486</w:t>
             </w:r>
           </w:p>
         </w:tc>
@@ -7360,7 +7360,7 @@
                 <w:sz w:val="19"/>
                 <w:szCs w:val="19"/>
               </w:rPr>
-              <w:t xml:space="preserve">1,293</w:t>
+              <w:t xml:space="preserve">1,302</w:t>
             </w:r>
           </w:p>
         </w:tc>
@@ -7415,7 +7415,7 @@
           <w:sz w:val="19"/>
           <w:szCs w:val="19"/>
         </w:rPr>
-        <w:t xml:space="preserve">Table A1. Decisions of the proposed model (class-weighted Random Forest, threshold 0.25) on the held-out applicants: 92.7% of defaulters caught; 66.9% of flagged applicants were real defaulters; 89.4% of all decisions correct.</w:t>
+        <w:t xml:space="preserve">Table A1. Decisions of the proposed model (Random Forest, threshold 0.15) on the held-out applicants: 92.7% of defaulters caught; 68.1% of flagged applicants were real defaulters; 89.9% of all decisions correct.</w:t>
       </w:r>
     </w:p>
     <w:p>

--- a/reports/Loan_Default_Prediction_Final_Report.docx
+++ b/reports/Loan_Default_Prediction_Final_Report.docx
@@ -328,7 +328,7 @@
           <w:sz w:val="22"/>
           <w:szCs w:val="22"/>
         </w:rPr>
-        <w:t xml:space="preserve">Sales and self-employed applicants default more often (35% and 30%) and office workers least (13%). At the conventional decision threshold, removing occupation and loan purpose from the forest changes its performance by about a point; at the cost-optimal threshold they add a measurable gain, so they are kept subject to the fair-lending review, with a 12-input model without them as the fallback.</w:t>
+        <w:t xml:space="preserve">Sales and self-employed applicants default more often (35% and 30%) and office workers least (13%). At the conventional decision threshold, removing occupation, loan purpose and nine minor flags from the forest changes its performance by about a point; at the cost-optimal threshold removing occupation alone raises the expected cost of credit errors by about 10%, so occupation is kept subject to the fair-lending review, with a 21-input model without it as the fallback.</w:t>
       </w:r>
     </w:p>
     <w:p>
@@ -356,7 +356,7 @@
           <w:sz w:val="22"/>
           <w:szCs w:val="22"/>
         </w:rPr>
-        <w:t xml:space="preserve">The relationships in this data are thresholds and cliffs rather than straight lines. The Random Forest scored 0.96 on risk-ranking quality (ROC-AUC, where 1.0 means every defaulter is ranked above every repayer) against 0.91 for logistic regression, and at a similar share of defaulters caught it declined far fewer good customers. The final model's configuration (class weights, tree size, input set) and its decision threshold were chosen together on the training data alone (repeated out-of-fold expected cost, under a rule fixed in advance) and confirmed once on the held-out applicants.</w:t>
+        <w:t xml:space="preserve">The relationships in this data are thresholds and cliffs rather than straight lines. The Random Forest scored 0.96 on risk-ranking quality (ROC-AUC, where 1.0 means every defaulter is ranked above every repayer) against 0.91 for logistic regression, and at a similar share of defaulters caught it declined far fewer good customers. The final model's configuration (class weights, tree size, input set) and its decision threshold were chosen together on the training data alone, by the expected dollar cost of their mistakes on training applicants the model had not seen, under a rule fixed in advance; performance was then measured once on the held-out applicants.</w:t>
       </w:r>
     </w:p>
     <w:p>
@@ -541,7 +541,7 @@
                 <w:sz w:val="19"/>
                 <w:szCs w:val="19"/>
               </w:rPr>
-              <w:t xml:space="preserve">Random Forest classifier, 200 fully grown trees, no class weights (the configuration search showed that once the decision threshold is chosen on cost, class weights add nothing), scikit-learn defaults otherwise</w:t>
+              <w:t xml:space="preserve">Random Forest classifier, 200 fully grown trees, no class weights (giving defaulters extra weight in training made no measurable difference once the decision threshold was chosen on cost), standard settings otherwise</w:t>
             </w:r>
           </w:p>
         </w:tc>
@@ -616,7 +616,7 @@
                 <w:sz w:val="19"/>
                 <w:szCs w:val="19"/>
               </w:rPr>
-              <w:t xml:space="preserve">All 27 model inputs, in the order the pipeline produces them: the 10 financial attributes (LOAN, MORTDUE, VALUE, YOJ, DEROG, DELINQ, CLAGE, NINQ, CLNO, DEBTINC), a 0/1 missing-value flag for each of the 11 fields with gaps (MORTDUE, VALUE, REASON, JOB, YOJ, DEROG, DELINQ, CLAGE, NINQ, CLNO, DEBTINC) and six 0/1 indicators from one-hot encoding (REASON = HomeImp; JOB = Office, Other, ProfExe, Sales, Self). Fallback if the fair-lending review requires it: the same forest on 12 inputs (the ten attributes plus the DEBTINC and VALUE missing flags), about a fifth more expected credit-error cost.</w:t>
+              <w:t xml:space="preserve">All 27 model inputs, in the order the pipeline produces them: the 10 financial attributes (LOAN, MORTDUE, VALUE, YOJ, DEROG, DELINQ, CLAGE, NINQ, CLNO, DEBTINC), a 0/1 missing-value flag for each of the 11 fields with gaps (MORTDUE, VALUE, REASON, JOB, YOJ, DEROG, DELINQ, CLAGE, NINQ, CLNO, DEBTINC) and six 0/1 indicators from one-hot encoding (REASON = HomeImp; JOB = Office, Other, ProfExe, Sales, Self). Fallback if the fair-lending review requires it: the same forest without any occupation information (21 inputs: the five occupation indicators and the occupation-missing flag removed), about 10% more expected credit-error cost. A 12-input lean model (the ten attributes plus the DEBTINC and VALUE missing flags) was also tested and costs about a fifth more.</w:t>
             </w:r>
           </w:p>
         </w:tc>
@@ -766,7 +766,7 @@
                 <w:sz w:val="19"/>
                 <w:szCs w:val="19"/>
               </w:rPr>
-              <w:t xml:space="preserve">Flag as likely default when predicted probability &gt; 0.15. The threshold minimises the indicative expected cost of credit errors on repeated out-of-fold predictions of the training rows; it is unchanged for cost ratios between 3:1 and 6:1 and agrees with the theoretical break-even for the stated costs ($2,000 / $11,000 = 0.18) to within the search step.</w:t>
+              <w:t xml:space="preserve">Flag as likely default when predicted probability &gt; 0.15. The threshold minimises the indicative expected cost of credit errors on repeated out-of-fold predictions of the training rows; it is unchanged for cost ratios between 3:1 and 6:1, on a finer grid and on two other train/test splits, and sits just below the textbook break-even for the stated costs ($2,000 / $11,000 = 0.18) because the forest's scores understate risk in the decision range (applicants scored 0.15 to 0.20 defaulted about 23% of the time).</w:t>
             </w:r>
           </w:p>
         </w:tc>
@@ -841,7 +841,7 @@
                 <w:sz w:val="19"/>
                 <w:szCs w:val="19"/>
               </w:rPr>
-              <w:t xml:space="preserve">A depth-4 surrogate decision tree fitted to the forest's own decisions, which reproduces 90% of them on unseen applicants; its rules on debt-to-income (missing or above about 45%), delinquent credit lines, credit-history length and derogatory reports supply the adverse-action reasons required under the Equal Credit Opportunity Act, complemented by per-applicant top risk drivers</w:t>
+              <w:t xml:space="preserve">A depth-4 surrogate decision tree fitted to the forest's out-of-fold decisions, which reproduces 93% of them on unseen applicants (against 73% for never flagging); its three rules (debt-to-income ratio missing; ratio above about 44%; at or below 44%, a delinquent credit line together with a major derogatory report) supply the adverse-action reasons required under the Equal Credit Opportunity Act, complemented by per-applicant top risk drivers</w:t>
             </w:r>
           </w:p>
         </w:tc>
@@ -916,7 +916,7 @@
                 <w:sz w:val="19"/>
                 <w:szCs w:val="19"/>
               </w:rPr>
-              <w:t xml:space="preserve">Recall on the defaulter class (share of future defaulters caught), with precision and F1 as guard-rails against declining too many good customers</w:t>
+              <w:t xml:space="preserve">Recall on the defaulter class (share of future defaulters caught), with precision and F1 as guard-rails against declining too many good customers; the final model and its threshold were then chosen on the expected cost of the two errors, so precision is priced in explicitly</w:t>
             </w:r>
           </w:p>
         </w:tc>
@@ -1066,7 +1066,7 @@
                 <w:sz w:val="19"/>
                 <w:szCs w:val="19"/>
               </w:rPr>
-              <w:t xml:space="preserve">70/30 stratified split held out before any pre-processing statistic was fitted; grid searches by 3- and 5-fold stratified cross-validation; the final model's configuration and its threshold selected by repeated 5-fold out-of-fold expected cost on the training rows (three splits, 15 validation folds) under a rule fixed in advance; the test set scored once</w:t>
+              <w:t xml:space="preserve">70/30 stratified split held out before any pre-processing statistic was fitted; grid searches by 3- and 5-fold stratified cross-validation; the final model's settings and its threshold selected by the expected cost of mistakes on training applicants the model had not seen (three rounds of 5-fold cross-validation, 15 validation folds) under a rule fixed in advance, with robustness checks (finer threshold grid, two other train/test splits, calibration table); the test set scored once for performance (permutation importance is also computed on it, for interpretation only)</w:t>
             </w:r>
           </w:p>
         </w:tc>
@@ -1112,7 +1112,7 @@
           <w:sz w:val="22"/>
           <w:szCs w:val="22"/>
         </w:rPr>
-        <w:t xml:space="preserve">Decide and calibrate: </w:t>
+        <w:t xml:space="preserve">Decide and confirm the threshold: </w:t>
       </w:r>
       <w:r>
         <w:rPr>
@@ -2579,7 +2579,7 @@
                 <w:sz w:val="19"/>
                 <w:szCs w:val="19"/>
               </w:rPr>
-              <w:t xml:space="preserve">Random Forest (default)</w:t>
+              <w:t xml:space="preserve">Random Forest (default; the proposed model at the 0.5 threshold)</w:t>
             </w:r>
           </w:p>
         </w:tc>
@@ -3546,7 +3546,7 @@
           <w:sz w:val="22"/>
           <w:szCs w:val="22"/>
         </w:rPr>
-        <w:t xml:space="preserve">because it offers the best balance on the chosen metric. The tuned decision tree catches slightly more defaulters at the 0.5 threshold (82%) but declines almost one good customer for every defaulter it catches (53% precision). The balanced logistic regression catches 80% but with 61% precision, because a straight line cannot represent the threshold effects in the data. Bagging 200 trees shows the value of averaging: at the same recall as a single fully grown tree, precision rises from 71% to 83% and ROC-AUC from 0.81 to 0.95. The class-weighted forest adds feature sub-sampling and class weights, catches 77% at 77% precision and ranks applicants by risk among the most accurately of all models (ROC-AUC 0.96), which is what makes the next step possible.</w:t>
+        <w:t xml:space="preserve">because it offers the best balance on the chosen metric. The tuned decision tree catches slightly more defaulters at the 0.5 threshold (82%) but declines almost one good customer for every defaulter it catches (53% precision). The balanced logistic regression catches 80% but with 61% precision, because a straight line cannot represent the threshold effects in the data. Bagging 200 trees shows the value of averaging: at the same recall as a single fully grown tree, precision rises from 71% to 83% and ROC-AUC from 0.81 to 0.95. The forests add feature sub-sampling: with class weights the forest catches 77% at 77% precision at the 0.5 threshold, and both forests rank applicants by risk most accurately of all models (ROC-AUC 0.96), which is what makes the next step, moving the decision threshold, possible.</w:t>
       </w:r>
     </w:p>
     <w:p>
@@ -3570,7 +3570,7 @@
           <w:sz w:val="22"/>
           <w:szCs w:val="22"/>
         </w:rPr>
-        <w:t xml:space="preserve">Class weights and the decision threshold are two dials for the same trade-off, so they were chosen together. Ten forest configurations (five class-weight settings, with fully grown trees or at least 10 applicants per leaf) and then four final candidates (the winning configuration and the recall-tuned forest, each on all 27 inputs and on a 12-input subset) were compared on the expected cost of credit errors, estimated with repeated 5-fold out-of-fold predictions on the training rows (15 validation folds), each at its own cost-minimising threshold, under a rule fixed in advance: lowest mean cost, and the simplest configuration among those within one standard error of it. Fully grown trees beat constrained trees for every weighting. Among them the class weights made no material difference (the unweighted, 0.3/0.7 and 0.2/0.8 forests were within one standard error of each other, at thresholds of 0.15, 0.20 and 0.25), so the unweighted forest on all 27 inputs was selected; the recall-tuned grid winner cost about half again as much once precision is priced in, and the 12-input forest about a fifth more. The cost-minimising threshold is 0.15, unchanged for any cost ratio between 3:1 and 6:1 and in line with the theoretical break-even of 0.18 for the stated costs. Scored once on the held-out applicants at that threshold, the forest catches 93% of defaulters at 68% precision, against 69% and 84% at the conventional 0.5; out-of-fold and test results agree within a few points, so the selection did not over-fit.</w:t>
+        <w:t xml:space="preserve">Two settings decide how readily a forest flags an applicant: the extra weight given to defaulters during training (class weights) and the probability cut-off. They were chosen together, on the training data alone, by one yardstick: the expected dollar cost of the model's mistakes, estimated on training applicants the model had not seen (three rounds of 5-fold cross-validation). Fifteen forest set-ups (five weightings, each with fully grown trees or trees limited to at least 5 or 10 applicants per leaf) and then five final candidates (the best set-up on all 27 inputs, without occupation, and on a 12-input subset, plus the recall-tuned forest on 27 and 12 inputs) were each scored at their own cost-minimising cut-off, under a rule fixed beforehand: lowest average cost wins, and when several candidates are within the run-to-run noise of the estimate (about $10,000 per 1,000 applicants) the simplest wins. Fully grown trees beat limited trees for every weighting. Among them the weightings made no measurable difference (the unweighted, 0.3/0.7 and 0.2/0.8 forests were within that noise of each other, at cut-offs of 0.15, 0.20 and 0.25), so the unweighted forest on all 27 inputs was selected; the recall-tuned grid winner cost about half again as much once precision is priced in, the forest without occupation about 10% more and the 12-input forest about a fifth more. Scored the same way at their own best cut-offs, the balanced logistic regression and the recall-tuned decision tree cost about $550,000 and $607,000 per 1,000 applicants against $317,000 for the forest, so the forest wins on the chosen yardstick as well as on ranking quality. The cost-minimising threshold is 0.15, unchanged for any cost ratio between 3:1 and 6:1, on a finer grid and on two other train/test splits; it sits just below the textbook break-even of 0.18 for a perfectly calibrated score because the forest's scores, which rank applicants well, understate risk in the decision range (applicants scored 0.15 to 0.20 defaulted about 23% of the time). Scored once on the held-out applicants at that threshold, the forest catches 93% of defaulters at 68% precision, against 69% and 84% at the conventional 0.5. The test result (cost about $304,000 ± $28,000 per 1,000 applicants) is consistent with the out-of-fold estimate ($317,000); the choice between the closely matched configurations rests on the out-of-fold comparison, which a single test evaluation is too noisy to adjudicate.</w:t>
       </w:r>
     </w:p>
     <w:p>
@@ -3657,7 +3657,7 @@
           <w:sz w:val="22"/>
           <w:szCs w:val="22"/>
         </w:rPr>
-        <w:t xml:space="preserve">A forest of 200 trees cannot be read as a rule list, so a four-level decision tree was fitted to the forest's own decisions (flag or clear at the 0.15 threshold) rather than to the original labels. It reproduces 90% of the forest's decisions on unseen applicants, and its rules are the same drivers the analysis found throughout: is the debt-to-income ratio missing; if recorded, is it above about 45%; are there two or more delinquent credit lines; how long is the credit history; are there derogatory reports. Those rules supply the adverse-action reasons; the forest's feature importances (Figure 3) and per-applicant top risk drivers document the score itself.</w:t>
+        <w:t xml:space="preserve">A forest of 200 trees cannot be read as a rule list, so a four-level decision tree was fitted to the forest's own decisions (flag or clear at the 0.15 threshold, taken from the out-of-fold scores so that the tree learns how the forest treats applicants it has not seen) rather than to the original labels. It reproduces 93% of the forest's decisions on unseen applicants, against 73% for a rule that never flags anyone, and its rules are the same drivers the analysis found throughout: is the debt-to-income ratio missing (then flag); if recorded, is it above about 44% (then flag); at or below 44%, is there a delinquent credit line together with a major derogatory report (then flag, otherwise clear). Those rules supply the adverse-action reasons; the forest's feature importances (Figure 3) and per-applicant top risk drivers document the score itself.</w:t>
       </w:r>
     </w:p>
     <w:p>
@@ -3794,7 +3794,7 @@
           <w:sz w:val="22"/>
           <w:szCs w:val="22"/>
         </w:rPr>
-        <w:t xml:space="preserve">About 87 of every 1,000 applicants would be declined or referred although they would have repaid. This is the price of catching defaulters; it is far lower than the single decision tree's 145 and can be reduced further by routing borderline cases to a human underwriter instead of declining them outright.</w:t>
+        <w:t xml:space="preserve">About 87 of every 1,000 applicants would be declined or referred although they would have repaid. This is the price of catching defaulters; it is far lower than the single decision tree's 145 and can be reduced further by routing borderline cases to a human underwriter instead of declining them outright. Stated as rates: the model flags about 27% of all applicants (an approval rate of about 73% on a population the bank approves in full today, 84% at the conventional 0.5 cut-off), and about 11% of creditworthy applicants are wrongly flagged at 0.15 against about 3% at 0.5. Every flag that ends in a decline needs an adverse-action notice, which is one more reason to route the uncertain middle to a person.</w:t>
       </w:r>
     </w:p>
     <w:p>
@@ -3822,7 +3822,7 @@
           <w:sz w:val="22"/>
           <w:szCs w:val="22"/>
         </w:rPr>
-        <w:t xml:space="preserve">Clear approvals and clear declines can be automated; underwriters focus on the uncertain band around the threshold.</w:t>
+        <w:t xml:space="preserve">About seven in ten applications fall in the clear-approval band and about a quarter in the clear-decline band, so both can be automated; underwriters focus on the roughly 7% in the uncertain band around the threshold.</w:t>
       </w:r>
     </w:p>
     <w:p>
@@ -3914,7 +3914,7 @@
           <w:sz w:val="22"/>
           <w:szCs w:val="22"/>
         </w:rPr>
-        <w:t xml:space="preserve">integrated into the existing underwriting workflow, with the probability threshold of 0.15 as the initial setting and a three-band outcome: approve (predicted default probability below about 0.10), refer to an underwriter (0.10 to 0.25) and decline (above 0.25). The bands keep a human in the loop where the model is least certain.</w:t>
+        <w:t xml:space="preserve">integrated into the existing underwriting workflow, with the probability threshold of 0.15 as the initial setting and a three-band outcome: approve (predicted default probability below about 0.10), refer to an underwriter (0.10 to 0.25) and decline (above 0.25). On the held-out applicants these bands hold about 69%, 7% and 24% of applications, with observed default rates of about 1%, 24% and 74%, so the bands keep a human in the loop exactly where the model is least certain without creating a large manual workload. The edges are round numbers around the cut-off, set before looking at the test set roughly where the expected cost rises 10% to 20% above its minimum; tune them to underwriting capacity in the shadow period.</w:t>
       </w:r>
     </w:p>
     <w:p>
@@ -3942,7 +3942,7 @@
           <w:sz w:val="22"/>
           <w:szCs w:val="22"/>
         </w:rPr>
-        <w:t xml:space="preserve">A missing debt-to-income ratio or property valuation is the strongest default signal in the data. Requiring these fields removes the ambiguity, improves the data for the model and is itself a prudent lending control.</w:t>
+        <w:t xml:space="preserve">A missing debt-to-income ratio or property valuation is the strongest default signal in the data. Requiring these fields removes the ambiguity, improves the data for the model and is itself a prudent lending control. Sequence it with the shadow period: the current model relies most on the missing-ratio signal, so once verification is mandatory that group shrinks and the model must be re-trained on the verified population before go-live; on applicants with a recorded ratio it already catches 83% of defaulters at 80% precision while flagging only 9%.</w:t>
       </w:r>
     </w:p>
     <w:p>
@@ -3970,7 +3970,7 @@
           <w:sz w:val="22"/>
           <w:szCs w:val="22"/>
         </w:rPr>
-        <w:t xml:space="preserve">Decline or escalate applications with a debt-to-income ratio above 45%, with two or more delinquent credit lines, or with two or more major derogatory reports. These rules are transparent, easy to communicate and consistent with the model.</w:t>
+        <w:t xml:space="preserve">Decline or escalate applications with a debt-to-income ratio above 45% (87% to 100% of them defaulted), and refer to an underwriter applications with two or more delinquent credit lines or two or more major derogatory reports (observed default rates of 45% and 51% and above). These are escalation rules read directly from the observed default rates, applied before the score; they are transparent and easy to communicate and use the same drivers as the model, which applies them more finely (its surrogate flags a delinquent line together with a derogatory report at any recorded ratio). Where a hard rule and the score disagree, the rule takes precedence.</w:t>
       </w:r>
     </w:p>
     <w:p>
@@ -3998,7 +3998,7 @@
           <w:sz w:val="22"/>
           <w:szCs w:val="22"/>
         </w:rPr>
-        <w:t xml:space="preserve">Generate the reason codes for every decline from the surrogate tree's rules (which reproduce 90% of the forest's decisions) and the applicant's top risk drivers from the forest, and store them with the application record for audit and for responses to applicants and regulators.</w:t>
+        <w:t xml:space="preserve">Generate the reason codes for every decline from the surrogate tree's rules (which reproduce 93% of the forest's flag decisions at the 0.15 cut-off) and the applicant's top risk drivers from the forest, and store them with the application record for audit and for responses to applicants and regulators. Because automatic declines are issued above 0.25, the forest's own top risk drivers are the primary reason for those, with the surrogate rule as the plain-language summary; a referral that ends in a decline carries the underwriter's reason.</w:t>
       </w:r>
     </w:p>
     <w:p>
@@ -4018,15 +4018,15 @@
           <w:sz w:val="22"/>
           <w:szCs w:val="22"/>
         </w:rPr>
-        <w:t xml:space="preserve">Calibrate the threshold with real cost figures. </w:t>
-      </w:r>
-      <w:r>
-        <w:rPr>
-          <w:rFonts w:ascii="Calibri" w:cs="Calibri" w:eastAsia="Calibri" w:hAnsi="Calibri"/>
-          <w:sz w:val="22"/>
-          <w:szCs w:val="22"/>
-        </w:rPr>
-        <w:t xml:space="preserve">Replace the indicative $9,000 and $2,000 assumptions with the bank's actual loss-given-default and customer lifetime margin, and re-derive the threshold on out-of-fold predictions before go-live. The analysis shows the optimum stays at 0.15 for any cost ratio between 3:1 and 6:1, so this step refines rather than changes the design.</w:t>
+        <w:t xml:space="preserve">Confirm the threshold with real cost figures. </w:t>
+      </w:r>
+      <w:r>
+        <w:rPr>
+          <w:rFonts w:ascii="Calibri" w:cs="Calibri" w:eastAsia="Calibri" w:hAnsi="Calibri"/>
+          <w:sz w:val="22"/>
+          <w:szCs w:val="22"/>
+        </w:rPr>
+        <w:t xml:space="preserve">Replace the indicative $9,000 and $2,000 assumptions with the bank's actual loss-given-default and customer lifetime margin, and re-derive the threshold on out-of-fold predictions before go-live. The analysis shows the optimum stays at 0.15 for any cost ratio between 3:1 and 6:1 and would move to 0.20 if the ratio were nearer 2:1, so this step refines the operating point rather than the design.</w:t>
       </w:r>
     </w:p>
     <w:p>
@@ -4054,7 +4054,7 @@
           <w:sz w:val="22"/>
           <w:szCs w:val="22"/>
         </w:rPr>
-        <w:t xml:space="preserve">Score every application alongside the manual decision for one to two months, including applications the current process declines (the training data contains only approved loans), compare outcomes, and test approval and error rates across protected groups. If the review requires occupation to be excluded, switch to the 12-input fallback model.</w:t>
+        <w:t xml:space="preserve">Score every application alongside the manual decision for one to two months, including applications the current process declines (the training data contains only approved loans), compare outcomes, and test approval and error rates across protected groups. If the review requires occupation to be excluded, switch to the 21-input fallback model without occupation, at about 10% more expected credit-error cost.</w:t>
       </w:r>
     </w:p>
     <w:p>
@@ -4082,7 +4082,7 @@
           <w:sz w:val="22"/>
           <w:szCs w:val="22"/>
         </w:rPr>
-        <w:t xml:space="preserve">Track recall, precision, approval rate and the share of applications with missing fields monthly; re-train at least yearly or when the default rate or input distributions drift.</w:t>
+        <w:t xml:space="preserve">Track recall, precision, approval rate (about 73% expected on today's approved population at the 0.15 cut-off, with about 69% approved automatically, 7% referred and 24% declined under the bands) and the share of applications with missing fields monthly; re-train at least yearly or when the default rate or input distributions drift.</w:t>
       </w:r>
     </w:p>
     <w:p>
@@ -4342,7 +4342,7 @@
                 <w:sz w:val="19"/>
                 <w:szCs w:val="19"/>
               </w:rPr>
-              <w:t xml:space="preserve">Supply actual loss-given-default and margin figures to calibrate the threshold; validate the cost-benefit case; define the monitoring thresholds that trigger re-training.</w:t>
+              <w:t xml:space="preserve">Supply actual loss-given-default and margin figures to confirm the threshold; validate the cost-benefit case; define the monitoring thresholds that trigger re-training.</w:t>
             </w:r>
           </w:p>
         </w:tc>
@@ -4701,7 +4701,7 @@
           <w:sz w:val="22"/>
           <w:szCs w:val="22"/>
         </w:rPr>
-        <w:t xml:space="preserve">Application volume of 6,000 per year (the size of the dataset). Defaulted loans averaged $16,900 in the data; with about half recovered through the collateral, a missed defaulter costs about $9,000. A wrongly declined good customer costs about $2,000 in forgone net interest margin and acquisition spend. Model performance in production equals test-set performance (93% of defaulters caught, 68% precision at threshold 0.15), on an applicant population like the one the current process approves.</w:t>
+        <w:t xml:space="preserve">Application volume of 6,000 per year (the size of the dataset). Defaulted loans averaged $16,900 in the data; with about half recovered through the collateral, a missed defaulter costs about $9,000. A wrongly declined good customer costs about $2,000 in forgone net interest margin and acquisition spend (illustratively, a net margin of about three percentage points on a $16,000 to $17,000 balance over three to four years plus the cost of acquiring a replacement customer); finance should replace both figures, and if the true ratio were nearer 2:1 the cost-minimising cut-off would move to 0.20 (about 90% recall and 83 good customers declined per 1,000 on out-of-fold data). Model performance in production equals test-set performance (93% of defaulters caught, 68% precision at threshold 0.15), on an applicant population like the one the current process approves: the benefit is an additional screen on applicants the current process approves, and the outcomes of applicants the manual process declines today are unknown until the shadow period. It is also a before-verification estimate: two thirds of defaulters sit in the fifth of applicants with no recorded debt-to-income ratio, a group the model flags almost entirely (96%) and that mandatory verification will shrink; on applicants with a recorded ratio the model catches 83% of defaulters at 80% precision while flagging 9%, the better guide to its behaviour once verification is in place and the model is re-trained. All figures are for the single 0.15 cut-off; the approve / refer / decline bands are the operating procedure around it, and whatever underwriters approve inside the referral band (about 7% of applications, one in four of whom defaulted) trades some of the modelled benefit for a human check: under the bands the share of defaulters caught lies between about 87% (if every referral were approved) and 96% (if every referral were declined), and 93% is the single-cut figure.</w:t>
       </w:r>
     </w:p>
     <w:tbl>
@@ -5815,7 +5815,7 @@
                 <w:sz w:val="19"/>
                 <w:szCs w:val="19"/>
               </w:rPr>
-              <w:t xml:space="preserve">Re-train after the verification rule is in place; monitor the share of missing fields.</w:t>
+              <w:t xml:space="preserve">Introduce mandatory verification alongside the shadow period, re-train on the verified population before go-live and monitor the share of missing fields; on applicants with a recorded ratio the model already catches 83% of defaulters at 80% precision.</w:t>
             </w:r>
           </w:p>
         </w:tc>
@@ -6000,7 +6000,7 @@
                 <w:sz w:val="19"/>
                 <w:szCs w:val="19"/>
               </w:rPr>
-              <w:t xml:space="preserve">Occupation and some flags could act as proxies for protected characteristics.</w:t>
+              <w:t xml:space="preserve">Occupation, credit-history length (an age proxy) and the missing-ratio flag could act as proxies for protected characteristics, and the lower cut-off multiplies adverse actions against creditworthy applicants (about 11% of them at 0.15 against 3% at 0.5).</w:t>
             </w:r>
           </w:p>
         </w:tc>
@@ -6035,7 +6035,7 @@
                 <w:sz w:val="19"/>
                 <w:szCs w:val="19"/>
               </w:rPr>
-              <w:t xml:space="preserve">Disparate-impact testing before launch and annually; switch to the 12-input fallback (no occupation, loan purpose or minor flags) if the review requires it.</w:t>
+              <w:t xml:space="preserve">Disparate-impact testing of approval and error rates before launch, annually and whenever the cut-off or bands move; switch to the 21-input fallback (no occupation information, about 10% more expected credit-error cost) if the review requires it.</w:t>
             </w:r>
           </w:p>
         </w:tc>
@@ -6470,7 +6470,7 @@
           <w:sz w:val="22"/>
           <w:szCs w:val="22"/>
         </w:rPr>
-        <w:t xml:space="preserve">test gradient boosting and calibrate predicted probabilities so that a score of 0.15 means exactly a 15% chance of default (the unweighted forest's scores already behave like default rates, since its cost-minimising cut-off sits close to the theoretical break-even), which simplifies threshold setting and pricing.</w:t>
+        <w:t xml:space="preserve">test gradient boosting and calibrate predicted probabilities so that a score of 0.15 means exactly a 15% chance of default (the unweighted forest's scores rank applicants well but understate risk in the decision range: applicants scored 0.15 to 0.20 defaulted about 23% of the time), which simplifies threshold setting and pricing.</w:t>
       </w:r>
     </w:p>
     <w:p>

--- a/reports/Loan_Default_Prediction_Final_Report.docx
+++ b/reports/Loan_Default_Prediction_Final_Report.docx
@@ -3570,7 +3570,7 @@
           <w:sz w:val="22"/>
           <w:szCs w:val="22"/>
         </w:rPr>
-        <w:t xml:space="preserve">Two settings decide how readily a forest flags an applicant: the extra weight given to defaulters during training (class weights) and the probability cut-off. They were chosen together, on the training data alone, by one yardstick: the expected dollar cost of the model's mistakes, estimated on training applicants the model had not seen (three rounds of 5-fold cross-validation). Fifteen forest set-ups (five weightings, each with fully grown trees or trees limited to at least 5 or 10 applicants per leaf) and then five final candidates (the best set-up on all 27 inputs, without occupation, and on a 12-input subset, plus the recall-tuned forest on 27 and 12 inputs) were each scored at their own cost-minimising cut-off, under a rule fixed beforehand: lowest average cost wins, and when several candidates are within the run-to-run noise of the estimate (about $10,000 per 1,000 applicants) the simplest wins. Fully grown trees beat limited trees for every weighting. Among them the weightings made no measurable difference (the unweighted, 0.3/0.7 and 0.2/0.8 forests were within that noise of each other, at cut-offs of 0.15, 0.20 and 0.25), so the unweighted forest on all 27 inputs was selected; the recall-tuned grid winner cost about half again as much once precision is priced in, the forest without occupation about 10% more and the 12-input forest about a fifth more. Scored the same way at their own best cut-offs, the balanced logistic regression and the recall-tuned decision tree cost about $550,000 and $607,000 per 1,000 applicants against $317,000 for the forest, so the forest wins on the chosen yardstick as well as on ranking quality. The cost-minimising threshold is 0.15, unchanged for any cost ratio between 3:1 and 6:1, on a finer grid and on two other train/test splits; it sits just below the textbook break-even of 0.18 for a perfectly calibrated score because the forest's scores, which rank applicants well, understate risk in the decision range (applicants scored 0.15 to 0.20 defaulted about 23% of the time). Scored once on the held-out applicants at that threshold, the forest catches 93% of defaulters at 68% precision, against 69% and 84% at the conventional 0.5. The test result (cost about $304,000 ± $28,000 per 1,000 applicants) is consistent with the out-of-fold estimate ($317,000); the choice between the closely matched configurations rests on the out-of-fold comparison, which a single test evaluation is too noisy to adjudicate.</w:t>
+        <w:t xml:space="preserve">Two settings decide how readily a forest flags an applicant: the extra weight given to defaulters during training (class weights) and the probability cut-off. They were chosen together, on the training data alone, by one yardstick: the expected dollar cost of the model's mistakes, estimated on training applicants the model had not seen (three rounds of 5-fold cross-validation). Fifteen forest set-ups (five weightings, each with fully grown trees or trees limited to at least 5 or 10 applicants per leaf) and then five final candidates (the best set-up on all 27 inputs, without occupation, and on a 12-input subset, plus the recall-tuned forest on 27 and 12 inputs) were each scored at their own cost-minimising cut-off, under a rule fixed beforehand: lowest average cost wins, and when several candidates are within the run-to-run noise of the estimate (about $10,500 per 1,000 applicants) the simplest wins. Fully grown trees beat limited trees for every weighting. Among them the weightings made no measurable difference (the unweighted, 0.3/0.7 and 0.2/0.8 forests were within that noise of each other, at cut-offs of 0.15, 0.20 and 0.25), so the unweighted forest on all 27 inputs was selected; the recall-tuned grid winner cost about half again as much once precision is priced in, the forest without occupation about 10% more and the 12-input forest about a fifth more. Scored the same way at their own best cut-offs, the balanced logistic regression and the recall-tuned decision tree cost about $550,000 and $607,000 per 1,000 applicants against $317,000 for the forest, so the forest wins on the chosen yardstick as well as on ranking quality. The cost-minimising threshold is 0.15, unchanged for any cost ratio between 3:1 and 6:1, on a finer grid and on two other train/test splits; it sits just below the textbook break-even of 0.18 for a perfectly calibrated score because the forest's scores, which rank applicants well, understate risk in the decision range (applicants scored 0.15 to 0.20 defaulted about 23% of the time). Scored once on the held-out applicants at that threshold, the forest catches 93% of defaulters at 68% precision, against 69% and 84% at the conventional 0.5. The test result (cost about $304,000 ± $28,000 per 1,000 applicants) is consistent with the out-of-fold estimate ($317,000); the choice between the closely matched configurations rests on the out-of-fold comparison, which a single test evaluation is too noisy to adjudicate.</w:t>
       </w:r>
     </w:p>
     <w:p>

--- a/reports/Loan_Default_Prediction_Final_Report.docx
+++ b/reports/Loan_Default_Prediction_Final_Report.docx
@@ -106,7 +106,7 @@
           <w:sz w:val="22"/>
           <w:szCs w:val="22"/>
         </w:rPr>
-        <w:t xml:space="preserve">A bank's consumer credit department asked for an empirically derived, interpretable model that predicts which home equity loan applicants are likely to default, together with guidance on which applicant attributes should drive approval decisions. Using the Home Equity (HMEQ) dataset of </w:t>
+        <w:t xml:space="preserve">A bank's consumer credit department asked for an empirically derived, interpretable model that predicts which applicants for home equity loans are likely to default. The department also asked for guidance on which applicant attributes should drive approval decisions. The project used the Home Equity (HMEQ) dataset of </w:t>
       </w:r>
       <w:r>
         <w:rPr>
@@ -142,7 +142,7 @@
           <w:sz w:val="22"/>
           <w:szCs w:val="22"/>
         </w:rPr>
-        <w:t xml:space="preserve">, this project explored the data, built and tuned linear and tree-based classifiers, compared them on a business-driven metric and arrived at a deployable solution design.</w:t>
+        <w:t xml:space="preserve">. The project explored the data, then built and tuned linear and tree-based classifiers. It compared them on a business-driven metric. The result is a deployable solution design.</w:t>
       </w:r>
     </w:p>
     <w:p>
@@ -188,7 +188,7 @@
           <w:sz w:val="22"/>
           <w:szCs w:val="22"/>
         </w:rPr>
-        <w:t xml:space="preserve">Applicants with no recorded debt-to-income ratio defaulted 62% of the time versus 8.6% when the ratio was recorded. Applicants with no property valuation defaulted 94% of the time. Unverifiable income or collateral should be treated as a red flag, not a neutral gap.</w:t>
+        <w:t xml:space="preserve">Applicants with no recorded debt-to-income ratio defaulted 62% of the time versus 8.6% when the ratio was recorded. Applicants with no property valuation defaulted 94% of the time. The bank should treat income or collateral that it cannot check as a warning sign, not a neutral gap.</w:t>
       </w:r>
     </w:p>
     <w:p>
@@ -216,7 +216,7 @@
           <w:sz w:val="22"/>
           <w:szCs w:val="22"/>
         </w:rPr>
-        <w:t xml:space="preserve">Between a 20% and a 40% ratio only 4% to 7% of applicants default; between 40% and 45% the rate is 11%; above 45% it is 87% to 100%. A 45% cut-off is a simple, defensible policy rule.</w:t>
+        <w:t xml:space="preserve">Between a 20% and a 40% ratio only 4% to 7% of applicants default. Between 40% and 45% the rate is 11%. Above 45% it is 87% to 100%. A 45% threshold is a simple, defensible policy rule.</w:t>
       </w:r>
     </w:p>
     <w:p>
@@ -272,7 +272,7 @@
           <w:sz w:val="22"/>
           <w:szCs w:val="22"/>
         </w:rPr>
-        <w:t xml:space="preserve">Applicants whose oldest credit line is under five years old default 44% of the time; above twenty years the rate is about 10%.</w:t>
+        <w:t xml:space="preserve">Applicants whose oldest credit line is under five years old default 44% of the time. Above twenty years the rate is about 10%.</w:t>
       </w:r>
     </w:p>
     <w:p>
@@ -328,7 +328,7 @@
           <w:sz w:val="22"/>
           <w:szCs w:val="22"/>
         </w:rPr>
-        <w:t xml:space="preserve">Sales and self-employed applicants default more often (35% and 30%) and office workers least (13%). At the conventional decision threshold, removing occupation, loan purpose and nine minor flags from the forest changes its performance by about a point; at the cost-optimal threshold removing occupation alone raises the expected cost of credit errors by about 10%, so occupation is kept subject to the fair-lending review, with a 21-input model without it as the fallback.</w:t>
+        <w:t xml:space="preserve">Sales and self-employed applicants default more often (35% and 30%), and office workers default least (13%). At the conventional decision threshold, removing occupation, loan purpose and nine minor flags from the forest changes its performance by about a point. At the cost-optimal threshold, removing occupation alone raises the expected cost of credit errors by about 10%. We therefore keep occupation, subject to the fair-lending review, with a 21-input model without it as the fallback.</w:t>
       </w:r>
     </w:p>
     <w:p>
@@ -356,7 +356,7 @@
           <w:sz w:val="22"/>
           <w:szCs w:val="22"/>
         </w:rPr>
-        <w:t xml:space="preserve">The relationships in this data are thresholds and cliffs rather than straight lines. The Random Forest scored 0.96 on risk-ranking quality (ROC-AUC, where 1.0 means every defaulter is ranked above every repayer) against 0.91 for logistic regression, and at a similar share of defaulters caught it declined far fewer good customers. The final model's configuration (class weights, tree size, input set) and its decision threshold were chosen together on the training data alone, by the expected dollar cost of their mistakes on training applicants the model had not seen, under a rule fixed in advance; performance was then measured once on the held-out applicants.</w:t>
+        <w:t xml:space="preserve">The relationships in this data are thresholds and cliffs rather than straight lines. The Random Forest scored 0.96 on risk-ranking quality (ROC-AUC, where 1.0 means every defaulter ranks above every repayer) against 0.91 for logistic regression. At a similar share of defaulters caught, it declined far fewer good applicants. We chose the final model's configuration (class weights, tree size, input set) and its decision threshold together, on the training rows alone. We judged them by the expected cost, in dollars, of their out-of-fold mistakes, under a rule fixed in advance. We then measured performance once on the test set.</w:t>
       </w:r>
     </w:p>
     <w:p>
@@ -541,7 +541,7 @@
                 <w:sz w:val="19"/>
                 <w:szCs w:val="19"/>
               </w:rPr>
-              <w:t xml:space="preserve">Random Forest classifier, 200 fully grown trees, no class weights (giving defaulters extra weight in training made no measurable difference once the decision threshold was chosen on cost), standard settings otherwise</w:t>
+              <w:t xml:space="preserve">Random Forest classifier, 200 fully grown trees, no class weights, standard settings otherwise. Extra weight for defaulters in training made no measurable difference once we chose the decision threshold on cost.</w:t>
             </w:r>
           </w:p>
         </w:tc>
@@ -616,7 +616,7 @@
                 <w:sz w:val="19"/>
                 <w:szCs w:val="19"/>
               </w:rPr>
-              <w:t xml:space="preserve">All 27 model inputs, in the order the pipeline produces them: the 10 financial attributes (LOAN, MORTDUE, VALUE, YOJ, DEROG, DELINQ, CLAGE, NINQ, CLNO, DEBTINC), a 0/1 missing-value flag for each of the 11 fields with gaps (MORTDUE, VALUE, REASON, JOB, YOJ, DEROG, DELINQ, CLAGE, NINQ, CLNO, DEBTINC) and six 0/1 indicators from one-hot encoding (REASON = HomeImp; JOB = Office, Other, ProfExe, Sales, Self). Fallback if the fair-lending review requires it: the same forest without any occupation information (21 inputs: the five occupation indicators and the occupation-missing flag removed), about 10% more expected credit-error cost. A 12-input lean model (the ten attributes plus the DEBTINC and VALUE missing flags) was also tested and costs about a fifth more.</w:t>
+              <w:t xml:space="preserve">All 27 model inputs, in the order the pipeline produces them. First, the 10 financial attributes (LOAN, MORTDUE, VALUE, YOJ, DEROG, DELINQ, CLAGE, NINQ, CLNO, DEBTINC). Second, a 0/1 missing-value flag for each of the 11 fields with gaps (MORTDUE, VALUE, REASON, JOB, YOJ, DEROG, DELINQ, CLAGE, NINQ, CLNO, DEBTINC). Third, six 0/1 indicators from one-hot encoding: one for REASON = HomeImp and five for JOB = Office, Other, ProfExe, Sales, Self. Fallback if the fair-lending review requires it: the same forest without any occupation information. This removes the five occupation indicators and the occupation-missing flag, leaving 21 inputs. Its expected cost of credit errors is about 10% higher. We also tested a 12-input lean model (the ten attributes plus the DEBTINC and VALUE missing flags). It costs about a fifth more.</w:t>
             </w:r>
           </w:p>
         </w:tc>
@@ -691,7 +691,7 @@
                 <w:sz w:val="19"/>
                 <w:szCs w:val="19"/>
               </w:rPr>
-              <w:t xml:space="preserve">Median imputation for numerical gaps and mode for categorical gaps, both learned on the training rows; a missing-value flag for every imputed field; no outlier capping for the tree model</w:t>
+              <w:t xml:space="preserve">Median imputation for numerical gaps and mode imputation for categorical gaps, both learned on the training rows. A missing-value flag for every imputed field, and no outlier capping for the tree model.</w:t>
             </w:r>
           </w:p>
         </w:tc>
@@ -766,7 +766,7 @@
                 <w:sz w:val="19"/>
                 <w:szCs w:val="19"/>
               </w:rPr>
-              <w:t xml:space="preserve">Flag as likely default when predicted probability &gt; 0.15. The threshold minimises the indicative expected cost of credit errors on repeated out-of-fold predictions of the training rows; it is unchanged for cost ratios between 3:1 and 6:1, on a finer grid and on two other train/test splits, and sits just below the textbook break-even for the stated costs ($2,000 / $11,000 = 0.18) because the forest's scores understate risk in the decision range (applicants scored 0.15 to 0.20 defaulted about 23% of the time).</w:t>
+              <w:t xml:space="preserve">Flag an applicant as a likely defaulter when the predicted probability is above 0.15. The threshold minimises the indicative expected cost of credit errors on repeated out-of-fold predictions of the training rows. It is unchanged for cost ratios between 3:1 and 6:1, on a finer grid and on two other train/test splits. It sits just below the textbook break-even for the stated costs ($2,000 / $11,000 = 0.18). The reason is that the forest's scores understate risk in the decision range (applicants scored 0.15 to 0.20 defaulted about 23% of the time).</w:t>
             </w:r>
           </w:p>
         </w:tc>
@@ -841,7 +841,7 @@
                 <w:sz w:val="19"/>
                 <w:szCs w:val="19"/>
               </w:rPr>
-              <w:t xml:space="preserve">A depth-4 surrogate decision tree fitted to the forest's out-of-fold decisions, which reproduces 93% of them on unseen applicants (against 73% for never flagging); its three rules (debt-to-income ratio missing; ratio above about 44%; at or below 44%, a delinquent credit line together with a major derogatory report) supply the adverse-action reasons required under the Equal Credit Opportunity Act, complemented by per-applicant top risk drivers</w:t>
+              <w:t xml:space="preserve">A surrogate decision tree of depth 4, fitted to the forest's out-of-fold decisions. It reproduces 93% of them on unseen applicants (against 73% for never flagging). It has three rules. The first two rules are a missing debt-to-income ratio and a ratio above about 44%. The third rule, at or below 44%, is a delinquent credit line together with a major derogatory report. These rules supply the adverse-action reasons that the Equal Credit Opportunity Act requires. The top risk drivers for each applicant complement them.</w:t>
             </w:r>
           </w:p>
         </w:tc>
@@ -916,7 +916,7 @@
                 <w:sz w:val="19"/>
                 <w:szCs w:val="19"/>
               </w:rPr>
-              <w:t xml:space="preserve">Recall on the defaulter class (share of future defaulters caught), with precision and F1 as guard-rails against declining too many good customers; the final model and its threshold were then chosen on the expected cost of the two errors, so precision is priced in explicitly</w:t>
+              <w:t xml:space="preserve">Recall on the defaulter class (share of future defaulters caught), with precision and F1 as guard-rails against declining too many good applicants. We then chose the final model and its threshold on the expected cost of the two errors, so the expected cost includes precision explicitly.</w:t>
             </w:r>
           </w:p>
         </w:tc>
@@ -991,7 +991,7 @@
                 <w:sz w:val="19"/>
                 <w:szCs w:val="19"/>
               </w:rPr>
-              <w:t xml:space="preserve">92.7% of defaulters caught (recall), 68.1% precision, 89.9% accuracy, risk-ranking quality (ROC-AUC) 0.96. At the default 0.5 threshold the same model gives 68.6% recall, 84.2% precision and 91.2% accuracy.</w:t>
+              <w:t xml:space="preserve">92.7% of defaulters caught (recall), 68.1% precision, 89.9% accuracy, risk-ranking quality (ROC-AUC) 0.96. At the conventional 0.5 threshold the same model gives 68.6% recall, 84.2% precision and 91.2% accuracy.</w:t>
             </w:r>
           </w:p>
         </w:tc>
@@ -1066,7 +1066,7 @@
                 <w:sz w:val="19"/>
                 <w:szCs w:val="19"/>
               </w:rPr>
-              <w:t xml:space="preserve">70/30 stratified split held out before any pre-processing statistic was fitted; grid searches by 3- and 5-fold stratified cross-validation; the final model's settings and its threshold selected by the expected cost of mistakes on training applicants the model had not seen (three rounds of 5-fold cross-validation, 15 validation folds) under a rule fixed in advance, with robustness checks (finer threshold grid, two other train/test splits, calibration table); the test set scored once for performance (permutation importance is also computed on it, for interpretation only)</w:t>
+              <w:t xml:space="preserve">70/30 stratified split, with the test set kept separate before we fitted any pre-processing statistic. Grid searches by 3- and 5-fold stratified cross-validation. We chose the final model's settings and its threshold on the expected cost of out-of-fold mistakes on the training rows. We fixed this rule in advance. The out-of-fold predictions came from three rounds of 5-fold cross-validation (15 validation folds). Robustness checks: a finer threshold grid, two other train/test splits and a calibration table. We scored the test set once for performance. We also computed permutation importance on it, for interpretation only.</w:t>
             </w:r>
           </w:p>
         </w:tc>
@@ -1112,15 +1112,15 @@
           <w:sz w:val="22"/>
           <w:szCs w:val="22"/>
         </w:rPr>
-        <w:t xml:space="preserve">Decide and confirm the threshold: </w:t>
-      </w:r>
-      <w:r>
-        <w:rPr>
-          <w:rFonts w:ascii="Calibri" w:cs="Calibri" w:eastAsia="Calibri" w:hAnsi="Calibri"/>
-          <w:sz w:val="22"/>
-          <w:szCs w:val="22"/>
-        </w:rPr>
-        <w:t xml:space="preserve">the head of consumer credit approves the three-band policy (approve / refer / decline); finance supplies actual loss-given-default and margin figures so the 0.15 threshold can be confirmed.</w:t>
+        <w:t xml:space="preserve">Decide and check the threshold: </w:t>
+      </w:r>
+      <w:r>
+        <w:rPr>
+          <w:rFonts w:ascii="Calibri" w:cs="Calibri" w:eastAsia="Calibri" w:hAnsi="Calibri"/>
+          <w:sz w:val="22"/>
+          <w:szCs w:val="22"/>
+        </w:rPr>
+        <w:t xml:space="preserve">the head of consumer credit approves the three-band policy (approve / refer / decline). Finance supplies actual loss-given-default and margin figures so that we can check the 0.15 threshold.</w:t>
       </w:r>
     </w:p>
     <w:p>
@@ -1148,7 +1148,7 @@
           <w:sz w:val="22"/>
           <w:szCs w:val="22"/>
         </w:rPr>
-        <w:t xml:space="preserve">make income and property-valuation verification mandatory fields, since their absence is the strongest default signal; build the scoring pipeline with reason codes.</w:t>
+        <w:t xml:space="preserve">make income verification and property-valuation verification mandatory fields, because their absence is the strongest default signal. Build the scoring pipeline with reason codes.</w:t>
       </w:r>
     </w:p>
     <w:p>
@@ -1176,7 +1176,7 @@
           <w:sz w:val="22"/>
           <w:szCs w:val="22"/>
         </w:rPr>
-        <w:t xml:space="preserve">run the model in shadow mode alongside manual decisions for one to two months and complete a fair-lending review before switching it on.</w:t>
+        <w:t xml:space="preserve">run the model in shadow mode alongside manual decisions for one to two months. Complete a fair-lending review before activating the model.</w:t>
       </w:r>
     </w:p>
     <w:p>
@@ -1204,7 +1204,7 @@
           <w:sz w:val="22"/>
           <w:szCs w:val="22"/>
         </w:rPr>
-        <w:t xml:space="preserve">automate clear approvals and declines, route the uncertain band to underwriters, monitor recall, precision and approval rate monthly, and re-train yearly.</w:t>
+        <w:t xml:space="preserve">automate clear approvals and declines. Route the uncertain band to underwriters. Monitor recall, precision and approval rate monthly. Re-train yearly.</w:t>
       </w:r>
     </w:p>
     <w:p>
@@ -1246,7 +1246,7 @@
           <w:sz w:val="22"/>
           <w:szCs w:val="22"/>
         </w:rPr>
-        <w:t xml:space="preserve">Per 1,000 applicants the proposed model is expected to catch about 185 of the 200 defaulters, miss about 15, and decline about 87 customers who would have repaid. Under indicative cost assumptions (a missed defaulter costs about $9,000, a wrongly declined good customer about $2,000) this cuts default-related cost from roughly </w:t>
+        <w:t xml:space="preserve">Per 1,000 applicants, we expect the proposed model to catch about 185 of the 200 defaulters and to miss about 15. We expect it to decline about 87 applicants who would have repaid. The cost assumptions are indicative: a missed defaulter costs about $9,000, and a wrongly declined good applicant costs about $2,000. Under these assumptions the model cuts default-related cost from roughly </w:t>
       </w:r>
       <w:r>
         <w:rPr>
@@ -1332,7 +1332,7 @@
           <w:sz w:val="22"/>
           <w:szCs w:val="22"/>
         </w:rPr>
-        <w:t xml:space="preserve">A large share of a retail bank's profit comes from interest on home loans and home equity lines of credit, and the single biggest threat to that profit is the borrower who does not repay: one non-performing loan wipes out the interest earned on many good ones. Today the approval decision is made by an underwriter's manual review of each application. The process is slow, costly, inconsistent across underwriters and vulnerable to human error and bias. Earlier attempts to automate it relied on hand-written heuristics.</w:t>
+        <w:t xml:space="preserve">A large share of a retail bank's profit comes from interest on home loans and home equity lines of credit. The single biggest threat to that profit is the borrower who does not repay. One non-performing loan erases the interest earned on many good ones. Today an underwriter reviews each application manually and decides whether to approve it. The process is slow, costly, inconsistent across underwriters and vulnerable to human error and bias. Earlier attempts to automate it relied on hand-written heuristics.</w:t>
       </w:r>
     </w:p>
     <w:p>
@@ -1346,7 +1346,7 @@
           <w:sz w:val="22"/>
           <w:szCs w:val="22"/>
         </w:rPr>
-        <w:t xml:space="preserve">The consumer credit department wants to replace that process with an empirically derived, statistically sound credit-scoring model built from the bank's own data on recent applicants, in line with the Equal Credit Opportunity Act. The model must do two things at once: predict at application time which applicants are likely to default, and remain interpretable enough that the bank can give a specific, defensible reason for every rejection. Formally this is a supervised binary classification problem on 5,960 historical loans with 12 attributes known at application time and a target indicating default or serious delinquency.</w:t>
+        <w:t xml:space="preserve">The consumer credit department wants to replace that process with an empirically derived, statistically sound credit-scoring model. The department wants a model built from the bank's own data on recent applicants and in line with the Equal Credit Opportunity Act. The model must predict at application time which applicants are likely to default. At the same time, it must remain interpretable enough that the bank can give a specific, defensible reason for every rejection. Formally this is a supervised problem of binary classification on 5,960 historical loans. Each loan has 12 attributes known at application time and a target that indicates default or serious delinquency.</w:t>
       </w:r>
     </w:p>
     <w:p>
@@ -1388,7 +1388,7 @@
           <w:sz w:val="22"/>
           <w:szCs w:val="22"/>
         </w:rPr>
-        <w:t xml:space="preserve">The two errors a scoring model can make do not cost the same. Approving someone who then defaults (a missed defaulter) costs the bank most of the principal plus collection costs; declining someone who would have repaid costs only the interest margin on one customer. The primary measure of success is therefore the share of future defaulters the model catches (recall), with precision and F1 tracked so the model does not simply decline everyone.</w:t>
+        <w:t xml:space="preserve">The two errors a scoring model can make do not cost the same. Approving someone who then defaults (a missed defaulter) costs the bank most of the principal plus collection costs. Declining someone who would have repaid costs only the interest margin on one customer. The primary measure of success is therefore the share of future defaulters the model catches (recall). We also track precision and F1 so that the model does not simply decline everyone.</w:t>
       </w:r>
     </w:p>
     <w:p>
@@ -1404,15 +1404,15 @@
           <w:sz w:val="22"/>
           <w:szCs w:val="22"/>
         </w:rPr>
-        <w:t xml:space="preserve">Missing values were treated as information, not noise. </w:t>
-      </w:r>
-      <w:r>
-        <w:rPr>
-          <w:rFonts w:ascii="Calibri" w:cs="Calibri" w:eastAsia="Calibri" w:hAnsi="Calibri"/>
-          <w:sz w:val="22"/>
-          <w:szCs w:val="22"/>
-        </w:rPr>
-        <w:t xml:space="preserve">Because the absence of a debt-to-income ratio or a property valuation was itself the strongest predictor of default, every imputed field received a 'was missing' indicator before imputation. This single step is responsible for a large part of every model's performance.</w:t>
+        <w:t xml:space="preserve">We treated missing values as information, not noise. </w:t>
+      </w:r>
+      <w:r>
+        <w:rPr>
+          <w:rFonts w:ascii="Calibri" w:cs="Calibri" w:eastAsia="Calibri" w:hAnsi="Calibri"/>
+          <w:sz w:val="22"/>
+          <w:szCs w:val="22"/>
+        </w:rPr>
+        <w:t xml:space="preserve">The absence of a debt-to-income ratio or a property valuation was itself the strongest predictor of default. Therefore every imputed field received a 'was missing' flag before imputation. This single step is responsible for a large part of every model's performance.</w:t>
       </w:r>
     </w:p>
     <w:p>
@@ -1428,15 +1428,15 @@
           <w:sz w:val="22"/>
           <w:szCs w:val="22"/>
         </w:rPr>
-        <w:t xml:space="preserve">Linear and non-linear techniques were compared head to head. </w:t>
-      </w:r>
-      <w:r>
-        <w:rPr>
-          <w:rFonts w:ascii="Calibri" w:cs="Calibri" w:eastAsia="Calibri" w:hAnsi="Calibri"/>
-          <w:sz w:val="22"/>
-          <w:szCs w:val="22"/>
-        </w:rPr>
-        <w:t xml:space="preserve">Logistic regression (the transparent linear benchmark), a decision tree (readable rules), a bagged ensemble of trees and a random forest were trained on the same 70/30 stratified split, tuned with cross-validated grid search optimising recall, and evaluated on the held-out 30%. Building up from one tree to bagging to a forest makes the contribution of each idea visible. Time-series techniques were not applicable because the applications carry no dates. The table below summarises the result.</w:t>
+        <w:t xml:space="preserve">We compared linear and non-linear techniques head to head. </w:t>
+      </w:r>
+      <w:r>
+        <w:rPr>
+          <w:rFonts w:ascii="Calibri" w:cs="Calibri" w:eastAsia="Calibri" w:hAnsi="Calibri"/>
+          <w:sz w:val="22"/>
+          <w:szCs w:val="22"/>
+        </w:rPr>
+        <w:t xml:space="preserve">We trained logistic regression (the transparent linear benchmark), a decision tree (readable rules), bagged trees and a random forest on the same 70/30 stratified split. We tuned each model with cross-validated grid search that optimises recall and evaluated each on the test set (the held-out 30%). Moving from one tree to bagging to a forest shows what each idea contributes. Time-series techniques were not applicable because the applications carry no dates. The table below summarises the result.</w:t>
       </w:r>
     </w:p>
     <w:tbl>
@@ -2579,7 +2579,7 @@
                 <w:sz w:val="19"/>
                 <w:szCs w:val="19"/>
               </w:rPr>
-              <w:t xml:space="preserve">Random Forest (default; the proposed model at the 0.5 threshold)</w:t>
+              <w:t xml:space="preserve">Random Forest (standard settings: the proposed model at the 0.5 threshold)</w:t>
             </w:r>
           </w:p>
         </w:tc>
@@ -3459,7 +3459,7 @@
           <w:sz w:val="19"/>
           <w:szCs w:val="19"/>
         </w:rPr>
-        <w:t xml:space="preserve">Table 1. Performance of the techniques explored on the held-out test set (1,788 applicants), at the conventional 0.5 threshold except for the proposed model.</w:t>
+        <w:t xml:space="preserve">Table 1. Performance of the techniques explored on the test set (1,788 applicants), at the conventional 0.5 threshold except for the proposed model.</w:t>
       </w:r>
     </w:p>
     <w:p>
@@ -3522,7 +3522,7 @@
           <w:sz w:val="19"/>
           <w:szCs w:val="19"/>
         </w:rPr>
-        <w:t xml:space="preserve">Figure 1. Share of defaulters caught, precision and risk-ranking quality of each technique on the held-out applicants.</w:t>
+        <w:t xml:space="preserve">Figure 1. Share of defaulters caught, precision and risk-ranking quality of each technique on the test set.</w:t>
       </w:r>
     </w:p>
     <w:p>
@@ -3538,15 +3538,15 @@
           <w:sz w:val="22"/>
           <w:szCs w:val="22"/>
         </w:rPr>
-        <w:t xml:space="preserve">The Random Forest was chosen as the scoring engine </w:t>
-      </w:r>
-      <w:r>
-        <w:rPr>
-          <w:rFonts w:ascii="Calibri" w:cs="Calibri" w:eastAsia="Calibri" w:hAnsi="Calibri"/>
-          <w:sz w:val="22"/>
-          <w:szCs w:val="22"/>
-        </w:rPr>
-        <w:t xml:space="preserve">because it offers the best balance on the chosen metric. The tuned decision tree catches slightly more defaulters at the 0.5 threshold (82%) but declines almost one good customer for every defaulter it catches (53% precision). The balanced logistic regression catches 80% but with 61% precision, because a straight line cannot represent the threshold effects in the data. Bagging 200 trees shows the value of averaging: at the same recall as a single fully grown tree, precision rises from 71% to 83% and ROC-AUC from 0.81 to 0.95. The forests add feature sub-sampling: with class weights the forest catches 77% at 77% precision at the 0.5 threshold, and both forests rank applicants by risk most accurately of all models (ROC-AUC 0.96), which is what makes the next step, moving the decision threshold, possible.</w:t>
+        <w:t xml:space="preserve">We chose the Random Forest as the scoring engine </w:t>
+      </w:r>
+      <w:r>
+        <w:rPr>
+          <w:rFonts w:ascii="Calibri" w:cs="Calibri" w:eastAsia="Calibri" w:hAnsi="Calibri"/>
+          <w:sz w:val="22"/>
+          <w:szCs w:val="22"/>
+        </w:rPr>
+        <w:t xml:space="preserve">because it offers the best balance on the chosen metric. The tuned decision tree catches slightly more defaulters at the 0.5 threshold (82%). However, it declines almost one good applicant for every defaulter that it catches (53% precision). The balanced logistic regression catches 80% but with 61% precision, because a straight line cannot represent the threshold effects in the data. Bagging 200 trees shows the value of averaging. At the same recall as a single fully grown tree, precision rises from 71% to 83%. ROC-AUC rises from 0.81 to 0.95. The forests add feature sub-sampling. With class weights, the forest catches 77% at 77% precision at the 0.5 threshold. Both forests rank applicants by risk most accurately of all models (ROC-AUC 0.96). That ranking quality is what makes the next step, moving the decision threshold, possible.</w:t>
       </w:r>
     </w:p>
     <w:p>
@@ -3562,15 +3562,15 @@
           <w:sz w:val="22"/>
           <w:szCs w:val="22"/>
         </w:rPr>
-        <w:t xml:space="preserve">The final model and its threshold were chosen on the training data, from business cost rather than convention. </w:t>
-      </w:r>
-      <w:r>
-        <w:rPr>
-          <w:rFonts w:ascii="Calibri" w:cs="Calibri" w:eastAsia="Calibri" w:hAnsi="Calibri"/>
-          <w:sz w:val="22"/>
-          <w:szCs w:val="22"/>
-        </w:rPr>
-        <w:t xml:space="preserve">Two settings decide how readily a forest flags an applicant: the extra weight given to defaulters during training (class weights) and the probability cut-off. They were chosen together, on the training data alone, by one yardstick: the expected dollar cost of the model's mistakes, estimated on training applicants the model had not seen (three rounds of 5-fold cross-validation). Fifteen forest set-ups (five weightings, each with fully grown trees or trees limited to at least 5 or 10 applicants per leaf) and then five final candidates (the best set-up on all 27 inputs, without occupation, and on a 12-input subset, plus the recall-tuned forest on 27 and 12 inputs) were each scored at their own cost-minimising cut-off, under a rule fixed beforehand: lowest average cost wins, and when several candidates are within the run-to-run noise of the estimate (about $10,500 per 1,000 applicants) the simplest wins. Fully grown trees beat limited trees for every weighting. Among them the weightings made no measurable difference (the unweighted, 0.3/0.7 and 0.2/0.8 forests were within that noise of each other, at cut-offs of 0.15, 0.20 and 0.25), so the unweighted forest on all 27 inputs was selected; the recall-tuned grid winner cost about half again as much once precision is priced in, the forest without occupation about 10% more and the 12-input forest about a fifth more. Scored the same way at their own best cut-offs, the balanced logistic regression and the recall-tuned decision tree cost about $550,000 and $607,000 per 1,000 applicants against $317,000 for the forest, so the forest wins on the chosen yardstick as well as on ranking quality. The cost-minimising threshold is 0.15, unchanged for any cost ratio between 3:1 and 6:1, on a finer grid and on two other train/test splits; it sits just below the textbook break-even of 0.18 for a perfectly calibrated score because the forest's scores, which rank applicants well, understate risk in the decision range (applicants scored 0.15 to 0.20 defaulted about 23% of the time). Scored once on the held-out applicants at that threshold, the forest catches 93% of defaulters at 68% precision, against 69% and 84% at the conventional 0.5. The test result (cost about $304,000 ± $28,000 per 1,000 applicants) is consistent with the out-of-fold estimate ($317,000); the choice between the closely matched configurations rests on the out-of-fold comparison, which a single test evaluation is too noisy to adjudicate.</w:t>
+        <w:t xml:space="preserve">We chose the final model and its threshold on the training rows, from business cost rather than convention. </w:t>
+      </w:r>
+      <w:r>
+        <w:rPr>
+          <w:rFonts w:ascii="Calibri" w:cs="Calibri" w:eastAsia="Calibri" w:hAnsi="Calibri"/>
+          <w:sz w:val="22"/>
+          <w:szCs w:val="22"/>
+        </w:rPr>
+        <w:t xml:space="preserve">Two settings decide how readily a forest flags an applicant: the extra weight given to defaulters during training (class weights) and the probability threshold. We chose them together, on the training rows alone, by one yardstick: the expected dollar cost of the model's mistakes. We estimated that cost on training applicants that the model did not see (three rounds of 5-fold cross-validation). We scored fifteen forest configurations and then five final candidates, each at its own cost-minimising threshold, under a rule that we fixed beforehand. The fifteen configurations were five weightings, each with fully grown trees or with trees limited to at least 5 or 10 applicants per leaf. Three candidates used the best configuration: on all 27 inputs, without occupation, and on a 12-input subset. The other two were the recall-tuned forest on 27 and 12 inputs. Under that rule, the lowest average cost wins. When several candidates are within the run-to-run noise of the estimate (about $10,500 per 1,000 applicants), the simplest wins. Fully grown trees beat limited trees for every weighting. Among them, the weightings made no measurable difference. The unweighted, 0.3/0.7 and 0.2/0.8 forests were within that noise of each other, at thresholds of 0.15, 0.20 and 0.25. So we chose the unweighted forest on all 27 inputs. When precision also carries a cost, the recall-tuned grid winner cost about half again as much. The forest without occupation cost about 10% more. The 12-input forest cost about a fifth more. We scored the balanced logistic regression and the recall-tuned decision tree the same way, at their own best thresholds. They cost about $550,000 and $607,000 per 1,000 applicants, against $317,000 for the forest. So the forest wins on the chosen yardstick as well as on ranking quality. The cost-minimising threshold is 0.15. It stays at 0.15 for any cost ratio between 3:1 and 6:1, on a finer grid and on two other train/test splits. It sits just below the textbook break-even of 0.18 for a perfectly calibrated score. The reason is that the forest's scores rank applicants well but understate risk in the decision range. Applicants scored 0.15 to 0.20 defaulted about 23% of the time. We scored the forest once on the test set at that threshold. It catches 93% of defaulters at 68% precision, against 69% and 84% at the conventional 0.5. The test result (cost about $304,000 ± $28,000 per 1,000 applicants) is consistent with the out-of-fold estimate ($317,000). The choice between the closely matched configurations rests on the out-of-fold comparison. A single test evaluation is too noisy to decide between them.</w:t>
       </w:r>
     </w:p>
     <w:p>
@@ -3633,7 +3633,7 @@
           <w:sz w:val="19"/>
           <w:szCs w:val="19"/>
         </w:rPr>
-        <w:t xml:space="preserve">Figure 2. Recall, precision and indicative expected cost per 1,000 applicants as the forest's decision threshold moves, measured on out-of-fold predictions of the training rows (the test set played no part in the choice).</w:t>
+        <w:t xml:space="preserve">Figure 2. Recall, precision and indicative expected cost per 1,000 applicants as the forest's decision threshold moves. We measured all three on out-of-fold predictions of the training rows. The test set played no part in the choice.</w:t>
       </w:r>
     </w:p>
     <w:p>
@@ -3649,15 +3649,15 @@
           <w:sz w:val="22"/>
           <w:szCs w:val="22"/>
         </w:rPr>
-        <w:t xml:space="preserve">Interpretability is provided by a surrogate decision tree that follows the forest. </w:t>
-      </w:r>
-      <w:r>
-        <w:rPr>
-          <w:rFonts w:ascii="Calibri" w:cs="Calibri" w:eastAsia="Calibri" w:hAnsi="Calibri"/>
-          <w:sz w:val="22"/>
-          <w:szCs w:val="22"/>
-        </w:rPr>
-        <w:t xml:space="preserve">A forest of 200 trees cannot be read as a rule list, so a four-level decision tree was fitted to the forest's own decisions (flag or clear at the 0.15 threshold, taken from the out-of-fold scores so that the tree learns how the forest treats applicants it has not seen) rather than to the original labels. It reproduces 93% of the forest's decisions on unseen applicants, against 73% for a rule that never flags anyone, and its rules are the same drivers the analysis found throughout: is the debt-to-income ratio missing (then flag); if recorded, is it above about 44% (then flag); at or below 44%, is there a delinquent credit line together with a major derogatory report (then flag, otherwise clear). Those rules supply the adverse-action reasons; the forest's feature importances (Figure 3) and per-applicant top risk drivers document the score itself.</w:t>
+        <w:t xml:space="preserve">A surrogate decision tree that follows the forest provides interpretability. </w:t>
+      </w:r>
+      <w:r>
+        <w:rPr>
+          <w:rFonts w:ascii="Calibri" w:cs="Calibri" w:eastAsia="Calibri" w:hAnsi="Calibri"/>
+          <w:sz w:val="22"/>
+          <w:szCs w:val="22"/>
+        </w:rPr>
+        <w:t xml:space="preserve">No one can read a forest of 200 trees as a rule list. So we fitted a four-level decision tree to the forest's own decisions rather than to the original labels. Those decisions are flag or clear at the 0.15 threshold. We took them from the out-of-fold scores, so that the tree learns how the forest treats applicants that it did not see. The tree reproduces 93% of the forest's decisions on unseen applicants, against 73% for a rule that never flags anyone. Its rules are the same drivers that the analysis found throughout. First, if the debt-to-income ratio is missing, the tree flags the applicant. Second, if there is a recorded ratio above about 44%, the tree flags the applicant. Third, at or below 44%, the tree flags the applicant when there is a delinquent credit line together with a major derogatory report. Otherwise it clears the applicant. Those rules supply the adverse-action reasons. The forest's feature importances (Figure 3) and the top risk drivers for each applicant document the score itself.</w:t>
       </w:r>
     </w:p>
     <w:p>
@@ -3720,7 +3720,7 @@
           <w:sz w:val="19"/>
           <w:szCs w:val="19"/>
         </w:rPr>
-        <w:t xml:space="preserve">Figure 3. The twelve inputs the final Random Forest relies on most (impurity-based importance). The debt-to-income ratio, its missing-value flag, the number of delinquent credit lines and the age of the credit history together carry about half of the model's decision power; permutation importance ranks the same four at the top.</w:t>
+        <w:t xml:space="preserve">Figure 3. The twelve inputs that the final Random Forest relies on most (impurity-based importance). Four inputs together carry about half of the model's decision power. They are the debt-to-income ratio, its missing-value flag, the number of delinquent credit lines and the age of the credit history. Permutation importance ranks the same four at the top.</w:t>
       </w:r>
     </w:p>
     <w:p>
@@ -3794,7 +3794,7 @@
           <w:sz w:val="22"/>
           <w:szCs w:val="22"/>
         </w:rPr>
-        <w:t xml:space="preserve">About 87 of every 1,000 applicants would be declined or referred although they would have repaid. This is the price of catching defaulters; it is far lower than the single decision tree's 145 and can be reduced further by routing borderline cases to a human underwriter instead of declining them outright. Stated as rates: the model flags about 27% of all applicants (an approval rate of about 73% on a population the bank approves in full today, 84% at the conventional 0.5 cut-off), and about 11% of creditworthy applicants are wrongly flagged at 0.15 against about 3% at 0.5. Every flag that ends in a decline needs an adverse-action notice, which is one more reason to route the uncertain middle to a person.</w:t>
+        <w:t xml:space="preserve">The bank would decline or refer about 87 of every 1,000 applicants although they would have repaid. This is the price of catching defaulters. It is far lower than the single decision tree's 145. The bank can reduce it further by routing borderline cases to a human underwriter instead of declining them outright. Stated as rates, the model flags about 27% of all applicants. That is an approval rate of about 73% on a population that the bank approves in full today, against 84% at the conventional 0.5 threshold. The model wrongly flags about 11% of creditworthy applicants at 0.15, against about 3% at 0.5. Every flag that ends in a decline needs an adverse-action notice, which is one more reason to route the uncertain middle to a person.</w:t>
       </w:r>
     </w:p>
     <w:p>
@@ -3822,7 +3822,7 @@
           <w:sz w:val="22"/>
           <w:szCs w:val="22"/>
         </w:rPr>
-        <w:t xml:space="preserve">About seven in ten applications fall in the clear-approval band and about a quarter in the clear-decline band, so both can be automated; underwriters focus on the roughly 7% in the uncertain band around the threshold.</w:t>
+        <w:t xml:space="preserve">About seven in ten applications fall in the clear-approval band, and about a quarter fall in the clear-decline band. So the bank can automate both bands. Underwriters focus on the roughly 7% in the uncertain band around the threshold.</w:t>
       </w:r>
     </w:p>
     <w:p>
@@ -3850,7 +3850,7 @@
           <w:sz w:val="22"/>
           <w:szCs w:val="22"/>
         </w:rPr>
-        <w:t xml:space="preserve">Every rejection maps to a small set of plain-language reasons (debt burden, unverified income, delinquencies, derogatory reports, short credit history) that match both the data and lending common sense.</w:t>
+        <w:t xml:space="preserve">Every decline maps to a small set of plain-language reasons that match both the data and lending common sense. The reasons are debt burden, unverified income, delinquencies, derogatory reports and short credit history.</w:t>
       </w:r>
     </w:p>
     <w:p>
@@ -3906,15 +3906,15 @@
           <w:sz w:val="22"/>
           <w:szCs w:val="22"/>
         </w:rPr>
-        <w:t xml:space="preserve">Deploy the Random Forest as a decision-support score, </w:t>
-      </w:r>
-      <w:r>
-        <w:rPr>
-          <w:rFonts w:ascii="Calibri" w:cs="Calibri" w:eastAsia="Calibri" w:hAnsi="Calibri"/>
-          <w:sz w:val="22"/>
-          <w:szCs w:val="22"/>
-        </w:rPr>
-        <w:t xml:space="preserve">integrated into the existing underwriting workflow, with the probability threshold of 0.15 as the initial setting and a three-band outcome: approve (predicted default probability below about 0.10), refer to an underwriter (0.10 to 0.25) and decline (above 0.25). On the held-out applicants these bands hold about 69%, 7% and 24% of applications, with observed default rates of about 1%, 24% and 74%, so the bands keep a human in the loop exactly where the model is least certain without creating a large manual workload. The edges are round numbers around the cut-off, set before looking at the test set roughly where the expected cost rises 10% to 20% above its minimum; tune them to underwriting capacity in the shadow period.</w:t>
+        <w:t xml:space="preserve">Deploy the Random Forest as a decision-support score. </w:t>
+      </w:r>
+      <w:r>
+        <w:rPr>
+          <w:rFonts w:ascii="Calibri" w:cs="Calibri" w:eastAsia="Calibri" w:hAnsi="Calibri"/>
+          <w:sz w:val="22"/>
+          <w:szCs w:val="22"/>
+        </w:rPr>
+        <w:t xml:space="preserve">Integrate it into the existing underwriting workflow, with the probability threshold of 0.15 as the initial setting. Use a three-band outcome. Approve when the predicted default probability is below about 0.10. Refer applications from 0.10 to 0.25 to an underwriter. Decline applications above 0.25. On the test set, these bands hold about 69%, 7% and 24% of applications, with observed default rates of about 1%, 24% and 74%. So the bands keep a human in the loop exactly where the model is least certain, without a large manual workload. The edges are round numbers around the threshold. We set them before we examined the test set, roughly where the expected cost rises 10% to 20% above its minimum. Tune them to underwriting capacity in the shadow period.</w:t>
       </w:r>
     </w:p>
     <w:p>
@@ -3942,7 +3942,7 @@
           <w:sz w:val="22"/>
           <w:szCs w:val="22"/>
         </w:rPr>
-        <w:t xml:space="preserve">A missing debt-to-income ratio or property valuation is the strongest default signal in the data. Requiring these fields removes the ambiguity, improves the data for the model and is itself a prudent lending control. Sequence it with the shadow period: the current model relies most on the missing-ratio signal, so once verification is mandatory that group shrinks and the model must be re-trained on the verified population before go-live; on applicants with a recorded ratio it already catches 83% of defaulters at 80% precision while flagging only 9%.</w:t>
+        <w:t xml:space="preserve">A missing debt-to-income ratio or property valuation is the strongest default signal in the data. Requiring these fields removes the ambiguity, improves the data for the model and is itself a prudent lending control. Sequence it with the shadow period. The current model relies most on the missing-ratio signal. So once verification is mandatory, that group shrinks. The bank must then re-train the model on the verified population before go-live. On applicants with a recorded ratio, the model already catches 83% of defaulters at 80% precision while flagging only 9%.</w:t>
       </w:r>
     </w:p>
     <w:p>
@@ -3970,7 +3970,7 @@
           <w:sz w:val="22"/>
           <w:szCs w:val="22"/>
         </w:rPr>
-        <w:t xml:space="preserve">Decline or escalate applications with a debt-to-income ratio above 45% (87% to 100% of them defaulted), and refer to an underwriter applications with two or more delinquent credit lines or two or more major derogatory reports (observed default rates of 45% and 51% and above). These are escalation rules read directly from the observed default rates, applied before the score; they are transparent and easy to communicate and use the same drivers as the model, which applies them more finely (its surrogate flags a delinquent line together with a derogatory report at any recorded ratio). Where a hard rule and the score disagree, the rule takes precedence.</w:t>
+        <w:t xml:space="preserve">Decline or escalate applications with a debt-to-income ratio above 45% (87% to 100% of them defaulted). Refer applications with two or more delinquent credit lines or two or more major derogatory reports to an underwriter. The observed default rates of these two groups are 45% and 51% and above. These are escalation rules that we read directly from the observed default rates. The bank applies them before the score. They are transparent and easy to communicate, and they use the same drivers as the model. The model applies the drivers more finely: its surrogate flags a delinquent line together with a derogatory report at any recorded ratio. Where a hard rule and the score disagree, the rule takes precedence.</w:t>
       </w:r>
     </w:p>
     <w:p>
@@ -3998,7 +3998,7 @@
           <w:sz w:val="22"/>
           <w:szCs w:val="22"/>
         </w:rPr>
-        <w:t xml:space="preserve">Generate the reason codes for every decline from the surrogate tree's rules (which reproduce 93% of the forest's flag decisions at the 0.15 cut-off) and the applicant's top risk drivers from the forest, and store them with the application record for audit and for responses to applicants and regulators. Because automatic declines are issued above 0.25, the forest's own top risk drivers are the primary reason for those, with the surrogate rule as the plain-language summary; a referral that ends in a decline carries the underwriter's reason.</w:t>
+        <w:t xml:space="preserve">Generate the reason codes for every decline from two sources. The first is the surrogate tree's rules, which reproduce 93% of the forest's flag decisions at the 0.15 threshold. The second is the applicant's top risk drivers from the forest. Store the reason codes with the application record for audit and for responses to applicants and regulators. Because declines above 0.25 are automatic, the forest's own top risk drivers are the primary reason for those. For those declines, the surrogate rule is the plain-language summary. A referral that ends in a decline carries the underwriter's reason.</w:t>
       </w:r>
     </w:p>
     <w:p>
@@ -4018,15 +4018,15 @@
           <w:sz w:val="22"/>
           <w:szCs w:val="22"/>
         </w:rPr>
-        <w:t xml:space="preserve">Confirm the threshold with real cost figures. </w:t>
-      </w:r>
-      <w:r>
-        <w:rPr>
-          <w:rFonts w:ascii="Calibri" w:cs="Calibri" w:eastAsia="Calibri" w:hAnsi="Calibri"/>
-          <w:sz w:val="22"/>
-          <w:szCs w:val="22"/>
-        </w:rPr>
-        <w:t xml:space="preserve">Replace the indicative $9,000 and $2,000 assumptions with the bank's actual loss-given-default and customer lifetime margin, and re-derive the threshold on out-of-fold predictions before go-live. The analysis shows the optimum stays at 0.15 for any cost ratio between 3:1 and 6:1 and would move to 0.20 if the ratio were nearer 2:1, so this step refines the operating point rather than the design.</w:t>
+        <w:t xml:space="preserve">Check the threshold with real cost figures. </w:t>
+      </w:r>
+      <w:r>
+        <w:rPr>
+          <w:rFonts w:ascii="Calibri" w:cs="Calibri" w:eastAsia="Calibri" w:hAnsi="Calibri"/>
+          <w:sz w:val="22"/>
+          <w:szCs w:val="22"/>
+        </w:rPr>
+        <w:t xml:space="preserve">Replace the indicative $9,000 and $2,000 assumptions with the bank's actual loss-given-default and customer lifetime margin. Then re-derive the threshold on out-of-fold predictions before go-live. The analysis shows that the optimum stays at 0.15 for any cost ratio between 3:1 and 6:1. It would move to 0.20 if the ratio were nearer 2:1. So this step refines the operating point rather than the design.</w:t>
       </w:r>
     </w:p>
     <w:p>
@@ -4046,15 +4046,15 @@
           <w:sz w:val="22"/>
           <w:szCs w:val="22"/>
         </w:rPr>
-        <w:t xml:space="preserve">Run a shadow period and a fairness review before switching on. </w:t>
-      </w:r>
-      <w:r>
-        <w:rPr>
-          <w:rFonts w:ascii="Calibri" w:cs="Calibri" w:eastAsia="Calibri" w:hAnsi="Calibri"/>
-          <w:sz w:val="22"/>
-          <w:szCs w:val="22"/>
-        </w:rPr>
-        <w:t xml:space="preserve">Score every application alongside the manual decision for one to two months, including applications the current process declines (the training data contains only approved loans), compare outcomes, and test approval and error rates across protected groups. If the review requires occupation to be excluded, switch to the 21-input fallback model without occupation, at about 10% more expected credit-error cost.</w:t>
+        <w:t xml:space="preserve">Run a shadow period and a fairness review before go-live. </w:t>
+      </w:r>
+      <w:r>
+        <w:rPr>
+          <w:rFonts w:ascii="Calibri" w:cs="Calibri" w:eastAsia="Calibri" w:hAnsi="Calibri"/>
+          <w:sz w:val="22"/>
+          <w:szCs w:val="22"/>
+        </w:rPr>
+        <w:t xml:space="preserve">Score every application alongside the manual decision for one to two months. Include applications that the current process declines. The training data contains only approved loans. Compare outcomes. Test approval and error rates across protected groups. If the review requires the bank to remove occupation, switch to the 21-input fallback model without occupation. Its expected credit-error cost is about 10% higher.</w:t>
       </w:r>
     </w:p>
     <w:p>
@@ -4082,7 +4082,7 @@
           <w:sz w:val="22"/>
           <w:szCs w:val="22"/>
         </w:rPr>
-        <w:t xml:space="preserve">Track recall, precision, approval rate (about 73% expected on today's approved population at the 0.15 cut-off, with about 69% approved automatically, 7% referred and 24% declined under the bands) and the share of applications with missing fields monthly; re-train at least yearly or when the default rate or input distributions drift.</w:t>
+        <w:t xml:space="preserve">Track recall, precision, approval rate and the share of applications with missing fields monthly. The expected approval rate is about 73% on today's approved population at the 0.15 threshold. Under the bands, the bank approves about 69% automatically, refers about 7% and declines about 24%. Re-train at least yearly, or when the default rate or input distributions drift.</w:t>
       </w:r>
     </w:p>
     <w:p>
@@ -4267,7 +4267,7 @@
                 <w:sz w:val="19"/>
                 <w:szCs w:val="19"/>
               </w:rPr>
-              <w:t xml:space="preserve">Approve the three-band decision policy and the initial 0.15 threshold; own the risk-appetite decision the threshold represents; sign off the go-live after the shadow period.</w:t>
+              <w:t xml:space="preserve">Approve the three-band decision policy and the initial 0.15 threshold. Own the risk-appetite decision that the threshold represents. Approve the go-live after the shadow period.</w:t>
             </w:r>
           </w:p>
         </w:tc>
@@ -4342,7 +4342,7 @@
                 <w:sz w:val="19"/>
                 <w:szCs w:val="19"/>
               </w:rPr>
-              <w:t xml:space="preserve">Supply actual loss-given-default and margin figures to confirm the threshold; validate the cost-benefit case; define the monitoring thresholds that trigger re-training.</w:t>
+              <w:t xml:space="preserve">Supply actual loss-given-default and margin figures to check the threshold. Check the cost-benefit case. Define the monitoring limits that trigger re-training.</w:t>
             </w:r>
           </w:p>
         </w:tc>
@@ -4417,7 +4417,7 @@
                 <w:sz w:val="19"/>
                 <w:szCs w:val="19"/>
               </w:rPr>
-              <w:t xml:space="preserve">Make income and valuation verification mandatory fields; redesign the workflow around approve / refer / decline bands; train underwriters on reading reason codes and handling referred cases.</w:t>
+              <w:t xml:space="preserve">Make income and valuation verification mandatory fields. Redesign the workflow around approve / refer / decline bands. Train underwriters to read reason codes and to handle referred cases.</w:t>
             </w:r>
           </w:p>
         </w:tc>
@@ -4492,7 +4492,7 @@
                 <w:sz w:val="19"/>
                 <w:szCs w:val="19"/>
               </w:rPr>
-              <w:t xml:space="preserve">Build the scoring pipeline (imputation, missing flags, model, threshold, reason codes); integrate with the loan-origination system; set up logging, monitoring dashboards and a yearly re-training job.</w:t>
+              <w:t xml:space="preserve">Build the scoring pipeline (imputation, missing flags, model, threshold, reason codes). Integrate it with the loan-origination system. Build logging, monitoring dashboards and a yearly re-training job.</w:t>
             </w:r>
           </w:p>
         </w:tc>
@@ -4567,7 +4567,7 @@
                 <w:sz w:val="19"/>
                 <w:szCs w:val="19"/>
               </w:rPr>
-              <w:t xml:space="preserve">Review adverse-action reason codes against ECOA requirements; run the disparate-impact analysis and decide whether occupation may stay in the model; approve model-risk documentation.</w:t>
+              <w:t xml:space="preserve">Review adverse-action reason codes against ECOA requirements. Run the disparate-impact analysis. Decide whether occupation may stay in the model. Approve model-risk documentation.</w:t>
             </w:r>
           </w:p>
         </w:tc>
@@ -4642,7 +4642,7 @@
                 <w:sz w:val="19"/>
                 <w:szCs w:val="19"/>
               </w:rPr>
-              <w:t xml:space="preserve">Maintain the model, run the shadow comparison, extend the analysis (see further analysis below) and report monthly performance.</w:t>
+              <w:t xml:space="preserve">Maintain the model. Run the shadow comparison. Extend the analysis (see further analysis below). Report monthly performance.</w:t>
             </w:r>
           </w:p>
         </w:tc>
@@ -4677,7 +4677,7 @@
           <w:sz w:val="22"/>
           <w:szCs w:val="22"/>
         </w:rPr>
-        <w:t xml:space="preserve">The figures below are indicative and rest on the stated assumptions; they are meant to size the opportunity and to be refined with the bank's own numbers.</w:t>
+        <w:t xml:space="preserve">The figures below are indicative and rest on the stated assumptions. Their purpose is to size the opportunity. The bank should refine them with its own numbers.</w:t>
       </w:r>
     </w:p>
     <w:p>
@@ -4701,7 +4701,7 @@
           <w:sz w:val="22"/>
           <w:szCs w:val="22"/>
         </w:rPr>
-        <w:t xml:space="preserve">Application volume of 6,000 per year (the size of the dataset). Defaulted loans averaged $16,900 in the data; with about half recovered through the collateral, a missed defaulter costs about $9,000. A wrongly declined good customer costs about $2,000 in forgone net interest margin and acquisition spend (illustratively, a net margin of about three percentage points on a $16,000 to $17,000 balance over three to four years plus the cost of acquiring a replacement customer); finance should replace both figures, and if the true ratio were nearer 2:1 the cost-minimising cut-off would move to 0.20 (about 90% recall and 83 good customers declined per 1,000 on out-of-fold data). Model performance in production equals test-set performance (93% of defaulters caught, 68% precision at threshold 0.15), on an applicant population like the one the current process approves: the benefit is an additional screen on applicants the current process approves, and the outcomes of applicants the manual process declines today are unknown until the shadow period. It is also a before-verification estimate: two thirds of defaulters sit in the fifth of applicants with no recorded debt-to-income ratio, a group the model flags almost entirely (96%) and that mandatory verification will shrink; on applicants with a recorded ratio the model catches 83% of defaulters at 80% precision while flagging 9%, the better guide to its behaviour once verification is in place and the model is re-trained. All figures are for the single 0.15 cut-off; the approve / refer / decline bands are the operating procedure around it, and whatever underwriters approve inside the referral band (about 7% of applications, one in four of whom defaulted) trades some of the modelled benefit for a human check: under the bands the share of defaulters caught lies between about 87% (if every referral were approved) and 96% (if every referral were declined), and 93% is the single-cut figure.</w:t>
+        <w:t xml:space="preserve">The application volume is 6,000 per year (the size of the dataset). Defaulted loans averaged $16,900 in the data. With about half recovered through the collateral, a missed defaulter costs about $9,000. A wrongly declined good applicant costs about $2,000 in forgone net interest margin and acquisition spend. Illustratively, that figure combines two parts. One is a net margin of about three percentage points on a $16,000 to $17,000 balance over three to four years. The other is the cost of acquiring a replacement customer. Finance should replace both figures. If the true ratio were nearer 2:1, the cost-minimising threshold would move to 0.20. At 0.20, the out-of-fold data shows about 90% recall and 83 good applicants declined per 1,000. We assume that model performance in production equals test-set performance (93% of defaulters caught, 68% precision at threshold 0.15). This assumption applies to an applicant population like the one that the current process approves. So the benefit is an additional screen on applicants that the current process approves. The outcomes of applicants that the manual process declines today are unknown until the shadow period. It is also a before-verification estimate. Two thirds of defaulters sit in the fifth of applicants with no recorded debt-to-income ratio. The model flags that group almost entirely (96%), and mandatory verification will shrink it. On applicants with a recorded ratio, the model catches 83% of defaulters at 80% precision while flagging 9%. That is the better guide to its behaviour once verification is in place and the bank re-trains the model. All figures are for the single 0.15 threshold. The approve / refer / decline bands are the operating procedure around it. Whatever underwriters approve inside the referral band trades some of the modelled benefit for a human check. The referral band holds about 7% of applications, and one in four of them defaulted. Under the bands, the share of defaulters caught lies between about 87% (if underwriters approved every referral) and 96% (if they declined every referral). The single-threshold figure is 93%.</w:t>
       </w:r>
     </w:p>
     <w:tbl>
@@ -4940,7 +4940,7 @@
                 <w:sz w:val="19"/>
                 <w:szCs w:val="19"/>
               </w:rPr>
-              <w:t xml:space="preserve">about 90 slip through (15 per 1,000)</w:t>
+              <w:t xml:space="preserve">about 90 missed (15 per 1,000)</w:t>
             </w:r>
           </w:p>
         </w:tc>
@@ -5090,7 +5090,7 @@
                 <w:sz w:val="19"/>
                 <w:szCs w:val="19"/>
               </w:rPr>
-              <w:t xml:space="preserve">Good customers declined or referred</w:t>
+              <w:t xml:space="preserve">Good applicants declined or referred</w:t>
             </w:r>
           </w:p>
         </w:tc>
@@ -5380,7 +5380,7 @@
                 <w:sz w:val="19"/>
                 <w:szCs w:val="19"/>
               </w:rPr>
-              <w:t xml:space="preserve">about $9.0 million gross; about $8.9 million after running costs; about $8.5 million in the first year after the one-off implementation cost</w:t>
+              <w:t xml:space="preserve">about $9.0 million gross, about $8.9 million after running costs, and about $8.5 million in the first year after the one-off implementation cost</w:t>
             </w:r>
           </w:p>
         </w:tc>
@@ -5424,7 +5424,7 @@
           <w:sz w:val="22"/>
           <w:szCs w:val="22"/>
         </w:rPr>
-        <w:t xml:space="preserve">A one-off implementation of roughly $300,000 to $400,000 (data pipeline and integration, validation, fairness review, documentation and training) and running costs of roughly $100,000 per year (monitoring, re-training, model-risk reviews). Even if the realised benefit were only a quarter of the indicative figure, the solution would pay back within the first year.</w:t>
+        <w:t xml:space="preserve">The one-off implementation costs roughly $300,000 to $400,000 (data pipeline and integration, validation, fairness review, documentation and training). Running costs are roughly $100,000 per year (monitoring, re-training, model-risk reviews). Even if the realised benefit were only a quarter of the indicative figure, the solution would recover its cost within the first year.</w:t>
       </w:r>
     </w:p>
     <w:p>
@@ -5448,7 +5448,7 @@
           <w:sz w:val="22"/>
           <w:szCs w:val="22"/>
         </w:rPr>
-        <w:t xml:space="preserve">Faster decisions for clear cases, consistent treatment of applicants, documented and auditable reasons for every decline, and a data asset (verified income and valuation on every application) that improves every future model.</w:t>
+        <w:t xml:space="preserve">The non-financial benefits are faster decisions for clear cases, consistent treatment of applicants, and documented and auditable reasons for every decline. Another benefit is a data asset (verified income and valuation on every application) that improves every future model.</w:t>
       </w:r>
     </w:p>
     <w:p>
@@ -5670,7 +5670,7 @@
                 <w:sz w:val="19"/>
                 <w:szCs w:val="19"/>
               </w:rPr>
-              <w:t xml:space="preserve">The data covers only loans the bank approved; applicants declined under the old process are absent, so the model has not seen the full applicant population.</w:t>
+              <w:t xml:space="preserve">The data covers only loans that the bank approved. Applicants declined under the old process are absent, so the model did not see the full applicant population.</w:t>
             </w:r>
           </w:p>
         </w:tc>
@@ -5705,7 +5705,7 @@
                 <w:sz w:val="19"/>
                 <w:szCs w:val="19"/>
               </w:rPr>
-              <w:t xml:space="preserve">Shadow period on all applications; reject inference in the next iteration; conservative referral band.</w:t>
+              <w:t xml:space="preserve">Run a shadow period on all applications. Use reject inference in the next iteration. Keep a conservative referral band.</w:t>
             </w:r>
           </w:p>
         </w:tc>
@@ -5815,7 +5815,7 @@
                 <w:sz w:val="19"/>
                 <w:szCs w:val="19"/>
               </w:rPr>
-              <w:t xml:space="preserve">Introduce mandatory verification alongside the shadow period, re-train on the verified population before go-live and monitor the share of missing fields; on applicants with a recorded ratio the model already catches 83% of defaulters at 80% precision.</w:t>
+              <w:t xml:space="preserve">Introduce mandatory verification alongside the shadow period. Re-train on the verified population before go-live. Monitor the share of missing fields. On applicants with a recorded ratio, the model already catches 83% of defaulters at 80% precision.</w:t>
             </w:r>
           </w:p>
         </w:tc>
@@ -5890,7 +5890,7 @@
                 <w:sz w:val="19"/>
                 <w:szCs w:val="19"/>
               </w:rPr>
-              <w:t xml:space="preserve">Default rates move with interest rates and employment; a model trained on one period can mis-calibrate in another.</w:t>
+              <w:t xml:space="preserve">Default rates move with interest rates and employment. A model trained on one period can mis-calibrate in another.</w:t>
             </w:r>
           </w:p>
         </w:tc>
@@ -5925,7 +5925,7 @@
                 <w:sz w:val="19"/>
                 <w:szCs w:val="19"/>
               </w:rPr>
-              <w:t xml:space="preserve">Monthly monitoring of default rate and score distribution; yearly re-training; threshold review.</w:t>
+              <w:t xml:space="preserve">Monitor the default rate and score distribution monthly. Re-train yearly. Review the threshold.</w:t>
             </w:r>
           </w:p>
         </w:tc>
@@ -6000,7 +6000,7 @@
                 <w:sz w:val="19"/>
                 <w:szCs w:val="19"/>
               </w:rPr>
-              <w:t xml:space="preserve">Occupation, credit-history length (an age proxy) and the missing-ratio flag could act as proxies for protected characteristics, and the lower cut-off multiplies adverse actions against creditworthy applicants (about 11% of them at 0.15 against 3% at 0.5).</w:t>
+              <w:t xml:space="preserve">Occupation, credit-history length (an age proxy) and the missing-ratio flag could act as proxies for protected characteristics. The lower threshold multiplies adverse actions against creditworthy applicants (about 11% of them at 0.15 against 3% at 0.5).</w:t>
             </w:r>
           </w:p>
         </w:tc>
@@ -6035,7 +6035,7 @@
                 <w:sz w:val="19"/>
                 <w:szCs w:val="19"/>
               </w:rPr>
-              <w:t xml:space="preserve">Disparate-impact testing of approval and error rates before launch, annually and whenever the cut-off or bands move; switch to the 21-input fallback (no occupation information, about 10% more expected credit-error cost) if the review requires it.</w:t>
+              <w:t xml:space="preserve">Test approval and error rates for disparate impact before go-live, annually and whenever the threshold or bands move. Switch to the 21-input fallback (no occupation information, about 10% more expected credit-error cost) if the review requires it.</w:t>
             </w:r>
           </w:p>
         </w:tc>
@@ -6110,7 +6110,7 @@
                 <w:sz w:val="19"/>
                 <w:szCs w:val="19"/>
               </w:rPr>
-              <w:t xml:space="preserve">Regulators and applicants need specific reasons; a forest alone is hard to narrate.</w:t>
+              <w:t xml:space="preserve">Regulators and applicants need specific reasons. A forest alone is hard to narrate.</w:t>
             </w:r>
           </w:p>
         </w:tc>
@@ -6145,7 +6145,7 @@
                 <w:sz w:val="19"/>
                 <w:szCs w:val="19"/>
               </w:rPr>
-              <w:t xml:space="preserve">Decision-tree explanation layer, per-applicant reason codes, model-risk documentation.</w:t>
+              <w:t xml:space="preserve">Use a decision-tree explanation layer, reason codes for each applicant, and model-risk documentation.</w:t>
             </w:r>
           </w:p>
         </w:tc>
@@ -6255,7 +6255,7 @@
                 <w:sz w:val="19"/>
                 <w:szCs w:val="19"/>
               </w:rPr>
-              <w:t xml:space="preserve">Keep the referral band, require documented overrides, audit override outcomes.</w:t>
+              <w:t xml:space="preserve">Keep the referral band. Require documented overrides. Audit override outcomes.</w:t>
             </w:r>
           </w:p>
         </w:tc>
@@ -6365,7 +6365,7 @@
                 <w:sz w:val="19"/>
                 <w:szCs w:val="19"/>
               </w:rPr>
-              <w:t xml:space="preserve">Input validation rules at capture; range checks in the scoring pipeline.</w:t>
+              <w:t xml:space="preserve">Use input validation rules at capture. Use range checks in the scoring pipeline.</w:t>
             </w:r>
           </w:p>
         </w:tc>
@@ -6470,7 +6470,7 @@
           <w:sz w:val="22"/>
           <w:szCs w:val="22"/>
         </w:rPr>
-        <w:t xml:space="preserve">test gradient boosting and calibrate predicted probabilities so that a score of 0.15 means exactly a 15% chance of default (the unweighted forest's scores rank applicants well but understate risk in the decision range: applicants scored 0.15 to 0.20 defaulted about 23% of the time), which simplifies threshold setting and pricing.</w:t>
+        <w:t xml:space="preserve">test gradient boosting. Calibrate predicted probabilities so that a score of 0.15 means exactly a 15% chance of default. This simplifies threshold setting and pricing. The unweighted forest's scores rank applicants well but understate risk in the decision range: applicants scored 0.15 to 0.20 defaulted about 23% of the time.</w:t>
       </w:r>
     </w:p>
     <w:p>
@@ -6498,7 +6498,7 @@
           <w:sz w:val="22"/>
           <w:szCs w:val="22"/>
         </w:rPr>
-        <w:t xml:space="preserve">once application dates are available, validate on later periods rather than a random split to measure drift realistically.</w:t>
+        <w:t xml:space="preserve">once application dates are available, check the model on later periods rather than a random split to measure drift realistically.</w:t>
       </w:r>
     </w:p>
     <w:p>
@@ -6526,7 +6526,7 @@
           <w:sz w:val="22"/>
           <w:szCs w:val="22"/>
         </w:rPr>
-        <w:t xml:space="preserve">use the probability of default to set interest rates or loan limits for the referral band instead of a binary approve/decline.</w:t>
+        <w:t xml:space="preserve">use the probability of default to set interest rates or loan limits for the referral band. This replaces a binary approve/decline.</w:t>
       </w:r>
     </w:p>
     <w:p>
@@ -6852,7 +6852,7 @@
                 <w:sz w:val="19"/>
                 <w:szCs w:val="19"/>
               </w:rPr>
-              <w:t xml:space="preserve">Proposed model on the 1,788 held-out applicants</w:t>
+              <w:t xml:space="preserve">Proposed model on the 1,788 test-set applicants</w:t>
             </w:r>
           </w:p>
         </w:tc>
@@ -7415,7 +7415,7 @@
           <w:sz w:val="19"/>
           <w:szCs w:val="19"/>
         </w:rPr>
-        <w:t xml:space="preserve">Table A1. Decisions of the proposed model (Random Forest, threshold 0.15) on the held-out applicants: 92.7% of defaulters caught; 68.1% of flagged applicants were real defaulters; 89.9% of all decisions correct.</w:t>
+        <w:t xml:space="preserve">Table A1. Decisions of the proposed model (Random Forest, threshold 0.15) on the test set. The model caught 92.7% of defaulters. Of the flagged applicants, 68.1% were real defaulters. Of all decisions, 89.9% were correct.</w:t>
       </w:r>
     </w:p>
     <w:p>

--- a/reports/Loan_Default_Prediction_Final_Report.docx
+++ b/reports/Loan_Default_Prediction_Final_Report.docx
@@ -356,7 +356,7 @@
           <w:sz w:val="22"/>
           <w:szCs w:val="22"/>
         </w:rPr>
-        <w:t xml:space="preserve">The relationships in this data are thresholds and cliffs rather than straight lines. The Random Forest scored 0.96 on risk-ranking quality (ROC-AUC, where 1.0 means every defaulter ranks above every repayer) against 0.91 for logistic regression. At a similar share of defaulters caught, it declined far fewer good applicants. We chose the final model's configuration (class weights, tree size, input set) and its decision threshold together, on the training rows alone. We judged them by the expected cost, in dollars, of their out-of-fold mistakes, under a rule fixed in advance. We then measured performance once on the test set.</w:t>
+        <w:t xml:space="preserve">The relationships in this data are thresholds and cliffs rather than straight lines, and the main drivers combine (Figure A4). The Random Forest scored 0.96 on risk-ranking quality (ROC-AUC, where 1.0 means every defaulter ranks above every repayer) against 0.91 for logistic regression. At a similar share of defaulters caught, it declined far fewer good applicants. We chose the final model's configuration (class weights, tree size, input set) and its decision threshold together, on the training rows alone. We judged them by the expected cost, in dollars, of their out-of-fold mistakes, under a rule fixed in advance. We then measured performance once on the test set.</w:t>
       </w:r>
     </w:p>
     <w:p>
@@ -6795,6 +6795,69 @@
           <w:szCs w:val="19"/>
         </w:rPr>
         <w:t xml:space="preserve">Figure A3. Default rate by number of derogatory reports, delinquent credit lines and recent credit inquiries.</w:t>
+      </w:r>
+    </w:p>
+    <w:p>
+      <w:pPr>
+        <w:spacing w:after="60" w:before="120"/>
+        <w:jc w:val="center"/>
+      </w:pPr>
+      <w:r>
+        <w:drawing>
+          <wp:inline distT="0" distB="0" distL="0" distR="0">
+            <wp:extent cx="6038850" cy="2590800"/>
+            <wp:effectExtent t="0" r="0" b="0" l="0"/>
+            <wp:docPr id="7" name=""/>
+            <wp:cNvGraphicFramePr>
+              <a:graphicFrameLocks xmlns:a="http://schemas.openxmlformats.org/drawingml/2006/main" noChangeAspect="1"/>
+            </wp:cNvGraphicFramePr>
+            <a:graphic xmlns:a="http://schemas.openxmlformats.org/drawingml/2006/main">
+              <a:graphicData uri="http://schemas.openxmlformats.org/drawingml/2006/picture">
+                <pic:pic xmlns:pic="http://schemas.openxmlformats.org/drawingml/2006/picture">
+                  <pic:nvPicPr>
+                    <pic:cNvPr id="0" name="" descr=""/>
+                    <pic:cNvPicPr>
+                      <a:picLocks noChangeAspect="1" noChangeArrowheads="1"/>
+                    </pic:cNvPicPr>
+                  </pic:nvPicPr>
+                  <pic:blipFill>
+                    <a:blip r:embed="rId14" cstate="none"/>
+                    <a:srcRect/>
+                    <a:stretch>
+                      <a:fillRect/>
+                    </a:stretch>
+                  </pic:blipFill>
+                  <pic:spPr bwMode="auto">
+                    <a:xfrm>
+                      <a:off x="0" y="0"/>
+                      <a:ext cx="6038850" cy="2590800"/>
+                    </a:xfrm>
+                    <a:prstGeom prst="rect">
+                      <a:avLst/>
+                    </a:prstGeom>
+                  </pic:spPr>
+                </pic:pic>
+              </a:graphicData>
+            </a:graphic>
+          </wp:inline>
+        </w:drawing>
+      </w:r>
+    </w:p>
+    <w:p>
+      <w:pPr>
+        <w:spacing w:after="220"/>
+        <w:jc w:val="center"/>
+      </w:pPr>
+      <w:r>
+        <w:rPr>
+          <w:rFonts w:ascii="Calibri" w:cs="Calibri" w:eastAsia="Calibri" w:hAnsi="Calibri"/>
+          <w:i/>
+          <w:iCs/>
+          <w:color w:val="595959"/>
+          <w:sz w:val="19"/>
+          <w:szCs w:val="19"/>
+        </w:rPr>
+        <w:t xml:space="preserve">Figure A4. Default rate for pairs of variables. At a debt-to-income ratio of 45% or less, two or more delinquent lines raise the default rate from 3-9% to 25-30%. Loan purpose changes the risk within some occupations.</w:t>
       </w:r>
     </w:p>
     <w:tbl>

--- a/reports/Loan_Default_Prediction_Final_Report.docx
+++ b/reports/Loan_Default_Prediction_Final_Report.docx
@@ -3581,7 +3581,7 @@
       <w:r>
         <w:drawing>
           <wp:inline distT="0" distB="0" distL="0" distR="0">
-            <wp:extent cx="5848350" cy="2476500"/>
+            <wp:extent cx="5848350" cy="3857625"/>
             <wp:effectExtent t="0" r="0" b="0" l="0"/>
             <wp:docPr id="2" name=""/>
             <wp:cNvGraphicFramePr>
@@ -3606,7 +3606,7 @@
                   <pic:spPr bwMode="auto">
                     <a:xfrm>
                       <a:off x="0" y="0"/>
-                      <a:ext cx="5848350" cy="2476500"/>
+                      <a:ext cx="5848350" cy="3857625"/>
                     </a:xfrm>
                     <a:prstGeom prst="rect">
                       <a:avLst/>
@@ -3633,7 +3633,7 @@
           <w:sz w:val="19"/>
           <w:szCs w:val="19"/>
         </w:rPr>
-        <w:t xml:space="preserve">Figure 2. Recall, precision and indicative expected cost per 1,000 applicants as the forest's decision threshold moves. We measured all three on out-of-fold predictions of the training rows. The test set played no part in the choice.</w:t>
+        <w:t xml:space="preserve">Figure 2. Recall, precision and indicative expected cost per 1,000 applicants as the forest's decision threshold moves. The top panel shows recall and precision, and the bottom panel shows the expected cost. We measured all three on out-of-fold predictions of the training rows. The test set played no part in the choice.</w:t>
       </w:r>
     </w:p>
     <w:p>

--- a/reports/Loan_Default_Prediction_Final_Report.docx
+++ b/reports/Loan_Default_Prediction_Final_Report.docx
@@ -4,7 +4,7 @@
   <w:body>
     <w:p>
       <w:pPr>
-        <w:spacing w:after="200" w:before="1200"/>
+        <w:spacing w:after="200" w:before="360"/>
         <w:jc w:val="center"/>
       </w:pPr>
       <w:r>
@@ -64,7 +64,7 @@
     </w:p>
     <w:p>
       <w:pPr>
-        <w:spacing w:after="600"/>
+        <w:spacing w:after="360"/>
         <w:jc w:val="center"/>
       </w:pPr>
       <w:r>
@@ -188,7 +188,7 @@
           <w:sz w:val="22"/>
           <w:szCs w:val="22"/>
         </w:rPr>
-        <w:t xml:space="preserve">Applicants with no recorded debt-to-income ratio defaulted 62% of the time versus 8.6% when the ratio was recorded. Applicants with no property valuation defaulted 94% of the time. The bank should treat income or collateral that it cannot check as a warning sign, not a neutral gap.</w:t>
+        <w:t xml:space="preserve">Applicants with no recorded debt-to-income ratio defaulted 62% of the time versus 8.6% when the application included the ratio. Applicants with no property valuation defaulted 94% of the time (Figure A1). The bank should treat income or collateral that it cannot check as a warning sign, not a neutral gap.</w:t>
       </w:r>
     </w:p>
     <w:p>
@@ -216,7 +216,7 @@
           <w:sz w:val="22"/>
           <w:szCs w:val="22"/>
         </w:rPr>
-        <w:t xml:space="preserve">Between a 20% and a 40% ratio only 4% to 7% of applicants default. Between 40% and 45% the rate is 11%. Above 45% it is 87% to 100%. A 45% threshold is a simple, defensible policy rule.</w:t>
+        <w:t xml:space="preserve">Between a 20% and a 40% ratio only 4% to 7% of applicants default. Between 40% and 45% the rate is 11%. Above 45% it is 87% to 100% (Figure A2). A 45% threshold is a simple, defensible policy rule.</w:t>
       </w:r>
     </w:p>
     <w:p>
@@ -244,7 +244,7 @@
           <w:sz w:val="22"/>
           <w:szCs w:val="22"/>
         </w:rPr>
-        <w:t xml:space="preserve">The default rate rises from 17% with no major derogatory report to 39% with one, 51% with two and over 70% with three or more. Delinquent credit lines show the same pattern (14% at zero, 34% at one, 100% at six or more), as do recent credit inquiries.</w:t>
+        <w:t xml:space="preserve">The default rate rises from 17% with no major derogatory report to 39% with one, 51% with two and over 70% with three or more. Delinquent credit lines show the same pattern (14% at zero, 34% at one, 100% at six or more), as do recent credit inquiries (Figure A3).</w:t>
       </w:r>
     </w:p>
     <w:p>
@@ -272,7 +272,7 @@
           <w:sz w:val="22"/>
           <w:szCs w:val="22"/>
         </w:rPr>
-        <w:t xml:space="preserve">Applicants whose oldest credit line is under five years old default 44% of the time. Above twenty years the rate is about 10%.</w:t>
+        <w:t xml:space="preserve">Applicants whose oldest credit line is under five years old default 44% of the time. Above twenty years the rate is about 10% (Figure A2).</w:t>
       </w:r>
     </w:p>
     <w:p>
@@ -356,7 +356,7 @@
           <w:sz w:val="22"/>
           <w:szCs w:val="22"/>
         </w:rPr>
-        <w:t xml:space="preserve">The relationships in this data are thresholds and cliffs rather than straight lines, and the main drivers combine (Figure A4). The Random Forest scored 0.96 on risk-ranking quality (ROC-AUC, where 1.0 means every defaulter ranks above every repayer) against 0.91 for logistic regression. At a similar share of defaulters caught, it declined far fewer good applicants. We chose the final model's configuration (class weights, tree size, input set) and its decision threshold together, on the training rows alone. We judged them by the expected cost, in dollars, of their out-of-fold mistakes, under a rule fixed in advance. We then measured performance once on the test set.</w:t>
+        <w:t xml:space="preserve">The relationships in this data are thresholds and cliffs rather than straight lines, and the main drivers combine (Figure A4). The Random Forest scored 0.96 on risk-ranking quality (ROC-AUC, where 1.0 means every defaulter ranks above every repayer) against 0.91 for logistic regression. At a similar share of defaulters caught, it declined far fewer good applicants (Table 2, Figure 1). We chose the final model's configuration (class weights, tree size, input set) and its decision threshold together, on the training rows alone. We judged them by the expected cost, in dollars, of their out-of-fold mistakes, under a rule fixed in advance. We then measured performance once on the test set. Table 1 gives the full specification.</w:t>
       </w:r>
     </w:p>
     <w:p>
@@ -616,7 +616,7 @@
                 <w:sz w:val="19"/>
                 <w:szCs w:val="19"/>
               </w:rPr>
-              <w:t xml:space="preserve">All 27 model inputs, in the order the pipeline produces them. First, the 10 financial attributes (LOAN, MORTDUE, VALUE, YOJ, DEROG, DELINQ, CLAGE, NINQ, CLNO, DEBTINC). Second, a 0/1 missing-value flag for each of the 11 fields with gaps (MORTDUE, VALUE, REASON, JOB, YOJ, DEROG, DELINQ, CLAGE, NINQ, CLNO, DEBTINC). Third, six 0/1 indicators from one-hot encoding: one for REASON = HomeImp and five for JOB = Office, Other, ProfExe, Sales, Self. Fallback if the fair-lending review requires it: the same forest without any occupation information. This removes the five occupation indicators and the occupation-missing flag, leaving 21 inputs. Its expected cost of credit errors is about 10% higher. We also tested a 12-input lean model (the ten attributes plus the DEBTINC and VALUE missing flags). It costs about a fifth more.</w:t>
+              <w:t xml:space="preserve">All 27 model inputs. First, the 10 financial attributes (LOAN, MORTDUE, VALUE, YOJ, DEROG, DELINQ, CLAGE, NINQ, CLNO, DEBTINC). Second, a 0/1 missing-value flag for each of the 11 fields with gaps (every attribute except LOAN). Third, six 0/1 indicators from one-hot encoding: one for REASON = HomeImp and five for JOB = Office, Other, ProfExe, Sales, Self. Fallback if the fair-lending review requires it: the same forest without any occupation information. This removes the five occupation indicators and the occupation-missing flag, leaving 21 inputs. Its expected cost of credit errors is about 10% higher.</w:t>
             </w:r>
           </w:p>
         </w:tc>
@@ -841,7 +841,7 @@
                 <w:sz w:val="19"/>
                 <w:szCs w:val="19"/>
               </w:rPr>
-              <w:t xml:space="preserve">A surrogate decision tree of depth 4, fitted to the forest's out-of-fold decisions. It reproduces 93% of them on unseen applicants (against 73% for never flagging). It has three rules. The first two rules are a missing debt-to-income ratio and a ratio above about 44%. The third rule, at or below 44%, is a delinquent credit line together with a major derogatory report. These rules supply the adverse-action reasons that the Equal Credit Opportunity Act requires. The top risk drivers for each applicant complement them.</w:t>
+              <w:t xml:space="preserve">A surrogate decision tree of depth 4, fitted to the forest's out-of-fold decisions. It reproduces 93% of them on unseen applicants (against 73% for never flagging). Its rules flag a missing debt-to-income ratio or a ratio above about 44%. At or below 44%, they flag a delinquent credit line together with a major derogatory report. These rules give the plain-language summary of how the model decides. Each adverse-action notice that the Equal Credit Opportunity Act requires gives the applicant's own top risk drivers from the forest (for example SHAP values). The bank builds these drivers in months 0-2, before the shadow run.</w:t>
             </w:r>
           </w:p>
         </w:tc>
@@ -1066,7 +1066,7 @@
                 <w:sz w:val="19"/>
                 <w:szCs w:val="19"/>
               </w:rPr>
-              <w:t xml:space="preserve">70/30 stratified split, with the test set kept separate before we fitted any pre-processing statistic. Grid searches by 3- and 5-fold stratified cross-validation. We chose the final model's settings and its threshold on the expected cost of out-of-fold mistakes on the training rows. We fixed this rule in advance. The out-of-fold predictions came from three rounds of 5-fold cross-validation (15 validation folds). Robustness checks: a finer threshold grid, two other train/test splits and a calibration table. We scored the test set once for performance. We also computed permutation importance on it, for interpretation only.</w:t>
+              <w:t xml:space="preserve">70/30 stratified split, with the test set kept separate before we fitted any pre-processing statistic. Grid searches by stratified cross-validation. We chose the final settings and threshold on the expected cost of out-of-fold mistakes (three rounds of 5-fold cross-validation on the training rows). A rule fixed in advance decided the choice. Robustness checks: a finer threshold grid, two other splits, a calibration table. We scored the test set once.</w:t>
             </w:r>
           </w:p>
         </w:tc>
@@ -1074,8 +1074,20 @@
     </w:tbl>
     <w:p>
       <w:pPr>
-        <w:spacing w:after="120"/>
-      </w:pPr>
+        <w:spacing w:after="220"/>
+        <w:jc w:val="center"/>
+      </w:pPr>
+      <w:r>
+        <w:rPr>
+          <w:rFonts w:ascii="Calibri" w:cs="Calibri" w:eastAsia="Calibri" w:hAnsi="Calibri"/>
+          <w:i/>
+          <w:iCs/>
+          <w:color w:val="595959"/>
+          <w:sz w:val="19"/>
+          <w:szCs w:val="19"/>
+        </w:rPr>
+        <w:t xml:space="preserve">Table 1. Final proposed model specification.</w:t>
+      </w:r>
     </w:p>
     <w:p>
       <w:pPr>
@@ -1148,7 +1160,7 @@
           <w:sz w:val="22"/>
           <w:szCs w:val="22"/>
         </w:rPr>
-        <w:t xml:space="preserve">make income verification and property-valuation verification mandatory fields, because their absence is the strongest default signal. Build the scoring pipeline with reason codes.</w:t>
+        <w:t xml:space="preserve">make income verification and property-valuation verification mandatory fields, because their absence is the strongest default signal. Build the scoring pipeline with per-applicant risk drivers (for example SHAP values) for the adverse-action notices.</w:t>
       </w:r>
     </w:p>
     <w:p>
@@ -1246,7 +1258,7 @@
           <w:sz w:val="22"/>
           <w:szCs w:val="22"/>
         </w:rPr>
-        <w:t xml:space="preserve">Per 1,000 applicants, we expect the proposed model to catch about 185 of the 200 defaulters and to miss about 15. We expect it to decline about 87 applicants who would have repaid. The cost assumptions are indicative: a missed defaulter costs about $9,000, and a wrongly declined good applicant costs about $2,000. Under these assumptions the model cuts default-related cost from roughly </w:t>
+        <w:t xml:space="preserve">Per 1,000 applicants, we expect the proposed model to catch about 185 of the 200 defaulters and to miss about 15. At the 0.15 threshold we expect it to flag about 87 creditworthy applicants. Under the approve / refer / decline bands, the bank declines about 62 creditworthy applicants per 1,000 automatically and refers about 55 to an underwriter. The cost assumptions are indicative: a missed defaulter costs about $9,000, and a wrongly declined good applicant costs about $2,000. Under these assumptions the model cuts default-related cost from roughly </w:t>
       </w:r>
       <w:r>
         <w:rPr>
@@ -1388,7 +1400,7 @@
           <w:sz w:val="22"/>
           <w:szCs w:val="22"/>
         </w:rPr>
-        <w:t xml:space="preserve">The two errors a scoring model can make do not cost the same. Approving someone who then defaults (a missed defaulter) costs the bank most of the principal plus collection costs. Declining someone who would have repaid costs only the interest margin on one customer. The primary measure of success is therefore the share of future defaulters the model catches (recall). We also track precision and F1 so that the model does not simply decline everyone.</w:t>
+        <w:t xml:space="preserve">The two errors a scoring model can make do not cost the same. Approving someone who then defaults (a missed defaulter) costs the bank most of the principal plus collection costs. Declining a creditworthy applicant costs only the interest margin on one customer. The primary measure of success is therefore the share of future defaulters the model catches (recall). We also track precision and F1 so that the model does not simply decline everyone.</w:t>
       </w:r>
     </w:p>
     <w:p>
@@ -1436,7 +1448,7 @@
           <w:sz w:val="22"/>
           <w:szCs w:val="22"/>
         </w:rPr>
-        <w:t xml:space="preserve">We trained logistic regression (the transparent linear benchmark), a decision tree (readable rules), bagged trees and a random forest on the same 70/30 stratified split. We tuned each model with cross-validated grid search that optimises recall and evaluated each on the test set (the held-out 30%). Moving from one tree to bagging to a forest shows what each idea contributes. Time-series techniques were not applicable because the applications carry no dates. The table below summarises the result.</w:t>
+        <w:t xml:space="preserve">We trained logistic regression (the transparent linear benchmark), a decision tree (readable rules), bagged trees and a random forest on the same 70/30 stratified split. We tuned each model with cross-validated grid search that optimises recall and evaluated each on the test set (the held-out 30%). Moving from one tree to bagging to a forest shows what each idea contributes. Time-series techniques were not applicable because the applications carry no dates. Table 2 and Figure 1 summarise the result.</w:t>
       </w:r>
     </w:p>
     <w:tbl>
@@ -3459,7 +3471,31 @@
           <w:sz w:val="19"/>
           <w:szCs w:val="19"/>
         </w:rPr>
-        <w:t xml:space="preserve">Table 1. Performance of the techniques explored on the test set (1,788 applicants), at the conventional 0.5 threshold except for the proposed model.</w:t>
+        <w:t xml:space="preserve">Table 2. Performance of the techniques explored on the test set (1,788 applicants), at the conventional 0.5 threshold except for the proposed model.</w:t>
+      </w:r>
+    </w:p>
+    <w:p>
+      <w:pPr>
+        <w:spacing w:after="140" w:line="276"/>
+        <w:jc w:val="both"/>
+      </w:pPr>
+      <w:r>
+        <w:rPr>
+          <w:rFonts w:ascii="Calibri" w:cs="Calibri" w:eastAsia="Calibri" w:hAnsi="Calibri"/>
+          <w:b/>
+          <w:bCs/>
+          <w:sz w:val="22"/>
+          <w:szCs w:val="22"/>
+        </w:rPr>
+        <w:t xml:space="preserve">We chose the Random Forest as the scoring engine </w:t>
+      </w:r>
+      <w:r>
+        <w:rPr>
+          <w:rFonts w:ascii="Calibri" w:cs="Calibri" w:eastAsia="Calibri" w:hAnsi="Calibri"/>
+          <w:sz w:val="22"/>
+          <w:szCs w:val="22"/>
+        </w:rPr>
+        <w:t xml:space="preserve">because it offers the best balance on the chosen metric. The tuned decision tree catches slightly more defaulters at the 0.5 threshold (82%). However, it declines almost one good applicant for every defaulter that it catches (53% precision). The balanced logistic regression catches 80% but with 61% precision, because a straight line cannot represent the threshold effects in the data. Bagging 200 trees shows the value of averaging. At the same recall as a single fully grown tree, precision rises from 71% to 83%. ROC-AUC rises from 0.81 to 0.95. The forests add feature sub-sampling. With class weights, the forest catches 77% at 77% precision at the 0.5 threshold. Both forests rank applicants by risk most accurately of all models (ROC-AUC 0.96). That ranking quality is what makes the next step, moving the decision threshold, possible.</w:t>
       </w:r>
     </w:p>
     <w:p>
@@ -3538,15 +3574,15 @@
           <w:sz w:val="22"/>
           <w:szCs w:val="22"/>
         </w:rPr>
-        <w:t xml:space="preserve">We chose the Random Forest as the scoring engine </w:t>
-      </w:r>
-      <w:r>
-        <w:rPr>
-          <w:rFonts w:ascii="Calibri" w:cs="Calibri" w:eastAsia="Calibri" w:hAnsi="Calibri"/>
-          <w:sz w:val="22"/>
-          <w:szCs w:val="22"/>
-        </w:rPr>
-        <w:t xml:space="preserve">because it offers the best balance on the chosen metric. The tuned decision tree catches slightly more defaulters at the 0.5 threshold (82%). However, it declines almost one good applicant for every defaulter that it catches (53% precision). The balanced logistic regression catches 80% but with 61% precision, because a straight line cannot represent the threshold effects in the data. Bagging 200 trees shows the value of averaging. At the same recall as a single fully grown tree, precision rises from 71% to 83%. ROC-AUC rises from 0.81 to 0.95. The forests add feature sub-sampling. With class weights, the forest catches 77% at 77% precision at the 0.5 threshold. Both forests rank applicants by risk most accurately of all models (ROC-AUC 0.96). That ranking quality is what makes the next step, moving the decision threshold, possible.</w:t>
+        <w:t xml:space="preserve">We chose the final model and its threshold on the training rows, from business cost rather than convention. </w:t>
+      </w:r>
+      <w:r>
+        <w:rPr>
+          <w:rFonts w:ascii="Calibri" w:cs="Calibri" w:eastAsia="Calibri" w:hAnsi="Calibri"/>
+          <w:sz w:val="22"/>
+          <w:szCs w:val="22"/>
+        </w:rPr>
+        <w:t xml:space="preserve">Two settings decide how readily a forest flags an applicant: the extra weight given to defaulters during training (class weights) and the probability threshold. We chose them together, on the training rows alone, by one yardstick: the expected dollar cost of the model's mistakes. We estimated that cost on training applicants that the model did not see (three rounds of 5-fold cross-validation). We scored fifteen forest configurations and then five final candidates, each at its own cost-minimising threshold, under a rule that we fixed beforehand. The fifteen configurations were five weightings, each with fully grown trees or with trees limited to at least 5 or 10 applicants per leaf. Three candidates used the best configuration: on all 27 inputs, without occupation, and on a 12-input subset. The other two were the recall-tuned forest on 27 and 12 inputs. Under that rule, the lowest average cost wins. When several candidates are within the run-to-run noise of the estimate (about $10,500 per 1,000 applicants), the simplest wins.</w:t>
       </w:r>
     </w:p>
     <w:p>
@@ -3557,20 +3593,24 @@
       <w:r>
         <w:rPr>
           <w:rFonts w:ascii="Calibri" w:cs="Calibri" w:eastAsia="Calibri" w:hAnsi="Calibri"/>
-          <w:b/>
-          <w:bCs/>
-          <w:sz w:val="22"/>
-          <w:szCs w:val="22"/>
-        </w:rPr>
-        <w:t xml:space="preserve">We chose the final model and its threshold on the training rows, from business cost rather than convention. </w:t>
-      </w:r>
-      <w:r>
-        <w:rPr>
-          <w:rFonts w:ascii="Calibri" w:cs="Calibri" w:eastAsia="Calibri" w:hAnsi="Calibri"/>
-          <w:sz w:val="22"/>
-          <w:szCs w:val="22"/>
-        </w:rPr>
-        <w:t xml:space="preserve">Two settings decide how readily a forest flags an applicant: the extra weight given to defaulters during training (class weights) and the probability threshold. We chose them together, on the training rows alone, by one yardstick: the expected dollar cost of the model's mistakes. We estimated that cost on training applicants that the model did not see (three rounds of 5-fold cross-validation). We scored fifteen forest configurations and then five final candidates, each at its own cost-minimising threshold, under a rule that we fixed beforehand. The fifteen configurations were five weightings, each with fully grown trees or with trees limited to at least 5 or 10 applicants per leaf. Three candidates used the best configuration: on all 27 inputs, without occupation, and on a 12-input subset. The other two were the recall-tuned forest on 27 and 12 inputs. Under that rule, the lowest average cost wins. When several candidates are within the run-to-run noise of the estimate (about $10,500 per 1,000 applicants), the simplest wins. Fully grown trees beat limited trees for every weighting. Among them, the weightings made no measurable difference. The unweighted, 0.3/0.7 and 0.2/0.8 forests were within that noise of each other, at thresholds of 0.15, 0.20 and 0.25. So we chose the unweighted forest on all 27 inputs. When precision also carries a cost, the recall-tuned grid winner cost about half again as much. The forest without occupation cost about 10% more. The 12-input forest cost about a fifth more. We scored the balanced logistic regression and the recall-tuned decision tree the same way, at their own best thresholds. They cost about $550,000 and $607,000 per 1,000 applicants, against $317,000 for the forest. So the forest wins on the chosen yardstick as well as on ranking quality. The cost-minimising threshold is 0.15. It stays at 0.15 for any cost ratio between 3:1 and 6:1, on a finer grid and on two other train/test splits. It sits just below the textbook break-even of 0.18 for a perfectly calibrated score. The reason is that the forest's scores rank applicants well but understate risk in the decision range. Applicants scored 0.15 to 0.20 defaulted about 23% of the time. We scored the forest once on the test set at that threshold. It catches 93% of defaulters at 68% precision, against 69% and 84% at the conventional 0.5. The test result (cost about $304,000 ± $28,000 per 1,000 applicants) is consistent with the out-of-fold estimate ($317,000). The choice between the closely matched configurations rests on the out-of-fold comparison. A single test evaluation is too noisy to decide between them.</w:t>
+          <w:sz w:val="22"/>
+          <w:szCs w:val="22"/>
+        </w:rPr>
+        <w:t xml:space="preserve">Fully grown trees beat limited trees for every weighting. Among them, the weightings made no measurable difference. The unweighted, 0.3/0.7 and 0.2/0.8 forests were within that noise of each other, at thresholds of 0.15, 0.20 and 0.25. So we chose the unweighted forest on all 27 inputs. When precision also carries a cost, the recall-tuned grid winner cost about half again as much. The forest without occupation cost about 10% more. The 12-input forest cost about a fifth more. We scored the balanced logistic regression and the recall-tuned decision tree the same way, at their own best thresholds. They cost about $550,000 and $607,000 per 1,000 applicants, against $317,000 for the forest. So the forest wins on the chosen yardstick as well as on ranking quality.</w:t>
+      </w:r>
+    </w:p>
+    <w:p>
+      <w:pPr>
+        <w:spacing w:after="140" w:line="276"/>
+        <w:jc w:val="both"/>
+      </w:pPr>
+      <w:r>
+        <w:rPr>
+          <w:rFonts w:ascii="Calibri" w:cs="Calibri" w:eastAsia="Calibri" w:hAnsi="Calibri"/>
+          <w:sz w:val="22"/>
+          <w:szCs w:val="22"/>
+        </w:rPr>
+        <w:t xml:space="preserve">The cost-minimising threshold is 0.15 (Figure 2). It stays at 0.15 for any cost ratio between 3:1 and 6:1, on a finer grid and on two other train/test splits. It sits just below the textbook break-even of 0.18 for a perfectly calibrated score. The reason is that the forest's scores rank applicants well but understate risk in the decision range. Applicants scored 0.15 to 0.20 defaulted about 23% of the time. We scored the forest once on the test set at that threshold. It catches 93% of defaulters at 68% precision, against 69% and 84% at the conventional 0.5. The test result (cost about $304,000 ± $28,000 per 1,000 applicants) is consistent with the out-of-fold estimate ($317,000). The choice between the closely matched configurations rests on the out-of-fold comparison. A single test evaluation is too noisy to decide between them.</w:t>
       </w:r>
     </w:p>
     <w:p>
@@ -3657,7 +3697,137 @@
           <w:sz w:val="22"/>
           <w:szCs w:val="22"/>
         </w:rPr>
-        <w:t xml:space="preserve">No one can read a forest of 200 trees as a rule list. So we fitted a four-level decision tree to the forest's own decisions rather than to the original labels. Those decisions are flag or clear at the 0.15 threshold. We took them from the out-of-fold scores, so that the tree learns how the forest treats applicants that it did not see. The tree reproduces 93% of the forest's decisions on unseen applicants, against 73% for a rule that never flags anyone. Its rules are the same drivers that the analysis found throughout. First, if the debt-to-income ratio is missing, the tree flags the applicant. Second, if there is a recorded ratio above about 44%, the tree flags the applicant. Third, at or below 44%, the tree flags the applicant when there is a delinquent credit line together with a major derogatory report. Otherwise it clears the applicant. Those rules supply the adverse-action reasons. The forest's feature importances (Figure 3) and the top risk drivers for each applicant document the score itself.</w:t>
+        <w:t xml:space="preserve">No one can read a forest of 200 trees as a rule list. So we fitted a four-level decision tree to the forest's own decisions rather than to the original labels. Those decisions are flag or clear at the 0.15 threshold. We took them from the out-of-fold scores, so that the tree learns how the forest treats applicants that it did not see. The tree reproduces 93% of the forest's decisions on unseen applicants, against 73% for a rule that never flags anyone. Its rules are the same drivers that the analysis found throughout. First, if the debt-to-income ratio is missing, the tree flags the applicant. Second, if there is a recorded ratio above about 44%, the tree flags the applicant. Third, at or below 44%, the tree flags the applicant when there is a delinquent credit line together with a major derogatory report. Otherwise it clears the applicant. Those rules give the plain-language summary of how the model decides. The forest's feature importances (Figure 3) show what drives the score overall. For each decline, the adverse-action notice gives the applicant's own top risk drivers from the forest. The bank builds these drivers (for example SHAP values) in months 0-2.</w:t>
+      </w:r>
+    </w:p>
+    <w:p>
+      <w:pPr>
+        <w:pStyle w:val="Heading2"/>
+        <w:keepNext/>
+        <w:spacing w:after="120" w:before="240"/>
+      </w:pPr>
+      <w:r>
+        <w:rPr>
+          <w:rFonts w:ascii="Calibri" w:cs="Calibri" w:eastAsia="Calibri" w:hAnsi="Calibri"/>
+          <w:b/>
+          <w:bCs/>
+          <w:color w:val="1E2761"/>
+          <w:sz w:val="25"/>
+          <w:szCs w:val="25"/>
+        </w:rPr>
+        <w:t xml:space="preserve">How the solution affects the business</w:t>
+      </w:r>
+    </w:p>
+    <w:p>
+      <w:pPr>
+        <w:pStyle w:val="ListParagraph"/>
+        <w:numPr>
+          <w:ilvl w:val="0"/>
+          <w:numId w:val="2"/>
+        </w:numPr>
+        <w:spacing w:after="90" w:line="264"/>
+      </w:pPr>
+      <w:r>
+        <w:rPr>
+          <w:rFonts w:ascii="Calibri" w:cs="Calibri" w:eastAsia="Calibri" w:hAnsi="Calibri"/>
+          <w:b/>
+          <w:bCs/>
+          <w:sz w:val="22"/>
+          <w:szCs w:val="22"/>
+        </w:rPr>
+        <w:t xml:space="preserve">Fewer bad loans. </w:t>
+      </w:r>
+      <w:r>
+        <w:rPr>
+          <w:rFonts w:ascii="Calibri" w:cs="Calibri" w:eastAsia="Calibri" w:hAnsi="Calibri"/>
+          <w:sz w:val="22"/>
+          <w:szCs w:val="22"/>
+        </w:rPr>
+        <w:t xml:space="preserve">Of every 200 defaulters in 1,000 applications the model flags about 185 before the money leaves the bank, against none today. Table A1 gives the test-set counts.</w:t>
+      </w:r>
+    </w:p>
+    <w:p>
+      <w:pPr>
+        <w:pStyle w:val="ListParagraph"/>
+        <w:numPr>
+          <w:ilvl w:val="0"/>
+          <w:numId w:val="2"/>
+        </w:numPr>
+        <w:spacing w:after="90" w:line="264"/>
+      </w:pPr>
+      <w:r>
+        <w:rPr>
+          <w:rFonts w:ascii="Calibri" w:cs="Calibri" w:eastAsia="Calibri" w:hAnsi="Calibri"/>
+          <w:b/>
+          <w:bCs/>
+          <w:sz w:val="22"/>
+          <w:szCs w:val="22"/>
+        </w:rPr>
+        <w:t xml:space="preserve">Protected good business. </w:t>
+      </w:r>
+      <w:r>
+        <w:rPr>
+          <w:rFonts w:ascii="Calibri" w:cs="Calibri" w:eastAsia="Calibri" w:hAnsi="Calibri"/>
+          <w:sz w:val="22"/>
+          <w:szCs w:val="22"/>
+        </w:rPr>
+        <w:t xml:space="preserve">At the 0.15 threshold the model flags about 87 creditworthy applicants per 1,000. This is the price of catching defaulters. It is far lower than the single decision tree's 145. The bank can reduce it further by routing borderline cases to a human underwriter instead of declining them outright. Under the approve / refer / decline bands, the bank declines about 62 creditworthy applicants per 1,000 automatically and refers about 55. Stated as rates, the model flags about 27% of all applicants. That is an approval rate of about 73% on a population that the bank approves in full today, against 84% at the conventional 0.5 threshold. The model wrongly flags about 11% of creditworthy applicants at 0.15, against about 3% at 0.5. Every flag that ends in a decline needs an adverse-action notice, which is one more reason to route the uncertain middle to a person.</w:t>
+      </w:r>
+    </w:p>
+    <w:p>
+      <w:pPr>
+        <w:pStyle w:val="ListParagraph"/>
+        <w:numPr>
+          <w:ilvl w:val="0"/>
+          <w:numId w:val="2"/>
+        </w:numPr>
+        <w:spacing w:after="90" w:line="264"/>
+      </w:pPr>
+      <w:r>
+        <w:rPr>
+          <w:rFonts w:ascii="Calibri" w:cs="Calibri" w:eastAsia="Calibri" w:hAnsi="Calibri"/>
+          <w:b/>
+          <w:bCs/>
+          <w:sz w:val="22"/>
+          <w:szCs w:val="22"/>
+        </w:rPr>
+        <w:t xml:space="preserve">Faster, more consistent decisions. </w:t>
+      </w:r>
+      <w:r>
+        <w:rPr>
+          <w:rFonts w:ascii="Calibri" w:cs="Calibri" w:eastAsia="Calibri" w:hAnsi="Calibri"/>
+          <w:sz w:val="22"/>
+          <w:szCs w:val="22"/>
+        </w:rPr>
+        <w:t xml:space="preserve">About seven in ten applications fall in the clear-approval band, and about a quarter fall in the clear-decline band. So the bank can automate both bands. Underwriters focus on the roughly 7% in the uncertain band around the threshold.</w:t>
+      </w:r>
+    </w:p>
+    <w:p>
+      <w:pPr>
+        <w:pStyle w:val="ListParagraph"/>
+        <w:numPr>
+          <w:ilvl w:val="0"/>
+          <w:numId w:val="2"/>
+        </w:numPr>
+        <w:spacing w:after="90" w:line="264"/>
+      </w:pPr>
+      <w:r>
+        <w:rPr>
+          <w:rFonts w:ascii="Calibri" w:cs="Calibri" w:eastAsia="Calibri" w:hAnsi="Calibri"/>
+          <w:b/>
+          <w:bCs/>
+          <w:sz w:val="22"/>
+          <w:szCs w:val="22"/>
+        </w:rPr>
+        <w:t xml:space="preserve">Defensible decisions. </w:t>
+      </w:r>
+      <w:r>
+        <w:rPr>
+          <w:rFonts w:ascii="Calibri" w:cs="Calibri" w:eastAsia="Calibri" w:hAnsi="Calibri"/>
+          <w:sz w:val="22"/>
+          <w:szCs w:val="22"/>
+        </w:rPr>
+        <w:t xml:space="preserve">Every decline maps to a small set of plain-language reasons that match both the data and lending common sense. The reasons are debt burden, unverified income, delinquencies, derogatory reports and short credit history.</w:t>
       </w:r>
     </w:p>
     <w:p>
@@ -3725,136 +3895,6 @@
     </w:p>
     <w:p>
       <w:pPr>
-        <w:pStyle w:val="Heading2"/>
-        <w:keepNext/>
-        <w:spacing w:after="120" w:before="240"/>
-      </w:pPr>
-      <w:r>
-        <w:rPr>
-          <w:rFonts w:ascii="Calibri" w:cs="Calibri" w:eastAsia="Calibri" w:hAnsi="Calibri"/>
-          <w:b/>
-          <w:bCs/>
-          <w:color w:val="1E2761"/>
-          <w:sz w:val="25"/>
-          <w:szCs w:val="25"/>
-        </w:rPr>
-        <w:t xml:space="preserve">How the solution affects the business</w:t>
-      </w:r>
-    </w:p>
-    <w:p>
-      <w:pPr>
-        <w:pStyle w:val="ListParagraph"/>
-        <w:numPr>
-          <w:ilvl w:val="0"/>
-          <w:numId w:val="2"/>
-        </w:numPr>
-        <w:spacing w:after="90" w:line="264"/>
-      </w:pPr>
-      <w:r>
-        <w:rPr>
-          <w:rFonts w:ascii="Calibri" w:cs="Calibri" w:eastAsia="Calibri" w:hAnsi="Calibri"/>
-          <w:b/>
-          <w:bCs/>
-          <w:sz w:val="22"/>
-          <w:szCs w:val="22"/>
-        </w:rPr>
-        <w:t xml:space="preserve">Fewer bad loans. </w:t>
-      </w:r>
-      <w:r>
-        <w:rPr>
-          <w:rFonts w:ascii="Calibri" w:cs="Calibri" w:eastAsia="Calibri" w:hAnsi="Calibri"/>
-          <w:sz w:val="22"/>
-          <w:szCs w:val="22"/>
-        </w:rPr>
-        <w:t xml:space="preserve">Of every 200 defaulters in 1,000 applications the model flags about 185 before the money leaves the bank, against none today.</w:t>
-      </w:r>
-    </w:p>
-    <w:p>
-      <w:pPr>
-        <w:pStyle w:val="ListParagraph"/>
-        <w:numPr>
-          <w:ilvl w:val="0"/>
-          <w:numId w:val="2"/>
-        </w:numPr>
-        <w:spacing w:after="90" w:line="264"/>
-      </w:pPr>
-      <w:r>
-        <w:rPr>
-          <w:rFonts w:ascii="Calibri" w:cs="Calibri" w:eastAsia="Calibri" w:hAnsi="Calibri"/>
-          <w:b/>
-          <w:bCs/>
-          <w:sz w:val="22"/>
-          <w:szCs w:val="22"/>
-        </w:rPr>
-        <w:t xml:space="preserve">Protected good business. </w:t>
-      </w:r>
-      <w:r>
-        <w:rPr>
-          <w:rFonts w:ascii="Calibri" w:cs="Calibri" w:eastAsia="Calibri" w:hAnsi="Calibri"/>
-          <w:sz w:val="22"/>
-          <w:szCs w:val="22"/>
-        </w:rPr>
-        <w:t xml:space="preserve">The bank would decline or refer about 87 of every 1,000 applicants although they would have repaid. This is the price of catching defaulters. It is far lower than the single decision tree's 145. The bank can reduce it further by routing borderline cases to a human underwriter instead of declining them outright. Stated as rates, the model flags about 27% of all applicants. That is an approval rate of about 73% on a population that the bank approves in full today, against 84% at the conventional 0.5 threshold. The model wrongly flags about 11% of creditworthy applicants at 0.15, against about 3% at 0.5. Every flag that ends in a decline needs an adverse-action notice, which is one more reason to route the uncertain middle to a person.</w:t>
-      </w:r>
-    </w:p>
-    <w:p>
-      <w:pPr>
-        <w:pStyle w:val="ListParagraph"/>
-        <w:numPr>
-          <w:ilvl w:val="0"/>
-          <w:numId w:val="2"/>
-        </w:numPr>
-        <w:spacing w:after="90" w:line="264"/>
-      </w:pPr>
-      <w:r>
-        <w:rPr>
-          <w:rFonts w:ascii="Calibri" w:cs="Calibri" w:eastAsia="Calibri" w:hAnsi="Calibri"/>
-          <w:b/>
-          <w:bCs/>
-          <w:sz w:val="22"/>
-          <w:szCs w:val="22"/>
-        </w:rPr>
-        <w:t xml:space="preserve">Faster, more consistent decisions. </w:t>
-      </w:r>
-      <w:r>
-        <w:rPr>
-          <w:rFonts w:ascii="Calibri" w:cs="Calibri" w:eastAsia="Calibri" w:hAnsi="Calibri"/>
-          <w:sz w:val="22"/>
-          <w:szCs w:val="22"/>
-        </w:rPr>
-        <w:t xml:space="preserve">About seven in ten applications fall in the clear-approval band, and about a quarter fall in the clear-decline band. So the bank can automate both bands. Underwriters focus on the roughly 7% in the uncertain band around the threshold.</w:t>
-      </w:r>
-    </w:p>
-    <w:p>
-      <w:pPr>
-        <w:pStyle w:val="ListParagraph"/>
-        <w:numPr>
-          <w:ilvl w:val="0"/>
-          <w:numId w:val="2"/>
-        </w:numPr>
-        <w:spacing w:after="90" w:line="264"/>
-      </w:pPr>
-      <w:r>
-        <w:rPr>
-          <w:rFonts w:ascii="Calibri" w:cs="Calibri" w:eastAsia="Calibri" w:hAnsi="Calibri"/>
-          <w:b/>
-          <w:bCs/>
-          <w:sz w:val="22"/>
-          <w:szCs w:val="22"/>
-        </w:rPr>
-        <w:t xml:space="preserve">Defensible decisions. </w:t>
-      </w:r>
-      <w:r>
-        <w:rPr>
-          <w:rFonts w:ascii="Calibri" w:cs="Calibri" w:eastAsia="Calibri" w:hAnsi="Calibri"/>
-          <w:sz w:val="22"/>
-          <w:szCs w:val="22"/>
-        </w:rPr>
-        <w:t xml:space="preserve">Every decline maps to a small set of plain-language reasons that match both the data and lending common sense. The reasons are debt burden, unverified income, delinquencies, derogatory reports and short credit history.</w:t>
-      </w:r>
-    </w:p>
-    <w:p>
-      <w:pPr>
         <w:pStyle w:val="Heading1"/>
         <w:keepNext/>
         <w:spacing w:after="160" w:before="320"/>
@@ -3942,7 +3982,7 @@
           <w:sz w:val="22"/>
           <w:szCs w:val="22"/>
         </w:rPr>
-        <w:t xml:space="preserve">A missing debt-to-income ratio or property valuation is the strongest default signal in the data. Requiring these fields removes the ambiguity, improves the data for the model and is itself a prudent lending control. Sequence it with the shadow period. The current model relies most on the missing-ratio signal. So once verification is mandatory, that group shrinks. The bank must then re-train the model on the verified population before go-live. On applicants with a recorded ratio, the model already catches 83% of defaulters at 80% precision while flagging only 9%.</w:t>
+        <w:t xml:space="preserve">A missing debt-to-income ratio or property valuation is the strongest default signal in the data. Requiring these fields removes the ambiguity, improves the data for the model and is itself a prudent lending control. Sequence it with the shadow period. The current model relies most on the missing-ratio signal. So once verification is mandatory, that group shrinks. Before go-live, the bank tests the model on the historical applicants with a recorded ratio, and refits it if necessary. On those applicants the model already catches 83% of defaulters at 80% precision while flagging only 9%. Re-training on the outcomes of newly verified applicants needs 12 months or more of repayment data.</w:t>
       </w:r>
     </w:p>
     <w:p>
@@ -3970,7 +4010,7 @@
           <w:sz w:val="22"/>
           <w:szCs w:val="22"/>
         </w:rPr>
-        <w:t xml:space="preserve">Decline or escalate applications with a debt-to-income ratio above 45% (87% to 100% of them defaulted). Refer applications with two or more delinquent credit lines or two or more major derogatory reports to an underwriter. The observed default rates of these two groups are 45% and 51% and above. These are escalation rules that we read directly from the observed default rates. The bank applies them before the score. They are transparent and easy to communicate, and they use the same drivers as the model. The model applies the drivers more finely: its surrogate flags a delinquent line together with a derogatory report at any recorded ratio. Where a hard rule and the score disagree, the rule takes precedence.</w:t>
+        <w:t xml:space="preserve">Decline or escalate applications with a debt-to-income ratio above 45% (87% to 100% of them defaulted). Refer applications with two or more delinquent credit lines or two or more major derogatory reports to an underwriter. The observed default rates of these two groups are 45% and 51% and above. These are escalation rules that we read directly from the observed default rates. The bank applies them together with the score. They are transparent and easy to communicate, and they use the same drivers as the model. The model applies the drivers more finely: its surrogate flags a delinquent line together with a derogatory report at any recorded ratio. Where a hard rule and the score disagree, the stricter outcome applies. The band shares in recommendation 1 do not include these rule-driven referrals.</w:t>
       </w:r>
     </w:p>
     <w:p>
@@ -3990,15 +4030,15 @@
           <w:sz w:val="22"/>
           <w:szCs w:val="22"/>
         </w:rPr>
-        <w:t xml:space="preserve">Use the surrogate decision tree for adverse-action reasons. </w:t>
-      </w:r>
-      <w:r>
-        <w:rPr>
-          <w:rFonts w:ascii="Calibri" w:cs="Calibri" w:eastAsia="Calibri" w:hAnsi="Calibri"/>
-          <w:sz w:val="22"/>
-          <w:szCs w:val="22"/>
-        </w:rPr>
-        <w:t xml:space="preserve">Generate the reason codes for every decline from two sources. The first is the surrogate tree's rules, which reproduce 93% of the forest's flag decisions at the 0.15 threshold. The second is the applicant's top risk drivers from the forest. Store the reason codes with the application record for audit and for responses to applicants and regulators. Because declines above 0.25 are automatic, the forest's own top risk drivers are the primary reason for those. For those declines, the surrogate rule is the plain-language summary. A referral that ends in a decline carries the underwriter's reason.</w:t>
+        <w:t xml:space="preserve">Give every decline its own documented reason. </w:t>
+      </w:r>
+      <w:r>
+        <w:rPr>
+          <w:rFonts w:ascii="Calibri" w:cs="Calibri" w:eastAsia="Calibri" w:hAnsi="Calibri"/>
+          <w:sz w:val="22"/>
+          <w:szCs w:val="22"/>
+        </w:rPr>
+        <w:t xml:space="preserve">Build per-applicant risk drivers from the forest (for example SHAP values) in months 0-2, before the shadow run. They give the reason on each adverse-action notice, including the automatic declines above 0.25. The surrogate tree's rules reproduce 93% of the forest's flag decisions at the 0.15 threshold. They give the plain-language summary of how the model decides. A referral that ends in a decline carries the underwriter's reason. Store the reasons with the application record for audit and for responses to applicants and regulators.</w:t>
       </w:r>
     </w:p>
     <w:p>
@@ -4054,7 +4094,7 @@
           <w:sz w:val="22"/>
           <w:szCs w:val="22"/>
         </w:rPr>
-        <w:t xml:space="preserve">Score every application alongside the manual decision for one to two months. Include applications that the current process declines. The training data contains only approved loans. Compare outcomes. Test approval and error rates across protected groups. If the review requires the bank to remove occupation, switch to the 21-input fallback model without occupation. Its expected credit-error cost is about 10% higher.</w:t>
+        <w:t xml:space="preserve">Score every application alongside the manual decision for one to two months. Include applications that the current process declines, because the training data contains only approved loans. Compare the model's decisions with the manual decisions. The outcomes of declined applicants stay unknown, and reject inference needs 12 months or more of data. Test approval and error rates across protected groups. If the review requires the bank to remove occupation, switch to the 21-input fallback model without occupation. Its expected credit-error cost is about 10% higher.</w:t>
       </w:r>
     </w:p>
     <w:p>
@@ -4101,6 +4141,21 @@
           <w:szCs w:val="25"/>
         </w:rPr>
         <w:t xml:space="preserve">Key actionables for stakeholders</w:t>
+      </w:r>
+    </w:p>
+    <w:p>
+      <w:pPr>
+        <w:keepNext/>
+        <w:spacing w:after="140" w:line="276"/>
+        <w:jc w:val="both"/>
+      </w:pPr>
+      <w:r>
+        <w:rPr>
+          <w:rFonts w:ascii="Calibri" w:cs="Calibri" w:eastAsia="Calibri" w:hAnsi="Calibri"/>
+          <w:sz w:val="22"/>
+          <w:szCs w:val="22"/>
+        </w:rPr>
+        <w:t xml:space="preserve">Table 3 lists the actions for each stakeholder.</w:t>
       </w:r>
     </w:p>
     <w:tbl>
@@ -4143,7 +4198,7 @@
           </w:tcPr>
           <w:p>
             <w:pPr>
-              <w:keepNext w:val="false"/>
+              <w:keepNext/>
               <w:spacing w:after="0"/>
               <w:jc w:val="left"/>
             </w:pPr>
@@ -4179,7 +4234,7 @@
           </w:tcPr>
           <w:p>
             <w:pPr>
-              <w:keepNext w:val="false"/>
+              <w:keepNext/>
               <w:spacing w:after="0"/>
               <w:jc w:val="left"/>
             </w:pPr>
@@ -4219,7 +4274,7 @@
           </w:tcPr>
           <w:p>
             <w:pPr>
-              <w:keepNext w:val="false"/>
+              <w:keepNext/>
               <w:spacing w:after="0"/>
               <w:jc w:val="left"/>
             </w:pPr>
@@ -4254,7 +4309,7 @@
           </w:tcPr>
           <w:p>
             <w:pPr>
-              <w:keepNext w:val="false"/>
+              <w:keepNext/>
               <w:spacing w:after="0"/>
               <w:jc w:val="left"/>
             </w:pPr>
@@ -4294,7 +4349,7 @@
           </w:tcPr>
           <w:p>
             <w:pPr>
-              <w:keepNext w:val="false"/>
+              <w:keepNext/>
               <w:spacing w:after="0"/>
               <w:jc w:val="left"/>
             </w:pPr>
@@ -4329,7 +4384,7 @@
           </w:tcPr>
           <w:p>
             <w:pPr>
-              <w:keepNext w:val="false"/>
+              <w:keepNext/>
               <w:spacing w:after="0"/>
               <w:jc w:val="left"/>
             </w:pPr>
@@ -4369,7 +4424,7 @@
           </w:tcPr>
           <w:p>
             <w:pPr>
-              <w:keepNext w:val="false"/>
+              <w:keepNext/>
               <w:spacing w:after="0"/>
               <w:jc w:val="left"/>
             </w:pPr>
@@ -4404,20 +4459,20 @@
           </w:tcPr>
           <w:p>
             <w:pPr>
-              <w:keepNext w:val="false"/>
-              <w:spacing w:after="0"/>
-              <w:jc w:val="left"/>
-            </w:pPr>
-            <w:r>
-              <w:rPr>
-                <w:rFonts w:ascii="Calibri" w:cs="Calibri" w:eastAsia="Calibri" w:hAnsi="Calibri"/>
-                <w:b w:val="false"/>
-                <w:bCs w:val="false"/>
-                <w:color w:val="000000"/>
-                <w:sz w:val="19"/>
-                <w:szCs w:val="19"/>
-              </w:rPr>
-              <w:t xml:space="preserve">Make income and valuation verification mandatory fields. Redesign the workflow around approve / refer / decline bands. Train underwriters to read reason codes and to handle referred cases.</w:t>
+              <w:keepNext/>
+              <w:spacing w:after="0"/>
+              <w:jc w:val="left"/>
+            </w:pPr>
+            <w:r>
+              <w:rPr>
+                <w:rFonts w:ascii="Calibri" w:cs="Calibri" w:eastAsia="Calibri" w:hAnsi="Calibri"/>
+                <w:b w:val="false"/>
+                <w:bCs w:val="false"/>
+                <w:color w:val="000000"/>
+                <w:sz w:val="19"/>
+                <w:szCs w:val="19"/>
+              </w:rPr>
+              <w:t xml:space="preserve">Make income and valuation verification mandatory fields. Redesign the workflow around approve / refer / decline bands. Train underwriters to read the per-applicant risk drivers and to handle referred cases.</w:t>
             </w:r>
           </w:p>
         </w:tc>
@@ -4444,7 +4499,7 @@
           </w:tcPr>
           <w:p>
             <w:pPr>
-              <w:keepNext w:val="false"/>
+              <w:keepNext/>
               <w:spacing w:after="0"/>
               <w:jc w:val="left"/>
             </w:pPr>
@@ -4479,20 +4534,20 @@
           </w:tcPr>
           <w:p>
             <w:pPr>
-              <w:keepNext w:val="false"/>
-              <w:spacing w:after="0"/>
-              <w:jc w:val="left"/>
-            </w:pPr>
-            <w:r>
-              <w:rPr>
-                <w:rFonts w:ascii="Calibri" w:cs="Calibri" w:eastAsia="Calibri" w:hAnsi="Calibri"/>
-                <w:b w:val="false"/>
-                <w:bCs w:val="false"/>
-                <w:color w:val="000000"/>
-                <w:sz w:val="19"/>
-                <w:szCs w:val="19"/>
-              </w:rPr>
-              <w:t xml:space="preserve">Build the scoring pipeline (imputation, missing flags, model, threshold, reason codes). Integrate it with the loan-origination system. Build logging, monitoring dashboards and a yearly re-training job.</w:t>
+              <w:keepNext/>
+              <w:spacing w:after="0"/>
+              <w:jc w:val="left"/>
+            </w:pPr>
+            <w:r>
+              <w:rPr>
+                <w:rFonts w:ascii="Calibri" w:cs="Calibri" w:eastAsia="Calibri" w:hAnsi="Calibri"/>
+                <w:b w:val="false"/>
+                <w:bCs w:val="false"/>
+                <w:color w:val="000000"/>
+                <w:sz w:val="19"/>
+                <w:szCs w:val="19"/>
+              </w:rPr>
+              <w:t xml:space="preserve">Build the scoring pipeline (imputation, missing flags, model, threshold, per-applicant risk drivers such as SHAP values) in months 0-2. Integrate it with the loan-origination system. Build logging, monitoring dashboards and a yearly re-training job.</w:t>
             </w:r>
           </w:p>
         </w:tc>
@@ -4519,7 +4574,7 @@
           </w:tcPr>
           <w:p>
             <w:pPr>
-              <w:keepNext w:val="false"/>
+              <w:keepNext/>
               <w:spacing w:after="0"/>
               <w:jc w:val="left"/>
             </w:pPr>
@@ -4554,20 +4609,20 @@
           </w:tcPr>
           <w:p>
             <w:pPr>
-              <w:keepNext w:val="false"/>
-              <w:spacing w:after="0"/>
-              <w:jc w:val="left"/>
-            </w:pPr>
-            <w:r>
-              <w:rPr>
-                <w:rFonts w:ascii="Calibri" w:cs="Calibri" w:eastAsia="Calibri" w:hAnsi="Calibri"/>
-                <w:b w:val="false"/>
-                <w:bCs w:val="false"/>
-                <w:color w:val="000000"/>
-                <w:sz w:val="19"/>
-                <w:szCs w:val="19"/>
-              </w:rPr>
-              <w:t xml:space="preserve">Review adverse-action reason codes against ECOA requirements. Run the disparate-impact analysis. Decide whether occupation may stay in the model. Approve model-risk documentation.</w:t>
+              <w:keepNext/>
+              <w:spacing w:after="0"/>
+              <w:jc w:val="left"/>
+            </w:pPr>
+            <w:r>
+              <w:rPr>
+                <w:rFonts w:ascii="Calibri" w:cs="Calibri" w:eastAsia="Calibri" w:hAnsi="Calibri"/>
+                <w:b w:val="false"/>
+                <w:bCs w:val="false"/>
+                <w:color w:val="000000"/>
+                <w:sz w:val="19"/>
+                <w:szCs w:val="19"/>
+              </w:rPr>
+              <w:t xml:space="preserve">Review the adverse-action reasons against ECOA requirements. Run the disparate-impact analysis. Decide whether occupation may stay in the model. Approve model-risk documentation.</w:t>
             </w:r>
           </w:p>
         </w:tc>
@@ -4650,6 +4705,23 @@
     </w:tbl>
     <w:p>
       <w:pPr>
+        <w:spacing w:after="220"/>
+        <w:jc w:val="center"/>
+      </w:pPr>
+      <w:r>
+        <w:rPr>
+          <w:rFonts w:ascii="Calibri" w:cs="Calibri" w:eastAsia="Calibri" w:hAnsi="Calibri"/>
+          <w:i/>
+          <w:iCs/>
+          <w:color w:val="595959"/>
+          <w:sz w:val="19"/>
+          <w:szCs w:val="19"/>
+        </w:rPr>
+        <w:t xml:space="preserve">Table 3. Key actionables for each stakeholder.</w:t>
+      </w:r>
+    </w:p>
+    <w:p>
+      <w:pPr>
         <w:pStyle w:val="Heading2"/>
         <w:keepNext/>
         <w:spacing w:after="120" w:before="240"/>
@@ -4677,11 +4749,12 @@
           <w:sz w:val="22"/>
           <w:szCs w:val="22"/>
         </w:rPr>
-        <w:t xml:space="preserve">The figures below are indicative and rest on the stated assumptions. Their purpose is to size the opportunity. The bank should refine them with its own numbers.</w:t>
-      </w:r>
-    </w:p>
-    <w:p>
-      <w:pPr>
+        <w:t xml:space="preserve">The figures in Table 4 are indicative and rest on the stated assumptions. Their purpose is to size the opportunity. The bank should refine them with its own numbers.</w:t>
+      </w:r>
+    </w:p>
+    <w:p>
+      <w:pPr>
+        <w:keepNext/>
         <w:spacing w:after="140" w:line="276"/>
         <w:jc w:val="both"/>
       </w:pPr>
@@ -4693,15 +4766,175 @@
           <w:sz w:val="22"/>
           <w:szCs w:val="22"/>
         </w:rPr>
-        <w:t xml:space="preserve">Assumptions. </w:t>
-      </w:r>
-      <w:r>
-        <w:rPr>
-          <w:rFonts w:ascii="Calibri" w:cs="Calibri" w:eastAsia="Calibri" w:hAnsi="Calibri"/>
-          <w:sz w:val="22"/>
-          <w:szCs w:val="22"/>
-        </w:rPr>
-        <w:t xml:space="preserve">The application volume is 6,000 per year (the size of the dataset). Defaulted loans averaged $16,900 in the data. With about half recovered through the collateral, a missed defaulter costs about $9,000. A wrongly declined good applicant costs about $2,000 in forgone net interest margin and acquisition spend. Illustratively, that figure combines two parts. One is a net margin of about three percentage points on a $16,000 to $17,000 balance over three to four years. The other is the cost of acquiring a replacement customer. Finance should replace both figures. If the true ratio were nearer 2:1, the cost-minimising threshold would move to 0.20. At 0.20, the out-of-fold data shows about 90% recall and 83 good applicants declined per 1,000. We assume that model performance in production equals test-set performance (93% of defaulters caught, 68% precision at threshold 0.15). This assumption applies to an applicant population like the one that the current process approves. So the benefit is an additional screen on applicants that the current process approves. The outcomes of applicants that the manual process declines today are unknown until the shadow period. It is also a before-verification estimate. Two thirds of defaulters sit in the fifth of applicants with no recorded debt-to-income ratio. The model flags that group almost entirely (96%), and mandatory verification will shrink it. On applicants with a recorded ratio, the model catches 83% of defaulters at 80% precision while flagging 9%. That is the better guide to its behaviour once verification is in place and the bank re-trains the model. All figures are for the single 0.15 threshold. The approve / refer / decline bands are the operating procedure around it. Whatever underwriters approve inside the referral band trades some of the modelled benefit for a human check. The referral band holds about 7% of applications, and one in four of them defaulted. Under the bands, the share of defaulters caught lies between about 87% (if underwriters approved every referral) and 96% (if they declined every referral). The single-threshold figure is 93%.</w:t>
+        <w:t xml:space="preserve">Assumptions.</w:t>
+      </w:r>
+    </w:p>
+    <w:p>
+      <w:pPr>
+        <w:pStyle w:val="ListParagraph"/>
+        <w:numPr>
+          <w:ilvl w:val="0"/>
+          <w:numId w:val="2"/>
+        </w:numPr>
+        <w:spacing w:after="90" w:line="264"/>
+      </w:pPr>
+      <w:r>
+        <w:rPr>
+          <w:rFonts w:ascii="Calibri" w:cs="Calibri" w:eastAsia="Calibri" w:hAnsi="Calibri"/>
+          <w:b/>
+          <w:bCs/>
+          <w:sz w:val="22"/>
+          <w:szCs w:val="22"/>
+        </w:rPr>
+        <w:t xml:space="preserve">Volume and cost of a missed defaulter: </w:t>
+      </w:r>
+      <w:r>
+        <w:rPr>
+          <w:rFonts w:ascii="Calibri" w:cs="Calibri" w:eastAsia="Calibri" w:hAnsi="Calibri"/>
+          <w:sz w:val="22"/>
+          <w:szCs w:val="22"/>
+        </w:rPr>
+        <w:t xml:space="preserve">The application volume is 6,000 per year (the size of the dataset). Defaulted loans averaged $16,900 in the data. With about half recovered through the collateral, a missed defaulter costs about $9,000.</w:t>
+      </w:r>
+    </w:p>
+    <w:p>
+      <w:pPr>
+        <w:pStyle w:val="ListParagraph"/>
+        <w:numPr>
+          <w:ilvl w:val="0"/>
+          <w:numId w:val="2"/>
+        </w:numPr>
+        <w:spacing w:after="90" w:line="264"/>
+      </w:pPr>
+      <w:r>
+        <w:rPr>
+          <w:rFonts w:ascii="Calibri" w:cs="Calibri" w:eastAsia="Calibri" w:hAnsi="Calibri"/>
+          <w:b/>
+          <w:bCs/>
+          <w:sz w:val="22"/>
+          <w:szCs w:val="22"/>
+        </w:rPr>
+        <w:t xml:space="preserve">Cost of a wrongly declined applicant: </w:t>
+      </w:r>
+      <w:r>
+        <w:rPr>
+          <w:rFonts w:ascii="Calibri" w:cs="Calibri" w:eastAsia="Calibri" w:hAnsi="Calibri"/>
+          <w:sz w:val="22"/>
+          <w:szCs w:val="22"/>
+        </w:rPr>
+        <w:t xml:space="preserve">It is about $2,000 in forgone net interest margin and acquisition spend. Illustratively, that figure combines two parts. One is a net margin of about three percentage points on a $16,000 to $17,000 balance over three to four years. The other is the cost of acquiring a replacement customer. Finance should replace both figures.</w:t>
+      </w:r>
+    </w:p>
+    <w:p>
+      <w:pPr>
+        <w:pStyle w:val="ListParagraph"/>
+        <w:numPr>
+          <w:ilvl w:val="0"/>
+          <w:numId w:val="2"/>
+        </w:numPr>
+        <w:spacing w:after="90" w:line="264"/>
+      </w:pPr>
+      <w:r>
+        <w:rPr>
+          <w:rFonts w:ascii="Calibri" w:cs="Calibri" w:eastAsia="Calibri" w:hAnsi="Calibri"/>
+          <w:b/>
+          <w:bCs/>
+          <w:sz w:val="22"/>
+          <w:szCs w:val="22"/>
+        </w:rPr>
+        <w:t xml:space="preserve">Cost ratio: </w:t>
+      </w:r>
+      <w:r>
+        <w:rPr>
+          <w:rFonts w:ascii="Calibri" w:cs="Calibri" w:eastAsia="Calibri" w:hAnsi="Calibri"/>
+          <w:sz w:val="22"/>
+          <w:szCs w:val="22"/>
+        </w:rPr>
+        <w:t xml:space="preserve">If the true ratio were nearer 2:1, the cost-minimising threshold would move to 0.20. At 0.20, the out-of-fold data shows about 90% recall and 83 good applicants declined per 1,000.</w:t>
+      </w:r>
+    </w:p>
+    <w:p>
+      <w:pPr>
+        <w:pStyle w:val="ListParagraph"/>
+        <w:numPr>
+          <w:ilvl w:val="0"/>
+          <w:numId w:val="2"/>
+        </w:numPr>
+        <w:spacing w:after="90" w:line="264"/>
+      </w:pPr>
+      <w:r>
+        <w:rPr>
+          <w:rFonts w:ascii="Calibri" w:cs="Calibri" w:eastAsia="Calibri" w:hAnsi="Calibri"/>
+          <w:b/>
+          <w:bCs/>
+          <w:sz w:val="22"/>
+          <w:szCs w:val="22"/>
+        </w:rPr>
+        <w:t xml:space="preserve">Performance in production: </w:t>
+      </w:r>
+      <w:r>
+        <w:rPr>
+          <w:rFonts w:ascii="Calibri" w:cs="Calibri" w:eastAsia="Calibri" w:hAnsi="Calibri"/>
+          <w:sz w:val="22"/>
+          <w:szCs w:val="22"/>
+        </w:rPr>
+        <w:t xml:space="preserve">We assume that production performance equals test-set performance (93% of defaulters caught, 68% precision at threshold 0.15). This assumption applies to an applicant population like the one that the current process approves. So the benefit is an additional screen on those applicants. The outcomes of applicants that the manual process declines today stay unknown.</w:t>
+      </w:r>
+    </w:p>
+    <w:p>
+      <w:pPr>
+        <w:pStyle w:val="ListParagraph"/>
+        <w:numPr>
+          <w:ilvl w:val="0"/>
+          <w:numId w:val="2"/>
+        </w:numPr>
+        <w:spacing w:after="90" w:line="264"/>
+      </w:pPr>
+      <w:r>
+        <w:rPr>
+          <w:rFonts w:ascii="Calibri" w:cs="Calibri" w:eastAsia="Calibri" w:hAnsi="Calibri"/>
+          <w:b/>
+          <w:bCs/>
+          <w:sz w:val="22"/>
+          <w:szCs w:val="22"/>
+        </w:rPr>
+        <w:t xml:space="preserve">Before verification: </w:t>
+      </w:r>
+      <w:r>
+        <w:rPr>
+          <w:rFonts w:ascii="Calibri" w:cs="Calibri" w:eastAsia="Calibri" w:hAnsi="Calibri"/>
+          <w:sz w:val="22"/>
+          <w:szCs w:val="22"/>
+        </w:rPr>
+        <w:t xml:space="preserve">Two thirds of defaulters sit in the fifth of applicants with no recorded debt-to-income ratio. The model flags that group almost entirely (96%), and mandatory verification will shrink it. On applicants with a recorded ratio, the model catches 83% of defaulters at 80% precision while flagging 9%. That is the better guide to its behaviour once verification is in place.</w:t>
+      </w:r>
+    </w:p>
+    <w:p>
+      <w:pPr>
+        <w:pStyle w:val="ListParagraph"/>
+        <w:numPr>
+          <w:ilvl w:val="0"/>
+          <w:numId w:val="2"/>
+        </w:numPr>
+        <w:spacing w:after="90" w:line="264"/>
+      </w:pPr>
+      <w:r>
+        <w:rPr>
+          <w:rFonts w:ascii="Calibri" w:cs="Calibri" w:eastAsia="Calibri" w:hAnsi="Calibri"/>
+          <w:b/>
+          <w:bCs/>
+          <w:sz w:val="22"/>
+          <w:szCs w:val="22"/>
+        </w:rPr>
+        <w:t xml:space="preserve">Bands: </w:t>
+      </w:r>
+      <w:r>
+        <w:rPr>
+          <w:rFonts w:ascii="Calibri" w:cs="Calibri" w:eastAsia="Calibri" w:hAnsi="Calibri"/>
+          <w:sz w:val="22"/>
+          <w:szCs w:val="22"/>
+        </w:rPr>
+        <w:t xml:space="preserve">All figures are for the single 0.15 threshold. The approve / refer / decline bands are the operating procedure around it. Whatever underwriters approve inside the referral band trades some of the modelled benefit for a human check. The referral band holds about 7% of applications, and one in four of them defaulted. Under the bands, the share of defaulters caught lies between about 87% (if underwriters approved every referral) and 96% (if they declined every referral). The single-threshold figure is 93%.</w:t>
       </w:r>
     </w:p>
     <w:tbl>
@@ -5090,7 +5323,7 @@
                 <w:sz w:val="19"/>
                 <w:szCs w:val="19"/>
               </w:rPr>
-              <w:t xml:space="preserve">Good applicants declined or referred</w:t>
+              <w:t xml:space="preserve">Good applicants flagged at the 0.15 threshold</w:t>
             </w:r>
           </w:p>
         </w:tc>
@@ -5400,7 +5633,7 @@
           <w:sz w:val="19"/>
           <w:szCs w:val="19"/>
         </w:rPr>
-        <w:t xml:space="preserve">Table 2. Indicative annual benefit of the proposed solution under the stated assumptions.</w:t>
+        <w:t xml:space="preserve">Table 4. Indicative annual benefit of the proposed solution under the stated assumptions.</w:t>
       </w:r>
     </w:p>
     <w:p>
@@ -5467,6 +5700,21 @@
           <w:szCs w:val="25"/>
         </w:rPr>
         <w:t xml:space="preserve">Potential risks and challenges</w:t>
+      </w:r>
+    </w:p>
+    <w:p>
+      <w:pPr>
+        <w:keepNext/>
+        <w:spacing w:after="140" w:line="276"/>
+        <w:jc w:val="both"/>
+      </w:pPr>
+      <w:r>
+        <w:rPr>
+          <w:rFonts w:ascii="Calibri" w:cs="Calibri" w:eastAsia="Calibri" w:hAnsi="Calibri"/>
+          <w:sz w:val="22"/>
+          <w:szCs w:val="22"/>
+        </w:rPr>
+        <w:t xml:space="preserve">Table 5 lists the main risks and how the bank can reduce them.</w:t>
       </w:r>
     </w:p>
     <w:tbl>
@@ -5815,7 +6063,7 @@
                 <w:sz w:val="19"/>
                 <w:szCs w:val="19"/>
               </w:rPr>
-              <w:t xml:space="preserve">Introduce mandatory verification alongside the shadow period. Re-train on the verified population before go-live. Monitor the share of missing fields. On applicants with a recorded ratio, the model already catches 83% of defaulters at 80% precision.</w:t>
+              <w:t xml:space="preserve">Introduce mandatory verification alongside the shadow period. Before go-live, test the model on historical applicants with a recorded ratio. Re-train on verified outcomes after 12 months or more. Monitor the share of missing fields. On applicants with a recorded ratio, the model already catches 83% of defaulters at 80% precision.</w:t>
             </w:r>
           </w:p>
         </w:tc>
@@ -6145,7 +6393,7 @@
                 <w:sz w:val="19"/>
                 <w:szCs w:val="19"/>
               </w:rPr>
-              <w:t xml:space="preserve">Use a decision-tree explanation layer, reason codes for each applicant, and model-risk documentation.</w:t>
+              <w:t xml:space="preserve">Give each decline the applicant's own top risk drivers (built in months 0-2). Use the surrogate tree as the plain-language summary. Keep model-risk documentation.</w:t>
             </w:r>
           </w:p>
         </w:tc>
@@ -6371,6 +6619,23 @@
         </w:tc>
       </w:tr>
     </w:tbl>
+    <w:p>
+      <w:pPr>
+        <w:spacing w:after="220"/>
+        <w:jc w:val="center"/>
+      </w:pPr>
+      <w:r>
+        <w:rPr>
+          <w:rFonts w:ascii="Calibri" w:cs="Calibri" w:eastAsia="Calibri" w:hAnsi="Calibri"/>
+          <w:i/>
+          <w:iCs/>
+          <w:color w:val="595959"/>
+          <w:sz w:val="19"/>
+          <w:szCs w:val="19"/>
+        </w:rPr>
+        <w:t xml:space="preserve">Table 5. Potential risks and challenges, with mitigations.</w:t>
+      </w:r>
+    </w:p>
     <w:p>
       <w:pPr>
         <w:pStyle w:val="Heading2"/>
@@ -6414,7 +6679,7 @@
           <w:sz w:val="22"/>
           <w:szCs w:val="22"/>
         </w:rPr>
-        <w:t xml:space="preserve">obtain outcomes or proxies for applicants declined under the manual process so the model reflects the whole applicant population.</w:t>
+        <w:t xml:space="preserve">obtain outcomes or proxies (for example credit-bureau data) for applicants that the manual process declined. Then the model can reflect the whole applicant population. This needs 12 months or more of data.</w:t>
       </w:r>
     </w:p>
     <w:p>
@@ -6574,15 +6839,15 @@
           <w:sz w:val="22"/>
           <w:szCs w:val="22"/>
         </w:rPr>
-        <w:t xml:space="preserve">Per-applicant explanations: </w:t>
-      </w:r>
-      <w:r>
-        <w:rPr>
-          <w:rFonts w:ascii="Calibri" w:cs="Calibri" w:eastAsia="Calibri" w:hAnsi="Calibri"/>
-          <w:sz w:val="22"/>
-          <w:szCs w:val="22"/>
-        </w:rPr>
-        <w:t xml:space="preserve">add SHAP-style reason codes so each decision lists the attributes that moved the score most, in applicant-friendly language.</w:t>
+        <w:t xml:space="preserve">Reason wording: </w:t>
+      </w:r>
+      <w:r>
+        <w:rPr>
+          <w:rFonts w:ascii="Calibri" w:cs="Calibri" w:eastAsia="Calibri" w:hAnsi="Calibri"/>
+          <w:sz w:val="22"/>
+          <w:szCs w:val="22"/>
+        </w:rPr>
+        <w:t xml:space="preserve">turn the per-applicant risk drivers (built in months 0-2) into applicant-friendly language, and test that wording with compliance staff and with applicants.</w:t>
       </w:r>
     </w:p>
     <w:p>
@@ -7087,7 +7352,7 @@
             <w:pPr>
               <w:keepNext/>
               <w:spacing w:after="0"/>
-              <w:jc w:val="left"/>
+              <w:jc w:val="right"/>
             </w:pPr>
             <w:r>
               <w:rPr>
@@ -7122,7 +7387,7 @@
             <w:pPr>
               <w:keepNext/>
               <w:spacing w:after="0"/>
-              <w:jc w:val="left"/>
+              <w:jc w:val="right"/>
             </w:pPr>
             <w:r>
               <w:rPr>
@@ -7232,7 +7497,7 @@
             <w:pPr>
               <w:keepNext/>
               <w:spacing w:after="0"/>
-              <w:jc w:val="left"/>
+              <w:jc w:val="right"/>
             </w:pPr>
             <w:r>
               <w:rPr>
@@ -7267,7 +7532,7 @@
             <w:pPr>
               <w:keepNext/>
               <w:spacing w:after="0"/>
-              <w:jc w:val="left"/>
+              <w:jc w:val="right"/>
             </w:pPr>
             <w:r>
               <w:rPr>

--- a/reports/Loan_Default_Prediction_Final_Report.docx
+++ b/reports/Loan_Default_Prediction_Final_Report.docx
@@ -541,7 +541,7 @@
                 <w:sz w:val="19"/>
                 <w:szCs w:val="19"/>
               </w:rPr>
-              <w:t xml:space="preserve">Random Forest classifier, 200 fully grown trees, no class weights, standard settings otherwise. Extra weight for defaulters in training made no measurable difference once we chose the decision threshold on cost.</w:t>
+              <w:t xml:space="preserve">Random Forest classifier, 200 fully grown trees, no class weights, standard settings otherwise. Extra weight for defaulters in training added nothing once we chose the decision threshold on cost.</w:t>
             </w:r>
           </w:p>
         </w:tc>
@@ -841,7 +841,7 @@
                 <w:sz w:val="19"/>
                 <w:szCs w:val="19"/>
               </w:rPr>
-              <w:t xml:space="preserve">A surrogate decision tree of depth 4, fitted to the forest's out-of-fold decisions. It reproduces 93% of them on unseen applicants (against 73% for never flagging). Its rules flag a missing debt-to-income ratio or a ratio above about 44%. At or below 44%, they flag a delinquent credit line together with a major derogatory report. These rules give the plain-language summary of how the model decides. Each adverse-action notice that the Equal Credit Opportunity Act requires gives the applicant's own top risk drivers from the forest (for example SHAP values). The bank builds these drivers in months 0-2, before the shadow run.</w:t>
+              <w:t xml:space="preserve">A surrogate decision tree of depth 4, fitted to the forest's out-of-fold decisions. It reproduces 93% of them on unseen applicants (against 73% for never flagging). Its rules flag a missing debt-to-income ratio or a ratio above about 44%. At or below 44%, they flag a delinquent credit line together with a major derogatory report. These rules give the plain-language summary of how the model decides. Each adverse-action notice that the Equal Credit Opportunity Act requires gives the applicant's own top risk drivers from the forest (for example SHAP values). The bank builds these drivers in the first two months, before the shadow run.</w:t>
             </w:r>
           </w:p>
         </w:tc>
@@ -1074,6 +1074,7 @@
     </w:tbl>
     <w:p>
       <w:pPr>
+        <w:keepLines/>
         <w:spacing w:after="220"/>
         <w:jc w:val="center"/>
       </w:pPr>
@@ -1244,7 +1245,7 @@
           <w:sz w:val="22"/>
           <w:szCs w:val="22"/>
         </w:rPr>
-        <w:t xml:space="preserve">add reject inference, loan-to-value and payment-to-income features, probability calibration and time-based validation in the next iteration.</w:t>
+        <w:t xml:space="preserve">add reject inference, a combined loan-to-value ratio, debt-to-income bands, interaction terms, probability calibration and time-based validation in the next iteration.</w:t>
       </w:r>
     </w:p>
     <w:p>
@@ -3459,6 +3460,7 @@
     </w:tbl>
     <w:p>
       <w:pPr>
+        <w:keepLines/>
         <w:spacing w:after="220"/>
         <w:jc w:val="center"/>
       </w:pPr>
@@ -3500,6 +3502,7 @@
     </w:p>
     <w:p>
       <w:pPr>
+        <w:keepNext/>
         <w:spacing w:after="60" w:before="120"/>
         <w:jc w:val="center"/>
       </w:pPr>
@@ -3546,6 +3549,7 @@
     </w:p>
     <w:p>
       <w:pPr>
+        <w:keepLines/>
         <w:spacing w:after="220"/>
         <w:jc w:val="center"/>
       </w:pPr>
@@ -3596,7 +3600,7 @@
           <w:sz w:val="22"/>
           <w:szCs w:val="22"/>
         </w:rPr>
-        <w:t xml:space="preserve">Fully grown trees beat limited trees for every weighting. Among them, the weightings made no measurable difference. The unweighted, 0.3/0.7 and 0.2/0.8 forests were within that noise of each other, at thresholds of 0.15, 0.20 and 0.25. So we chose the unweighted forest on all 27 inputs. When precision also carries a cost, the recall-tuned grid winner cost about half again as much. The forest without occupation cost about 10% more. The 12-input forest cost about a fifth more. We scored the balanced logistic regression and the recall-tuned decision tree the same way, at their own best thresholds. They cost about $550,000 and $607,000 per 1,000 applicants, against $317,000 for the forest. So the forest wins on the chosen yardstick as well as on ranking quality.</w:t>
+        <w:t xml:space="preserve">Fully grown trees beat limited trees for every weighting. Among them, the unweighted, 0.3/0.7 and 0.2/0.8 forests were within that noise of each other, at thresholds of 0.15, 0.20 and 0.25. The balanced and 0.1/0.9 weightings cost about $13,000 and $27,000 more per 1,000 applicants. So we chose the unweighted forest on all 27 inputs. When precision also carries a cost, the recall-tuned grid winner cost about half again as much. The forest without occupation cost about 10% more. The 12-input forest cost about a fifth more. We scored the balanced logistic regression and the recall-tuned decision tree the same way, at their own best thresholds. They cost about $550,000 and $607,000 per 1,000 applicants, against $317,000 for the forest. So the forest wins on the chosen yardstick as well as on ranking quality.</w:t>
       </w:r>
     </w:p>
     <w:p>
@@ -3615,6 +3619,7 @@
     </w:p>
     <w:p>
       <w:pPr>
+        <w:keepNext/>
         <w:spacing w:after="60" w:before="120"/>
         <w:jc w:val="center"/>
       </w:pPr>
@@ -3661,6 +3666,7 @@
     </w:p>
     <w:p>
       <w:pPr>
+        <w:keepLines/>
         <w:spacing w:after="220"/>
         <w:jc w:val="center"/>
       </w:pPr>
@@ -3697,7 +3703,7 @@
           <w:sz w:val="22"/>
           <w:szCs w:val="22"/>
         </w:rPr>
-        <w:t xml:space="preserve">No one can read a forest of 200 trees as a rule list. So we fitted a four-level decision tree to the forest's own decisions rather than to the original labels. Those decisions are flag or clear at the 0.15 threshold. We took them from the out-of-fold scores, so that the tree learns how the forest treats applicants that it did not see. The tree reproduces 93% of the forest's decisions on unseen applicants, against 73% for a rule that never flags anyone. Its rules are the same drivers that the analysis found throughout. First, if the debt-to-income ratio is missing, the tree flags the applicant. Second, if there is a recorded ratio above about 44%, the tree flags the applicant. Third, at or below 44%, the tree flags the applicant when there is a delinquent credit line together with a major derogatory report. Otherwise it clears the applicant. Those rules give the plain-language summary of how the model decides. The forest's feature importances (Figure 3) show what drives the score overall. For each decline, the adverse-action notice gives the applicant's own top risk drivers from the forest. The bank builds these drivers (for example SHAP values) in months 0-2.</w:t>
+        <w:t xml:space="preserve">No one can read a forest of 200 trees as a rule list. So we fitted a four-level decision tree to the forest's own decisions rather than to the original labels. Those decisions are flag or clear at the 0.15 threshold. We took them from the out-of-fold scores, so that the tree learns how the forest treats applicants that it did not see. The tree reproduces 93% of the forest's decisions on unseen applicants, against 73% for a rule that never flags anyone. Its rules are the same drivers that the analysis found throughout. First, if the debt-to-income ratio is missing, the tree flags the applicant. Second, if there is a recorded ratio above about 44%, the tree flags the applicant. Third, at or below 44%, the tree flags the applicant when there is a delinquent credit line together with a major derogatory report. Otherwise it clears the applicant. Those rules give the plain-language summary of how the model decides. The forest's feature importances (Figure 3) show what drives the score overall. For each decline, the adverse-action notice gives the applicant's own top risk drivers from the forest. The bank builds these drivers (for example SHAP values) in the first two months, before the shadow run.</w:t>
       </w:r>
     </w:p>
     <w:p>
@@ -3832,6 +3838,7 @@
     </w:p>
     <w:p>
       <w:pPr>
+        <w:keepNext/>
         <w:spacing w:after="60" w:before="120"/>
         <w:jc w:val="center"/>
       </w:pPr>
@@ -3878,6 +3885,7 @@
     </w:p>
     <w:p>
       <w:pPr>
+        <w:keepLines/>
         <w:spacing w:after="220"/>
         <w:jc w:val="center"/>
       </w:pPr>
@@ -4038,7 +4046,7 @@
           <w:sz w:val="22"/>
           <w:szCs w:val="22"/>
         </w:rPr>
-        <w:t xml:space="preserve">Build per-applicant risk drivers from the forest (for example SHAP values) in months 0-2, before the shadow run. They give the reason on each adverse-action notice, including the automatic declines above 0.25. The surrogate tree's rules reproduce 93% of the forest's flag decisions at the 0.15 threshold. They give the plain-language summary of how the model decides. A referral that ends in a decline carries the underwriter's reason. Store the reasons with the application record for audit and for responses to applicants and regulators.</w:t>
+        <w:t xml:space="preserve">Build per-applicant risk drivers from the forest (for example SHAP values) in the first two months, before the shadow run. They give the reason on each adverse-action notice, including the automatic declines above 0.25. The surrogate tree's rules reproduce 93% of the forest's flag decisions at the 0.15 threshold. They give the plain-language summary of how the model decides. A referral that ends in a decline carries the underwriter's reason. Store the reasons with the application record for audit and for responses to applicants and regulators.</w:t>
       </w:r>
     </w:p>
     <w:p>
@@ -4547,7 +4555,7 @@
                 <w:sz w:val="19"/>
                 <w:szCs w:val="19"/>
               </w:rPr>
-              <w:t xml:space="preserve">Build the scoring pipeline (imputation, missing flags, model, threshold, per-applicant risk drivers such as SHAP values) in months 0-2. Integrate it with the loan-origination system. Build logging, monitoring dashboards and a yearly re-training job.</w:t>
+              <w:t xml:space="preserve">Build the scoring pipeline (imputation, missing flags, model, threshold, per-applicant risk drivers such as SHAP values) in the first two months. Integrate it with the loan-origination system. Build logging, monitoring dashboards and a yearly re-training job.</w:t>
             </w:r>
           </w:p>
         </w:tc>
@@ -4705,6 +4713,7 @@
     </w:tbl>
     <w:p>
       <w:pPr>
+        <w:keepLines/>
         <w:spacing w:after="220"/>
         <w:jc w:val="center"/>
       </w:pPr>
@@ -5621,6 +5630,7 @@
     </w:tbl>
     <w:p>
       <w:pPr>
+        <w:keepLines/>
         <w:spacing w:after="220"/>
         <w:jc w:val="center"/>
       </w:pPr>
@@ -6393,7 +6403,7 @@
                 <w:sz w:val="19"/>
                 <w:szCs w:val="19"/>
               </w:rPr>
-              <w:t xml:space="preserve">Give each decline the applicant's own top risk drivers (built in months 0-2). Use the surrogate tree as the plain-language summary. Keep model-risk documentation.</w:t>
+              <w:t xml:space="preserve">Give each decline the applicant's own top risk drivers (built in the first two months). Use the surrogate tree as the plain-language summary. Keep model-risk documentation.</w:t>
             </w:r>
           </w:p>
         </w:tc>
@@ -6621,6 +6631,7 @@
     </w:tbl>
     <w:p>
       <w:pPr>
+        <w:keepLines/>
         <w:spacing w:after="220"/>
         <w:jc w:val="center"/>
       </w:pPr>
@@ -6707,7 +6718,7 @@
           <w:sz w:val="22"/>
           <w:szCs w:val="22"/>
         </w:rPr>
-        <w:t xml:space="preserve">add a loan-to-value ratio ((LOAN + MORTDUE) / VALUE) and payment-to-income measures, which the trees currently approximate.</w:t>
+        <w:t xml:space="preserve">add a combined loan-to-value ratio ((LOAN + MORTDUE) / VALUE), debt-to-income bands and interaction terms, which the trees currently approximate. The data has no income or loan-term field, so payment-to-income measures need new data.</w:t>
       </w:r>
     </w:p>
     <w:p>
@@ -6847,7 +6858,7 @@
           <w:sz w:val="22"/>
           <w:szCs w:val="22"/>
         </w:rPr>
-        <w:t xml:space="preserve">turn the per-applicant risk drivers (built in months 0-2) into applicant-friendly language, and test that wording with compliance staff and with applicants.</w:t>
+        <w:t xml:space="preserve">turn the per-applicant risk drivers (built in the first two months) into applicant-friendly language, and test that wording with compliance staff and with applicants.</w:t>
       </w:r>
     </w:p>
     <w:p>
@@ -6875,6 +6886,7 @@
     </w:p>
     <w:p>
       <w:pPr>
+        <w:keepNext/>
         <w:spacing w:after="60" w:before="120"/>
         <w:jc w:val="center"/>
       </w:pPr>
@@ -6921,6 +6933,7 @@
     </w:p>
     <w:p>
       <w:pPr>
+        <w:keepLines/>
         <w:spacing w:after="220"/>
         <w:jc w:val="center"/>
       </w:pPr>
@@ -6938,6 +6951,7 @@
     </w:p>
     <w:p>
       <w:pPr>
+        <w:keepNext/>
         <w:spacing w:after="60" w:before="120"/>
         <w:jc w:val="center"/>
       </w:pPr>
@@ -6984,6 +6998,7 @@
     </w:p>
     <w:p>
       <w:pPr>
+        <w:keepLines/>
         <w:spacing w:after="220"/>
         <w:jc w:val="center"/>
       </w:pPr>
@@ -7001,6 +7016,7 @@
     </w:p>
     <w:p>
       <w:pPr>
+        <w:keepNext/>
         <w:spacing w:after="60" w:before="120"/>
         <w:jc w:val="center"/>
       </w:pPr>
@@ -7047,6 +7063,7 @@
     </w:p>
     <w:p>
       <w:pPr>
+        <w:keepLines/>
         <w:spacing w:after="220"/>
         <w:jc w:val="center"/>
       </w:pPr>
@@ -7064,6 +7081,7 @@
     </w:p>
     <w:p>
       <w:pPr>
+        <w:keepNext/>
         <w:spacing w:after="60" w:before="120"/>
         <w:jc w:val="center"/>
       </w:pPr>
@@ -7110,6 +7128,7 @@
     </w:p>
     <w:p>
       <w:pPr>
+        <w:keepLines/>
         <w:spacing w:after="220"/>
         <w:jc w:val="center"/>
       </w:pPr>
@@ -7731,6 +7750,7 @@
     </w:tbl>
     <w:p>
       <w:pPr>
+        <w:keepLines/>
         <w:spacing w:after="220"/>
         <w:jc w:val="center"/>
       </w:pPr>

--- a/reports/Loan_Default_Prediction_Final_Report.docx
+++ b/reports/Loan_Default_Prediction_Final_Report.docx
@@ -4,7 +4,7 @@
   <w:body>
     <w:p>
       <w:pPr>
-        <w:spacing w:after="200" w:before="360"/>
+        <w:spacing w:after="160" w:before="200"/>
         <w:jc w:val="center"/>
       </w:pPr>
       <w:r>
@@ -64,7 +64,7 @@
     </w:p>
     <w:p>
       <w:pPr>
-        <w:spacing w:after="360"/>
+        <w:spacing w:after="240"/>
         <w:jc w:val="center"/>
       </w:pPr>
       <w:r>
@@ -541,7 +541,7 @@
                 <w:sz w:val="19"/>
                 <w:szCs w:val="19"/>
               </w:rPr>
-              <w:t xml:space="preserve">Random Forest classifier, 200 fully grown trees, no class weights, standard settings otherwise. Extra weight for defaulters in training added nothing once we chose the decision threshold on cost.</w:t>
+              <w:t xml:space="preserve">Random Forest classifier: 200 fully grown trees, no class weights, random seed 1. Each split tries 5 of the 27 inputs at random (the library default). Extra weight for defaulters added nothing once we chose the threshold on cost.</w:t>
             </w:r>
           </w:p>
         </w:tc>
@@ -691,7 +691,7 @@
                 <w:sz w:val="19"/>
                 <w:szCs w:val="19"/>
               </w:rPr>
-              <w:t xml:space="preserve">Median imputation for numerical gaps and mode imputation for categorical gaps, both learned on the training rows. A missing-value flag for every imputed field, and no outlier capping for the tree model.</w:t>
+              <w:t xml:space="preserve">Median imputation for numerical gaps and mode imputation for categorical gaps, both learned on the training rows. The medians are MORTDUE $66,293, VALUE $89,965, YOJ 7 years, DEROG 0, DELINQ 0, CLAGE 173.87 months, NINQ 1, CLNO 20 and DEBTINC 34.84%. The modes are DebtCon (REASON) and Other (JOB). LOAN has no blanks. A missing-value flag for every imputed field, and no outlier capping for the tree model.</w:t>
             </w:r>
           </w:p>
         </w:tc>
@@ -1217,7 +1217,7 @@
           <w:sz w:val="22"/>
           <w:szCs w:val="22"/>
         </w:rPr>
-        <w:t xml:space="preserve">automate clear approvals and declines. Route the uncertain band to underwriters. Monitor recall, precision and approval rate monthly. Re-train yearly.</w:t>
+        <w:t xml:space="preserve">automate clear approvals and declines. Route the uncertain band to underwriters. Monitor the approval rate monthly, and recall and precision as repayment outcomes arrive. Re-train yearly.</w:t>
       </w:r>
     </w:p>
     <w:p>
@@ -1401,7 +1401,7 @@
           <w:sz w:val="22"/>
           <w:szCs w:val="22"/>
         </w:rPr>
-        <w:t xml:space="preserve">The two errors a scoring model can make do not cost the same. Approving someone who then defaults (a missed defaulter) costs the bank most of the principal plus collection costs. Declining a creditworthy applicant costs only the interest margin on one customer. The primary measure of success is therefore the share of future defaulters the model catches (recall). We also track precision and F1 so that the model does not simply decline everyone.</w:t>
+        <w:t xml:space="preserve">The two errors a scoring model can make do not cost the same. Approving someone who then defaults (a missed defaulter) costs the bank a large part of the principal plus collection costs. Declining a creditworthy applicant costs only the interest margin on one customer. The primary measure of success is therefore the share of future defaulters the model catches (recall). We also track precision and F1 so that the model does not simply decline everyone.</w:t>
       </w:r>
     </w:p>
     <w:p>
@@ -1449,7 +1449,7 @@
           <w:sz w:val="22"/>
           <w:szCs w:val="22"/>
         </w:rPr>
-        <w:t xml:space="preserve">We trained logistic regression (the transparent linear benchmark), a decision tree (readable rules), bagged trees and a random forest on the same 70/30 stratified split. We tuned each model with cross-validated grid search that optimises recall and evaluated each on the test set (the held-out 30%). Moving from one tree to bagging to a forest shows what each idea contributes. Time-series techniques were not applicable because the applications carry no dates. Table 2 and Figure 1 summarise the result.</w:t>
+        <w:t xml:space="preserve">We trained logistic regression (the transparent linear benchmark), a decision tree (readable rules), bagged trees and a random forest on the same 70/30 stratified split. We tuned the logistic regression, the decision tree and the random forest with cross-validated grid search that optimises recall. We evaluated each model on the test set (the held-out 30%). Moving from one tree to bagging to a forest shows what each idea contributes. Time-series techniques were not applicable because the applications carry no dates. Table 2 and Figure 1 summarise the result.</w:t>
       </w:r>
     </w:p>
     <w:tbl>
@@ -3586,7 +3586,7 @@
           <w:sz w:val="22"/>
           <w:szCs w:val="22"/>
         </w:rPr>
-        <w:t xml:space="preserve">Two settings decide how readily a forest flags an applicant: the extra weight given to defaulters during training (class weights) and the probability threshold. We chose them together, on the training rows alone, by one yardstick: the expected dollar cost of the model's mistakes. We estimated that cost on training applicants that the model did not see (three rounds of 5-fold cross-validation). We scored fifteen forest configurations and then five final candidates, each at its own cost-minimising threshold, under a rule that we fixed beforehand. The fifteen configurations were five weightings, each with fully grown trees or with trees limited to at least 5 or 10 applicants per leaf. Three candidates used the best configuration: on all 27 inputs, without occupation, and on a 12-input subset. The other two were the recall-tuned forest on 27 and 12 inputs. Under that rule, the lowest average cost wins. When several candidates are within the run-to-run noise of the estimate (about $10,500 per 1,000 applicants), the simplest wins.</w:t>
+        <w:t xml:space="preserve">Two settings decide how readily a forest flags an applicant: the extra weight given to defaulters during training (class weights) and the probability threshold. We chose them together, on the training rows alone, by one yardstick: the expected dollar cost of the model's mistakes. We estimated that cost on training applicants that the model did not see (three rounds of 5-fold cross-validation). We scored fifteen forest configurations and then five final forest candidates, each at its own cost-minimising threshold, under a rule that we fixed beforehand. The fifteen configurations were five weightings, each with fully grown trees or with trees limited to at least 5 or 10 applicants per leaf. Three candidates used the best configuration: on all 27 inputs, without occupation, and on a 12-input subset. The other two were the recall-tuned forest on 27 and 12 inputs. Under that rule, the lowest average cost wins. When several candidates are within the run-to-run noise of the estimate (about $10,500 per 1,000 applicants), the simplest wins.</w:t>
       </w:r>
     </w:p>
     <w:p>
@@ -3600,7 +3600,7 @@
           <w:sz w:val="22"/>
           <w:szCs w:val="22"/>
         </w:rPr>
-        <w:t xml:space="preserve">Fully grown trees beat limited trees for every weighting. Among them, the unweighted, 0.3/0.7 and 0.2/0.8 forests were within that noise of each other, at thresholds of 0.15, 0.20 and 0.25. The balanced and 0.1/0.9 weightings cost about $13,000 and $27,000 more per 1,000 applicants. So we chose the unweighted forest on all 27 inputs. When precision also carries a cost, the recall-tuned grid winner cost about half again as much. The forest without occupation cost about 10% more. The 12-input forest cost about a fifth more. We scored the balanced logistic regression and the recall-tuned decision tree the same way, at their own best thresholds. They cost about $550,000 and $607,000 per 1,000 applicants, against $317,000 for the forest. So the forest wins on the chosen yardstick as well as on ranking quality.</w:t>
+        <w:t xml:space="preserve">Fully grown trees beat limited trees for every weighting. Among them, the unweighted, 0.3/0.7 and 0.2/0.8 forests were within that noise of each other, at thresholds of 0.15, 0.20 and 0.25. The balanced and 0.1/0.9 weightings cost about $13,000 and $27,000 more per 1,000 applicants. So we chose the unweighted forest on all 27 inputs. When precision also carries a cost, the recall-tuned grid winner cost about half again as much. The forest without occupation cost about 10% more. The 12-input forest cost about a fifth more. We scored the bagged trees, the balanced logistic regression and the recall-tuned decision tree the same way, at their own best thresholds. They cost about $390,000, $550,000 and $607,000 per 1,000 applicants, against $317,000 for the forest. So the forest wins on the chosen yardstick as well as on ranking quality.</w:t>
       </w:r>
     </w:p>
     <w:p>
@@ -3898,7 +3898,7 @@
           <w:sz w:val="19"/>
           <w:szCs w:val="19"/>
         </w:rPr>
-        <w:t xml:space="preserve">Figure 3. The twelve inputs that the final Random Forest relies on most (impurity-based importance). Four inputs together carry about half of the model's decision power. They are the debt-to-income ratio, its missing-value flag, the number of delinquent credit lines and the age of the credit history. Permutation importance ranks the same four at the top.</w:t>
+        <w:t xml:space="preserve">Figure 3. The twelve inputs that the final Random Forest relies on most (impurity-based importance). Four inputs carry about half of the model's decision power. They are the debt-to-income ratio, its missing-value flag, delinquent credit lines and the credit-history length. Permutation importance ranks the same four at the top.</w:t>
       </w:r>
     </w:p>
     <w:p>
@@ -4130,7 +4130,7 @@
           <w:sz w:val="22"/>
           <w:szCs w:val="22"/>
         </w:rPr>
-        <w:t xml:space="preserve">Track recall, precision, approval rate and the share of applications with missing fields monthly. The expected approval rate is about 73% on today's approved population at the 0.15 threshold. Under the bands, the bank approves about 69% automatically, refers about 7% and declines about 24%. Re-train at least yearly, or when the default rate or input distributions drift.</w:t>
+        <w:t xml:space="preserve">Track the approval rate, the score distribution and the share of applications with missing fields monthly. Track recall and precision as repayment outcomes arrive. The expected approval rate is about 73% on today's approved population at the 0.15 threshold. Under the bands, the bank approves about 69% automatically, refers about 7% and declines about 24%. Re-train at least yearly, or when the default rate or input distributions drift.</w:t>
       </w:r>
     </w:p>
     <w:p>
@@ -7777,7 +7777,7 @@
           <w:sz w:val="22"/>
           <w:szCs w:val="22"/>
         </w:rPr>
-        <w:t xml:space="preserve">The complete analysis, including all exploratory charts, model code, cross-validation results and the full decision-tree rules, is in the accompanying notebook </w:t>
+        <w:t xml:space="preserve">The project notebook </w:t>
       </w:r>
       <w:r>
         <w:rPr>
@@ -7795,7 +7795,7 @@
           <w:sz w:val="22"/>
           <w:szCs w:val="22"/>
         </w:rPr>
-        <w:t xml:space="preserve">.</w:t>
+        <w:t xml:space="preserve"> holds the complete analysis, including all exploratory charts, model code, cross-validation results and the full decision-tree rules. This report does not depend on it.</w:t>
       </w:r>
     </w:p>
     <w:sectPr>

--- a/reports/Loan_Default_Prediction_Final_Report.docx
+++ b/reports/Loan_Default_Prediction_Final_Report.docx
@@ -3586,7 +3586,7 @@
           <w:sz w:val="22"/>
           <w:szCs w:val="22"/>
         </w:rPr>
-        <w:t xml:space="preserve">Two settings decide how readily a forest flags an applicant: the extra weight given to defaulters during training (class weights) and the probability threshold. We chose them together, on the training rows alone, by one yardstick: the expected dollar cost of the model's mistakes. We estimated that cost on training applicants that the model did not see (three rounds of 5-fold cross-validation). We scored fifteen forest configurations and then five final forest candidates, each at its own cost-minimising threshold, under a rule that we fixed beforehand. The fifteen configurations were five weightings, each with fully grown trees or with trees limited to at least 5 or 10 applicants per leaf. Three candidates used the best configuration: on all 27 inputs, without occupation, and on a 12-input subset. The other two were the recall-tuned forest on 27 and 12 inputs. Under that rule, the lowest average cost wins. When several candidates are within the run-to-run noise of the estimate (about $10,500 per 1,000 applicants), the simplest wins.</w:t>
+        <w:t xml:space="preserve">Two settings decide how readily a forest flags an applicant: the extra weight given to defaulters during training (class weights) and the probability threshold. We chose them together, on the training rows alone, by one yardstick: the expected dollar cost of the model's mistakes. We estimated that cost on training applicants that the model did not see (three rounds of 5-fold cross-validation). We scored fifteen forest configurations and then five final forest candidates, each at its own cost-minimising threshold, under a rule that we fixed beforehand. The fifteen configurations were five weightings, each with fully grown trees or with trees limited to at least 5 or 10 applicants per leaf. Three candidates used the best configuration: all 27 inputs, 21 inputs without occupation, and 12 inputs. The 12-input set keeps only the 10 financial attributes and the DEBTINC and VALUE missing flags. The other two were the recall-tuned forest on 27 and 12 inputs. Under that rule, the lowest average cost wins. When several candidates are within the run-to-run noise of the estimate (about $10,500 per 1,000 applicants), the simplest wins (fewest non-default settings, then fewest inputs).</w:t>
       </w:r>
     </w:p>
     <w:p>
@@ -3600,7 +3600,7 @@
           <w:sz w:val="22"/>
           <w:szCs w:val="22"/>
         </w:rPr>
-        <w:t xml:space="preserve">Fully grown trees beat limited trees for every weighting. Among them, the unweighted, 0.3/0.7 and 0.2/0.8 forests were within that noise of each other, at thresholds of 0.15, 0.20 and 0.25. The balanced and 0.1/0.9 weightings cost about $13,000 and $27,000 more per 1,000 applicants. So we chose the unweighted forest on all 27 inputs. When precision also carries a cost, the recall-tuned grid winner cost about half again as much. The forest without occupation cost about 10% more. The 12-input forest cost about a fifth more. We scored the bagged trees, the balanced logistic regression and the recall-tuned decision tree the same way, at their own best thresholds. They cost about $390,000, $550,000 and $607,000 per 1,000 applicants, against $317,000 for the forest. So the forest wins on the chosen yardstick as well as on ranking quality.</w:t>
+        <w:t xml:space="preserve">Fully grown trees beat limited trees for every weighting. Among them, the unweighted, 0.3/0.7 and 0.2/0.8 forests were within that noise of each other, at thresholds of 0.15, 0.20 and 0.25. The balanced and 0.1/0.9 weightings cost about $13,000 and $27,000 more per 1,000 applicants. So we chose the unweighted forest on all 27 inputs. When precision also carries a cost, the recall-tuned grid winner cost about half again as much. The forest without occupation cost about 10% more. The 12-input forest cost about a fifth more. Neither smaller input set was within the noise, so the final model keeps all 27 inputs. We scored the bagged trees, the balanced logistic regression and the recall-tuned decision tree the same way, at their own best thresholds. They cost about $390,000, $550,000 and $607,000 per 1,000 applicants, against $317,000 for the forest. So the forest wins on the chosen yardstick as well as on ranking quality.</w:t>
       </w:r>
     </w:p>
     <w:p>

--- a/reports/Loan_Default_Prediction_Final_Report.docx
+++ b/reports/Loan_Default_Prediction_Final_Report.docx
@@ -328,7 +328,7 @@
           <w:sz w:val="22"/>
           <w:szCs w:val="22"/>
         </w:rPr>
-        <w:t xml:space="preserve">Sales and self-employed applicants default more often (35% and 30%), and office workers default least (13%). At the conventional decision threshold, removing occupation, loan purpose and nine minor flags from the forest changes its performance by about a point. At the cost-optimal threshold, removing occupation alone raises the expected cost of credit errors by about 10%. We therefore keep occupation, subject to the fair-lending review, with a 21-input model without it as the fallback.</w:t>
+        <w:t xml:space="preserve">Sales and self-employed applicants default more often (35% and 30%), and office workers default least (13%). At the conventional decision threshold, removing occupation, loan purpose and nine minor flags from the recall-tuned forest changes its performance by about a point. At the cost-optimal threshold, removing occupation from the final model's inputs raises the expected cost of credit errors by about 13%. We therefore keep occupation, subject to the fair-lending review, with a 16-input model without it as the fallback.</w:t>
       </w:r>
     </w:p>
     <w:p>
@@ -356,7 +356,7 @@
           <w:sz w:val="22"/>
           <w:szCs w:val="22"/>
         </w:rPr>
-        <w:t xml:space="preserve">The relationships in this data are thresholds and cliffs rather than straight lines, and the main drivers combine (Figure A4). The Random Forest scored 0.96 on risk-ranking quality (ROC-AUC, where 1.0 means every defaulter ranks above every repayer) against 0.91 for logistic regression. At a similar share of defaulters caught, it declined far fewer good applicants (Table 2, Figure 1). We chose the final model's configuration (class weights, tree size, input set) and its decision threshold together, on the training rows alone. We judged them by the expected cost, in dollars, of their out-of-fold mistakes, under a rule fixed in advance. We then measured performance once on the test set. Table 1 gives the full specification.</w:t>
+        <w:t xml:space="preserve">The relationships in this data are thresholds and cliffs rather than straight lines, and the main drivers combine (Figure A4). The Random Forest scored 0.96 on risk-ranking quality (ROC-AUC, where 1.0 means every defaulter ranks above every repayer) against 0.91 for logistic regression. At a similar share of defaulters caught, it declined far fewer good applicants (Table 2, Figure 1). We chose the final model's configuration (class weights, tree size, input set) and its decision threshold together, on the training rows alone. We judged them by the expected cost, in dollars, of their out-of-fold mistakes, under a rule fixed in advance. That rule removed five minor missing flags, so the final model uses 22 of the 27 prepared inputs. We then measured performance once on the test set. Table 1 gives the full specification.</w:t>
       </w:r>
     </w:p>
     <w:p>
@@ -541,7 +541,7 @@
                 <w:sz w:val="19"/>
                 <w:szCs w:val="19"/>
               </w:rPr>
-              <w:t xml:space="preserve">Random Forest classifier: 200 fully grown trees, no class weights, random seed 1. Each split tries 5 of the 27 inputs at random (the library default). Extra weight for defaulters added nothing once we chose the threshold on cost.</w:t>
+              <w:t xml:space="preserve">Random Forest classifier: 200 fully grown trees, no class weights, random seed 1. Each split tries 4 of the 22 inputs at random (the library default). Extra weight for defaulters added nothing once we chose the threshold on cost.</w:t>
             </w:r>
           </w:p>
         </w:tc>
@@ -616,7 +616,7 @@
                 <w:sz w:val="19"/>
                 <w:szCs w:val="19"/>
               </w:rPr>
-              <w:t xml:space="preserve">All 27 model inputs. First, the 10 financial attributes (LOAN, MORTDUE, VALUE, YOJ, DEROG, DELINQ, CLAGE, NINQ, CLNO, DEBTINC). Second, a 0/1 missing-value flag for each of the 11 fields with gaps (every attribute except LOAN). Third, six 0/1 indicators from one-hot encoding: one for REASON = HomeImp and five for JOB = Office, Other, ProfExe, Sales, Self. Fallback if the fair-lending review requires it: the same forest without any occupation information. This removes the five occupation indicators and the occupation-missing flag, leaving 21 inputs. Its expected cost of credit errors is about 10% higher.</w:t>
+              <w:t xml:space="preserve">22 model inputs of three kinds. First, the 10 financial attributes (LOAN, MORTDUE, VALUE, YOJ, DEROG, DELINQ, CLAGE, NINQ, CLNO, DEBTINC). Second, six 0/1 missing-value flags, for VALUE, REASON, JOB, YOJ, DEROG and DEBTINC. Third, six 0/1 indicators from one-hot encoding: one for REASON = HomeImp and five for JOB = Office, Other, ProfExe, Sales, Self. Stage 2 of the selection removed the missing flags of MORTDUE, DELINQ, CLAGE, NINQ and CLNO. Its rule keeps the smallest input set whose out-of-fold cost (averaged over three forest seeds) is within one standard error of the lowest cost. Fallback if the fair-lending review requires it: the same forest without any occupation information. This removes the five occupation indicators and the occupation-missing flag, leaving 16 inputs. Its expected cost of credit errors is about 13% higher.</w:t>
             </w:r>
           </w:p>
         </w:tc>
@@ -691,7 +691,7 @@
                 <w:sz w:val="19"/>
                 <w:szCs w:val="19"/>
               </w:rPr>
-              <w:t xml:space="preserve">Median imputation for numerical gaps and mode imputation for categorical gaps, both learned on the training rows. The medians are MORTDUE $66,293, VALUE $89,965, YOJ 7 years, DEROG 0, DELINQ 0, CLAGE 173.87 months, NINQ 1, CLNO 20 and DEBTINC 34.84%. The modes are DebtCon (REASON) and Other (JOB). LOAN has no blanks. A missing-value flag for every imputed field, and no outlier capping for the tree model.</w:t>
+              <w:t xml:space="preserve">Median imputation for numerical gaps and mode imputation for categorical gaps, both learned on the training rows. The medians are MORTDUE $66,293, VALUE $89,965, YOJ 7 years, DEROG 0, DELINQ 0, CLAGE 173.87 months, NINQ 1, CLNO 20 and DEBTINC 34.84%. The modes are DebtCon (REASON) and Other (JOB). LOAN has no blanks. A missing-value flag for six of the imputed fields (see Inputs), and no outlier capping for the tree model.</w:t>
             </w:r>
           </w:p>
         </w:tc>
@@ -766,7 +766,7 @@
                 <w:sz w:val="19"/>
                 <w:szCs w:val="19"/>
               </w:rPr>
-              <w:t xml:space="preserve">Flag an applicant as a likely defaulter when the predicted probability is above 0.15. The threshold minimises the indicative expected cost of credit errors on repeated out-of-fold predictions of the training rows. It is unchanged for cost ratios between 3:1 and 6:1, on a finer grid and on two other train/test splits. It sits just below the textbook break-even for the stated costs ($2,000 / $11,000 = 0.18). The reason is that the forest's scores understate risk in the decision range (applicants scored 0.15 to 0.20 defaulted about 23% of the time).</w:t>
+              <w:t xml:space="preserve">Flag an applicant as a likely defaulter when the predicted probability is above 0.15. The threshold minimises the indicative expected cost of credit errors on repeated out-of-fold predictions of the training rows. It is unchanged for cost ratios from 4.5:1 to 8:1 and on a finer grid. It sits just below the textbook break-even for the stated costs ($2,000 / $11,000 = 0.18). The reason is that the forest's scores understate risk in the decision range (applicants scored 0.15 to 0.20 defaulted about 28% of the time).</w:t>
             </w:r>
           </w:p>
         </w:tc>
@@ -841,7 +841,7 @@
                 <w:sz w:val="19"/>
                 <w:szCs w:val="19"/>
               </w:rPr>
-              <w:t xml:space="preserve">A surrogate decision tree of depth 4, fitted to the forest's out-of-fold decisions. It reproduces 93% of them on unseen applicants (against 73% for never flagging). Its rules flag a missing debt-to-income ratio or a ratio above about 44%. At or below 44%, they flag a delinquent credit line together with a major derogatory report. These rules give the plain-language summary of how the model decides. Each adverse-action notice that the Equal Credit Opportunity Act requires gives the applicant's own top risk drivers from the forest (for example SHAP values). The bank builds these drivers in the first two months, before the shadow run.</w:t>
+              <w:t xml:space="preserve">A surrogate decision tree of depth 4, fitted to the forest's out-of-fold decisions. It reproduces 93% of them on unseen applicants (against 73% for never flagging). Its rules flag a missing debt-to-income ratio or a ratio above about 44%. At or below 44%, they flag a delinquent credit line together with a credit history of about 93 months or less. These rules give the plain-language summary of how the model decides. Each adverse-action notice that the Equal Credit Opportunity Act requires gives the applicant's own top risk drivers from the forest (for example SHAP values). The bank builds these drivers in the first two months, before the shadow run.</w:t>
             </w:r>
           </w:p>
         </w:tc>
@@ -991,7 +991,7 @@
                 <w:sz w:val="19"/>
                 <w:szCs w:val="19"/>
               </w:rPr>
-              <w:t xml:space="preserve">92.7% of defaulters caught (recall), 68.1% precision, 89.9% accuracy, risk-ranking quality (ROC-AUC) 0.96. At the conventional 0.5 threshold the same model gives 68.6% recall, 84.2% precision and 91.2% accuracy.</w:t>
+              <w:t xml:space="preserve">92.7% of defaulters caught (recall), 67.4% precision, 89.6% accuracy, risk-ranking quality (ROC-AUC) 0.96. At the conventional 0.5 threshold the same model gives 67.8% recall, 82.9% precision and 90.8% accuracy.</w:t>
             </w:r>
           </w:p>
         </w:tc>
@@ -1066,7 +1066,7 @@
                 <w:sz w:val="19"/>
                 <w:szCs w:val="19"/>
               </w:rPr>
-              <w:t xml:space="preserve">70/30 stratified split, with the test set kept separate before we fitted any pre-processing statistic. Grid searches by stratified cross-validation. We chose the final settings and threshold on the expected cost of out-of-fold mistakes (three rounds of 5-fold cross-validation on the training rows). A rule fixed in advance decided the choice. Robustness checks: a finer threshold grid, two other splits, a calibration table. We scored the test set once.</w:t>
+              <w:t xml:space="preserve">70/30 stratified split, with the test set kept separate before we fitted any pre-processing statistic. Grid searches by stratified cross-validation. We chose the final model in three stages: class weights and leaf size, then the input set, then a final comparison of eight candidates. Each stage used the expected cost of out-of-fold mistakes (three rounds of 5-fold cross-validation on the training rows). A rule fixed in advance decided each choice. Stage 3 checked the 22-input forest against all 27 inputs and kept it. Robustness checks: a finer threshold grid, two other splits, a calibration table. We scored the test set once.</w:t>
             </w:r>
           </w:p>
         </w:tc>
@@ -1259,7 +1259,7 @@
           <w:sz w:val="22"/>
           <w:szCs w:val="22"/>
         </w:rPr>
-        <w:t xml:space="preserve">Per 1,000 applicants, we expect the proposed model to catch about 185 of the 200 defaulters and to miss about 15. At the 0.15 threshold we expect it to flag about 87 creditworthy applicants. Under the approve / refer / decline bands, the bank declines about 62 creditworthy applicants per 1,000 automatically and refers about 55 to an underwriter. The cost assumptions are indicative: a missed defaulter costs about $9,000, and a wrongly declined good applicant costs about $2,000. Under these assumptions the model cuts default-related cost from roughly </w:t>
+        <w:t xml:space="preserve">Per 1,000 applicants, we expect the proposed model to catch about 185 of the 200 defaulters and to miss about 15. At the 0.15 threshold we expect it to flag about 90 creditworthy applicants. Under the approve / refer / decline bands, the bank declines about 64 creditworthy applicants per 1,000 automatically and refers about 58 to an underwriter. The cost assumptions are indicative: a missed defaulter costs about $9,000, and a wrongly declined good applicant costs about $2,000. Under these assumptions the model cuts default-related cost from roughly </w:t>
       </w:r>
       <w:r>
         <w:rPr>
@@ -2592,7 +2592,7 @@
                 <w:sz w:val="19"/>
                 <w:szCs w:val="19"/>
               </w:rPr>
-              <w:t xml:space="preserve">Random Forest (standard settings: the proposed model at the 0.5 threshold)</w:t>
+              <w:t xml:space="preserve">Random Forest (standard settings, all 27 inputs)</w:t>
             </w:r>
           </w:p>
         </w:tc>
@@ -3132,7 +3132,7 @@
                 <w:sz w:val="19"/>
                 <w:szCs w:val="19"/>
               </w:rPr>
-              <w:t xml:space="preserve">Random Forest (tuned, 12 features only)</w:t>
+              <w:t xml:space="preserve">Random Forest (tuned, 12 inputs only)</w:t>
             </w:r>
           </w:p>
         </w:tc>
@@ -3312,7 +3312,7 @@
                 <w:sz w:val="19"/>
                 <w:szCs w:val="19"/>
               </w:rPr>
-              <w:t xml:space="preserve">Proposed: Random Forest, threshold 0.15</w:t>
+              <w:t xml:space="preserve">Proposed: Random Forest, 22 inputs, threshold 0.15</w:t>
             </w:r>
           </w:p>
         </w:tc>
@@ -3382,7 +3382,7 @@
                 <w:sz w:val="19"/>
                 <w:szCs w:val="19"/>
               </w:rPr>
-              <w:t xml:space="preserve">68%</w:t>
+              <w:t xml:space="preserve">67%</w:t>
             </w:r>
           </w:p>
         </w:tc>
@@ -3586,7 +3586,7 @@
           <w:sz w:val="22"/>
           <w:szCs w:val="22"/>
         </w:rPr>
-        <w:t xml:space="preserve">Two settings decide how readily a forest flags an applicant: the extra weight given to defaulters during training (class weights) and the probability threshold. We chose them together, on the training rows alone, by one yardstick: the expected dollar cost of the model's mistakes. We estimated that cost on training applicants that the model did not see (three rounds of 5-fold cross-validation). We scored fifteen forest configurations and then five final forest candidates, each at its own cost-minimising threshold, under a rule that we fixed beforehand. The fifteen configurations were five weightings, each with fully grown trees or with trees limited to at least 5 or 10 applicants per leaf. Three candidates used the best configuration: all 27 inputs, 21 inputs without occupation, and 12 inputs. The 12-input set keeps only the 10 financial attributes and the DEBTINC and VALUE missing flags. The other two were the recall-tuned forest on 27 and 12 inputs. Under that rule, the lowest average cost wins. When several candidates are within the run-to-run noise of the estimate (about $10,500 per 1,000 applicants), the simplest wins (fewest non-default settings, then fewest inputs).</w:t>
+        <w:t xml:space="preserve">Two settings decide how readily a forest flags an applicant: the extra weight given to defaulters during training (class weights) and the probability threshold. We chose them together, on the training rows alone, by one yardstick: the expected dollar cost of the model's mistakes. We estimated that cost on training applicants that the model did not see (three rounds of 5-fold cross-validation). The selection had three stages, each with a rule that we fixed beforehand. Stage 1 scored fifteen forest configurations on all 27 inputs, each at its own cost-minimising threshold. They were five weightings, each with fully grown trees or with trees limited to at least 5 or 10 applicants per leaf. Stage 2 reduced the input set of the chosen forest. Stage 3 compared five final forest candidates and three other techniques. In each stage, the lowest average cost wins. When several candidates are within one standard error of the lowest cost, the simplest wins (fewest non-default settings, then fewest inputs). One standard error measures the run-to-run noise of the estimate (about $10,500 per 1,000 applicants in Stages 1 and 3).</w:t>
       </w:r>
     </w:p>
     <w:p>
@@ -3600,7 +3600,7 @@
           <w:sz w:val="22"/>
           <w:szCs w:val="22"/>
         </w:rPr>
-        <w:t xml:space="preserve">Fully grown trees beat limited trees for every weighting. Among them, the unweighted, 0.3/0.7 and 0.2/0.8 forests were within that noise of each other, at thresholds of 0.15, 0.20 and 0.25. The balanced and 0.1/0.9 weightings cost about $13,000 and $27,000 more per 1,000 applicants. So we chose the unweighted forest on all 27 inputs. When precision also carries a cost, the recall-tuned grid winner cost about half again as much. The forest without occupation cost about 10% more. The 12-input forest cost about a fifth more. Neither smaller input set was within the noise, so the final model keeps all 27 inputs. We scored the bagged trees, the balanced logistic regression and the recall-tuned decision tree the same way, at their own best thresholds. They cost about $390,000, $550,000 and $607,000 per 1,000 applicants, against $317,000 for the forest. So the forest wins on the chosen yardstick as well as on ranking quality.</w:t>
+        <w:t xml:space="preserve">Fully grown trees beat limited trees for every weighting. Among them, the unweighted, 0.3/0.7 and 0.2/0.8 forests were within that noise of each other, at thresholds of 0.15, 0.20 and 0.25. The balanced and 0.1/0.9 weightings cost about $13,000 and $27,000 more per 1,000 applicants. So Stage 1 chose the unweighted forest with fully grown trees.</w:t>
       </w:r>
     </w:p>
     <w:p>
@@ -3614,7 +3614,7 @@
           <w:sz w:val="22"/>
           <w:szCs w:val="22"/>
         </w:rPr>
-        <w:t xml:space="preserve">The cost-minimising threshold is 0.15 (Figure 2). It stays at 0.15 for any cost ratio between 3:1 and 6:1, on a finer grid and on two other train/test splits. It sits just below the textbook break-even of 0.18 for a perfectly calibrated score. The reason is that the forest's scores rank applicants well but understate risk in the decision range. Applicants scored 0.15 to 0.20 defaulted about 23% of the time. We scored the forest once on the test set at that threshold. It catches 93% of defaulters at 68% precision, against 69% and 84% at the conventional 0.5. The test result (cost about $304,000 ± $28,000 per 1,000 applicants) is consistent with the out-of-fold estimate ($317,000). The choice between the closely matched configurations rests on the out-of-fold comparison. A single test evaluation is too noisy to decide between them.</w:t>
+        <w:t xml:space="preserve">Stage 2 is the counterpart of choosing how many principal components to keep. We ranked the inputs by the chosen forest's importance and removed the weakest input first. We removed the six occupation columns and the two loan-purpose columns only as whole groups. We scored each input set on the same folds with three forest seeds and averaged the cost (Figure 2). Three seeds are necessary because the randomness of a single forest moves the cost by about one standard error. The rule keeps the smallest input set whose cost is within one standard error (about $9,700) of the lowest cost on this curve. It kept 22 inputs: the 10 financial attributes, the six one-hot indicators and the missing flags of VALUE, REASON, JOB, YOJ, DEROG and DEBTINC. It removed the missing flags of MORTDUE, DELINQ, CLAGE, NINQ and CLNO. Together these five flags carry about 2% of the model's decision power. With 21 inputs the cost leaves the band, and it rises at every later step.</w:t>
       </w:r>
     </w:p>
     <w:p>
@@ -3626,7 +3626,7 @@
       <w:r>
         <w:drawing>
           <wp:inline distT="0" distB="0" distL="0" distR="0">
-            <wp:extent cx="5848350" cy="3857625"/>
+            <wp:extent cx="5848350" cy="2476500"/>
             <wp:effectExtent t="0" r="0" b="0" l="0"/>
             <wp:docPr id="2" name=""/>
             <wp:cNvGraphicFramePr>
@@ -3651,7 +3651,7 @@
                   <pic:spPr bwMode="auto">
                     <a:xfrm>
                       <a:off x="0" y="0"/>
-                      <a:ext cx="5848350" cy="3857625"/>
+                      <a:ext cx="5848350" cy="2476500"/>
                     </a:xfrm>
                     <a:prstGeom prst="rect">
                       <a:avLst/>
@@ -3679,7 +3679,7 @@
           <w:sz w:val="19"/>
           <w:szCs w:val="19"/>
         </w:rPr>
-        <w:t xml:space="preserve">Figure 2. Recall, precision and indicative expected cost per 1,000 applicants as the forest's decision threshold moves. The top panel shows recall and precision, and the bottom panel shows the expected cost. We measured all three on out-of-fold predictions of the training rows. The test set played no part in the choice.</w:t>
+        <w:t xml:space="preserve">Figure 2. Indicative expected cost per 1,000 applicants as Stage 2 removes the weakest inputs first. Each point is the mean out-of-fold cost over three forest seeds on the training rows. The shaded band ends one standard error above the lowest cost. The rule keeps the smallest input set inside the band (22 inputs).</w:t>
       </w:r>
     </w:p>
     <w:p>
@@ -3690,150 +3690,24 @@
       <w:r>
         <w:rPr>
           <w:rFonts w:ascii="Calibri" w:cs="Calibri" w:eastAsia="Calibri" w:hAnsi="Calibri"/>
-          <w:b/>
-          <w:bCs/>
-          <w:sz w:val="22"/>
-          <w:szCs w:val="22"/>
-        </w:rPr>
-        <w:t xml:space="preserve">A surrogate decision tree that follows the forest provides interpretability. </w:t>
-      </w:r>
-      <w:r>
-        <w:rPr>
-          <w:rFonts w:ascii="Calibri" w:cs="Calibri" w:eastAsia="Calibri" w:hAnsi="Calibri"/>
-          <w:sz w:val="22"/>
-          <w:szCs w:val="22"/>
-        </w:rPr>
-        <w:t xml:space="preserve">No one can read a forest of 200 trees as a rule list. So we fitted a four-level decision tree to the forest's own decisions rather than to the original labels. Those decisions are flag or clear at the 0.15 threshold. We took them from the out-of-fold scores, so that the tree learns how the forest treats applicants that it did not see. The tree reproduces 93% of the forest's decisions on unseen applicants, against 73% for a rule that never flags anyone. Its rules are the same drivers that the analysis found throughout. First, if the debt-to-income ratio is missing, the tree flags the applicant. Second, if there is a recorded ratio above about 44%, the tree flags the applicant. Third, at or below 44%, the tree flags the applicant when there is a delinquent credit line together with a major derogatory report. Otherwise it clears the applicant. Those rules give the plain-language summary of how the model decides. The forest's feature importances (Figure 3) show what drives the score overall. For each decline, the adverse-action notice gives the applicant's own top risk drivers from the forest. The bank builds these drivers (for example SHAP values) in the first two months, before the shadow run.</w:t>
-      </w:r>
-    </w:p>
-    <w:p>
-      <w:pPr>
-        <w:pStyle w:val="Heading2"/>
-        <w:keepNext/>
-        <w:spacing w:after="120" w:before="240"/>
-      </w:pPr>
-      <w:r>
-        <w:rPr>
-          <w:rFonts w:ascii="Calibri" w:cs="Calibri" w:eastAsia="Calibri" w:hAnsi="Calibri"/>
-          <w:b/>
-          <w:bCs/>
-          <w:color w:val="1E2761"/>
-          <w:sz w:val="25"/>
-          <w:szCs w:val="25"/>
-        </w:rPr>
-        <w:t xml:space="preserve">How the solution affects the business</w:t>
-      </w:r>
-    </w:p>
-    <w:p>
-      <w:pPr>
-        <w:pStyle w:val="ListParagraph"/>
-        <w:numPr>
-          <w:ilvl w:val="0"/>
-          <w:numId w:val="2"/>
-        </w:numPr>
-        <w:spacing w:after="90" w:line="264"/>
-      </w:pPr>
-      <w:r>
-        <w:rPr>
-          <w:rFonts w:ascii="Calibri" w:cs="Calibri" w:eastAsia="Calibri" w:hAnsi="Calibri"/>
-          <w:b/>
-          <w:bCs/>
-          <w:sz w:val="22"/>
-          <w:szCs w:val="22"/>
-        </w:rPr>
-        <w:t xml:space="preserve">Fewer bad loans. </w:t>
-      </w:r>
-      <w:r>
-        <w:rPr>
-          <w:rFonts w:ascii="Calibri" w:cs="Calibri" w:eastAsia="Calibri" w:hAnsi="Calibri"/>
-          <w:sz w:val="22"/>
-          <w:szCs w:val="22"/>
-        </w:rPr>
-        <w:t xml:space="preserve">Of every 200 defaulters in 1,000 applications the model flags about 185 before the money leaves the bank, against none today. Table A1 gives the test-set counts.</w:t>
-      </w:r>
-    </w:p>
-    <w:p>
-      <w:pPr>
-        <w:pStyle w:val="ListParagraph"/>
-        <w:numPr>
-          <w:ilvl w:val="0"/>
-          <w:numId w:val="2"/>
-        </w:numPr>
-        <w:spacing w:after="90" w:line="264"/>
-      </w:pPr>
-      <w:r>
-        <w:rPr>
-          <w:rFonts w:ascii="Calibri" w:cs="Calibri" w:eastAsia="Calibri" w:hAnsi="Calibri"/>
-          <w:b/>
-          <w:bCs/>
-          <w:sz w:val="22"/>
-          <w:szCs w:val="22"/>
-        </w:rPr>
-        <w:t xml:space="preserve">Protected good business. </w:t>
-      </w:r>
-      <w:r>
-        <w:rPr>
-          <w:rFonts w:ascii="Calibri" w:cs="Calibri" w:eastAsia="Calibri" w:hAnsi="Calibri"/>
-          <w:sz w:val="22"/>
-          <w:szCs w:val="22"/>
-        </w:rPr>
-        <w:t xml:space="preserve">At the 0.15 threshold the model flags about 87 creditworthy applicants per 1,000. This is the price of catching defaulters. It is far lower than the single decision tree's 145. The bank can reduce it further by routing borderline cases to a human underwriter instead of declining them outright. Under the approve / refer / decline bands, the bank declines about 62 creditworthy applicants per 1,000 automatically and refers about 55. Stated as rates, the model flags about 27% of all applicants. That is an approval rate of about 73% on a population that the bank approves in full today, against 84% at the conventional 0.5 threshold. The model wrongly flags about 11% of creditworthy applicants at 0.15, against about 3% at 0.5. Every flag that ends in a decline needs an adverse-action notice, which is one more reason to route the uncertain middle to a person.</w:t>
-      </w:r>
-    </w:p>
-    <w:p>
-      <w:pPr>
-        <w:pStyle w:val="ListParagraph"/>
-        <w:numPr>
-          <w:ilvl w:val="0"/>
-          <w:numId w:val="2"/>
-        </w:numPr>
-        <w:spacing w:after="90" w:line="264"/>
-      </w:pPr>
-      <w:r>
-        <w:rPr>
-          <w:rFonts w:ascii="Calibri" w:cs="Calibri" w:eastAsia="Calibri" w:hAnsi="Calibri"/>
-          <w:b/>
-          <w:bCs/>
-          <w:sz w:val="22"/>
-          <w:szCs w:val="22"/>
-        </w:rPr>
-        <w:t xml:space="preserve">Faster, more consistent decisions. </w:t>
-      </w:r>
-      <w:r>
-        <w:rPr>
-          <w:rFonts w:ascii="Calibri" w:cs="Calibri" w:eastAsia="Calibri" w:hAnsi="Calibri"/>
-          <w:sz w:val="22"/>
-          <w:szCs w:val="22"/>
-        </w:rPr>
-        <w:t xml:space="preserve">About seven in ten applications fall in the clear-approval band, and about a quarter fall in the clear-decline band. So the bank can automate both bands. Underwriters focus on the roughly 7% in the uncertain band around the threshold.</w:t>
-      </w:r>
-    </w:p>
-    <w:p>
-      <w:pPr>
-        <w:pStyle w:val="ListParagraph"/>
-        <w:numPr>
-          <w:ilvl w:val="0"/>
-          <w:numId w:val="2"/>
-        </w:numPr>
-        <w:spacing w:after="90" w:line="264"/>
-      </w:pPr>
-      <w:r>
-        <w:rPr>
-          <w:rFonts w:ascii="Calibri" w:cs="Calibri" w:eastAsia="Calibri" w:hAnsi="Calibri"/>
-          <w:b/>
-          <w:bCs/>
-          <w:sz w:val="22"/>
-          <w:szCs w:val="22"/>
-        </w:rPr>
-        <w:t xml:space="preserve">Defensible decisions. </w:t>
-      </w:r>
-      <w:r>
-        <w:rPr>
-          <w:rFonts w:ascii="Calibri" w:cs="Calibri" w:eastAsia="Calibri" w:hAnsi="Calibri"/>
-          <w:sz w:val="22"/>
-          <w:szCs w:val="22"/>
-        </w:rPr>
-        <w:t xml:space="preserve">Every decline maps to a small set of plain-language reasons that match both the data and lending common sense. The reasons are debt burden, unverified income, delinquencies, derogatory reports and short credit history.</w:t>
+          <w:sz w:val="22"/>
+          <w:szCs w:val="22"/>
+        </w:rPr>
+        <w:t xml:space="preserve">Stage 3 compared five forest candidates at their own best thresholds. Three were the chosen forest on the 22 selected inputs, on all 27 inputs and on 16 inputs without occupation. The other two were the recall-tuned forest on 27 and 12 inputs. The 12-input set keeps only the 10 financial attributes and the DEBTINC and VALUE missing flags. The forest on all 27 inputs had the lowest cost, about $317,000 per 1,000 applicants. The 22-input forest cost about $324,000, within one standard error, so the rule chose it as the simpler model. Averaged over three seeds, the two input sets differ by only about $1,100. Stage 3 therefore checked the 22-input forest against all 27 inputs and kept it. The forest without occupation cost about 13% more. When precision also carries a cost, the recall-tuned grid winner cost about half again as much. We scored the bagged trees, the balanced logistic regression and the recall-tuned decision tree the same way, at their own best thresholds. They cost about $390,000, $550,000 and $607,000 per 1,000 applicants, against $324,000 for the selected forest. So the forest wins on the chosen yardstick as well as on ranking quality.</w:t>
+      </w:r>
+    </w:p>
+    <w:p>
+      <w:pPr>
+        <w:spacing w:after="140" w:line="276"/>
+        <w:jc w:val="both"/>
+      </w:pPr>
+      <w:r>
+        <w:rPr>
+          <w:rFonts w:ascii="Calibri" w:cs="Calibri" w:eastAsia="Calibri" w:hAnsi="Calibri"/>
+          <w:sz w:val="22"/>
+          <w:szCs w:val="22"/>
+        </w:rPr>
+        <w:t xml:space="preserve">The cost-minimising threshold is 0.15 (Figure 3). It sits just below the textbook break-even of 0.18 for a perfectly calibrated score. The reason is that the forest's scores rank applicants well but understate risk in the decision range. Applicants scored 0.15 to 0.20 defaulted about 28% of the time. The threshold stays at 0.15 for cost ratios from 4.5:1 to 8:1 and on a finer grid. The stated ratio of 4.5:1 sits at the lower edge of that range. On two other train/test splits, the unweighted forest on all 27 inputs also chooses 0.15. We scored the forest once on the test set at that threshold. It catches 93% of defaulters at 67% precision, against 68% and 83% at the conventional 0.5. The test result (cost about $310,000 ± $28,000 per 1,000 applicants) is consistent with the out-of-fold estimate ($324,000). The choice between the closely matched configurations rests on the out-of-fold comparison. A single test evaluation is too noisy to decide between them.</w:t>
       </w:r>
     </w:p>
     <w:p>
@@ -3845,7 +3719,7 @@
       <w:r>
         <w:drawing>
           <wp:inline distT="0" distB="0" distL="0" distR="0">
-            <wp:extent cx="5391150" cy="2733675"/>
+            <wp:extent cx="5848350" cy="3857625"/>
             <wp:effectExtent t="0" r="0" b="0" l="0"/>
             <wp:docPr id="3" name=""/>
             <wp:cNvGraphicFramePr>
@@ -3870,7 +3744,7 @@
                   <pic:spPr bwMode="auto">
                     <a:xfrm>
                       <a:off x="0" y="0"/>
-                      <a:ext cx="5391150" cy="2733675"/>
+                      <a:ext cx="5848350" cy="3857625"/>
                     </a:xfrm>
                     <a:prstGeom prst="rect">
                       <a:avLst/>
@@ -3898,25 +3772,31 @@
           <w:sz w:val="19"/>
           <w:szCs w:val="19"/>
         </w:rPr>
-        <w:t xml:space="preserve">Figure 3. The twelve inputs that the final Random Forest relies on most (impurity-based importance). Four inputs carry about half of the model's decision power. They are the debt-to-income ratio, its missing-value flag, delinquent credit lines and the credit-history length. Permutation importance ranks the same four at the top.</w:t>
-      </w:r>
-    </w:p>
-    <w:p>
-      <w:pPr>
-        <w:pStyle w:val="Heading1"/>
-        <w:keepNext/>
-        <w:spacing w:after="160" w:before="320"/>
+        <w:t xml:space="preserve">Figure 3. Recall, precision and indicative expected cost per 1,000 applicants as the forest's decision threshold moves. The top panel shows recall and precision, and the bottom panel shows the expected cost. We measured all three on out-of-fold predictions of the training rows. The test set played no part in the choice.</w:t>
+      </w:r>
+    </w:p>
+    <w:p>
+      <w:pPr>
+        <w:spacing w:after="140" w:line="276"/>
+        <w:jc w:val="both"/>
       </w:pPr>
       <w:r>
         <w:rPr>
           <w:rFonts w:ascii="Calibri" w:cs="Calibri" w:eastAsia="Calibri" w:hAnsi="Calibri"/>
           <w:b/>
           <w:bCs/>
-          <w:color w:val="1E2761"/>
-          <w:sz w:val="30"/>
-          <w:szCs w:val="30"/>
-        </w:rPr>
-        <w:t xml:space="preserve">3. Recommendations for Implementation</w:t>
+          <w:sz w:val="22"/>
+          <w:szCs w:val="22"/>
+        </w:rPr>
+        <w:t xml:space="preserve">A surrogate decision tree that follows the forest provides interpretability. </w:t>
+      </w:r>
+      <w:r>
+        <w:rPr>
+          <w:rFonts w:ascii="Calibri" w:cs="Calibri" w:eastAsia="Calibri" w:hAnsi="Calibri"/>
+          <w:sz w:val="22"/>
+          <w:szCs w:val="22"/>
+        </w:rPr>
+        <w:t xml:space="preserve">No one can read a forest of 200 trees as a rule list. So we fitted a four-level decision tree to the forest's own decisions rather than to the original labels. Those decisions are flag or clear at the 0.15 threshold. We took them from the out-of-fold scores, so that the tree learns how the forest treats applicants that it did not see. The tree reproduces 93% of the forest's decisions on unseen applicants, against 73% for a rule that never flags anyone. Its rules are the same drivers that the analysis found throughout. First, if the debt-to-income ratio is missing, the tree flags the applicant. Second, if there is a recorded ratio above about 44%, the tree flags the applicant. Third, at or below 44%, the tree flags an applicant with a delinquent credit line and a credit history of about 93 months or less. Otherwise it clears the applicant. Those rules give the plain-language summary of how the model decides. The forest's feature importances (Figure 4) show what drives the score overall. For each decline, the adverse-action notice gives the applicant's own top risk drivers from the forest. The bank builds these drivers (for example SHAP values) in the first two months, before the shadow run.</w:t>
       </w:r>
     </w:p>
     <w:p>
@@ -3934,848 +3814,7 @@
           <w:sz w:val="25"/>
           <w:szCs w:val="25"/>
         </w:rPr>
-        <w:t xml:space="preserve">Key recommendations</w:t>
-      </w:r>
-    </w:p>
-    <w:p>
-      <w:pPr>
-        <w:pStyle w:val="ListParagraph"/>
-        <w:numPr>
-          <w:ilvl w:val="0"/>
-          <w:numId w:val="3"/>
-        </w:numPr>
-        <w:spacing w:after="100" w:line="264"/>
-      </w:pPr>
-      <w:r>
-        <w:rPr>
-          <w:rFonts w:ascii="Calibri" w:cs="Calibri" w:eastAsia="Calibri" w:hAnsi="Calibri"/>
-          <w:b/>
-          <w:bCs/>
-          <w:sz w:val="22"/>
-          <w:szCs w:val="22"/>
-        </w:rPr>
-        <w:t xml:space="preserve">Deploy the Random Forest as a decision-support score. </w:t>
-      </w:r>
-      <w:r>
-        <w:rPr>
-          <w:rFonts w:ascii="Calibri" w:cs="Calibri" w:eastAsia="Calibri" w:hAnsi="Calibri"/>
-          <w:sz w:val="22"/>
-          <w:szCs w:val="22"/>
-        </w:rPr>
-        <w:t xml:space="preserve">Integrate it into the existing underwriting workflow, with the probability threshold of 0.15 as the initial setting. Use a three-band outcome. Approve when the predicted default probability is below about 0.10. Refer applications from 0.10 to 0.25 to an underwriter. Decline applications above 0.25. On the test set, these bands hold about 69%, 7% and 24% of applications, with observed default rates of about 1%, 24% and 74%. So the bands keep a human in the loop exactly where the model is least certain, without a large manual workload. The edges are round numbers around the threshold. We set them before we examined the test set, roughly where the expected cost rises 10% to 20% above its minimum. Tune them to underwriting capacity in the shadow period.</w:t>
-      </w:r>
-    </w:p>
-    <w:p>
-      <w:pPr>
-        <w:pStyle w:val="ListParagraph"/>
-        <w:numPr>
-          <w:ilvl w:val="0"/>
-          <w:numId w:val="3"/>
-        </w:numPr>
-        <w:spacing w:after="100" w:line="264"/>
-      </w:pPr>
-      <w:r>
-        <w:rPr>
-          <w:rFonts w:ascii="Calibri" w:cs="Calibri" w:eastAsia="Calibri" w:hAnsi="Calibri"/>
-          <w:b/>
-          <w:bCs/>
-          <w:sz w:val="22"/>
-          <w:szCs w:val="22"/>
-        </w:rPr>
-        <w:t xml:space="preserve">Make income and collateral verification mandatory before scoring. </w:t>
-      </w:r>
-      <w:r>
-        <w:rPr>
-          <w:rFonts w:ascii="Calibri" w:cs="Calibri" w:eastAsia="Calibri" w:hAnsi="Calibri"/>
-          <w:sz w:val="22"/>
-          <w:szCs w:val="22"/>
-        </w:rPr>
-        <w:t xml:space="preserve">A missing debt-to-income ratio or property valuation is the strongest default signal in the data. Requiring these fields removes the ambiguity, improves the data for the model and is itself a prudent lending control. Sequence it with the shadow period. The current model relies most on the missing-ratio signal. So once verification is mandatory, that group shrinks. Before go-live, the bank tests the model on the historical applicants with a recorded ratio, and refits it if necessary. On those applicants the model already catches 83% of defaulters at 80% precision while flagging only 9%. Re-training on the outcomes of newly verified applicants needs 12 months or more of repayment data.</w:t>
-      </w:r>
-    </w:p>
-    <w:p>
-      <w:pPr>
-        <w:pStyle w:val="ListParagraph"/>
-        <w:numPr>
-          <w:ilvl w:val="0"/>
-          <w:numId w:val="3"/>
-        </w:numPr>
-        <w:spacing w:after="100" w:line="264"/>
-      </w:pPr>
-      <w:r>
-        <w:rPr>
-          <w:rFonts w:ascii="Calibri" w:cs="Calibri" w:eastAsia="Calibri" w:hAnsi="Calibri"/>
-          <w:b/>
-          <w:bCs/>
-          <w:sz w:val="22"/>
-          <w:szCs w:val="22"/>
-        </w:rPr>
-        <w:t xml:space="preserve">Adopt the explicit policy rules the analysis surfaced. </w:t>
-      </w:r>
-      <w:r>
-        <w:rPr>
-          <w:rFonts w:ascii="Calibri" w:cs="Calibri" w:eastAsia="Calibri" w:hAnsi="Calibri"/>
-          <w:sz w:val="22"/>
-          <w:szCs w:val="22"/>
-        </w:rPr>
-        <w:t xml:space="preserve">Decline or escalate applications with a debt-to-income ratio above 45% (87% to 100% of them defaulted). Refer applications with two or more delinquent credit lines or two or more major derogatory reports to an underwriter. The observed default rates of these two groups are 45% and 51% and above. These are escalation rules that we read directly from the observed default rates. The bank applies them together with the score. They are transparent and easy to communicate, and they use the same drivers as the model. The model applies the drivers more finely: its surrogate flags a delinquent line together with a derogatory report at any recorded ratio. Where a hard rule and the score disagree, the stricter outcome applies. The band shares in recommendation 1 do not include these rule-driven referrals.</w:t>
-      </w:r>
-    </w:p>
-    <w:p>
-      <w:pPr>
-        <w:pStyle w:val="ListParagraph"/>
-        <w:numPr>
-          <w:ilvl w:val="0"/>
-          <w:numId w:val="3"/>
-        </w:numPr>
-        <w:spacing w:after="100" w:line="264"/>
-      </w:pPr>
-      <w:r>
-        <w:rPr>
-          <w:rFonts w:ascii="Calibri" w:cs="Calibri" w:eastAsia="Calibri" w:hAnsi="Calibri"/>
-          <w:b/>
-          <w:bCs/>
-          <w:sz w:val="22"/>
-          <w:szCs w:val="22"/>
-        </w:rPr>
-        <w:t xml:space="preserve">Give every decline its own documented reason. </w:t>
-      </w:r>
-      <w:r>
-        <w:rPr>
-          <w:rFonts w:ascii="Calibri" w:cs="Calibri" w:eastAsia="Calibri" w:hAnsi="Calibri"/>
-          <w:sz w:val="22"/>
-          <w:szCs w:val="22"/>
-        </w:rPr>
-        <w:t xml:space="preserve">Build per-applicant risk drivers from the forest (for example SHAP values) in the first two months, before the shadow run. They give the reason on each adverse-action notice, including the automatic declines above 0.25. The surrogate tree's rules reproduce 93% of the forest's flag decisions at the 0.15 threshold. They give the plain-language summary of how the model decides. A referral that ends in a decline carries the underwriter's reason. Store the reasons with the application record for audit and for responses to applicants and regulators.</w:t>
-      </w:r>
-    </w:p>
-    <w:p>
-      <w:pPr>
-        <w:pStyle w:val="ListParagraph"/>
-        <w:numPr>
-          <w:ilvl w:val="0"/>
-          <w:numId w:val="3"/>
-        </w:numPr>
-        <w:spacing w:after="100" w:line="264"/>
-      </w:pPr>
-      <w:r>
-        <w:rPr>
-          <w:rFonts w:ascii="Calibri" w:cs="Calibri" w:eastAsia="Calibri" w:hAnsi="Calibri"/>
-          <w:b/>
-          <w:bCs/>
-          <w:sz w:val="22"/>
-          <w:szCs w:val="22"/>
-        </w:rPr>
-        <w:t xml:space="preserve">Check the threshold with real cost figures. </w:t>
-      </w:r>
-      <w:r>
-        <w:rPr>
-          <w:rFonts w:ascii="Calibri" w:cs="Calibri" w:eastAsia="Calibri" w:hAnsi="Calibri"/>
-          <w:sz w:val="22"/>
-          <w:szCs w:val="22"/>
-        </w:rPr>
-        <w:t xml:space="preserve">Replace the indicative $9,000 and $2,000 assumptions with the bank's actual loss-given-default and customer lifetime margin. Then re-derive the threshold on out-of-fold predictions before go-live. The analysis shows that the optimum stays at 0.15 for any cost ratio between 3:1 and 6:1. It would move to 0.20 if the ratio were nearer 2:1. So this step refines the operating point rather than the design.</w:t>
-      </w:r>
-    </w:p>
-    <w:p>
-      <w:pPr>
-        <w:pStyle w:val="ListParagraph"/>
-        <w:numPr>
-          <w:ilvl w:val="0"/>
-          <w:numId w:val="3"/>
-        </w:numPr>
-        <w:spacing w:after="100" w:line="264"/>
-      </w:pPr>
-      <w:r>
-        <w:rPr>
-          <w:rFonts w:ascii="Calibri" w:cs="Calibri" w:eastAsia="Calibri" w:hAnsi="Calibri"/>
-          <w:b/>
-          <w:bCs/>
-          <w:sz w:val="22"/>
-          <w:szCs w:val="22"/>
-        </w:rPr>
-        <w:t xml:space="preserve">Run a shadow period and a fairness review before go-live. </w:t>
-      </w:r>
-      <w:r>
-        <w:rPr>
-          <w:rFonts w:ascii="Calibri" w:cs="Calibri" w:eastAsia="Calibri" w:hAnsi="Calibri"/>
-          <w:sz w:val="22"/>
-          <w:szCs w:val="22"/>
-        </w:rPr>
-        <w:t xml:space="preserve">Score every application alongside the manual decision for one to two months. Include applications that the current process declines, because the training data contains only approved loans. Compare the model's decisions with the manual decisions. The outcomes of declined applicants stay unknown, and reject inference needs 12 months or more of data. Test approval and error rates across protected groups. If the review requires the bank to remove occupation, switch to the 21-input fallback model without occupation. Its expected credit-error cost is about 10% higher.</w:t>
-      </w:r>
-    </w:p>
-    <w:p>
-      <w:pPr>
-        <w:pStyle w:val="ListParagraph"/>
-        <w:numPr>
-          <w:ilvl w:val="0"/>
-          <w:numId w:val="3"/>
-        </w:numPr>
-        <w:spacing w:after="100" w:line="264"/>
-      </w:pPr>
-      <w:r>
-        <w:rPr>
-          <w:rFonts w:ascii="Calibri" w:cs="Calibri" w:eastAsia="Calibri" w:hAnsi="Calibri"/>
-          <w:b/>
-          <w:bCs/>
-          <w:sz w:val="22"/>
-          <w:szCs w:val="22"/>
-        </w:rPr>
-        <w:t xml:space="preserve">Monitor and re-train. </w:t>
-      </w:r>
-      <w:r>
-        <w:rPr>
-          <w:rFonts w:ascii="Calibri" w:cs="Calibri" w:eastAsia="Calibri" w:hAnsi="Calibri"/>
-          <w:sz w:val="22"/>
-          <w:szCs w:val="22"/>
-        </w:rPr>
-        <w:t xml:space="preserve">Track the approval rate, the score distribution and the share of applications with missing fields monthly. Track recall and precision as repayment outcomes arrive. The expected approval rate is about 73% on today's approved population at the 0.15 threshold. Under the bands, the bank approves about 69% automatically, refers about 7% and declines about 24%. Re-train at least yearly, or when the default rate or input distributions drift.</w:t>
-      </w:r>
-    </w:p>
-    <w:p>
-      <w:pPr>
-        <w:pStyle w:val="Heading2"/>
-        <w:keepNext/>
-        <w:spacing w:after="120" w:before="240"/>
-      </w:pPr>
-      <w:r>
-        <w:rPr>
-          <w:rFonts w:ascii="Calibri" w:cs="Calibri" w:eastAsia="Calibri" w:hAnsi="Calibri"/>
-          <w:b/>
-          <w:bCs/>
-          <w:color w:val="1E2761"/>
-          <w:sz w:val="25"/>
-          <w:szCs w:val="25"/>
-        </w:rPr>
-        <w:t xml:space="preserve">Key actionables for stakeholders</w:t>
-      </w:r>
-    </w:p>
-    <w:p>
-      <w:pPr>
-        <w:keepNext/>
-        <w:spacing w:after="140" w:line="276"/>
-        <w:jc w:val="both"/>
-      </w:pPr>
-      <w:r>
-        <w:rPr>
-          <w:rFonts w:ascii="Calibri" w:cs="Calibri" w:eastAsia="Calibri" w:hAnsi="Calibri"/>
-          <w:sz w:val="22"/>
-          <w:szCs w:val="22"/>
-        </w:rPr>
-        <w:t xml:space="preserve">Table 3 lists the actions for each stakeholder.</w:t>
-      </w:r>
-    </w:p>
-    <w:tbl>
-      <w:tblPr>
-        <w:tblW w:type="dxa" w:w="9360"/>
-        <w:tblBorders>
-          <w:top w:val="single" w:color="auto" w:sz="4"/>
-          <w:left w:val="single" w:color="auto" w:sz="4"/>
-          <w:bottom w:val="single" w:color="auto" w:sz="4"/>
-          <w:right w:val="single" w:color="auto" w:sz="4"/>
-          <w:insideH w:val="single" w:color="auto" w:sz="4"/>
-          <w:insideV w:val="single" w:color="auto" w:sz="4"/>
-        </w:tblBorders>
-      </w:tblPr>
-      <w:tblGrid>
-        <w:gridCol w:w="2600"/>
-        <w:gridCol w:w="6760"/>
-      </w:tblGrid>
-      <w:tr>
-        <w:trPr>
-          <w:cantSplit/>
-          <w:tblHeader/>
-        </w:trPr>
-        <w:tc>
-          <w:tcPr>
-            <w:tcW w:type="dxa" w:w="2600"/>
-            <w:tcBorders>
-              <w:top w:val="single" w:color="BFBFBF" w:sz="4"/>
-              <w:left w:val="single" w:color="BFBFBF" w:sz="4"/>
-              <w:bottom w:val="single" w:color="BFBFBF" w:sz="4"/>
-              <w:right w:val="single" w:color="BFBFBF" w:sz="4"/>
-            </w:tcBorders>
-            <w:shd w:fill="1E2761" w:color="auto" w:val="clear"/>
-            <w:tcMar>
-              <w:top w:type="dxa" w:w="60"/>
-              <w:left w:type="dxa" w:w="100"/>
-              <w:bottom w:type="dxa" w:w="60"/>
-              <w:right w:type="dxa" w:w="100"/>
-            </w:tcMar>
-          </w:tcPr>
-          <w:p>
-            <w:pPr>
-              <w:keepNext/>
-              <w:spacing w:after="0"/>
-              <w:jc w:val="left"/>
-            </w:pPr>
-            <w:r>
-              <w:rPr>
-                <w:rFonts w:ascii="Calibri" w:cs="Calibri" w:eastAsia="Calibri" w:hAnsi="Calibri"/>
-                <w:b/>
-                <w:bCs/>
-                <w:color w:val="FFFFFF"/>
-                <w:sz w:val="19"/>
-                <w:szCs w:val="19"/>
-              </w:rPr>
-              <w:t xml:space="preserve">Stakeholder</w:t>
-            </w:r>
-          </w:p>
-        </w:tc>
-        <w:tc>
-          <w:tcPr>
-            <w:tcW w:type="dxa" w:w="6760"/>
-            <w:tcBorders>
-              <w:top w:val="single" w:color="BFBFBF" w:sz="4"/>
-              <w:left w:val="single" w:color="BFBFBF" w:sz="4"/>
-              <w:bottom w:val="single" w:color="BFBFBF" w:sz="4"/>
-              <w:right w:val="single" w:color="BFBFBF" w:sz="4"/>
-            </w:tcBorders>
-            <w:shd w:fill="1E2761" w:color="auto" w:val="clear"/>
-            <w:tcMar>
-              <w:top w:type="dxa" w:w="60"/>
-              <w:left w:type="dxa" w:w="100"/>
-              <w:bottom w:type="dxa" w:w="60"/>
-              <w:right w:type="dxa" w:w="100"/>
-            </w:tcMar>
-          </w:tcPr>
-          <w:p>
-            <w:pPr>
-              <w:keepNext/>
-              <w:spacing w:after="0"/>
-              <w:jc w:val="left"/>
-            </w:pPr>
-            <w:r>
-              <w:rPr>
-                <w:rFonts w:ascii="Calibri" w:cs="Calibri" w:eastAsia="Calibri" w:hAnsi="Calibri"/>
-                <w:b/>
-                <w:bCs/>
-                <w:color w:val="FFFFFF"/>
-                <w:sz w:val="19"/>
-                <w:szCs w:val="19"/>
-              </w:rPr>
-              <w:t xml:space="preserve">Actionables</w:t>
-            </w:r>
-          </w:p>
-        </w:tc>
-      </w:tr>
-      <w:tr>
-        <w:trPr>
-          <w:cantSplit/>
-        </w:trPr>
-        <w:tc>
-          <w:tcPr>
-            <w:tcW w:type="dxa" w:w="2600"/>
-            <w:tcBorders>
-              <w:top w:val="single" w:color="BFBFBF" w:sz="4"/>
-              <w:left w:val="single" w:color="BFBFBF" w:sz="4"/>
-              <w:bottom w:val="single" w:color="BFBFBF" w:sz="4"/>
-              <w:right w:val="single" w:color="BFBFBF" w:sz="4"/>
-            </w:tcBorders>
-            <w:tcMar>
-              <w:top w:type="dxa" w:w="60"/>
-              <w:left w:type="dxa" w:w="100"/>
-              <w:bottom w:type="dxa" w:w="60"/>
-              <w:right w:type="dxa" w:w="100"/>
-            </w:tcMar>
-          </w:tcPr>
-          <w:p>
-            <w:pPr>
-              <w:keepNext/>
-              <w:spacing w:after="0"/>
-              <w:jc w:val="left"/>
-            </w:pPr>
-            <w:r>
-              <w:rPr>
-                <w:rFonts w:ascii="Calibri" w:cs="Calibri" w:eastAsia="Calibri" w:hAnsi="Calibri"/>
-                <w:b w:val="false"/>
-                <w:bCs w:val="false"/>
-                <w:color w:val="000000"/>
-                <w:sz w:val="19"/>
-                <w:szCs w:val="19"/>
-              </w:rPr>
-              <w:t xml:space="preserve">Head of Consumer Credit (sponsor)</w:t>
-            </w:r>
-          </w:p>
-        </w:tc>
-        <w:tc>
-          <w:tcPr>
-            <w:tcW w:type="dxa" w:w="6760"/>
-            <w:tcBorders>
-              <w:top w:val="single" w:color="BFBFBF" w:sz="4"/>
-              <w:left w:val="single" w:color="BFBFBF" w:sz="4"/>
-              <w:bottom w:val="single" w:color="BFBFBF" w:sz="4"/>
-              <w:right w:val="single" w:color="BFBFBF" w:sz="4"/>
-            </w:tcBorders>
-            <w:tcMar>
-              <w:top w:type="dxa" w:w="60"/>
-              <w:left w:type="dxa" w:w="100"/>
-              <w:bottom w:type="dxa" w:w="60"/>
-              <w:right w:type="dxa" w:w="100"/>
-            </w:tcMar>
-          </w:tcPr>
-          <w:p>
-            <w:pPr>
-              <w:keepNext/>
-              <w:spacing w:after="0"/>
-              <w:jc w:val="left"/>
-            </w:pPr>
-            <w:r>
-              <w:rPr>
-                <w:rFonts w:ascii="Calibri" w:cs="Calibri" w:eastAsia="Calibri" w:hAnsi="Calibri"/>
-                <w:b w:val="false"/>
-                <w:bCs w:val="false"/>
-                <w:color w:val="000000"/>
-                <w:sz w:val="19"/>
-                <w:szCs w:val="19"/>
-              </w:rPr>
-              <w:t xml:space="preserve">Approve the three-band decision policy and the initial 0.15 threshold. Own the risk-appetite decision that the threshold represents. Approve the go-live after the shadow period.</w:t>
-            </w:r>
-          </w:p>
-        </w:tc>
-      </w:tr>
-      <w:tr>
-        <w:trPr>
-          <w:cantSplit/>
-        </w:trPr>
-        <w:tc>
-          <w:tcPr>
-            <w:tcW w:type="dxa" w:w="2600"/>
-            <w:tcBorders>
-              <w:top w:val="single" w:color="BFBFBF" w:sz="4"/>
-              <w:left w:val="single" w:color="BFBFBF" w:sz="4"/>
-              <w:bottom w:val="single" w:color="BFBFBF" w:sz="4"/>
-              <w:right w:val="single" w:color="BFBFBF" w:sz="4"/>
-            </w:tcBorders>
-            <w:tcMar>
-              <w:top w:type="dxa" w:w="60"/>
-              <w:left w:type="dxa" w:w="100"/>
-              <w:bottom w:type="dxa" w:w="60"/>
-              <w:right w:type="dxa" w:w="100"/>
-            </w:tcMar>
-          </w:tcPr>
-          <w:p>
-            <w:pPr>
-              <w:keepNext/>
-              <w:spacing w:after="0"/>
-              <w:jc w:val="left"/>
-            </w:pPr>
-            <w:r>
-              <w:rPr>
-                <w:rFonts w:ascii="Calibri" w:cs="Calibri" w:eastAsia="Calibri" w:hAnsi="Calibri"/>
-                <w:b w:val="false"/>
-                <w:bCs w:val="false"/>
-                <w:color w:val="000000"/>
-                <w:sz w:val="19"/>
-                <w:szCs w:val="19"/>
-              </w:rPr>
-              <w:t xml:space="preserve">Credit risk and finance</w:t>
-            </w:r>
-          </w:p>
-        </w:tc>
-        <w:tc>
-          <w:tcPr>
-            <w:tcW w:type="dxa" w:w="6760"/>
-            <w:tcBorders>
-              <w:top w:val="single" w:color="BFBFBF" w:sz="4"/>
-              <w:left w:val="single" w:color="BFBFBF" w:sz="4"/>
-              <w:bottom w:val="single" w:color="BFBFBF" w:sz="4"/>
-              <w:right w:val="single" w:color="BFBFBF" w:sz="4"/>
-            </w:tcBorders>
-            <w:tcMar>
-              <w:top w:type="dxa" w:w="60"/>
-              <w:left w:type="dxa" w:w="100"/>
-              <w:bottom w:type="dxa" w:w="60"/>
-              <w:right w:type="dxa" w:w="100"/>
-            </w:tcMar>
-          </w:tcPr>
-          <w:p>
-            <w:pPr>
-              <w:keepNext/>
-              <w:spacing w:after="0"/>
-              <w:jc w:val="left"/>
-            </w:pPr>
-            <w:r>
-              <w:rPr>
-                <w:rFonts w:ascii="Calibri" w:cs="Calibri" w:eastAsia="Calibri" w:hAnsi="Calibri"/>
-                <w:b w:val="false"/>
-                <w:bCs w:val="false"/>
-                <w:color w:val="000000"/>
-                <w:sz w:val="19"/>
-                <w:szCs w:val="19"/>
-              </w:rPr>
-              <w:t xml:space="preserve">Supply actual loss-given-default and margin figures to check the threshold. Check the cost-benefit case. Define the monitoring limits that trigger re-training.</w:t>
-            </w:r>
-          </w:p>
-        </w:tc>
-      </w:tr>
-      <w:tr>
-        <w:trPr>
-          <w:cantSplit/>
-        </w:trPr>
-        <w:tc>
-          <w:tcPr>
-            <w:tcW w:type="dxa" w:w="2600"/>
-            <w:tcBorders>
-              <w:top w:val="single" w:color="BFBFBF" w:sz="4"/>
-              <w:left w:val="single" w:color="BFBFBF" w:sz="4"/>
-              <w:bottom w:val="single" w:color="BFBFBF" w:sz="4"/>
-              <w:right w:val="single" w:color="BFBFBF" w:sz="4"/>
-            </w:tcBorders>
-            <w:tcMar>
-              <w:top w:type="dxa" w:w="60"/>
-              <w:left w:type="dxa" w:w="100"/>
-              <w:bottom w:type="dxa" w:w="60"/>
-              <w:right w:type="dxa" w:w="100"/>
-            </w:tcMar>
-          </w:tcPr>
-          <w:p>
-            <w:pPr>
-              <w:keepNext/>
-              <w:spacing w:after="0"/>
-              <w:jc w:val="left"/>
-            </w:pPr>
-            <w:r>
-              <w:rPr>
-                <w:rFonts w:ascii="Calibri" w:cs="Calibri" w:eastAsia="Calibri" w:hAnsi="Calibri"/>
-                <w:b w:val="false"/>
-                <w:bCs w:val="false"/>
-                <w:color w:val="000000"/>
-                <w:sz w:val="19"/>
-                <w:szCs w:val="19"/>
-              </w:rPr>
-              <w:t xml:space="preserve">Underwriting operations</w:t>
-            </w:r>
-          </w:p>
-        </w:tc>
-        <w:tc>
-          <w:tcPr>
-            <w:tcW w:type="dxa" w:w="6760"/>
-            <w:tcBorders>
-              <w:top w:val="single" w:color="BFBFBF" w:sz="4"/>
-              <w:left w:val="single" w:color="BFBFBF" w:sz="4"/>
-              <w:bottom w:val="single" w:color="BFBFBF" w:sz="4"/>
-              <w:right w:val="single" w:color="BFBFBF" w:sz="4"/>
-            </w:tcBorders>
-            <w:tcMar>
-              <w:top w:type="dxa" w:w="60"/>
-              <w:left w:type="dxa" w:w="100"/>
-              <w:bottom w:type="dxa" w:w="60"/>
-              <w:right w:type="dxa" w:w="100"/>
-            </w:tcMar>
-          </w:tcPr>
-          <w:p>
-            <w:pPr>
-              <w:keepNext/>
-              <w:spacing w:after="0"/>
-              <w:jc w:val="left"/>
-            </w:pPr>
-            <w:r>
-              <w:rPr>
-                <w:rFonts w:ascii="Calibri" w:cs="Calibri" w:eastAsia="Calibri" w:hAnsi="Calibri"/>
-                <w:b w:val="false"/>
-                <w:bCs w:val="false"/>
-                <w:color w:val="000000"/>
-                <w:sz w:val="19"/>
-                <w:szCs w:val="19"/>
-              </w:rPr>
-              <w:t xml:space="preserve">Make income and valuation verification mandatory fields. Redesign the workflow around approve / refer / decline bands. Train underwriters to read the per-applicant risk drivers and to handle referred cases.</w:t>
-            </w:r>
-          </w:p>
-        </w:tc>
-      </w:tr>
-      <w:tr>
-        <w:trPr>
-          <w:cantSplit/>
-        </w:trPr>
-        <w:tc>
-          <w:tcPr>
-            <w:tcW w:type="dxa" w:w="2600"/>
-            <w:tcBorders>
-              <w:top w:val="single" w:color="BFBFBF" w:sz="4"/>
-              <w:left w:val="single" w:color="BFBFBF" w:sz="4"/>
-              <w:bottom w:val="single" w:color="BFBFBF" w:sz="4"/>
-              <w:right w:val="single" w:color="BFBFBF" w:sz="4"/>
-            </w:tcBorders>
-            <w:tcMar>
-              <w:top w:type="dxa" w:w="60"/>
-              <w:left w:type="dxa" w:w="100"/>
-              <w:bottom w:type="dxa" w:w="60"/>
-              <w:right w:type="dxa" w:w="100"/>
-            </w:tcMar>
-          </w:tcPr>
-          <w:p>
-            <w:pPr>
-              <w:keepNext/>
-              <w:spacing w:after="0"/>
-              <w:jc w:val="left"/>
-            </w:pPr>
-            <w:r>
-              <w:rPr>
-                <w:rFonts w:ascii="Calibri" w:cs="Calibri" w:eastAsia="Calibri" w:hAnsi="Calibri"/>
-                <w:b w:val="false"/>
-                <w:bCs w:val="false"/>
-                <w:color w:val="000000"/>
-                <w:sz w:val="19"/>
-                <w:szCs w:val="19"/>
-              </w:rPr>
-              <w:t xml:space="preserve">Data and technology</w:t>
-            </w:r>
-          </w:p>
-        </w:tc>
-        <w:tc>
-          <w:tcPr>
-            <w:tcW w:type="dxa" w:w="6760"/>
-            <w:tcBorders>
-              <w:top w:val="single" w:color="BFBFBF" w:sz="4"/>
-              <w:left w:val="single" w:color="BFBFBF" w:sz="4"/>
-              <w:bottom w:val="single" w:color="BFBFBF" w:sz="4"/>
-              <w:right w:val="single" w:color="BFBFBF" w:sz="4"/>
-            </w:tcBorders>
-            <w:tcMar>
-              <w:top w:type="dxa" w:w="60"/>
-              <w:left w:type="dxa" w:w="100"/>
-              <w:bottom w:type="dxa" w:w="60"/>
-              <w:right w:type="dxa" w:w="100"/>
-            </w:tcMar>
-          </w:tcPr>
-          <w:p>
-            <w:pPr>
-              <w:keepNext/>
-              <w:spacing w:after="0"/>
-              <w:jc w:val="left"/>
-            </w:pPr>
-            <w:r>
-              <w:rPr>
-                <w:rFonts w:ascii="Calibri" w:cs="Calibri" w:eastAsia="Calibri" w:hAnsi="Calibri"/>
-                <w:b w:val="false"/>
-                <w:bCs w:val="false"/>
-                <w:color w:val="000000"/>
-                <w:sz w:val="19"/>
-                <w:szCs w:val="19"/>
-              </w:rPr>
-              <w:t xml:space="preserve">Build the scoring pipeline (imputation, missing flags, model, threshold, per-applicant risk drivers such as SHAP values) in the first two months. Integrate it with the loan-origination system. Build logging, monitoring dashboards and a yearly re-training job.</w:t>
-            </w:r>
-          </w:p>
-        </w:tc>
-      </w:tr>
-      <w:tr>
-        <w:trPr>
-          <w:cantSplit/>
-        </w:trPr>
-        <w:tc>
-          <w:tcPr>
-            <w:tcW w:type="dxa" w:w="2600"/>
-            <w:tcBorders>
-              <w:top w:val="single" w:color="BFBFBF" w:sz="4"/>
-              <w:left w:val="single" w:color="BFBFBF" w:sz="4"/>
-              <w:bottom w:val="single" w:color="BFBFBF" w:sz="4"/>
-              <w:right w:val="single" w:color="BFBFBF" w:sz="4"/>
-            </w:tcBorders>
-            <w:tcMar>
-              <w:top w:type="dxa" w:w="60"/>
-              <w:left w:type="dxa" w:w="100"/>
-              <w:bottom w:type="dxa" w:w="60"/>
-              <w:right w:type="dxa" w:w="100"/>
-            </w:tcMar>
-          </w:tcPr>
-          <w:p>
-            <w:pPr>
-              <w:keepNext/>
-              <w:spacing w:after="0"/>
-              <w:jc w:val="left"/>
-            </w:pPr>
-            <w:r>
-              <w:rPr>
-                <w:rFonts w:ascii="Calibri" w:cs="Calibri" w:eastAsia="Calibri" w:hAnsi="Calibri"/>
-                <w:b w:val="false"/>
-                <w:bCs w:val="false"/>
-                <w:color w:val="000000"/>
-                <w:sz w:val="19"/>
-                <w:szCs w:val="19"/>
-              </w:rPr>
-              <w:t xml:space="preserve">Compliance and legal</w:t>
-            </w:r>
-          </w:p>
-        </w:tc>
-        <w:tc>
-          <w:tcPr>
-            <w:tcW w:type="dxa" w:w="6760"/>
-            <w:tcBorders>
-              <w:top w:val="single" w:color="BFBFBF" w:sz="4"/>
-              <w:left w:val="single" w:color="BFBFBF" w:sz="4"/>
-              <w:bottom w:val="single" w:color="BFBFBF" w:sz="4"/>
-              <w:right w:val="single" w:color="BFBFBF" w:sz="4"/>
-            </w:tcBorders>
-            <w:tcMar>
-              <w:top w:type="dxa" w:w="60"/>
-              <w:left w:type="dxa" w:w="100"/>
-              <w:bottom w:type="dxa" w:w="60"/>
-              <w:right w:type="dxa" w:w="100"/>
-            </w:tcMar>
-          </w:tcPr>
-          <w:p>
-            <w:pPr>
-              <w:keepNext/>
-              <w:spacing w:after="0"/>
-              <w:jc w:val="left"/>
-            </w:pPr>
-            <w:r>
-              <w:rPr>
-                <w:rFonts w:ascii="Calibri" w:cs="Calibri" w:eastAsia="Calibri" w:hAnsi="Calibri"/>
-                <w:b w:val="false"/>
-                <w:bCs w:val="false"/>
-                <w:color w:val="000000"/>
-                <w:sz w:val="19"/>
-                <w:szCs w:val="19"/>
-              </w:rPr>
-              <w:t xml:space="preserve">Review the adverse-action reasons against ECOA requirements. Run the disparate-impact analysis. Decide whether occupation may stay in the model. Approve model-risk documentation.</w:t>
-            </w:r>
-          </w:p>
-        </w:tc>
-      </w:tr>
-      <w:tr>
-        <w:trPr>
-          <w:cantSplit/>
-        </w:trPr>
-        <w:tc>
-          <w:tcPr>
-            <w:tcW w:type="dxa" w:w="2600"/>
-            <w:tcBorders>
-              <w:top w:val="single" w:color="BFBFBF" w:sz="4"/>
-              <w:left w:val="single" w:color="BFBFBF" w:sz="4"/>
-              <w:bottom w:val="single" w:color="BFBFBF" w:sz="4"/>
-              <w:right w:val="single" w:color="BFBFBF" w:sz="4"/>
-            </w:tcBorders>
-            <w:tcMar>
-              <w:top w:type="dxa" w:w="60"/>
-              <w:left w:type="dxa" w:w="100"/>
-              <w:bottom w:type="dxa" w:w="60"/>
-              <w:right w:type="dxa" w:w="100"/>
-            </w:tcMar>
-          </w:tcPr>
-          <w:p>
-            <w:pPr>
-              <w:keepNext w:val="false"/>
-              <w:spacing w:after="0"/>
-              <w:jc w:val="left"/>
-            </w:pPr>
-            <w:r>
-              <w:rPr>
-                <w:rFonts w:ascii="Calibri" w:cs="Calibri" w:eastAsia="Calibri" w:hAnsi="Calibri"/>
-                <w:b w:val="false"/>
-                <w:bCs w:val="false"/>
-                <w:color w:val="000000"/>
-                <w:sz w:val="19"/>
-                <w:szCs w:val="19"/>
-              </w:rPr>
-              <w:t xml:space="preserve">Data science</w:t>
-            </w:r>
-          </w:p>
-        </w:tc>
-        <w:tc>
-          <w:tcPr>
-            <w:tcW w:type="dxa" w:w="6760"/>
-            <w:tcBorders>
-              <w:top w:val="single" w:color="BFBFBF" w:sz="4"/>
-              <w:left w:val="single" w:color="BFBFBF" w:sz="4"/>
-              <w:bottom w:val="single" w:color="BFBFBF" w:sz="4"/>
-              <w:right w:val="single" w:color="BFBFBF" w:sz="4"/>
-            </w:tcBorders>
-            <w:tcMar>
-              <w:top w:type="dxa" w:w="60"/>
-              <w:left w:type="dxa" w:w="100"/>
-              <w:bottom w:type="dxa" w:w="60"/>
-              <w:right w:type="dxa" w:w="100"/>
-            </w:tcMar>
-          </w:tcPr>
-          <w:p>
-            <w:pPr>
-              <w:keepNext w:val="false"/>
-              <w:spacing w:after="0"/>
-              <w:jc w:val="left"/>
-            </w:pPr>
-            <w:r>
-              <w:rPr>
-                <w:rFonts w:ascii="Calibri" w:cs="Calibri" w:eastAsia="Calibri" w:hAnsi="Calibri"/>
-                <w:b w:val="false"/>
-                <w:bCs w:val="false"/>
-                <w:color w:val="000000"/>
-                <w:sz w:val="19"/>
-                <w:szCs w:val="19"/>
-              </w:rPr>
-              <w:t xml:space="preserve">Maintain the model. Run the shadow comparison. Extend the analysis (see further analysis below). Report monthly performance.</w:t>
-            </w:r>
-          </w:p>
-        </w:tc>
-      </w:tr>
-    </w:tbl>
-    <w:p>
-      <w:pPr>
-        <w:keepLines/>
-        <w:spacing w:after="220"/>
-        <w:jc w:val="center"/>
-      </w:pPr>
-      <w:r>
-        <w:rPr>
-          <w:rFonts w:ascii="Calibri" w:cs="Calibri" w:eastAsia="Calibri" w:hAnsi="Calibri"/>
-          <w:i/>
-          <w:iCs/>
-          <w:color w:val="595959"/>
-          <w:sz w:val="19"/>
-          <w:szCs w:val="19"/>
-        </w:rPr>
-        <w:t xml:space="preserve">Table 3. Key actionables for each stakeholder.</w:t>
-      </w:r>
-    </w:p>
-    <w:p>
-      <w:pPr>
-        <w:pStyle w:val="Heading2"/>
-        <w:keepNext/>
-        <w:spacing w:after="120" w:before="240"/>
-      </w:pPr>
-      <w:r>
-        <w:rPr>
-          <w:rFonts w:ascii="Calibri" w:cs="Calibri" w:eastAsia="Calibri" w:hAnsi="Calibri"/>
-          <w:b/>
-          <w:bCs/>
-          <w:color w:val="1E2761"/>
-          <w:sz w:val="25"/>
-          <w:szCs w:val="25"/>
-        </w:rPr>
-        <w:t xml:space="preserve">Expected benefits and costs</w:t>
-      </w:r>
-    </w:p>
-    <w:p>
-      <w:pPr>
-        <w:spacing w:after="140" w:line="276"/>
-        <w:jc w:val="both"/>
-      </w:pPr>
-      <w:r>
-        <w:rPr>
-          <w:rFonts w:ascii="Calibri" w:cs="Calibri" w:eastAsia="Calibri" w:hAnsi="Calibri"/>
-          <w:sz w:val="22"/>
-          <w:szCs w:val="22"/>
-        </w:rPr>
-        <w:t xml:space="preserve">The figures in Table 4 are indicative and rest on the stated assumptions. Their purpose is to size the opportunity. The bank should refine them with its own numbers.</w:t>
-      </w:r>
-    </w:p>
-    <w:p>
-      <w:pPr>
-        <w:keepNext/>
-        <w:spacing w:after="140" w:line="276"/>
-        <w:jc w:val="both"/>
-      </w:pPr>
-      <w:r>
-        <w:rPr>
-          <w:rFonts w:ascii="Calibri" w:cs="Calibri" w:eastAsia="Calibri" w:hAnsi="Calibri"/>
-          <w:b/>
-          <w:bCs/>
-          <w:sz w:val="22"/>
-          <w:szCs w:val="22"/>
-        </w:rPr>
-        <w:t xml:space="preserve">Assumptions.</w:t>
+        <w:t xml:space="preserve">How the solution affects the business</w:t>
       </w:r>
     </w:p>
     <w:p>
@@ -4795,15 +3834,15 @@
           <w:sz w:val="22"/>
           <w:szCs w:val="22"/>
         </w:rPr>
-        <w:t xml:space="preserve">Volume and cost of a missed defaulter: </w:t>
-      </w:r>
-      <w:r>
-        <w:rPr>
-          <w:rFonts w:ascii="Calibri" w:cs="Calibri" w:eastAsia="Calibri" w:hAnsi="Calibri"/>
-          <w:sz w:val="22"/>
-          <w:szCs w:val="22"/>
-        </w:rPr>
-        <w:t xml:space="preserve">The application volume is 6,000 per year (the size of the dataset). Defaulted loans averaged $16,900 in the data. With about half recovered through the collateral, a missed defaulter costs about $9,000.</w:t>
+        <w:t xml:space="preserve">Fewer bad loans. </w:t>
+      </w:r>
+      <w:r>
+        <w:rPr>
+          <w:rFonts w:ascii="Calibri" w:cs="Calibri" w:eastAsia="Calibri" w:hAnsi="Calibri"/>
+          <w:sz w:val="22"/>
+          <w:szCs w:val="22"/>
+        </w:rPr>
+        <w:t xml:space="preserve">Of every 200 defaulters in 1,000 applications the model flags about 185 before the money leaves the bank, against none today. Table A1 gives the test-set counts.</w:t>
       </w:r>
     </w:p>
     <w:p>
@@ -4823,15 +3862,15 @@
           <w:sz w:val="22"/>
           <w:szCs w:val="22"/>
         </w:rPr>
-        <w:t xml:space="preserve">Cost of a wrongly declined applicant: </w:t>
-      </w:r>
-      <w:r>
-        <w:rPr>
-          <w:rFonts w:ascii="Calibri" w:cs="Calibri" w:eastAsia="Calibri" w:hAnsi="Calibri"/>
-          <w:sz w:val="22"/>
-          <w:szCs w:val="22"/>
-        </w:rPr>
-        <w:t xml:space="preserve">It is about $2,000 in forgone net interest margin and acquisition spend. Illustratively, that figure combines two parts. One is a net margin of about three percentage points on a $16,000 to $17,000 balance over three to four years. The other is the cost of acquiring a replacement customer. Finance should replace both figures.</w:t>
+        <w:t xml:space="preserve">Protected good business. </w:t>
+      </w:r>
+      <w:r>
+        <w:rPr>
+          <w:rFonts w:ascii="Calibri" w:cs="Calibri" w:eastAsia="Calibri" w:hAnsi="Calibri"/>
+          <w:sz w:val="22"/>
+          <w:szCs w:val="22"/>
+        </w:rPr>
+        <w:t xml:space="preserve">At the 0.15 threshold the model flags about 90 creditworthy applicants per 1,000. This is the price of catching defaulters. It is far lower than the single decision tree's 145. The bank can reduce it further by routing borderline cases to a human underwriter instead of declining them outright. Under the approve / refer / decline bands, the bank declines about 64 creditworthy applicants per 1,000 automatically and refers about 58. Stated as rates, the model flags about 27% of all applicants. That is an approval rate of about 73% on a population that the bank approves in full today, against 84% at the conventional 0.5 threshold. The model wrongly flags about 11% of creditworthy applicants at 0.15, against about 3% at 0.5. Every flag that ends in a decline needs an adverse-action notice, which is one more reason to route the uncertain middle to a person.</w:t>
       </w:r>
     </w:p>
     <w:p>
@@ -4851,15 +3890,15 @@
           <w:sz w:val="22"/>
           <w:szCs w:val="22"/>
         </w:rPr>
-        <w:t xml:space="preserve">Cost ratio: </w:t>
-      </w:r>
-      <w:r>
-        <w:rPr>
-          <w:rFonts w:ascii="Calibri" w:cs="Calibri" w:eastAsia="Calibri" w:hAnsi="Calibri"/>
-          <w:sz w:val="22"/>
-          <w:szCs w:val="22"/>
-        </w:rPr>
-        <w:t xml:space="preserve">If the true ratio were nearer 2:1, the cost-minimising threshold would move to 0.20. At 0.20, the out-of-fold data shows about 90% recall and 83 good applicants declined per 1,000.</w:t>
+        <w:t xml:space="preserve">Faster, more consistent decisions. </w:t>
+      </w:r>
+      <w:r>
+        <w:rPr>
+          <w:rFonts w:ascii="Calibri" w:cs="Calibri" w:eastAsia="Calibri" w:hAnsi="Calibri"/>
+          <w:sz w:val="22"/>
+          <w:szCs w:val="22"/>
+        </w:rPr>
+        <w:t xml:space="preserve">About seven in ten applications fall in the clear-approval band, and about a quarter fall in the clear-decline band. So the bank can automate both bands. Underwriters focus on the roughly 7% in the uncertain band around the threshold.</w:t>
       </w:r>
     </w:p>
     <w:p>
@@ -4879,2009 +3918,15 @@
           <w:sz w:val="22"/>
           <w:szCs w:val="22"/>
         </w:rPr>
-        <w:t xml:space="preserve">Performance in production: </w:t>
-      </w:r>
-      <w:r>
-        <w:rPr>
-          <w:rFonts w:ascii="Calibri" w:cs="Calibri" w:eastAsia="Calibri" w:hAnsi="Calibri"/>
-          <w:sz w:val="22"/>
-          <w:szCs w:val="22"/>
-        </w:rPr>
-        <w:t xml:space="preserve">We assume that production performance equals test-set performance (93% of defaulters caught, 68% precision at threshold 0.15). This assumption applies to an applicant population like the one that the current process approves. So the benefit is an additional screen on those applicants. The outcomes of applicants that the manual process declines today stay unknown.</w:t>
-      </w:r>
-    </w:p>
-    <w:p>
-      <w:pPr>
-        <w:pStyle w:val="ListParagraph"/>
-        <w:numPr>
-          <w:ilvl w:val="0"/>
-          <w:numId w:val="2"/>
-        </w:numPr>
-        <w:spacing w:after="90" w:line="264"/>
-      </w:pPr>
-      <w:r>
-        <w:rPr>
-          <w:rFonts w:ascii="Calibri" w:cs="Calibri" w:eastAsia="Calibri" w:hAnsi="Calibri"/>
-          <w:b/>
-          <w:bCs/>
-          <w:sz w:val="22"/>
-          <w:szCs w:val="22"/>
-        </w:rPr>
-        <w:t xml:space="preserve">Before verification: </w:t>
-      </w:r>
-      <w:r>
-        <w:rPr>
-          <w:rFonts w:ascii="Calibri" w:cs="Calibri" w:eastAsia="Calibri" w:hAnsi="Calibri"/>
-          <w:sz w:val="22"/>
-          <w:szCs w:val="22"/>
-        </w:rPr>
-        <w:t xml:space="preserve">Two thirds of defaulters sit in the fifth of applicants with no recorded debt-to-income ratio. The model flags that group almost entirely (96%), and mandatory verification will shrink it. On applicants with a recorded ratio, the model catches 83% of defaulters at 80% precision while flagging 9%. That is the better guide to its behaviour once verification is in place.</w:t>
-      </w:r>
-    </w:p>
-    <w:p>
-      <w:pPr>
-        <w:pStyle w:val="ListParagraph"/>
-        <w:numPr>
-          <w:ilvl w:val="0"/>
-          <w:numId w:val="2"/>
-        </w:numPr>
-        <w:spacing w:after="90" w:line="264"/>
-      </w:pPr>
-      <w:r>
-        <w:rPr>
-          <w:rFonts w:ascii="Calibri" w:cs="Calibri" w:eastAsia="Calibri" w:hAnsi="Calibri"/>
-          <w:b/>
-          <w:bCs/>
-          <w:sz w:val="22"/>
-          <w:szCs w:val="22"/>
-        </w:rPr>
-        <w:t xml:space="preserve">Bands: </w:t>
-      </w:r>
-      <w:r>
-        <w:rPr>
-          <w:rFonts w:ascii="Calibri" w:cs="Calibri" w:eastAsia="Calibri" w:hAnsi="Calibri"/>
-          <w:sz w:val="22"/>
-          <w:szCs w:val="22"/>
-        </w:rPr>
-        <w:t xml:space="preserve">All figures are for the single 0.15 threshold. The approve / refer / decline bands are the operating procedure around it. Whatever underwriters approve inside the referral band trades some of the modelled benefit for a human check. The referral band holds about 7% of applications, and one in four of them defaulted. Under the bands, the share of defaulters caught lies between about 87% (if underwriters approved every referral) and 96% (if they declined every referral). The single-threshold figure is 93%.</w:t>
-      </w:r>
-    </w:p>
-    <w:tbl>
-      <w:tblPr>
-        <w:tblW w:type="dxa" w:w="9360"/>
-        <w:tblBorders>
-          <w:top w:val="single" w:color="auto" w:sz="4"/>
-          <w:left w:val="single" w:color="auto" w:sz="4"/>
-          <w:bottom w:val="single" w:color="auto" w:sz="4"/>
-          <w:right w:val="single" w:color="auto" w:sz="4"/>
-          <w:insideH w:val="single" w:color="auto" w:sz="4"/>
-          <w:insideV w:val="single" w:color="auto" w:sz="4"/>
-        </w:tblBorders>
-      </w:tblPr>
-      <w:tblGrid>
-        <w:gridCol w:w="3760"/>
-        <w:gridCol w:w="2500"/>
-        <w:gridCol w:w="3100"/>
-      </w:tblGrid>
-      <w:tr>
-        <w:trPr>
-          <w:cantSplit/>
-          <w:tblHeader/>
-        </w:trPr>
-        <w:tc>
-          <w:tcPr>
-            <w:tcW w:type="dxa" w:w="3760"/>
-            <w:tcBorders>
-              <w:top w:val="single" w:color="BFBFBF" w:sz="4"/>
-              <w:left w:val="single" w:color="BFBFBF" w:sz="4"/>
-              <w:bottom w:val="single" w:color="BFBFBF" w:sz="4"/>
-              <w:right w:val="single" w:color="BFBFBF" w:sz="4"/>
-            </w:tcBorders>
-            <w:shd w:fill="1E2761" w:color="auto" w:val="clear"/>
-            <w:tcMar>
-              <w:top w:type="dxa" w:w="60"/>
-              <w:left w:type="dxa" w:w="100"/>
-              <w:bottom w:type="dxa" w:w="60"/>
-              <w:right w:type="dxa" w:w="100"/>
-            </w:tcMar>
-          </w:tcPr>
-          <w:p>
-            <w:pPr>
-              <w:keepNext/>
-              <w:spacing w:after="0"/>
-              <w:jc w:val="left"/>
-            </w:pPr>
-            <w:r>
-              <w:rPr>
-                <w:rFonts w:ascii="Calibri" w:cs="Calibri" w:eastAsia="Calibri" w:hAnsi="Calibri"/>
-                <w:b/>
-                <w:bCs/>
-                <w:color w:val="FFFFFF"/>
-                <w:sz w:val="19"/>
-                <w:szCs w:val="19"/>
-              </w:rPr>
-              <w:t xml:space="preserve">Item (per year, 6,000 applications)</w:t>
-            </w:r>
-          </w:p>
-        </w:tc>
-        <w:tc>
-          <w:tcPr>
-            <w:tcW w:type="dxa" w:w="2500"/>
-            <w:tcBorders>
-              <w:top w:val="single" w:color="BFBFBF" w:sz="4"/>
-              <w:left w:val="single" w:color="BFBFBF" w:sz="4"/>
-              <w:bottom w:val="single" w:color="BFBFBF" w:sz="4"/>
-              <w:right w:val="single" w:color="BFBFBF" w:sz="4"/>
-            </w:tcBorders>
-            <w:shd w:fill="1E2761" w:color="auto" w:val="clear"/>
-            <w:tcMar>
-              <w:top w:type="dxa" w:w="60"/>
-              <w:left w:type="dxa" w:w="100"/>
-              <w:bottom w:type="dxa" w:w="60"/>
-              <w:right w:type="dxa" w:w="100"/>
-            </w:tcMar>
-          </w:tcPr>
-          <w:p>
-            <w:pPr>
-              <w:keepNext/>
-              <w:spacing w:after="0"/>
-              <w:jc w:val="left"/>
-            </w:pPr>
-            <w:r>
-              <w:rPr>
-                <w:rFonts w:ascii="Calibri" w:cs="Calibri" w:eastAsia="Calibri" w:hAnsi="Calibri"/>
-                <w:b/>
-                <w:bCs/>
-                <w:color w:val="FFFFFF"/>
-                <w:sz w:val="19"/>
-                <w:szCs w:val="19"/>
-              </w:rPr>
-              <w:t xml:space="preserve">Current process</w:t>
-            </w:r>
-          </w:p>
-        </w:tc>
-        <w:tc>
-          <w:tcPr>
-            <w:tcW w:type="dxa" w:w="3100"/>
-            <w:tcBorders>
-              <w:top w:val="single" w:color="BFBFBF" w:sz="4"/>
-              <w:left w:val="single" w:color="BFBFBF" w:sz="4"/>
-              <w:bottom w:val="single" w:color="BFBFBF" w:sz="4"/>
-              <w:right w:val="single" w:color="BFBFBF" w:sz="4"/>
-            </w:tcBorders>
-            <w:shd w:fill="1E2761" w:color="auto" w:val="clear"/>
-            <w:tcMar>
-              <w:top w:type="dxa" w:w="60"/>
-              <w:left w:type="dxa" w:w="100"/>
-              <w:bottom w:type="dxa" w:w="60"/>
-              <w:right w:type="dxa" w:w="100"/>
-            </w:tcMar>
-          </w:tcPr>
-          <w:p>
-            <w:pPr>
-              <w:keepNext/>
-              <w:spacing w:after="0"/>
-              <w:jc w:val="left"/>
-            </w:pPr>
-            <w:r>
-              <w:rPr>
-                <w:rFonts w:ascii="Calibri" w:cs="Calibri" w:eastAsia="Calibri" w:hAnsi="Calibri"/>
-                <w:b/>
-                <w:bCs/>
-                <w:color w:val="FFFFFF"/>
-                <w:sz w:val="19"/>
-                <w:szCs w:val="19"/>
-              </w:rPr>
-              <w:t xml:space="preserve">With the proposed model</w:t>
-            </w:r>
-          </w:p>
-        </w:tc>
-      </w:tr>
-      <w:tr>
-        <w:trPr>
-          <w:cantSplit/>
-        </w:trPr>
-        <w:tc>
-          <w:tcPr>
-            <w:tcW w:type="dxa" w:w="3760"/>
-            <w:tcBorders>
-              <w:top w:val="single" w:color="BFBFBF" w:sz="4"/>
-              <w:left w:val="single" w:color="BFBFBF" w:sz="4"/>
-              <w:bottom w:val="single" w:color="BFBFBF" w:sz="4"/>
-              <w:right w:val="single" w:color="BFBFBF" w:sz="4"/>
-            </w:tcBorders>
-            <w:tcMar>
-              <w:top w:type="dxa" w:w="60"/>
-              <w:left w:type="dxa" w:w="100"/>
-              <w:bottom w:type="dxa" w:w="60"/>
-              <w:right w:type="dxa" w:w="100"/>
-            </w:tcMar>
-          </w:tcPr>
-          <w:p>
-            <w:pPr>
-              <w:keepNext/>
-              <w:spacing w:after="0"/>
-              <w:jc w:val="left"/>
-            </w:pPr>
-            <w:r>
-              <w:rPr>
-                <w:rFonts w:ascii="Calibri" w:cs="Calibri" w:eastAsia="Calibri" w:hAnsi="Calibri"/>
-                <w:b w:val="false"/>
-                <w:bCs w:val="false"/>
-                <w:color w:val="000000"/>
-                <w:sz w:val="19"/>
-                <w:szCs w:val="19"/>
-              </w:rPr>
-              <w:t xml:space="preserve">Loans that default</w:t>
-            </w:r>
-          </w:p>
-        </w:tc>
-        <w:tc>
-          <w:tcPr>
-            <w:tcW w:type="dxa" w:w="2500"/>
-            <w:tcBorders>
-              <w:top w:val="single" w:color="BFBFBF" w:sz="4"/>
-              <w:left w:val="single" w:color="BFBFBF" w:sz="4"/>
-              <w:bottom w:val="single" w:color="BFBFBF" w:sz="4"/>
-              <w:right w:val="single" w:color="BFBFBF" w:sz="4"/>
-            </w:tcBorders>
-            <w:tcMar>
-              <w:top w:type="dxa" w:w="60"/>
-              <w:left w:type="dxa" w:w="100"/>
-              <w:bottom w:type="dxa" w:w="60"/>
-              <w:right w:type="dxa" w:w="100"/>
-            </w:tcMar>
-          </w:tcPr>
-          <w:p>
-            <w:pPr>
-              <w:keepNext/>
-              <w:spacing w:after="0"/>
-              <w:jc w:val="left"/>
-            </w:pPr>
-            <w:r>
-              <w:rPr>
-                <w:rFonts w:ascii="Calibri" w:cs="Calibri" w:eastAsia="Calibri" w:hAnsi="Calibri"/>
-                <w:b w:val="false"/>
-                <w:bCs w:val="false"/>
-                <w:color w:val="000000"/>
-                <w:sz w:val="19"/>
-                <w:szCs w:val="19"/>
-              </w:rPr>
-              <w:t xml:space="preserve">about 1,200 (20%)</w:t>
-            </w:r>
-          </w:p>
-        </w:tc>
-        <w:tc>
-          <w:tcPr>
-            <w:tcW w:type="dxa" w:w="3100"/>
-            <w:tcBorders>
-              <w:top w:val="single" w:color="BFBFBF" w:sz="4"/>
-              <w:left w:val="single" w:color="BFBFBF" w:sz="4"/>
-              <w:bottom w:val="single" w:color="BFBFBF" w:sz="4"/>
-              <w:right w:val="single" w:color="BFBFBF" w:sz="4"/>
-            </w:tcBorders>
-            <w:tcMar>
-              <w:top w:type="dxa" w:w="60"/>
-              <w:left w:type="dxa" w:w="100"/>
-              <w:bottom w:type="dxa" w:w="60"/>
-              <w:right w:type="dxa" w:w="100"/>
-            </w:tcMar>
-          </w:tcPr>
-          <w:p>
-            <w:pPr>
-              <w:keepNext/>
-              <w:spacing w:after="0"/>
-              <w:jc w:val="left"/>
-            </w:pPr>
-            <w:r>
-              <w:rPr>
-                <w:rFonts w:ascii="Calibri" w:cs="Calibri" w:eastAsia="Calibri" w:hAnsi="Calibri"/>
-                <w:b w:val="false"/>
-                <w:bCs w:val="false"/>
-                <w:color w:val="000000"/>
-                <w:sz w:val="19"/>
-                <w:szCs w:val="19"/>
-              </w:rPr>
-              <w:t xml:space="preserve">about 90 missed (15 per 1,000)</w:t>
-            </w:r>
-          </w:p>
-        </w:tc>
-      </w:tr>
-      <w:tr>
-        <w:trPr>
-          <w:cantSplit/>
-        </w:trPr>
-        <w:tc>
-          <w:tcPr>
-            <w:tcW w:type="dxa" w:w="3760"/>
-            <w:tcBorders>
-              <w:top w:val="single" w:color="BFBFBF" w:sz="4"/>
-              <w:left w:val="single" w:color="BFBFBF" w:sz="4"/>
-              <w:bottom w:val="single" w:color="BFBFBF" w:sz="4"/>
-              <w:right w:val="single" w:color="BFBFBF" w:sz="4"/>
-            </w:tcBorders>
-            <w:tcMar>
-              <w:top w:type="dxa" w:w="60"/>
-              <w:left w:type="dxa" w:w="100"/>
-              <w:bottom w:type="dxa" w:w="60"/>
-              <w:right w:type="dxa" w:w="100"/>
-            </w:tcMar>
-          </w:tcPr>
-          <w:p>
-            <w:pPr>
-              <w:keepNext/>
-              <w:spacing w:after="0"/>
-              <w:jc w:val="left"/>
-            </w:pPr>
-            <w:r>
-              <w:rPr>
-                <w:rFonts w:ascii="Calibri" w:cs="Calibri" w:eastAsia="Calibri" w:hAnsi="Calibri"/>
-                <w:b w:val="false"/>
-                <w:bCs w:val="false"/>
-                <w:color w:val="000000"/>
-                <w:sz w:val="19"/>
-                <w:szCs w:val="19"/>
-              </w:rPr>
-              <w:t xml:space="preserve">Default-related losses</w:t>
-            </w:r>
-          </w:p>
-        </w:tc>
-        <w:tc>
-          <w:tcPr>
-            <w:tcW w:type="dxa" w:w="2500"/>
-            <w:tcBorders>
-              <w:top w:val="single" w:color="BFBFBF" w:sz="4"/>
-              <w:left w:val="single" w:color="BFBFBF" w:sz="4"/>
-              <w:bottom w:val="single" w:color="BFBFBF" w:sz="4"/>
-              <w:right w:val="single" w:color="BFBFBF" w:sz="4"/>
-            </w:tcBorders>
-            <w:tcMar>
-              <w:top w:type="dxa" w:w="60"/>
-              <w:left w:type="dxa" w:w="100"/>
-              <w:bottom w:type="dxa" w:w="60"/>
-              <w:right w:type="dxa" w:w="100"/>
-            </w:tcMar>
-          </w:tcPr>
-          <w:p>
-            <w:pPr>
-              <w:keepNext/>
-              <w:spacing w:after="0"/>
-              <w:jc w:val="left"/>
-            </w:pPr>
-            <w:r>
-              <w:rPr>
-                <w:rFonts w:ascii="Calibri" w:cs="Calibri" w:eastAsia="Calibri" w:hAnsi="Calibri"/>
-                <w:b w:val="false"/>
-                <w:bCs w:val="false"/>
-                <w:color w:val="000000"/>
-                <w:sz w:val="19"/>
-                <w:szCs w:val="19"/>
-              </w:rPr>
-              <w:t xml:space="preserve">about $10.8 million</w:t>
-            </w:r>
-          </w:p>
-        </w:tc>
-        <w:tc>
-          <w:tcPr>
-            <w:tcW w:type="dxa" w:w="3100"/>
-            <w:tcBorders>
-              <w:top w:val="single" w:color="BFBFBF" w:sz="4"/>
-              <w:left w:val="single" w:color="BFBFBF" w:sz="4"/>
-              <w:bottom w:val="single" w:color="BFBFBF" w:sz="4"/>
-              <w:right w:val="single" w:color="BFBFBF" w:sz="4"/>
-            </w:tcBorders>
-            <w:tcMar>
-              <w:top w:type="dxa" w:w="60"/>
-              <w:left w:type="dxa" w:w="100"/>
-              <w:bottom w:type="dxa" w:w="60"/>
-              <w:right w:type="dxa" w:w="100"/>
-            </w:tcMar>
-          </w:tcPr>
-          <w:p>
-            <w:pPr>
-              <w:keepNext/>
-              <w:spacing w:after="0"/>
-              <w:jc w:val="left"/>
-            </w:pPr>
-            <w:r>
-              <w:rPr>
-                <w:rFonts w:ascii="Calibri" w:cs="Calibri" w:eastAsia="Calibri" w:hAnsi="Calibri"/>
-                <w:b w:val="false"/>
-                <w:bCs w:val="false"/>
-                <w:color w:val="000000"/>
-                <w:sz w:val="19"/>
-                <w:szCs w:val="19"/>
-              </w:rPr>
-              <w:t xml:space="preserve">about $0.8 million</w:t>
-            </w:r>
-          </w:p>
-        </w:tc>
-      </w:tr>
-      <w:tr>
-        <w:trPr>
-          <w:cantSplit/>
-        </w:trPr>
-        <w:tc>
-          <w:tcPr>
-            <w:tcW w:type="dxa" w:w="3760"/>
-            <w:tcBorders>
-              <w:top w:val="single" w:color="BFBFBF" w:sz="4"/>
-              <w:left w:val="single" w:color="BFBFBF" w:sz="4"/>
-              <w:bottom w:val="single" w:color="BFBFBF" w:sz="4"/>
-              <w:right w:val="single" w:color="BFBFBF" w:sz="4"/>
-            </w:tcBorders>
-            <w:tcMar>
-              <w:top w:type="dxa" w:w="60"/>
-              <w:left w:type="dxa" w:w="100"/>
-              <w:bottom w:type="dxa" w:w="60"/>
-              <w:right w:type="dxa" w:w="100"/>
-            </w:tcMar>
-          </w:tcPr>
-          <w:p>
-            <w:pPr>
-              <w:keepNext/>
-              <w:spacing w:after="0"/>
-              <w:jc w:val="left"/>
-            </w:pPr>
-            <w:r>
-              <w:rPr>
-                <w:rFonts w:ascii="Calibri" w:cs="Calibri" w:eastAsia="Calibri" w:hAnsi="Calibri"/>
-                <w:b w:val="false"/>
-                <w:bCs w:val="false"/>
-                <w:color w:val="000000"/>
-                <w:sz w:val="19"/>
-                <w:szCs w:val="19"/>
-              </w:rPr>
-              <w:t xml:space="preserve">Good applicants flagged at the 0.15 threshold</w:t>
-            </w:r>
-          </w:p>
-        </w:tc>
-        <w:tc>
-          <w:tcPr>
-            <w:tcW w:type="dxa" w:w="2500"/>
-            <w:tcBorders>
-              <w:top w:val="single" w:color="BFBFBF" w:sz="4"/>
-              <w:left w:val="single" w:color="BFBFBF" w:sz="4"/>
-              <w:bottom w:val="single" w:color="BFBFBF" w:sz="4"/>
-              <w:right w:val="single" w:color="BFBFBF" w:sz="4"/>
-            </w:tcBorders>
-            <w:tcMar>
-              <w:top w:type="dxa" w:w="60"/>
-              <w:left w:type="dxa" w:w="100"/>
-              <w:bottom w:type="dxa" w:w="60"/>
-              <w:right w:type="dxa" w:w="100"/>
-            </w:tcMar>
-          </w:tcPr>
-          <w:p>
-            <w:pPr>
-              <w:keepNext/>
-              <w:spacing w:after="0"/>
-              <w:jc w:val="left"/>
-            </w:pPr>
-            <w:r>
-              <w:rPr>
-                <w:rFonts w:ascii="Calibri" w:cs="Calibri" w:eastAsia="Calibri" w:hAnsi="Calibri"/>
-                <w:b w:val="false"/>
-                <w:bCs w:val="false"/>
-                <w:color w:val="000000"/>
-                <w:sz w:val="19"/>
-                <w:szCs w:val="19"/>
-              </w:rPr>
-              <w:t xml:space="preserve">none attributable to a model</w:t>
-            </w:r>
-          </w:p>
-        </w:tc>
-        <w:tc>
-          <w:tcPr>
-            <w:tcW w:type="dxa" w:w="3100"/>
-            <w:tcBorders>
-              <w:top w:val="single" w:color="BFBFBF" w:sz="4"/>
-              <w:left w:val="single" w:color="BFBFBF" w:sz="4"/>
-              <w:bottom w:val="single" w:color="BFBFBF" w:sz="4"/>
-              <w:right w:val="single" w:color="BFBFBF" w:sz="4"/>
-            </w:tcBorders>
-            <w:tcMar>
-              <w:top w:type="dxa" w:w="60"/>
-              <w:left w:type="dxa" w:w="100"/>
-              <w:bottom w:type="dxa" w:w="60"/>
-              <w:right w:type="dxa" w:w="100"/>
-            </w:tcMar>
-          </w:tcPr>
-          <w:p>
-            <w:pPr>
-              <w:keepNext/>
-              <w:spacing w:after="0"/>
-              <w:jc w:val="left"/>
-            </w:pPr>
-            <w:r>
-              <w:rPr>
-                <w:rFonts w:ascii="Calibri" w:cs="Calibri" w:eastAsia="Calibri" w:hAnsi="Calibri"/>
-                <w:b w:val="false"/>
-                <w:bCs w:val="false"/>
-                <w:color w:val="000000"/>
-                <w:sz w:val="19"/>
-                <w:szCs w:val="19"/>
-              </w:rPr>
-              <w:t xml:space="preserve">about 520 (87 per 1,000), margin forgone about $1.0 million</w:t>
-            </w:r>
-          </w:p>
-        </w:tc>
-      </w:tr>
-      <w:tr>
-        <w:trPr>
-          <w:cantSplit/>
-        </w:trPr>
-        <w:tc>
-          <w:tcPr>
-            <w:tcW w:type="dxa" w:w="3760"/>
-            <w:tcBorders>
-              <w:top w:val="single" w:color="BFBFBF" w:sz="4"/>
-              <w:left w:val="single" w:color="BFBFBF" w:sz="4"/>
-              <w:bottom w:val="single" w:color="BFBFBF" w:sz="4"/>
-              <w:right w:val="single" w:color="BFBFBF" w:sz="4"/>
-            </w:tcBorders>
-            <w:tcMar>
-              <w:top w:type="dxa" w:w="60"/>
-              <w:left w:type="dxa" w:w="100"/>
-              <w:bottom w:type="dxa" w:w="60"/>
-              <w:right w:type="dxa" w:w="100"/>
-            </w:tcMar>
-          </w:tcPr>
-          <w:p>
-            <w:pPr>
-              <w:keepNext/>
-              <w:spacing w:after="0"/>
-              <w:jc w:val="left"/>
-            </w:pPr>
-            <w:r>
-              <w:rPr>
-                <w:rFonts w:ascii="Calibri" w:cs="Calibri" w:eastAsia="Calibri" w:hAnsi="Calibri"/>
-                <w:b w:val="false"/>
-                <w:bCs w:val="false"/>
-                <w:color w:val="000000"/>
-                <w:sz w:val="19"/>
-                <w:szCs w:val="19"/>
-              </w:rPr>
-              <w:t xml:space="preserve">Total indicative cost of credit errors</w:t>
-            </w:r>
-          </w:p>
-        </w:tc>
-        <w:tc>
-          <w:tcPr>
-            <w:tcW w:type="dxa" w:w="2500"/>
-            <w:tcBorders>
-              <w:top w:val="single" w:color="BFBFBF" w:sz="4"/>
-              <w:left w:val="single" w:color="BFBFBF" w:sz="4"/>
-              <w:bottom w:val="single" w:color="BFBFBF" w:sz="4"/>
-              <w:right w:val="single" w:color="BFBFBF" w:sz="4"/>
-            </w:tcBorders>
-            <w:tcMar>
-              <w:top w:type="dxa" w:w="60"/>
-              <w:left w:type="dxa" w:w="100"/>
-              <w:bottom w:type="dxa" w:w="60"/>
-              <w:right w:type="dxa" w:w="100"/>
-            </w:tcMar>
-          </w:tcPr>
-          <w:p>
-            <w:pPr>
-              <w:keepNext/>
-              <w:spacing w:after="0"/>
-              <w:jc w:val="left"/>
-            </w:pPr>
-            <w:r>
-              <w:rPr>
-                <w:rFonts w:ascii="Calibri" w:cs="Calibri" w:eastAsia="Calibri" w:hAnsi="Calibri"/>
-                <w:b w:val="false"/>
-                <w:bCs w:val="false"/>
-                <w:color w:val="000000"/>
-                <w:sz w:val="19"/>
-                <w:szCs w:val="19"/>
-              </w:rPr>
-              <w:t xml:space="preserve">about $10.8 million</w:t>
-            </w:r>
-          </w:p>
-        </w:tc>
-        <w:tc>
-          <w:tcPr>
-            <w:tcW w:type="dxa" w:w="3100"/>
-            <w:tcBorders>
-              <w:top w:val="single" w:color="BFBFBF" w:sz="4"/>
-              <w:left w:val="single" w:color="BFBFBF" w:sz="4"/>
-              <w:bottom w:val="single" w:color="BFBFBF" w:sz="4"/>
-              <w:right w:val="single" w:color="BFBFBF" w:sz="4"/>
-            </w:tcBorders>
-            <w:tcMar>
-              <w:top w:type="dxa" w:w="60"/>
-              <w:left w:type="dxa" w:w="100"/>
-              <w:bottom w:type="dxa" w:w="60"/>
-              <w:right w:type="dxa" w:w="100"/>
-            </w:tcMar>
-          </w:tcPr>
-          <w:p>
-            <w:pPr>
-              <w:keepNext/>
-              <w:spacing w:after="0"/>
-              <w:jc w:val="left"/>
-            </w:pPr>
-            <w:r>
-              <w:rPr>
-                <w:rFonts w:ascii="Calibri" w:cs="Calibri" w:eastAsia="Calibri" w:hAnsi="Calibri"/>
-                <w:b w:val="false"/>
-                <w:bCs w:val="false"/>
-                <w:color w:val="000000"/>
-                <w:sz w:val="19"/>
-                <w:szCs w:val="19"/>
-              </w:rPr>
-              <w:t xml:space="preserve">about $1.8 million</w:t>
-            </w:r>
-          </w:p>
-        </w:tc>
-      </w:tr>
-      <w:tr>
-        <w:trPr>
-          <w:cantSplit/>
-        </w:trPr>
-        <w:tc>
-          <w:tcPr>
-            <w:tcW w:type="dxa" w:w="3760"/>
-            <w:tcBorders>
-              <w:top w:val="single" w:color="BFBFBF" w:sz="4"/>
-              <w:left w:val="single" w:color="BFBFBF" w:sz="4"/>
-              <w:bottom w:val="single" w:color="BFBFBF" w:sz="4"/>
-              <w:right w:val="single" w:color="BFBFBF" w:sz="4"/>
-            </w:tcBorders>
-            <w:tcMar>
-              <w:top w:type="dxa" w:w="60"/>
-              <w:left w:type="dxa" w:w="100"/>
-              <w:bottom w:type="dxa" w:w="60"/>
-              <w:right w:type="dxa" w:w="100"/>
-            </w:tcMar>
-          </w:tcPr>
-          <w:p>
-            <w:pPr>
-              <w:keepNext w:val="false"/>
-              <w:spacing w:after="0"/>
-              <w:jc w:val="left"/>
-            </w:pPr>
-            <w:r>
-              <w:rPr>
-                <w:rFonts w:ascii="Calibri" w:cs="Calibri" w:eastAsia="Calibri" w:hAnsi="Calibri"/>
-                <w:b w:val="false"/>
-                <w:bCs w:val="false"/>
-                <w:color w:val="000000"/>
-                <w:sz w:val="19"/>
-                <w:szCs w:val="19"/>
-              </w:rPr>
-              <w:t xml:space="preserve">Indicative annual benefit</w:t>
-            </w:r>
-          </w:p>
-        </w:tc>
-        <w:tc>
-          <w:tcPr>
-            <w:tcW w:type="dxa" w:w="2500"/>
-            <w:tcBorders>
-              <w:top w:val="single" w:color="BFBFBF" w:sz="4"/>
-              <w:left w:val="single" w:color="BFBFBF" w:sz="4"/>
-              <w:bottom w:val="single" w:color="BFBFBF" w:sz="4"/>
-              <w:right w:val="single" w:color="BFBFBF" w:sz="4"/>
-            </w:tcBorders>
-            <w:tcMar>
-              <w:top w:type="dxa" w:w="60"/>
-              <w:left w:type="dxa" w:w="100"/>
-              <w:bottom w:type="dxa" w:w="60"/>
-              <w:right w:type="dxa" w:w="100"/>
-            </w:tcMar>
-          </w:tcPr>
-          <w:p>
-            <w:pPr>
-              <w:keepNext w:val="false"/>
-              <w:spacing w:after="0"/>
-              <w:jc w:val="left"/>
-            </w:pPr>
-            <w:r>
-              <w:rPr>
-                <w:rFonts w:ascii="Calibri" w:cs="Calibri" w:eastAsia="Calibri" w:hAnsi="Calibri"/>
-                <w:b w:val="false"/>
-                <w:bCs w:val="false"/>
-                <w:color w:val="000000"/>
-                <w:sz w:val="19"/>
-                <w:szCs w:val="19"/>
-              </w:rPr>
-              <w:t xml:space="preserve"/>
-            </w:r>
-          </w:p>
-        </w:tc>
-        <w:tc>
-          <w:tcPr>
-            <w:tcW w:type="dxa" w:w="3100"/>
-            <w:tcBorders>
-              <w:top w:val="single" w:color="BFBFBF" w:sz="4"/>
-              <w:left w:val="single" w:color="BFBFBF" w:sz="4"/>
-              <w:bottom w:val="single" w:color="BFBFBF" w:sz="4"/>
-              <w:right w:val="single" w:color="BFBFBF" w:sz="4"/>
-            </w:tcBorders>
-            <w:tcMar>
-              <w:top w:type="dxa" w:w="60"/>
-              <w:left w:type="dxa" w:w="100"/>
-              <w:bottom w:type="dxa" w:w="60"/>
-              <w:right w:type="dxa" w:w="100"/>
-            </w:tcMar>
-          </w:tcPr>
-          <w:p>
-            <w:pPr>
-              <w:keepNext w:val="false"/>
-              <w:spacing w:after="0"/>
-              <w:jc w:val="left"/>
-            </w:pPr>
-            <w:r>
-              <w:rPr>
-                <w:rFonts w:ascii="Calibri" w:cs="Calibri" w:eastAsia="Calibri" w:hAnsi="Calibri"/>
-                <w:b w:val="false"/>
-                <w:bCs w:val="false"/>
-                <w:color w:val="000000"/>
-                <w:sz w:val="19"/>
-                <w:szCs w:val="19"/>
-              </w:rPr>
-              <w:t xml:space="preserve">about $9.0 million gross, about $8.9 million after running costs, and about $8.5 million in the first year after the one-off implementation cost</w:t>
-            </w:r>
-          </w:p>
-        </w:tc>
-      </w:tr>
-    </w:tbl>
-    <w:p>
-      <w:pPr>
-        <w:keepLines/>
-        <w:spacing w:after="220"/>
-        <w:jc w:val="center"/>
-      </w:pPr>
-      <w:r>
-        <w:rPr>
-          <w:rFonts w:ascii="Calibri" w:cs="Calibri" w:eastAsia="Calibri" w:hAnsi="Calibri"/>
-          <w:i/>
-          <w:iCs/>
-          <w:color w:val="595959"/>
-          <w:sz w:val="19"/>
-          <w:szCs w:val="19"/>
-        </w:rPr>
-        <w:t xml:space="preserve">Table 4. Indicative annual benefit of the proposed solution under the stated assumptions.</w:t>
-      </w:r>
-    </w:p>
-    <w:p>
-      <w:pPr>
-        <w:spacing w:after="140" w:line="276"/>
-        <w:jc w:val="both"/>
-      </w:pPr>
-      <w:r>
-        <w:rPr>
-          <w:rFonts w:ascii="Calibri" w:cs="Calibri" w:eastAsia="Calibri" w:hAnsi="Calibri"/>
-          <w:b/>
-          <w:bCs/>
-          <w:sz w:val="22"/>
-          <w:szCs w:val="22"/>
-        </w:rPr>
-        <w:t xml:space="preserve">Costs. </w:t>
-      </w:r>
-      <w:r>
-        <w:rPr>
-          <w:rFonts w:ascii="Calibri" w:cs="Calibri" w:eastAsia="Calibri" w:hAnsi="Calibri"/>
-          <w:sz w:val="22"/>
-          <w:szCs w:val="22"/>
-        </w:rPr>
-        <w:t xml:space="preserve">The one-off implementation costs roughly $300,000 to $400,000 (data pipeline and integration, validation, fairness review, documentation and training). Running costs are roughly $100,000 per year (monitoring, re-training, model-risk reviews). Even if the realised benefit were only a quarter of the indicative figure, the solution would recover its cost within the first year.</w:t>
-      </w:r>
-    </w:p>
-    <w:p>
-      <w:pPr>
-        <w:spacing w:after="140" w:line="276"/>
-        <w:jc w:val="both"/>
-      </w:pPr>
-      <w:r>
-        <w:rPr>
-          <w:rFonts w:ascii="Calibri" w:cs="Calibri" w:eastAsia="Calibri" w:hAnsi="Calibri"/>
-          <w:b/>
-          <w:bCs/>
-          <w:sz w:val="22"/>
-          <w:szCs w:val="22"/>
-        </w:rPr>
-        <w:t xml:space="preserve">Non-financial benefits. </w:t>
-      </w:r>
-      <w:r>
-        <w:rPr>
-          <w:rFonts w:ascii="Calibri" w:cs="Calibri" w:eastAsia="Calibri" w:hAnsi="Calibri"/>
-          <w:sz w:val="22"/>
-          <w:szCs w:val="22"/>
-        </w:rPr>
-        <w:t xml:space="preserve">The non-financial benefits are faster decisions for clear cases, consistent treatment of applicants, and documented and auditable reasons for every decline. Another benefit is a data asset (verified income and valuation on every application) that improves every future model.</w:t>
-      </w:r>
-    </w:p>
-    <w:p>
-      <w:pPr>
-        <w:pStyle w:val="Heading2"/>
-        <w:keepNext/>
-        <w:spacing w:after="120" w:before="240"/>
-      </w:pPr>
-      <w:r>
-        <w:rPr>
-          <w:rFonts w:ascii="Calibri" w:cs="Calibri" w:eastAsia="Calibri" w:hAnsi="Calibri"/>
-          <w:b/>
-          <w:bCs/>
-          <w:color w:val="1E2761"/>
-          <w:sz w:val="25"/>
-          <w:szCs w:val="25"/>
-        </w:rPr>
-        <w:t xml:space="preserve">Potential risks and challenges</w:t>
-      </w:r>
-    </w:p>
-    <w:p>
-      <w:pPr>
-        <w:keepNext/>
-        <w:spacing w:after="140" w:line="276"/>
-        <w:jc w:val="both"/>
-      </w:pPr>
-      <w:r>
-        <w:rPr>
-          <w:rFonts w:ascii="Calibri" w:cs="Calibri" w:eastAsia="Calibri" w:hAnsi="Calibri"/>
-          <w:sz w:val="22"/>
-          <w:szCs w:val="22"/>
-        </w:rPr>
-        <w:t xml:space="preserve">Table 5 lists the main risks and how the bank can reduce them.</w:t>
-      </w:r>
-    </w:p>
-    <w:tbl>
-      <w:tblPr>
-        <w:tblW w:type="dxa" w:w="9360"/>
-        <w:tblBorders>
-          <w:top w:val="single" w:color="auto" w:sz="4"/>
-          <w:left w:val="single" w:color="auto" w:sz="4"/>
-          <w:bottom w:val="single" w:color="auto" w:sz="4"/>
-          <w:right w:val="single" w:color="auto" w:sz="4"/>
-          <w:insideH w:val="single" w:color="auto" w:sz="4"/>
-          <w:insideV w:val="single" w:color="auto" w:sz="4"/>
-        </w:tblBorders>
-      </w:tblPr>
-      <w:tblGrid>
-        <w:gridCol w:w="2400"/>
-        <w:gridCol w:w="3480"/>
-        <w:gridCol w:w="3480"/>
-      </w:tblGrid>
-      <w:tr>
-        <w:trPr>
-          <w:cantSplit/>
-          <w:tblHeader/>
-        </w:trPr>
-        <w:tc>
-          <w:tcPr>
-            <w:tcW w:type="dxa" w:w="2400"/>
-            <w:tcBorders>
-              <w:top w:val="single" w:color="BFBFBF" w:sz="4"/>
-              <w:left w:val="single" w:color="BFBFBF" w:sz="4"/>
-              <w:bottom w:val="single" w:color="BFBFBF" w:sz="4"/>
-              <w:right w:val="single" w:color="BFBFBF" w:sz="4"/>
-            </w:tcBorders>
-            <w:shd w:fill="1E2761" w:color="auto" w:val="clear"/>
-            <w:tcMar>
-              <w:top w:type="dxa" w:w="60"/>
-              <w:left w:type="dxa" w:w="100"/>
-              <w:bottom w:type="dxa" w:w="60"/>
-              <w:right w:type="dxa" w:w="100"/>
-            </w:tcMar>
-          </w:tcPr>
-          <w:p>
-            <w:pPr>
-              <w:keepNext w:val="false"/>
-              <w:spacing w:after="0"/>
-              <w:jc w:val="left"/>
-            </w:pPr>
-            <w:r>
-              <w:rPr>
-                <w:rFonts w:ascii="Calibri" w:cs="Calibri" w:eastAsia="Calibri" w:hAnsi="Calibri"/>
-                <w:b/>
-                <w:bCs/>
-                <w:color w:val="FFFFFF"/>
-                <w:sz w:val="19"/>
-                <w:szCs w:val="19"/>
-              </w:rPr>
-              <w:t xml:space="preserve">Risk or challenge</w:t>
-            </w:r>
-          </w:p>
-        </w:tc>
-        <w:tc>
-          <w:tcPr>
-            <w:tcW w:type="dxa" w:w="3480"/>
-            <w:tcBorders>
-              <w:top w:val="single" w:color="BFBFBF" w:sz="4"/>
-              <w:left w:val="single" w:color="BFBFBF" w:sz="4"/>
-              <w:bottom w:val="single" w:color="BFBFBF" w:sz="4"/>
-              <w:right w:val="single" w:color="BFBFBF" w:sz="4"/>
-            </w:tcBorders>
-            <w:shd w:fill="1E2761" w:color="auto" w:val="clear"/>
-            <w:tcMar>
-              <w:top w:type="dxa" w:w="60"/>
-              <w:left w:type="dxa" w:w="100"/>
-              <w:bottom w:type="dxa" w:w="60"/>
-              <w:right w:type="dxa" w:w="100"/>
-            </w:tcMar>
-          </w:tcPr>
-          <w:p>
-            <w:pPr>
-              <w:keepNext w:val="false"/>
-              <w:spacing w:after="0"/>
-              <w:jc w:val="left"/>
-            </w:pPr>
-            <w:r>
-              <w:rPr>
-                <w:rFonts w:ascii="Calibri" w:cs="Calibri" w:eastAsia="Calibri" w:hAnsi="Calibri"/>
-                <w:b/>
-                <w:bCs/>
-                <w:color w:val="FFFFFF"/>
-                <w:sz w:val="19"/>
-                <w:szCs w:val="19"/>
-              </w:rPr>
-              <w:t xml:space="preserve">Why it matters</w:t>
-            </w:r>
-          </w:p>
-        </w:tc>
-        <w:tc>
-          <w:tcPr>
-            <w:tcW w:type="dxa" w:w="3480"/>
-            <w:tcBorders>
-              <w:top w:val="single" w:color="BFBFBF" w:sz="4"/>
-              <w:left w:val="single" w:color="BFBFBF" w:sz="4"/>
-              <w:bottom w:val="single" w:color="BFBFBF" w:sz="4"/>
-              <w:right w:val="single" w:color="BFBFBF" w:sz="4"/>
-            </w:tcBorders>
-            <w:shd w:fill="1E2761" w:color="auto" w:val="clear"/>
-            <w:tcMar>
-              <w:top w:type="dxa" w:w="60"/>
-              <w:left w:type="dxa" w:w="100"/>
-              <w:bottom w:type="dxa" w:w="60"/>
-              <w:right w:type="dxa" w:w="100"/>
-            </w:tcMar>
-          </w:tcPr>
-          <w:p>
-            <w:pPr>
-              <w:keepNext w:val="false"/>
-              <w:spacing w:after="0"/>
-              <w:jc w:val="left"/>
-            </w:pPr>
-            <w:r>
-              <w:rPr>
-                <w:rFonts w:ascii="Calibri" w:cs="Calibri" w:eastAsia="Calibri" w:hAnsi="Calibri"/>
-                <w:b/>
-                <w:bCs/>
-                <w:color w:val="FFFFFF"/>
-                <w:sz w:val="19"/>
-                <w:szCs w:val="19"/>
-              </w:rPr>
-              <w:t xml:space="preserve">Mitigation</w:t>
-            </w:r>
-          </w:p>
-        </w:tc>
-      </w:tr>
-      <w:tr>
-        <w:trPr>
-          <w:cantSplit/>
-        </w:trPr>
-        <w:tc>
-          <w:tcPr>
-            <w:tcW w:type="dxa" w:w="2400"/>
-            <w:tcBorders>
-              <w:top w:val="single" w:color="BFBFBF" w:sz="4"/>
-              <w:left w:val="single" w:color="BFBFBF" w:sz="4"/>
-              <w:bottom w:val="single" w:color="BFBFBF" w:sz="4"/>
-              <w:right w:val="single" w:color="BFBFBF" w:sz="4"/>
-            </w:tcBorders>
-            <w:tcMar>
-              <w:top w:type="dxa" w:w="60"/>
-              <w:left w:type="dxa" w:w="100"/>
-              <w:bottom w:type="dxa" w:w="60"/>
-              <w:right w:type="dxa" w:w="100"/>
-            </w:tcMar>
-          </w:tcPr>
-          <w:p>
-            <w:pPr>
-              <w:keepNext w:val="false"/>
-              <w:spacing w:after="0"/>
-              <w:jc w:val="left"/>
-            </w:pPr>
-            <w:r>
-              <w:rPr>
-                <w:rFonts w:ascii="Calibri" w:cs="Calibri" w:eastAsia="Calibri" w:hAnsi="Calibri"/>
-                <w:b w:val="false"/>
-                <w:bCs w:val="false"/>
-                <w:color w:val="000000"/>
-                <w:sz w:val="19"/>
-                <w:szCs w:val="19"/>
-              </w:rPr>
-              <w:t xml:space="preserve">Selection bias in the training data</w:t>
-            </w:r>
-          </w:p>
-        </w:tc>
-        <w:tc>
-          <w:tcPr>
-            <w:tcW w:type="dxa" w:w="3480"/>
-            <w:tcBorders>
-              <w:top w:val="single" w:color="BFBFBF" w:sz="4"/>
-              <w:left w:val="single" w:color="BFBFBF" w:sz="4"/>
-              <w:bottom w:val="single" w:color="BFBFBF" w:sz="4"/>
-              <w:right w:val="single" w:color="BFBFBF" w:sz="4"/>
-            </w:tcBorders>
-            <w:tcMar>
-              <w:top w:type="dxa" w:w="60"/>
-              <w:left w:type="dxa" w:w="100"/>
-              <w:bottom w:type="dxa" w:w="60"/>
-              <w:right w:type="dxa" w:w="100"/>
-            </w:tcMar>
-          </w:tcPr>
-          <w:p>
-            <w:pPr>
-              <w:keepNext w:val="false"/>
-              <w:spacing w:after="0"/>
-              <w:jc w:val="left"/>
-            </w:pPr>
-            <w:r>
-              <w:rPr>
-                <w:rFonts w:ascii="Calibri" w:cs="Calibri" w:eastAsia="Calibri" w:hAnsi="Calibri"/>
-                <w:b w:val="false"/>
-                <w:bCs w:val="false"/>
-                <w:color w:val="000000"/>
-                <w:sz w:val="19"/>
-                <w:szCs w:val="19"/>
-              </w:rPr>
-              <w:t xml:space="preserve">The data covers only loans that the bank approved. Applicants declined under the old process are absent, so the model did not see the full applicant population.</w:t>
-            </w:r>
-          </w:p>
-        </w:tc>
-        <w:tc>
-          <w:tcPr>
-            <w:tcW w:type="dxa" w:w="3480"/>
-            <w:tcBorders>
-              <w:top w:val="single" w:color="BFBFBF" w:sz="4"/>
-              <w:left w:val="single" w:color="BFBFBF" w:sz="4"/>
-              <w:bottom w:val="single" w:color="BFBFBF" w:sz="4"/>
-              <w:right w:val="single" w:color="BFBFBF" w:sz="4"/>
-            </w:tcBorders>
-            <w:tcMar>
-              <w:top w:type="dxa" w:w="60"/>
-              <w:left w:type="dxa" w:w="100"/>
-              <w:bottom w:type="dxa" w:w="60"/>
-              <w:right w:type="dxa" w:w="100"/>
-            </w:tcMar>
-          </w:tcPr>
-          <w:p>
-            <w:pPr>
-              <w:keepNext w:val="false"/>
-              <w:spacing w:after="0"/>
-              <w:jc w:val="left"/>
-            </w:pPr>
-            <w:r>
-              <w:rPr>
-                <w:rFonts w:ascii="Calibri" w:cs="Calibri" w:eastAsia="Calibri" w:hAnsi="Calibri"/>
-                <w:b w:val="false"/>
-                <w:bCs w:val="false"/>
-                <w:color w:val="000000"/>
-                <w:sz w:val="19"/>
-                <w:szCs w:val="19"/>
-              </w:rPr>
-              <w:t xml:space="preserve">Run a shadow period on all applications. Use reject inference in the next iteration. Keep a conservative referral band.</w:t>
-            </w:r>
-          </w:p>
-        </w:tc>
-      </w:tr>
-      <w:tr>
-        <w:trPr>
-          <w:cantSplit/>
-        </w:trPr>
-        <w:tc>
-          <w:tcPr>
-            <w:tcW w:type="dxa" w:w="2400"/>
-            <w:tcBorders>
-              <w:top w:val="single" w:color="BFBFBF" w:sz="4"/>
-              <w:left w:val="single" w:color="BFBFBF" w:sz="4"/>
-              <w:bottom w:val="single" w:color="BFBFBF" w:sz="4"/>
-              <w:right w:val="single" w:color="BFBFBF" w:sz="4"/>
-            </w:tcBorders>
-            <w:tcMar>
-              <w:top w:type="dxa" w:w="60"/>
-              <w:left w:type="dxa" w:w="100"/>
-              <w:bottom w:type="dxa" w:w="60"/>
-              <w:right w:type="dxa" w:w="100"/>
-            </w:tcMar>
-          </w:tcPr>
-          <w:p>
-            <w:pPr>
-              <w:keepNext w:val="false"/>
-              <w:spacing w:after="0"/>
-              <w:jc w:val="left"/>
-            </w:pPr>
-            <w:r>
-              <w:rPr>
-                <w:rFonts w:ascii="Calibri" w:cs="Calibri" w:eastAsia="Calibri" w:hAnsi="Calibri"/>
-                <w:b w:val="false"/>
-                <w:bCs w:val="false"/>
-                <w:color w:val="000000"/>
-                <w:sz w:val="19"/>
-                <w:szCs w:val="19"/>
-              </w:rPr>
-              <w:t xml:space="preserve">The missing-value signal may change</w:t>
-            </w:r>
-          </w:p>
-        </w:tc>
-        <w:tc>
-          <w:tcPr>
-            <w:tcW w:type="dxa" w:w="3480"/>
-            <w:tcBorders>
-              <w:top w:val="single" w:color="BFBFBF" w:sz="4"/>
-              <w:left w:val="single" w:color="BFBFBF" w:sz="4"/>
-              <w:bottom w:val="single" w:color="BFBFBF" w:sz="4"/>
-              <w:right w:val="single" w:color="BFBFBF" w:sz="4"/>
-            </w:tcBorders>
-            <w:tcMar>
-              <w:top w:type="dxa" w:w="60"/>
-              <w:left w:type="dxa" w:w="100"/>
-              <w:bottom w:type="dxa" w:w="60"/>
-              <w:right w:type="dxa" w:w="100"/>
-            </w:tcMar>
-          </w:tcPr>
-          <w:p>
-            <w:pPr>
-              <w:keepNext w:val="false"/>
-              <w:spacing w:after="0"/>
-              <w:jc w:val="left"/>
-            </w:pPr>
-            <w:r>
-              <w:rPr>
-                <w:rFonts w:ascii="Calibri" w:cs="Calibri" w:eastAsia="Calibri" w:hAnsi="Calibri"/>
-                <w:b w:val="false"/>
-                <w:bCs w:val="false"/>
-                <w:color w:val="000000"/>
-                <w:sz w:val="19"/>
-                <w:szCs w:val="19"/>
-              </w:rPr>
-              <w:t xml:space="preserve">Part of the 'ratio missing' signal reflects how the old process recorded data. Once verification is mandatory the feature will shift.</w:t>
-            </w:r>
-          </w:p>
-        </w:tc>
-        <w:tc>
-          <w:tcPr>
-            <w:tcW w:type="dxa" w:w="3480"/>
-            <w:tcBorders>
-              <w:top w:val="single" w:color="BFBFBF" w:sz="4"/>
-              <w:left w:val="single" w:color="BFBFBF" w:sz="4"/>
-              <w:bottom w:val="single" w:color="BFBFBF" w:sz="4"/>
-              <w:right w:val="single" w:color="BFBFBF" w:sz="4"/>
-            </w:tcBorders>
-            <w:tcMar>
-              <w:top w:type="dxa" w:w="60"/>
-              <w:left w:type="dxa" w:w="100"/>
-              <w:bottom w:type="dxa" w:w="60"/>
-              <w:right w:type="dxa" w:w="100"/>
-            </w:tcMar>
-          </w:tcPr>
-          <w:p>
-            <w:pPr>
-              <w:keepNext w:val="false"/>
-              <w:spacing w:after="0"/>
-              <w:jc w:val="left"/>
-            </w:pPr>
-            <w:r>
-              <w:rPr>
-                <w:rFonts w:ascii="Calibri" w:cs="Calibri" w:eastAsia="Calibri" w:hAnsi="Calibri"/>
-                <w:b w:val="false"/>
-                <w:bCs w:val="false"/>
-                <w:color w:val="000000"/>
-                <w:sz w:val="19"/>
-                <w:szCs w:val="19"/>
-              </w:rPr>
-              <w:t xml:space="preserve">Introduce mandatory verification alongside the shadow period. Before go-live, test the model on historical applicants with a recorded ratio. Re-train on verified outcomes after 12 months or more. Monitor the share of missing fields. On applicants with a recorded ratio, the model already catches 83% of defaulters at 80% precision.</w:t>
-            </w:r>
-          </w:p>
-        </w:tc>
-      </w:tr>
-      <w:tr>
-        <w:trPr>
-          <w:cantSplit/>
-        </w:trPr>
-        <w:tc>
-          <w:tcPr>
-            <w:tcW w:type="dxa" w:w="2400"/>
-            <w:tcBorders>
-              <w:top w:val="single" w:color="BFBFBF" w:sz="4"/>
-              <w:left w:val="single" w:color="BFBFBF" w:sz="4"/>
-              <w:bottom w:val="single" w:color="BFBFBF" w:sz="4"/>
-              <w:right w:val="single" w:color="BFBFBF" w:sz="4"/>
-            </w:tcBorders>
-            <w:tcMar>
-              <w:top w:type="dxa" w:w="60"/>
-              <w:left w:type="dxa" w:w="100"/>
-              <w:bottom w:type="dxa" w:w="60"/>
-              <w:right w:type="dxa" w:w="100"/>
-            </w:tcMar>
-          </w:tcPr>
-          <w:p>
-            <w:pPr>
-              <w:keepNext w:val="false"/>
-              <w:spacing w:after="0"/>
-              <w:jc w:val="left"/>
-            </w:pPr>
-            <w:r>
-              <w:rPr>
-                <w:rFonts w:ascii="Calibri" w:cs="Calibri" w:eastAsia="Calibri" w:hAnsi="Calibri"/>
-                <w:b w:val="false"/>
-                <w:bCs w:val="false"/>
-                <w:color w:val="000000"/>
-                <w:sz w:val="19"/>
-                <w:szCs w:val="19"/>
-              </w:rPr>
-              <w:t xml:space="preserve">Economic drift</w:t>
-            </w:r>
-          </w:p>
-        </w:tc>
-        <w:tc>
-          <w:tcPr>
-            <w:tcW w:type="dxa" w:w="3480"/>
-            <w:tcBorders>
-              <w:top w:val="single" w:color="BFBFBF" w:sz="4"/>
-              <w:left w:val="single" w:color="BFBFBF" w:sz="4"/>
-              <w:bottom w:val="single" w:color="BFBFBF" w:sz="4"/>
-              <w:right w:val="single" w:color="BFBFBF" w:sz="4"/>
-            </w:tcBorders>
-            <w:tcMar>
-              <w:top w:type="dxa" w:w="60"/>
-              <w:left w:type="dxa" w:w="100"/>
-              <w:bottom w:type="dxa" w:w="60"/>
-              <w:right w:type="dxa" w:w="100"/>
-            </w:tcMar>
-          </w:tcPr>
-          <w:p>
-            <w:pPr>
-              <w:keepNext w:val="false"/>
-              <w:spacing w:after="0"/>
-              <w:jc w:val="left"/>
-            </w:pPr>
-            <w:r>
-              <w:rPr>
-                <w:rFonts w:ascii="Calibri" w:cs="Calibri" w:eastAsia="Calibri" w:hAnsi="Calibri"/>
-                <w:b w:val="false"/>
-                <w:bCs w:val="false"/>
-                <w:color w:val="000000"/>
-                <w:sz w:val="19"/>
-                <w:szCs w:val="19"/>
-              </w:rPr>
-              <w:t xml:space="preserve">Default rates move with interest rates and employment. A model trained on one period can mis-calibrate in another.</w:t>
-            </w:r>
-          </w:p>
-        </w:tc>
-        <w:tc>
-          <w:tcPr>
-            <w:tcW w:type="dxa" w:w="3480"/>
-            <w:tcBorders>
-              <w:top w:val="single" w:color="BFBFBF" w:sz="4"/>
-              <w:left w:val="single" w:color="BFBFBF" w:sz="4"/>
-              <w:bottom w:val="single" w:color="BFBFBF" w:sz="4"/>
-              <w:right w:val="single" w:color="BFBFBF" w:sz="4"/>
-            </w:tcBorders>
-            <w:tcMar>
-              <w:top w:type="dxa" w:w="60"/>
-              <w:left w:type="dxa" w:w="100"/>
-              <w:bottom w:type="dxa" w:w="60"/>
-              <w:right w:type="dxa" w:w="100"/>
-            </w:tcMar>
-          </w:tcPr>
-          <w:p>
-            <w:pPr>
-              <w:keepNext w:val="false"/>
-              <w:spacing w:after="0"/>
-              <w:jc w:val="left"/>
-            </w:pPr>
-            <w:r>
-              <w:rPr>
-                <w:rFonts w:ascii="Calibri" w:cs="Calibri" w:eastAsia="Calibri" w:hAnsi="Calibri"/>
-                <w:b w:val="false"/>
-                <w:bCs w:val="false"/>
-                <w:color w:val="000000"/>
-                <w:sz w:val="19"/>
-                <w:szCs w:val="19"/>
-              </w:rPr>
-              <w:t xml:space="preserve">Monitor the default rate and score distribution monthly. Re-train yearly. Review the threshold.</w:t>
-            </w:r>
-          </w:p>
-        </w:tc>
-      </w:tr>
-      <w:tr>
-        <w:trPr>
-          <w:cantSplit/>
-        </w:trPr>
-        <w:tc>
-          <w:tcPr>
-            <w:tcW w:type="dxa" w:w="2400"/>
-            <w:tcBorders>
-              <w:top w:val="single" w:color="BFBFBF" w:sz="4"/>
-              <w:left w:val="single" w:color="BFBFBF" w:sz="4"/>
-              <w:bottom w:val="single" w:color="BFBFBF" w:sz="4"/>
-              <w:right w:val="single" w:color="BFBFBF" w:sz="4"/>
-            </w:tcBorders>
-            <w:tcMar>
-              <w:top w:type="dxa" w:w="60"/>
-              <w:left w:type="dxa" w:w="100"/>
-              <w:bottom w:type="dxa" w:w="60"/>
-              <w:right w:type="dxa" w:w="100"/>
-            </w:tcMar>
-          </w:tcPr>
-          <w:p>
-            <w:pPr>
-              <w:keepNext w:val="false"/>
-              <w:spacing w:after="0"/>
-              <w:jc w:val="left"/>
-            </w:pPr>
-            <w:r>
-              <w:rPr>
-                <w:rFonts w:ascii="Calibri" w:cs="Calibri" w:eastAsia="Calibri" w:hAnsi="Calibri"/>
-                <w:b w:val="false"/>
-                <w:bCs w:val="false"/>
-                <w:color w:val="000000"/>
-                <w:sz w:val="19"/>
-                <w:szCs w:val="19"/>
-              </w:rPr>
-              <w:t xml:space="preserve">Fair-lending and proxy effects</w:t>
-            </w:r>
-          </w:p>
-        </w:tc>
-        <w:tc>
-          <w:tcPr>
-            <w:tcW w:type="dxa" w:w="3480"/>
-            <w:tcBorders>
-              <w:top w:val="single" w:color="BFBFBF" w:sz="4"/>
-              <w:left w:val="single" w:color="BFBFBF" w:sz="4"/>
-              <w:bottom w:val="single" w:color="BFBFBF" w:sz="4"/>
-              <w:right w:val="single" w:color="BFBFBF" w:sz="4"/>
-            </w:tcBorders>
-            <w:tcMar>
-              <w:top w:type="dxa" w:w="60"/>
-              <w:left w:type="dxa" w:w="100"/>
-              <w:bottom w:type="dxa" w:w="60"/>
-              <w:right w:type="dxa" w:w="100"/>
-            </w:tcMar>
-          </w:tcPr>
-          <w:p>
-            <w:pPr>
-              <w:keepNext w:val="false"/>
-              <w:spacing w:after="0"/>
-              <w:jc w:val="left"/>
-            </w:pPr>
-            <w:r>
-              <w:rPr>
-                <w:rFonts w:ascii="Calibri" w:cs="Calibri" w:eastAsia="Calibri" w:hAnsi="Calibri"/>
-                <w:b w:val="false"/>
-                <w:bCs w:val="false"/>
-                <w:color w:val="000000"/>
-                <w:sz w:val="19"/>
-                <w:szCs w:val="19"/>
-              </w:rPr>
-              <w:t xml:space="preserve">Occupation, credit-history length (an age proxy) and the missing-ratio flag could act as proxies for protected characteristics. The lower threshold multiplies adverse actions against creditworthy applicants (about 11% of them at 0.15 against 3% at 0.5).</w:t>
-            </w:r>
-          </w:p>
-        </w:tc>
-        <w:tc>
-          <w:tcPr>
-            <w:tcW w:type="dxa" w:w="3480"/>
-            <w:tcBorders>
-              <w:top w:val="single" w:color="BFBFBF" w:sz="4"/>
-              <w:left w:val="single" w:color="BFBFBF" w:sz="4"/>
-              <w:bottom w:val="single" w:color="BFBFBF" w:sz="4"/>
-              <w:right w:val="single" w:color="BFBFBF" w:sz="4"/>
-            </w:tcBorders>
-            <w:tcMar>
-              <w:top w:type="dxa" w:w="60"/>
-              <w:left w:type="dxa" w:w="100"/>
-              <w:bottom w:type="dxa" w:w="60"/>
-              <w:right w:type="dxa" w:w="100"/>
-            </w:tcMar>
-          </w:tcPr>
-          <w:p>
-            <w:pPr>
-              <w:keepNext w:val="false"/>
-              <w:spacing w:after="0"/>
-              <w:jc w:val="left"/>
-            </w:pPr>
-            <w:r>
-              <w:rPr>
-                <w:rFonts w:ascii="Calibri" w:cs="Calibri" w:eastAsia="Calibri" w:hAnsi="Calibri"/>
-                <w:b w:val="false"/>
-                <w:bCs w:val="false"/>
-                <w:color w:val="000000"/>
-                <w:sz w:val="19"/>
-                <w:szCs w:val="19"/>
-              </w:rPr>
-              <w:t xml:space="preserve">Test approval and error rates for disparate impact before go-live, annually and whenever the threshold or bands move. Switch to the 21-input fallback (no occupation information, about 10% more expected credit-error cost) if the review requires it.</w:t>
-            </w:r>
-          </w:p>
-        </w:tc>
-      </w:tr>
-      <w:tr>
-        <w:trPr>
-          <w:cantSplit/>
-        </w:trPr>
-        <w:tc>
-          <w:tcPr>
-            <w:tcW w:type="dxa" w:w="2400"/>
-            <w:tcBorders>
-              <w:top w:val="single" w:color="BFBFBF" w:sz="4"/>
-              <w:left w:val="single" w:color="BFBFBF" w:sz="4"/>
-              <w:bottom w:val="single" w:color="BFBFBF" w:sz="4"/>
-              <w:right w:val="single" w:color="BFBFBF" w:sz="4"/>
-            </w:tcBorders>
-            <w:tcMar>
-              <w:top w:type="dxa" w:w="60"/>
-              <w:left w:type="dxa" w:w="100"/>
-              <w:bottom w:type="dxa" w:w="60"/>
-              <w:right w:type="dxa" w:w="100"/>
-            </w:tcMar>
-          </w:tcPr>
-          <w:p>
-            <w:pPr>
-              <w:keepNext w:val="false"/>
-              <w:spacing w:after="0"/>
-              <w:jc w:val="left"/>
-            </w:pPr>
-            <w:r>
-              <w:rPr>
-                <w:rFonts w:ascii="Calibri" w:cs="Calibri" w:eastAsia="Calibri" w:hAnsi="Calibri"/>
-                <w:b w:val="false"/>
-                <w:bCs w:val="false"/>
-                <w:color w:val="000000"/>
-                <w:sz w:val="19"/>
-                <w:szCs w:val="19"/>
-              </w:rPr>
-              <w:t xml:space="preserve">Interpretability of the ensemble</w:t>
-            </w:r>
-          </w:p>
-        </w:tc>
-        <w:tc>
-          <w:tcPr>
-            <w:tcW w:type="dxa" w:w="3480"/>
-            <w:tcBorders>
-              <w:top w:val="single" w:color="BFBFBF" w:sz="4"/>
-              <w:left w:val="single" w:color="BFBFBF" w:sz="4"/>
-              <w:bottom w:val="single" w:color="BFBFBF" w:sz="4"/>
-              <w:right w:val="single" w:color="BFBFBF" w:sz="4"/>
-            </w:tcBorders>
-            <w:tcMar>
-              <w:top w:type="dxa" w:w="60"/>
-              <w:left w:type="dxa" w:w="100"/>
-              <w:bottom w:type="dxa" w:w="60"/>
-              <w:right w:type="dxa" w:w="100"/>
-            </w:tcMar>
-          </w:tcPr>
-          <w:p>
-            <w:pPr>
-              <w:keepNext w:val="false"/>
-              <w:spacing w:after="0"/>
-              <w:jc w:val="left"/>
-            </w:pPr>
-            <w:r>
-              <w:rPr>
-                <w:rFonts w:ascii="Calibri" w:cs="Calibri" w:eastAsia="Calibri" w:hAnsi="Calibri"/>
-                <w:b w:val="false"/>
-                <w:bCs w:val="false"/>
-                <w:color w:val="000000"/>
-                <w:sz w:val="19"/>
-                <w:szCs w:val="19"/>
-              </w:rPr>
-              <w:t xml:space="preserve">Regulators and applicants need specific reasons. A forest alone is hard to narrate.</w:t>
-            </w:r>
-          </w:p>
-        </w:tc>
-        <w:tc>
-          <w:tcPr>
-            <w:tcW w:type="dxa" w:w="3480"/>
-            <w:tcBorders>
-              <w:top w:val="single" w:color="BFBFBF" w:sz="4"/>
-              <w:left w:val="single" w:color="BFBFBF" w:sz="4"/>
-              <w:bottom w:val="single" w:color="BFBFBF" w:sz="4"/>
-              <w:right w:val="single" w:color="BFBFBF" w:sz="4"/>
-            </w:tcBorders>
-            <w:tcMar>
-              <w:top w:type="dxa" w:w="60"/>
-              <w:left w:type="dxa" w:w="100"/>
-              <w:bottom w:type="dxa" w:w="60"/>
-              <w:right w:type="dxa" w:w="100"/>
-            </w:tcMar>
-          </w:tcPr>
-          <w:p>
-            <w:pPr>
-              <w:keepNext w:val="false"/>
-              <w:spacing w:after="0"/>
-              <w:jc w:val="left"/>
-            </w:pPr>
-            <w:r>
-              <w:rPr>
-                <w:rFonts w:ascii="Calibri" w:cs="Calibri" w:eastAsia="Calibri" w:hAnsi="Calibri"/>
-                <w:b w:val="false"/>
-                <w:bCs w:val="false"/>
-                <w:color w:val="000000"/>
-                <w:sz w:val="19"/>
-                <w:szCs w:val="19"/>
-              </w:rPr>
-              <w:t xml:space="preserve">Give each decline the applicant's own top risk drivers (built in the first two months). Use the surrogate tree as the plain-language summary. Keep model-risk documentation.</w:t>
-            </w:r>
-          </w:p>
-        </w:tc>
-      </w:tr>
-      <w:tr>
-        <w:trPr>
-          <w:cantSplit/>
-        </w:trPr>
-        <w:tc>
-          <w:tcPr>
-            <w:tcW w:type="dxa" w:w="2400"/>
-            <w:tcBorders>
-              <w:top w:val="single" w:color="BFBFBF" w:sz="4"/>
-              <w:left w:val="single" w:color="BFBFBF" w:sz="4"/>
-              <w:bottom w:val="single" w:color="BFBFBF" w:sz="4"/>
-              <w:right w:val="single" w:color="BFBFBF" w:sz="4"/>
-            </w:tcBorders>
-            <w:tcMar>
-              <w:top w:type="dxa" w:w="60"/>
-              <w:left w:type="dxa" w:w="100"/>
-              <w:bottom w:type="dxa" w:w="60"/>
-              <w:right w:type="dxa" w:w="100"/>
-            </w:tcMar>
-          </w:tcPr>
-          <w:p>
-            <w:pPr>
-              <w:keepNext w:val="false"/>
-              <w:spacing w:after="0"/>
-              <w:jc w:val="left"/>
-            </w:pPr>
-            <w:r>
-              <w:rPr>
-                <w:rFonts w:ascii="Calibri" w:cs="Calibri" w:eastAsia="Calibri" w:hAnsi="Calibri"/>
-                <w:b w:val="false"/>
-                <w:bCs w:val="false"/>
-                <w:color w:val="000000"/>
-                <w:sz w:val="19"/>
-                <w:szCs w:val="19"/>
-              </w:rPr>
-              <w:t xml:space="preserve">Over-reliance on the score</w:t>
-            </w:r>
-          </w:p>
-        </w:tc>
-        <w:tc>
-          <w:tcPr>
-            <w:tcW w:type="dxa" w:w="3480"/>
-            <w:tcBorders>
-              <w:top w:val="single" w:color="BFBFBF" w:sz="4"/>
-              <w:left w:val="single" w:color="BFBFBF" w:sz="4"/>
-              <w:bottom w:val="single" w:color="BFBFBF" w:sz="4"/>
-              <w:right w:val="single" w:color="BFBFBF" w:sz="4"/>
-            </w:tcBorders>
-            <w:tcMar>
-              <w:top w:type="dxa" w:w="60"/>
-              <w:left w:type="dxa" w:w="100"/>
-              <w:bottom w:type="dxa" w:w="60"/>
-              <w:right w:type="dxa" w:w="100"/>
-            </w:tcMar>
-          </w:tcPr>
-          <w:p>
-            <w:pPr>
-              <w:keepNext w:val="false"/>
-              <w:spacing w:after="0"/>
-              <w:jc w:val="left"/>
-            </w:pPr>
-            <w:r>
-              <w:rPr>
-                <w:rFonts w:ascii="Calibri" w:cs="Calibri" w:eastAsia="Calibri" w:hAnsi="Calibri"/>
-                <w:b w:val="false"/>
-                <w:bCs w:val="false"/>
-                <w:color w:val="000000"/>
-                <w:sz w:val="19"/>
-                <w:szCs w:val="19"/>
-              </w:rPr>
-              <w:t xml:space="preserve">Automation bias could lead underwriters to stop exercising judgement on referred cases.</w:t>
-            </w:r>
-          </w:p>
-        </w:tc>
-        <w:tc>
-          <w:tcPr>
-            <w:tcW w:type="dxa" w:w="3480"/>
-            <w:tcBorders>
-              <w:top w:val="single" w:color="BFBFBF" w:sz="4"/>
-              <w:left w:val="single" w:color="BFBFBF" w:sz="4"/>
-              <w:bottom w:val="single" w:color="BFBFBF" w:sz="4"/>
-              <w:right w:val="single" w:color="BFBFBF" w:sz="4"/>
-            </w:tcBorders>
-            <w:tcMar>
-              <w:top w:type="dxa" w:w="60"/>
-              <w:left w:type="dxa" w:w="100"/>
-              <w:bottom w:type="dxa" w:w="60"/>
-              <w:right w:type="dxa" w:w="100"/>
-            </w:tcMar>
-          </w:tcPr>
-          <w:p>
-            <w:pPr>
-              <w:keepNext w:val="false"/>
-              <w:spacing w:after="0"/>
-              <w:jc w:val="left"/>
-            </w:pPr>
-            <w:r>
-              <w:rPr>
-                <w:rFonts w:ascii="Calibri" w:cs="Calibri" w:eastAsia="Calibri" w:hAnsi="Calibri"/>
-                <w:b w:val="false"/>
-                <w:bCs w:val="false"/>
-                <w:color w:val="000000"/>
-                <w:sz w:val="19"/>
-                <w:szCs w:val="19"/>
-              </w:rPr>
-              <w:t xml:space="preserve">Keep the referral band. Require documented overrides. Audit override outcomes.</w:t>
-            </w:r>
-          </w:p>
-        </w:tc>
-      </w:tr>
-      <w:tr>
-        <w:trPr>
-          <w:cantSplit/>
-        </w:trPr>
-        <w:tc>
-          <w:tcPr>
-            <w:tcW w:type="dxa" w:w="2400"/>
-            <w:tcBorders>
-              <w:top w:val="single" w:color="BFBFBF" w:sz="4"/>
-              <w:left w:val="single" w:color="BFBFBF" w:sz="4"/>
-              <w:bottom w:val="single" w:color="BFBFBF" w:sz="4"/>
-              <w:right w:val="single" w:color="BFBFBF" w:sz="4"/>
-            </w:tcBorders>
-            <w:tcMar>
-              <w:top w:type="dxa" w:w="60"/>
-              <w:left w:type="dxa" w:w="100"/>
-              <w:bottom w:type="dxa" w:w="60"/>
-              <w:right w:type="dxa" w:w="100"/>
-            </w:tcMar>
-          </w:tcPr>
-          <w:p>
-            <w:pPr>
-              <w:keepNext w:val="false"/>
-              <w:spacing w:after="0"/>
-              <w:jc w:val="left"/>
-            </w:pPr>
-            <w:r>
-              <w:rPr>
-                <w:rFonts w:ascii="Calibri" w:cs="Calibri" w:eastAsia="Calibri" w:hAnsi="Calibri"/>
-                <w:b w:val="false"/>
-                <w:bCs w:val="false"/>
-                <w:color w:val="000000"/>
-                <w:sz w:val="19"/>
-                <w:szCs w:val="19"/>
-              </w:rPr>
-              <w:t xml:space="preserve">Data quality</w:t>
-            </w:r>
-          </w:p>
-        </w:tc>
-        <w:tc>
-          <w:tcPr>
-            <w:tcW w:type="dxa" w:w="3480"/>
-            <w:tcBorders>
-              <w:top w:val="single" w:color="BFBFBF" w:sz="4"/>
-              <w:left w:val="single" w:color="BFBFBF" w:sz="4"/>
-              <w:bottom w:val="single" w:color="BFBFBF" w:sz="4"/>
-              <w:right w:val="single" w:color="BFBFBF" w:sz="4"/>
-            </w:tcBorders>
-            <w:tcMar>
-              <w:top w:type="dxa" w:w="60"/>
-              <w:left w:type="dxa" w:w="100"/>
-              <w:bottom w:type="dxa" w:w="60"/>
-              <w:right w:type="dxa" w:w="100"/>
-            </w:tcMar>
-          </w:tcPr>
-          <w:p>
-            <w:pPr>
-              <w:keepNext w:val="false"/>
-              <w:spacing w:after="0"/>
-              <w:jc w:val="left"/>
-            </w:pPr>
-            <w:r>
-              <w:rPr>
-                <w:rFonts w:ascii="Calibri" w:cs="Calibri" w:eastAsia="Calibri" w:hAnsi="Calibri"/>
-                <w:b w:val="false"/>
-                <w:bCs w:val="false"/>
-                <w:color w:val="000000"/>
-                <w:sz w:val="19"/>
-                <w:szCs w:val="19"/>
-              </w:rPr>
-              <w:t xml:space="preserve">Implausible values exist (debt-to-income above 100%, credit history of 97 years).</w:t>
-            </w:r>
-          </w:p>
-        </w:tc>
-        <w:tc>
-          <w:tcPr>
-            <w:tcW w:type="dxa" w:w="3480"/>
-            <w:tcBorders>
-              <w:top w:val="single" w:color="BFBFBF" w:sz="4"/>
-              <w:left w:val="single" w:color="BFBFBF" w:sz="4"/>
-              <w:bottom w:val="single" w:color="BFBFBF" w:sz="4"/>
-              <w:right w:val="single" w:color="BFBFBF" w:sz="4"/>
-            </w:tcBorders>
-            <w:tcMar>
-              <w:top w:type="dxa" w:w="60"/>
-              <w:left w:type="dxa" w:w="100"/>
-              <w:bottom w:type="dxa" w:w="60"/>
-              <w:right w:type="dxa" w:w="100"/>
-            </w:tcMar>
-          </w:tcPr>
-          <w:p>
-            <w:pPr>
-              <w:keepNext w:val="false"/>
-              <w:spacing w:after="0"/>
-              <w:jc w:val="left"/>
-            </w:pPr>
-            <w:r>
-              <w:rPr>
-                <w:rFonts w:ascii="Calibri" w:cs="Calibri" w:eastAsia="Calibri" w:hAnsi="Calibri"/>
-                <w:b w:val="false"/>
-                <w:bCs w:val="false"/>
-                <w:color w:val="000000"/>
-                <w:sz w:val="19"/>
-                <w:szCs w:val="19"/>
-              </w:rPr>
-              <w:t xml:space="preserve">Use input validation rules at capture. Use range checks in the scoring pipeline.</w:t>
-            </w:r>
-          </w:p>
-        </w:tc>
-      </w:tr>
-    </w:tbl>
-    <w:p>
-      <w:pPr>
-        <w:keepLines/>
-        <w:spacing w:after="220"/>
-        <w:jc w:val="center"/>
-      </w:pPr>
-      <w:r>
-        <w:rPr>
-          <w:rFonts w:ascii="Calibri" w:cs="Calibri" w:eastAsia="Calibri" w:hAnsi="Calibri"/>
-          <w:i/>
-          <w:iCs/>
-          <w:color w:val="595959"/>
-          <w:sz w:val="19"/>
-          <w:szCs w:val="19"/>
-        </w:rPr>
-        <w:t xml:space="preserve">Table 5. Potential risks and challenges, with mitigations.</w:t>
-      </w:r>
-    </w:p>
-    <w:p>
-      <w:pPr>
-        <w:pStyle w:val="Heading2"/>
-        <w:keepNext/>
-        <w:spacing w:after="120" w:before="240"/>
-      </w:pPr>
-      <w:r>
-        <w:rPr>
-          <w:rFonts w:ascii="Calibri" w:cs="Calibri" w:eastAsia="Calibri" w:hAnsi="Calibri"/>
-          <w:b/>
-          <w:bCs/>
-          <w:color w:val="1E2761"/>
-          <w:sz w:val="25"/>
-          <w:szCs w:val="25"/>
-        </w:rPr>
-        <w:t xml:space="preserve">Further analysis and associated problems to solve</w:t>
-      </w:r>
-    </w:p>
-    <w:p>
-      <w:pPr>
-        <w:pStyle w:val="ListParagraph"/>
-        <w:numPr>
-          <w:ilvl w:val="0"/>
-          <w:numId w:val="2"/>
-        </w:numPr>
-        <w:spacing w:after="90" w:line="264"/>
-      </w:pPr>
-      <w:r>
-        <w:rPr>
-          <w:rFonts w:ascii="Calibri" w:cs="Calibri" w:eastAsia="Calibri" w:hAnsi="Calibri"/>
-          <w:b/>
-          <w:bCs/>
-          <w:sz w:val="22"/>
-          <w:szCs w:val="22"/>
-        </w:rPr>
-        <w:t xml:space="preserve">Reject inference: </w:t>
-      </w:r>
-      <w:r>
-        <w:rPr>
-          <w:rFonts w:ascii="Calibri" w:cs="Calibri" w:eastAsia="Calibri" w:hAnsi="Calibri"/>
-          <w:sz w:val="22"/>
-          <w:szCs w:val="22"/>
-        </w:rPr>
-        <w:t xml:space="preserve">obtain outcomes or proxies (for example credit-bureau data) for applicants that the manual process declined. Then the model can reflect the whole applicant population. This needs 12 months or more of data.</w:t>
-      </w:r>
-    </w:p>
-    <w:p>
-      <w:pPr>
-        <w:pStyle w:val="ListParagraph"/>
-        <w:numPr>
-          <w:ilvl w:val="0"/>
-          <w:numId w:val="2"/>
-        </w:numPr>
-        <w:spacing w:after="90" w:line="264"/>
-      </w:pPr>
-      <w:r>
-        <w:rPr>
-          <w:rFonts w:ascii="Calibri" w:cs="Calibri" w:eastAsia="Calibri" w:hAnsi="Calibri"/>
-          <w:b/>
-          <w:bCs/>
-          <w:sz w:val="22"/>
-          <w:szCs w:val="22"/>
-        </w:rPr>
-        <w:t xml:space="preserve">Feature engineering: </w:t>
-      </w:r>
-      <w:r>
-        <w:rPr>
-          <w:rFonts w:ascii="Calibri" w:cs="Calibri" w:eastAsia="Calibri" w:hAnsi="Calibri"/>
-          <w:sz w:val="22"/>
-          <w:szCs w:val="22"/>
-        </w:rPr>
-        <w:t xml:space="preserve">add a combined loan-to-value ratio ((LOAN + MORTDUE) / VALUE), debt-to-income bands and interaction terms, which the trees currently approximate. The data has no income or loan-term field, so payment-to-income measures need new data.</w:t>
-      </w:r>
-    </w:p>
-    <w:p>
-      <w:pPr>
-        <w:pStyle w:val="ListParagraph"/>
-        <w:numPr>
-          <w:ilvl w:val="0"/>
-          <w:numId w:val="2"/>
-        </w:numPr>
-        <w:spacing w:after="90" w:line="264"/>
-      </w:pPr>
-      <w:r>
-        <w:rPr>
-          <w:rFonts w:ascii="Calibri" w:cs="Calibri" w:eastAsia="Calibri" w:hAnsi="Calibri"/>
-          <w:b/>
-          <w:bCs/>
-          <w:sz w:val="22"/>
-          <w:szCs w:val="22"/>
-        </w:rPr>
-        <w:t xml:space="preserve">Alternative ensembles and calibration: </w:t>
-      </w:r>
-      <w:r>
-        <w:rPr>
-          <w:rFonts w:ascii="Calibri" w:cs="Calibri" w:eastAsia="Calibri" w:hAnsi="Calibri"/>
-          <w:sz w:val="22"/>
-          <w:szCs w:val="22"/>
-        </w:rPr>
-        <w:t xml:space="preserve">test gradient boosting. Calibrate predicted probabilities so that a score of 0.15 means exactly a 15% chance of default. This simplifies threshold setting and pricing. The unweighted forest's scores rank applicants well but understate risk in the decision range: applicants scored 0.15 to 0.20 defaulted about 23% of the time.</w:t>
-      </w:r>
-    </w:p>
-    <w:p>
-      <w:pPr>
-        <w:pStyle w:val="ListParagraph"/>
-        <w:numPr>
-          <w:ilvl w:val="0"/>
-          <w:numId w:val="2"/>
-        </w:numPr>
-        <w:spacing w:after="90" w:line="264"/>
-      </w:pPr>
-      <w:r>
-        <w:rPr>
-          <w:rFonts w:ascii="Calibri" w:cs="Calibri" w:eastAsia="Calibri" w:hAnsi="Calibri"/>
-          <w:b/>
-          <w:bCs/>
-          <w:sz w:val="22"/>
-          <w:szCs w:val="22"/>
-        </w:rPr>
-        <w:t xml:space="preserve">Time-based validation: </w:t>
-      </w:r>
-      <w:r>
-        <w:rPr>
-          <w:rFonts w:ascii="Calibri" w:cs="Calibri" w:eastAsia="Calibri" w:hAnsi="Calibri"/>
-          <w:sz w:val="22"/>
-          <w:szCs w:val="22"/>
-        </w:rPr>
-        <w:t xml:space="preserve">once application dates are available, check the model on later periods rather than a random split to measure drift realistically.</w:t>
-      </w:r>
-    </w:p>
-    <w:p>
-      <w:pPr>
-        <w:pStyle w:val="ListParagraph"/>
-        <w:numPr>
-          <w:ilvl w:val="0"/>
-          <w:numId w:val="2"/>
-        </w:numPr>
-        <w:spacing w:after="90" w:line="264"/>
-      </w:pPr>
-      <w:r>
-        <w:rPr>
-          <w:rFonts w:ascii="Calibri" w:cs="Calibri" w:eastAsia="Calibri" w:hAnsi="Calibri"/>
-          <w:b/>
-          <w:bCs/>
-          <w:sz w:val="22"/>
-          <w:szCs w:val="22"/>
-        </w:rPr>
-        <w:t xml:space="preserve">Risk-based pricing: </w:t>
-      </w:r>
-      <w:r>
-        <w:rPr>
-          <w:rFonts w:ascii="Calibri" w:cs="Calibri" w:eastAsia="Calibri" w:hAnsi="Calibri"/>
-          <w:sz w:val="22"/>
-          <w:szCs w:val="22"/>
-        </w:rPr>
-        <w:t xml:space="preserve">use the probability of default to set interest rates or loan limits for the referral band. This replaces a binary approve/decline.</w:t>
-      </w:r>
-    </w:p>
-    <w:p>
-      <w:pPr>
-        <w:pStyle w:val="ListParagraph"/>
-        <w:numPr>
-          <w:ilvl w:val="0"/>
-          <w:numId w:val="2"/>
-        </w:numPr>
-        <w:spacing w:after="90" w:line="264"/>
-      </w:pPr>
-      <w:r>
-        <w:rPr>
-          <w:rFonts w:ascii="Calibri" w:cs="Calibri" w:eastAsia="Calibri" w:hAnsi="Calibri"/>
-          <w:b/>
-          <w:bCs/>
-          <w:sz w:val="22"/>
-          <w:szCs w:val="22"/>
-        </w:rPr>
-        <w:t xml:space="preserve">Collections and early warning: </w:t>
-      </w:r>
-      <w:r>
-        <w:rPr>
-          <w:rFonts w:ascii="Calibri" w:cs="Calibri" w:eastAsia="Calibri" w:hAnsi="Calibri"/>
-          <w:sz w:val="22"/>
-          <w:szCs w:val="22"/>
-        </w:rPr>
-        <w:t xml:space="preserve">extend the model to existing loans, using payment behaviour after origination to flag accounts heading towards delinquency.</w:t>
-      </w:r>
-    </w:p>
-    <w:p>
-      <w:pPr>
-        <w:pStyle w:val="ListParagraph"/>
-        <w:numPr>
-          <w:ilvl w:val="0"/>
-          <w:numId w:val="2"/>
-        </w:numPr>
-        <w:spacing w:after="90" w:line="264"/>
-      </w:pPr>
-      <w:r>
-        <w:rPr>
-          <w:rFonts w:ascii="Calibri" w:cs="Calibri" w:eastAsia="Calibri" w:hAnsi="Calibri"/>
-          <w:b/>
-          <w:bCs/>
-          <w:sz w:val="22"/>
-          <w:szCs w:val="22"/>
-        </w:rPr>
-        <w:t xml:space="preserve">Reason wording: </w:t>
-      </w:r>
-      <w:r>
-        <w:rPr>
-          <w:rFonts w:ascii="Calibri" w:cs="Calibri" w:eastAsia="Calibri" w:hAnsi="Calibri"/>
-          <w:sz w:val="22"/>
-          <w:szCs w:val="22"/>
-        </w:rPr>
-        <w:t xml:space="preserve">turn the per-applicant risk drivers (built in the first two months) into applicant-friendly language, and test that wording with compliance staff and with applicants.</w:t>
-      </w:r>
-    </w:p>
-    <w:p>
-      <w:r>
-        <w:br w:type="page"/>
-      </w:r>
-    </w:p>
-    <w:p>
-      <w:pPr>
-        <w:pStyle w:val="Heading1"/>
-        <w:keepNext/>
-        <w:spacing w:after="160" w:before="320"/>
-      </w:pPr>
-      <w:r>
-        <w:rPr>
-          <w:rFonts w:ascii="Calibri" w:cs="Calibri" w:eastAsia="Calibri" w:hAnsi="Calibri"/>
-          <w:b/>
-          <w:bCs/>
-          <w:color w:val="1E2761"/>
-          <w:sz w:val="30"/>
-          <w:szCs w:val="30"/>
-        </w:rPr>
-        <w:t xml:space="preserve">Appendix: Supporting Analysis</w:t>
+        <w:t xml:space="preserve">Defensible decisions. </w:t>
+      </w:r>
+      <w:r>
+        <w:rPr>
+          <w:rFonts w:ascii="Calibri" w:cs="Calibri" w:eastAsia="Calibri" w:hAnsi="Calibri"/>
+          <w:sz w:val="22"/>
+          <w:szCs w:val="22"/>
+        </w:rPr>
+        <w:t xml:space="preserve">Every decline maps to a small set of plain-language reasons that match both the data and lending common sense. The reasons are debt burden, unverified income, delinquencies, derogatory reports and short credit history.</w:t>
       </w:r>
     </w:p>
     <w:p>
@@ -6893,7 +3938,7 @@
       <w:r>
         <w:drawing>
           <wp:inline distT="0" distB="0" distL="0" distR="0">
-            <wp:extent cx="5848350" cy="2476500"/>
+            <wp:extent cx="5391150" cy="2733675"/>
             <wp:effectExtent t="0" r="0" b="0" l="0"/>
             <wp:docPr id="4" name=""/>
             <wp:cNvGraphicFramePr>
@@ -6918,7 +3963,7 @@
                   <pic:spPr bwMode="auto">
                     <a:xfrm>
                       <a:off x="0" y="0"/>
-                      <a:ext cx="5848350" cy="2476500"/>
+                      <a:ext cx="5391150" cy="2733675"/>
                     </a:xfrm>
                     <a:prstGeom prst="rect">
                       <a:avLst/>
@@ -6946,7 +3991,2990 @@
           <w:sz w:val="19"/>
           <w:szCs w:val="19"/>
         </w:rPr>
-        <w:t xml:space="preserve">Figure A1. Default rate when an attribute is missing versus present. A missing debt-to-income ratio or property valuation is the strongest signal in the data.</w:t>
+        <w:t xml:space="preserve">Figure 4. The twelve inputs that the final Random Forest relies on most (impurity-based importance). Four inputs carry about half of the model's decision power. They are the debt-to-income ratio, its missing-value flag, delinquent credit lines and the credit-history length. Permutation importance ranks the same four at the top.</w:t>
+      </w:r>
+    </w:p>
+    <w:p>
+      <w:pPr>
+        <w:pStyle w:val="Heading1"/>
+        <w:keepNext/>
+        <w:spacing w:after="160" w:before="320"/>
+      </w:pPr>
+      <w:r>
+        <w:rPr>
+          <w:rFonts w:ascii="Calibri" w:cs="Calibri" w:eastAsia="Calibri" w:hAnsi="Calibri"/>
+          <w:b/>
+          <w:bCs/>
+          <w:color w:val="1E2761"/>
+          <w:sz w:val="30"/>
+          <w:szCs w:val="30"/>
+        </w:rPr>
+        <w:t xml:space="preserve">3. Recommendations for Implementation</w:t>
+      </w:r>
+    </w:p>
+    <w:p>
+      <w:pPr>
+        <w:pStyle w:val="Heading2"/>
+        <w:keepNext/>
+        <w:spacing w:after="120" w:before="240"/>
+      </w:pPr>
+      <w:r>
+        <w:rPr>
+          <w:rFonts w:ascii="Calibri" w:cs="Calibri" w:eastAsia="Calibri" w:hAnsi="Calibri"/>
+          <w:b/>
+          <w:bCs/>
+          <w:color w:val="1E2761"/>
+          <w:sz w:val="25"/>
+          <w:szCs w:val="25"/>
+        </w:rPr>
+        <w:t xml:space="preserve">Key recommendations</w:t>
+      </w:r>
+    </w:p>
+    <w:p>
+      <w:pPr>
+        <w:pStyle w:val="ListParagraph"/>
+        <w:numPr>
+          <w:ilvl w:val="0"/>
+          <w:numId w:val="3"/>
+        </w:numPr>
+        <w:spacing w:after="100" w:line="264"/>
+      </w:pPr>
+      <w:r>
+        <w:rPr>
+          <w:rFonts w:ascii="Calibri" w:cs="Calibri" w:eastAsia="Calibri" w:hAnsi="Calibri"/>
+          <w:b/>
+          <w:bCs/>
+          <w:sz w:val="22"/>
+          <w:szCs w:val="22"/>
+        </w:rPr>
+        <w:t xml:space="preserve">Deploy the Random Forest as a decision-support score. </w:t>
+      </w:r>
+      <w:r>
+        <w:rPr>
+          <w:rFonts w:ascii="Calibri" w:cs="Calibri" w:eastAsia="Calibri" w:hAnsi="Calibri"/>
+          <w:sz w:val="22"/>
+          <w:szCs w:val="22"/>
+        </w:rPr>
+        <w:t xml:space="preserve">Integrate it into the existing underwriting workflow, with the probability threshold of 0.15 as the initial setting. Use a three-band outcome. Approve when the predicted default probability is below about 0.10. Refer applications from 0.10 to 0.25 to an underwriter. Decline applications above 0.25. On the test set, these bands hold about 69%, 7% and 24% of applications, with observed default rates of about 1%, 21% and 73%. So the bands keep a human in the loop exactly where the model is least certain, without a large manual workload. The edges are round numbers around the threshold. We set them before we examined the test set, roughly where the expected cost rises 10% to 20% above its minimum. Tune them to underwriting capacity in the shadow period.</w:t>
+      </w:r>
+    </w:p>
+    <w:p>
+      <w:pPr>
+        <w:pStyle w:val="ListParagraph"/>
+        <w:numPr>
+          <w:ilvl w:val="0"/>
+          <w:numId w:val="3"/>
+        </w:numPr>
+        <w:spacing w:after="100" w:line="264"/>
+      </w:pPr>
+      <w:r>
+        <w:rPr>
+          <w:rFonts w:ascii="Calibri" w:cs="Calibri" w:eastAsia="Calibri" w:hAnsi="Calibri"/>
+          <w:b/>
+          <w:bCs/>
+          <w:sz w:val="22"/>
+          <w:szCs w:val="22"/>
+        </w:rPr>
+        <w:t xml:space="preserve">Make income and collateral verification mandatory before scoring. </w:t>
+      </w:r>
+      <w:r>
+        <w:rPr>
+          <w:rFonts w:ascii="Calibri" w:cs="Calibri" w:eastAsia="Calibri" w:hAnsi="Calibri"/>
+          <w:sz w:val="22"/>
+          <w:szCs w:val="22"/>
+        </w:rPr>
+        <w:t xml:space="preserve">A missing debt-to-income ratio or property valuation is the strongest default signal in the data. Requiring these fields removes the ambiguity, improves the data for the model and is itself a prudent lending control. Sequence it with the shadow period. The current model relies most on the missing-ratio signal. So once verification is mandatory, that group shrinks. Before go-live, the bank tests the model on the historical applicants with a recorded ratio, and refits it if necessary. On those applicants the model already catches 81% of defaulters at 78% precision while flagging only 9%. Re-training on the outcomes of newly verified applicants needs 12 months or more of repayment data.</w:t>
+      </w:r>
+    </w:p>
+    <w:p>
+      <w:pPr>
+        <w:pStyle w:val="ListParagraph"/>
+        <w:numPr>
+          <w:ilvl w:val="0"/>
+          <w:numId w:val="3"/>
+        </w:numPr>
+        <w:spacing w:after="100" w:line="264"/>
+      </w:pPr>
+      <w:r>
+        <w:rPr>
+          <w:rFonts w:ascii="Calibri" w:cs="Calibri" w:eastAsia="Calibri" w:hAnsi="Calibri"/>
+          <w:b/>
+          <w:bCs/>
+          <w:sz w:val="22"/>
+          <w:szCs w:val="22"/>
+        </w:rPr>
+        <w:t xml:space="preserve">Adopt the explicit policy rules the analysis surfaced. </w:t>
+      </w:r>
+      <w:r>
+        <w:rPr>
+          <w:rFonts w:ascii="Calibri" w:cs="Calibri" w:eastAsia="Calibri" w:hAnsi="Calibri"/>
+          <w:sz w:val="22"/>
+          <w:szCs w:val="22"/>
+        </w:rPr>
+        <w:t xml:space="preserve">Decline or escalate applications with a debt-to-income ratio above 45% (87% to 100% of them defaulted). Refer applications with two or more delinquent credit lines or two or more major derogatory reports to an underwriter. The observed default rates of these two groups are 45% and 51% and above. These are escalation rules that we read directly from the observed default rates. The bank applies them together with the score. They are transparent and easy to communicate, and they use the same drivers as the model. The model applies the drivers more finely. At any recorded ratio, its surrogate flags a delinquent line together with a credit history of about 93 months or less. Where a hard rule and the score disagree, the stricter outcome applies. The band shares in recommendation 1 do not include these rule-driven referrals.</w:t>
+      </w:r>
+    </w:p>
+    <w:p>
+      <w:pPr>
+        <w:pStyle w:val="ListParagraph"/>
+        <w:numPr>
+          <w:ilvl w:val="0"/>
+          <w:numId w:val="3"/>
+        </w:numPr>
+        <w:spacing w:after="100" w:line="264"/>
+      </w:pPr>
+      <w:r>
+        <w:rPr>
+          <w:rFonts w:ascii="Calibri" w:cs="Calibri" w:eastAsia="Calibri" w:hAnsi="Calibri"/>
+          <w:b/>
+          <w:bCs/>
+          <w:sz w:val="22"/>
+          <w:szCs w:val="22"/>
+        </w:rPr>
+        <w:t xml:space="preserve">Give every decline its own documented reason. </w:t>
+      </w:r>
+      <w:r>
+        <w:rPr>
+          <w:rFonts w:ascii="Calibri" w:cs="Calibri" w:eastAsia="Calibri" w:hAnsi="Calibri"/>
+          <w:sz w:val="22"/>
+          <w:szCs w:val="22"/>
+        </w:rPr>
+        <w:t xml:space="preserve">Build per-applicant risk drivers from the forest (for example SHAP values) in the first two months, before the shadow run. They give the reason on each adverse-action notice, including the automatic declines above 0.25. The surrogate tree's rules reproduce 93% of the forest's flag decisions at the 0.15 threshold. They give the plain-language summary of how the model decides. A referral that ends in a decline carries the underwriter's reason. Store the reasons with the application record for audit and for responses to applicants and regulators.</w:t>
+      </w:r>
+    </w:p>
+    <w:p>
+      <w:pPr>
+        <w:pStyle w:val="ListParagraph"/>
+        <w:numPr>
+          <w:ilvl w:val="0"/>
+          <w:numId w:val="3"/>
+        </w:numPr>
+        <w:spacing w:after="100" w:line="264"/>
+      </w:pPr>
+      <w:r>
+        <w:rPr>
+          <w:rFonts w:ascii="Calibri" w:cs="Calibri" w:eastAsia="Calibri" w:hAnsi="Calibri"/>
+          <w:b/>
+          <w:bCs/>
+          <w:sz w:val="22"/>
+          <w:szCs w:val="22"/>
+        </w:rPr>
+        <w:t xml:space="preserve">Check the threshold with real cost figures. </w:t>
+      </w:r>
+      <w:r>
+        <w:rPr>
+          <w:rFonts w:ascii="Calibri" w:cs="Calibri" w:eastAsia="Calibri" w:hAnsi="Calibri"/>
+          <w:sz w:val="22"/>
+          <w:szCs w:val="22"/>
+        </w:rPr>
+        <w:t xml:space="preserve">Replace the indicative $9,000 and $2,000 assumptions with the bank's actual loss-given-default and customer lifetime margin. Then re-derive the threshold on out-of-fold predictions before go-live. The analysis shows that the optimum stays at 0.15 for cost ratios from 4.5:1 to 8:1. The stated ratio of 4.5:1 sits at the lower edge of that range. The optimum would move to 0.20 if the ratio were nearer 2:1 or 3:1. So this step refines the operating point rather than the design.</w:t>
+      </w:r>
+    </w:p>
+    <w:p>
+      <w:pPr>
+        <w:pStyle w:val="ListParagraph"/>
+        <w:numPr>
+          <w:ilvl w:val="0"/>
+          <w:numId w:val="3"/>
+        </w:numPr>
+        <w:spacing w:after="100" w:line="264"/>
+      </w:pPr>
+      <w:r>
+        <w:rPr>
+          <w:rFonts w:ascii="Calibri" w:cs="Calibri" w:eastAsia="Calibri" w:hAnsi="Calibri"/>
+          <w:b/>
+          <w:bCs/>
+          <w:sz w:val="22"/>
+          <w:szCs w:val="22"/>
+        </w:rPr>
+        <w:t xml:space="preserve">Run a shadow period and a fairness review before go-live. </w:t>
+      </w:r>
+      <w:r>
+        <w:rPr>
+          <w:rFonts w:ascii="Calibri" w:cs="Calibri" w:eastAsia="Calibri" w:hAnsi="Calibri"/>
+          <w:sz w:val="22"/>
+          <w:szCs w:val="22"/>
+        </w:rPr>
+        <w:t xml:space="preserve">Score every application alongside the manual decision for one to two months. Include applications that the current process declines, because the training data contains only approved loans. Compare the model's decisions with the manual decisions. The outcomes of declined applicants stay unknown, and reject inference needs 12 months or more of data. Test approval and error rates across protected groups. If the review requires the bank to remove occupation, switch to the 16-input fallback model without occupation. Its expected credit-error cost is about 13% higher.</w:t>
+      </w:r>
+    </w:p>
+    <w:p>
+      <w:pPr>
+        <w:pStyle w:val="ListParagraph"/>
+        <w:numPr>
+          <w:ilvl w:val="0"/>
+          <w:numId w:val="3"/>
+        </w:numPr>
+        <w:spacing w:after="100" w:line="264"/>
+      </w:pPr>
+      <w:r>
+        <w:rPr>
+          <w:rFonts w:ascii="Calibri" w:cs="Calibri" w:eastAsia="Calibri" w:hAnsi="Calibri"/>
+          <w:b/>
+          <w:bCs/>
+          <w:sz w:val="22"/>
+          <w:szCs w:val="22"/>
+        </w:rPr>
+        <w:t xml:space="preserve">Monitor and re-train. </w:t>
+      </w:r>
+      <w:r>
+        <w:rPr>
+          <w:rFonts w:ascii="Calibri" w:cs="Calibri" w:eastAsia="Calibri" w:hAnsi="Calibri"/>
+          <w:sz w:val="22"/>
+          <w:szCs w:val="22"/>
+        </w:rPr>
+        <w:t xml:space="preserve">Track the approval rate, the score distribution and the share of applications with missing fields monthly. Track recall and precision as repayment outcomes arrive. The expected approval rate is about 73% on today's approved population at the 0.15 threshold. Under the bands, the bank approves about 69% automatically, refers about 7% and declines about 24%. Re-train at least yearly, or when the default rate or input distributions drift.</w:t>
+      </w:r>
+    </w:p>
+    <w:p>
+      <w:pPr>
+        <w:pStyle w:val="Heading2"/>
+        <w:keepNext/>
+        <w:spacing w:after="120" w:before="240"/>
+      </w:pPr>
+      <w:r>
+        <w:rPr>
+          <w:rFonts w:ascii="Calibri" w:cs="Calibri" w:eastAsia="Calibri" w:hAnsi="Calibri"/>
+          <w:b/>
+          <w:bCs/>
+          <w:color w:val="1E2761"/>
+          <w:sz w:val="25"/>
+          <w:szCs w:val="25"/>
+        </w:rPr>
+        <w:t xml:space="preserve">Key actionables for stakeholders</w:t>
+      </w:r>
+    </w:p>
+    <w:p>
+      <w:pPr>
+        <w:keepNext/>
+        <w:spacing w:after="140" w:line="276"/>
+        <w:jc w:val="both"/>
+      </w:pPr>
+      <w:r>
+        <w:rPr>
+          <w:rFonts w:ascii="Calibri" w:cs="Calibri" w:eastAsia="Calibri" w:hAnsi="Calibri"/>
+          <w:sz w:val="22"/>
+          <w:szCs w:val="22"/>
+        </w:rPr>
+        <w:t xml:space="preserve">Table 3 lists the actions for each stakeholder.</w:t>
+      </w:r>
+    </w:p>
+    <w:tbl>
+      <w:tblPr>
+        <w:tblW w:type="dxa" w:w="9360"/>
+        <w:tblBorders>
+          <w:top w:val="single" w:color="auto" w:sz="4"/>
+          <w:left w:val="single" w:color="auto" w:sz="4"/>
+          <w:bottom w:val="single" w:color="auto" w:sz="4"/>
+          <w:right w:val="single" w:color="auto" w:sz="4"/>
+          <w:insideH w:val="single" w:color="auto" w:sz="4"/>
+          <w:insideV w:val="single" w:color="auto" w:sz="4"/>
+        </w:tblBorders>
+      </w:tblPr>
+      <w:tblGrid>
+        <w:gridCol w:w="2600"/>
+        <w:gridCol w:w="6760"/>
+      </w:tblGrid>
+      <w:tr>
+        <w:trPr>
+          <w:cantSplit/>
+          <w:tblHeader/>
+        </w:trPr>
+        <w:tc>
+          <w:tcPr>
+            <w:tcW w:type="dxa" w:w="2600"/>
+            <w:tcBorders>
+              <w:top w:val="single" w:color="BFBFBF" w:sz="4"/>
+              <w:left w:val="single" w:color="BFBFBF" w:sz="4"/>
+              <w:bottom w:val="single" w:color="BFBFBF" w:sz="4"/>
+              <w:right w:val="single" w:color="BFBFBF" w:sz="4"/>
+            </w:tcBorders>
+            <w:shd w:fill="1E2761" w:color="auto" w:val="clear"/>
+            <w:tcMar>
+              <w:top w:type="dxa" w:w="60"/>
+              <w:left w:type="dxa" w:w="100"/>
+              <w:bottom w:type="dxa" w:w="60"/>
+              <w:right w:type="dxa" w:w="100"/>
+            </w:tcMar>
+          </w:tcPr>
+          <w:p>
+            <w:pPr>
+              <w:keepNext/>
+              <w:spacing w:after="0"/>
+              <w:jc w:val="left"/>
+            </w:pPr>
+            <w:r>
+              <w:rPr>
+                <w:rFonts w:ascii="Calibri" w:cs="Calibri" w:eastAsia="Calibri" w:hAnsi="Calibri"/>
+                <w:b/>
+                <w:bCs/>
+                <w:color w:val="FFFFFF"/>
+                <w:sz w:val="19"/>
+                <w:szCs w:val="19"/>
+              </w:rPr>
+              <w:t xml:space="preserve">Stakeholder</w:t>
+            </w:r>
+          </w:p>
+        </w:tc>
+        <w:tc>
+          <w:tcPr>
+            <w:tcW w:type="dxa" w:w="6760"/>
+            <w:tcBorders>
+              <w:top w:val="single" w:color="BFBFBF" w:sz="4"/>
+              <w:left w:val="single" w:color="BFBFBF" w:sz="4"/>
+              <w:bottom w:val="single" w:color="BFBFBF" w:sz="4"/>
+              <w:right w:val="single" w:color="BFBFBF" w:sz="4"/>
+            </w:tcBorders>
+            <w:shd w:fill="1E2761" w:color="auto" w:val="clear"/>
+            <w:tcMar>
+              <w:top w:type="dxa" w:w="60"/>
+              <w:left w:type="dxa" w:w="100"/>
+              <w:bottom w:type="dxa" w:w="60"/>
+              <w:right w:type="dxa" w:w="100"/>
+            </w:tcMar>
+          </w:tcPr>
+          <w:p>
+            <w:pPr>
+              <w:keepNext/>
+              <w:spacing w:after="0"/>
+              <w:jc w:val="left"/>
+            </w:pPr>
+            <w:r>
+              <w:rPr>
+                <w:rFonts w:ascii="Calibri" w:cs="Calibri" w:eastAsia="Calibri" w:hAnsi="Calibri"/>
+                <w:b/>
+                <w:bCs/>
+                <w:color w:val="FFFFFF"/>
+                <w:sz w:val="19"/>
+                <w:szCs w:val="19"/>
+              </w:rPr>
+              <w:t xml:space="preserve">Actionables</w:t>
+            </w:r>
+          </w:p>
+        </w:tc>
+      </w:tr>
+      <w:tr>
+        <w:trPr>
+          <w:cantSplit/>
+        </w:trPr>
+        <w:tc>
+          <w:tcPr>
+            <w:tcW w:type="dxa" w:w="2600"/>
+            <w:tcBorders>
+              <w:top w:val="single" w:color="BFBFBF" w:sz="4"/>
+              <w:left w:val="single" w:color="BFBFBF" w:sz="4"/>
+              <w:bottom w:val="single" w:color="BFBFBF" w:sz="4"/>
+              <w:right w:val="single" w:color="BFBFBF" w:sz="4"/>
+            </w:tcBorders>
+            <w:tcMar>
+              <w:top w:type="dxa" w:w="60"/>
+              <w:left w:type="dxa" w:w="100"/>
+              <w:bottom w:type="dxa" w:w="60"/>
+              <w:right w:type="dxa" w:w="100"/>
+            </w:tcMar>
+          </w:tcPr>
+          <w:p>
+            <w:pPr>
+              <w:keepNext/>
+              <w:spacing w:after="0"/>
+              <w:jc w:val="left"/>
+            </w:pPr>
+            <w:r>
+              <w:rPr>
+                <w:rFonts w:ascii="Calibri" w:cs="Calibri" w:eastAsia="Calibri" w:hAnsi="Calibri"/>
+                <w:b w:val="false"/>
+                <w:bCs w:val="false"/>
+                <w:color w:val="000000"/>
+                <w:sz w:val="19"/>
+                <w:szCs w:val="19"/>
+              </w:rPr>
+              <w:t xml:space="preserve">Head of Consumer Credit (sponsor)</w:t>
+            </w:r>
+          </w:p>
+        </w:tc>
+        <w:tc>
+          <w:tcPr>
+            <w:tcW w:type="dxa" w:w="6760"/>
+            <w:tcBorders>
+              <w:top w:val="single" w:color="BFBFBF" w:sz="4"/>
+              <w:left w:val="single" w:color="BFBFBF" w:sz="4"/>
+              <w:bottom w:val="single" w:color="BFBFBF" w:sz="4"/>
+              <w:right w:val="single" w:color="BFBFBF" w:sz="4"/>
+            </w:tcBorders>
+            <w:tcMar>
+              <w:top w:type="dxa" w:w="60"/>
+              <w:left w:type="dxa" w:w="100"/>
+              <w:bottom w:type="dxa" w:w="60"/>
+              <w:right w:type="dxa" w:w="100"/>
+            </w:tcMar>
+          </w:tcPr>
+          <w:p>
+            <w:pPr>
+              <w:keepNext/>
+              <w:spacing w:after="0"/>
+              <w:jc w:val="left"/>
+            </w:pPr>
+            <w:r>
+              <w:rPr>
+                <w:rFonts w:ascii="Calibri" w:cs="Calibri" w:eastAsia="Calibri" w:hAnsi="Calibri"/>
+                <w:b w:val="false"/>
+                <w:bCs w:val="false"/>
+                <w:color w:val="000000"/>
+                <w:sz w:val="19"/>
+                <w:szCs w:val="19"/>
+              </w:rPr>
+              <w:t xml:space="preserve">Approve the three-band decision policy and the initial 0.15 threshold. Own the risk-appetite decision that the threshold represents. Approve the go-live after the shadow period.</w:t>
+            </w:r>
+          </w:p>
+        </w:tc>
+      </w:tr>
+      <w:tr>
+        <w:trPr>
+          <w:cantSplit/>
+        </w:trPr>
+        <w:tc>
+          <w:tcPr>
+            <w:tcW w:type="dxa" w:w="2600"/>
+            <w:tcBorders>
+              <w:top w:val="single" w:color="BFBFBF" w:sz="4"/>
+              <w:left w:val="single" w:color="BFBFBF" w:sz="4"/>
+              <w:bottom w:val="single" w:color="BFBFBF" w:sz="4"/>
+              <w:right w:val="single" w:color="BFBFBF" w:sz="4"/>
+            </w:tcBorders>
+            <w:tcMar>
+              <w:top w:type="dxa" w:w="60"/>
+              <w:left w:type="dxa" w:w="100"/>
+              <w:bottom w:type="dxa" w:w="60"/>
+              <w:right w:type="dxa" w:w="100"/>
+            </w:tcMar>
+          </w:tcPr>
+          <w:p>
+            <w:pPr>
+              <w:keepNext/>
+              <w:spacing w:after="0"/>
+              <w:jc w:val="left"/>
+            </w:pPr>
+            <w:r>
+              <w:rPr>
+                <w:rFonts w:ascii="Calibri" w:cs="Calibri" w:eastAsia="Calibri" w:hAnsi="Calibri"/>
+                <w:b w:val="false"/>
+                <w:bCs w:val="false"/>
+                <w:color w:val="000000"/>
+                <w:sz w:val="19"/>
+                <w:szCs w:val="19"/>
+              </w:rPr>
+              <w:t xml:space="preserve">Credit risk and finance</w:t>
+            </w:r>
+          </w:p>
+        </w:tc>
+        <w:tc>
+          <w:tcPr>
+            <w:tcW w:type="dxa" w:w="6760"/>
+            <w:tcBorders>
+              <w:top w:val="single" w:color="BFBFBF" w:sz="4"/>
+              <w:left w:val="single" w:color="BFBFBF" w:sz="4"/>
+              <w:bottom w:val="single" w:color="BFBFBF" w:sz="4"/>
+              <w:right w:val="single" w:color="BFBFBF" w:sz="4"/>
+            </w:tcBorders>
+            <w:tcMar>
+              <w:top w:type="dxa" w:w="60"/>
+              <w:left w:type="dxa" w:w="100"/>
+              <w:bottom w:type="dxa" w:w="60"/>
+              <w:right w:type="dxa" w:w="100"/>
+            </w:tcMar>
+          </w:tcPr>
+          <w:p>
+            <w:pPr>
+              <w:keepNext/>
+              <w:spacing w:after="0"/>
+              <w:jc w:val="left"/>
+            </w:pPr>
+            <w:r>
+              <w:rPr>
+                <w:rFonts w:ascii="Calibri" w:cs="Calibri" w:eastAsia="Calibri" w:hAnsi="Calibri"/>
+                <w:b w:val="false"/>
+                <w:bCs w:val="false"/>
+                <w:color w:val="000000"/>
+                <w:sz w:val="19"/>
+                <w:szCs w:val="19"/>
+              </w:rPr>
+              <w:t xml:space="preserve">Supply actual loss-given-default and margin figures to check the threshold. Check the cost-benefit case. Define the monitoring limits that trigger re-training.</w:t>
+            </w:r>
+          </w:p>
+        </w:tc>
+      </w:tr>
+      <w:tr>
+        <w:trPr>
+          <w:cantSplit/>
+        </w:trPr>
+        <w:tc>
+          <w:tcPr>
+            <w:tcW w:type="dxa" w:w="2600"/>
+            <w:tcBorders>
+              <w:top w:val="single" w:color="BFBFBF" w:sz="4"/>
+              <w:left w:val="single" w:color="BFBFBF" w:sz="4"/>
+              <w:bottom w:val="single" w:color="BFBFBF" w:sz="4"/>
+              <w:right w:val="single" w:color="BFBFBF" w:sz="4"/>
+            </w:tcBorders>
+            <w:tcMar>
+              <w:top w:type="dxa" w:w="60"/>
+              <w:left w:type="dxa" w:w="100"/>
+              <w:bottom w:type="dxa" w:w="60"/>
+              <w:right w:type="dxa" w:w="100"/>
+            </w:tcMar>
+          </w:tcPr>
+          <w:p>
+            <w:pPr>
+              <w:keepNext/>
+              <w:spacing w:after="0"/>
+              <w:jc w:val="left"/>
+            </w:pPr>
+            <w:r>
+              <w:rPr>
+                <w:rFonts w:ascii="Calibri" w:cs="Calibri" w:eastAsia="Calibri" w:hAnsi="Calibri"/>
+                <w:b w:val="false"/>
+                <w:bCs w:val="false"/>
+                <w:color w:val="000000"/>
+                <w:sz w:val="19"/>
+                <w:szCs w:val="19"/>
+              </w:rPr>
+              <w:t xml:space="preserve">Underwriting operations</w:t>
+            </w:r>
+          </w:p>
+        </w:tc>
+        <w:tc>
+          <w:tcPr>
+            <w:tcW w:type="dxa" w:w="6760"/>
+            <w:tcBorders>
+              <w:top w:val="single" w:color="BFBFBF" w:sz="4"/>
+              <w:left w:val="single" w:color="BFBFBF" w:sz="4"/>
+              <w:bottom w:val="single" w:color="BFBFBF" w:sz="4"/>
+              <w:right w:val="single" w:color="BFBFBF" w:sz="4"/>
+            </w:tcBorders>
+            <w:tcMar>
+              <w:top w:type="dxa" w:w="60"/>
+              <w:left w:type="dxa" w:w="100"/>
+              <w:bottom w:type="dxa" w:w="60"/>
+              <w:right w:type="dxa" w:w="100"/>
+            </w:tcMar>
+          </w:tcPr>
+          <w:p>
+            <w:pPr>
+              <w:keepNext/>
+              <w:spacing w:after="0"/>
+              <w:jc w:val="left"/>
+            </w:pPr>
+            <w:r>
+              <w:rPr>
+                <w:rFonts w:ascii="Calibri" w:cs="Calibri" w:eastAsia="Calibri" w:hAnsi="Calibri"/>
+                <w:b w:val="false"/>
+                <w:bCs w:val="false"/>
+                <w:color w:val="000000"/>
+                <w:sz w:val="19"/>
+                <w:szCs w:val="19"/>
+              </w:rPr>
+              <w:t xml:space="preserve">Make income and valuation verification mandatory fields. Redesign the workflow around approve / refer / decline bands. Train underwriters to read the per-applicant risk drivers and to handle referred cases.</w:t>
+            </w:r>
+          </w:p>
+        </w:tc>
+      </w:tr>
+      <w:tr>
+        <w:trPr>
+          <w:cantSplit/>
+        </w:trPr>
+        <w:tc>
+          <w:tcPr>
+            <w:tcW w:type="dxa" w:w="2600"/>
+            <w:tcBorders>
+              <w:top w:val="single" w:color="BFBFBF" w:sz="4"/>
+              <w:left w:val="single" w:color="BFBFBF" w:sz="4"/>
+              <w:bottom w:val="single" w:color="BFBFBF" w:sz="4"/>
+              <w:right w:val="single" w:color="BFBFBF" w:sz="4"/>
+            </w:tcBorders>
+            <w:tcMar>
+              <w:top w:type="dxa" w:w="60"/>
+              <w:left w:type="dxa" w:w="100"/>
+              <w:bottom w:type="dxa" w:w="60"/>
+              <w:right w:type="dxa" w:w="100"/>
+            </w:tcMar>
+          </w:tcPr>
+          <w:p>
+            <w:pPr>
+              <w:keepNext/>
+              <w:spacing w:after="0"/>
+              <w:jc w:val="left"/>
+            </w:pPr>
+            <w:r>
+              <w:rPr>
+                <w:rFonts w:ascii="Calibri" w:cs="Calibri" w:eastAsia="Calibri" w:hAnsi="Calibri"/>
+                <w:b w:val="false"/>
+                <w:bCs w:val="false"/>
+                <w:color w:val="000000"/>
+                <w:sz w:val="19"/>
+                <w:szCs w:val="19"/>
+              </w:rPr>
+              <w:t xml:space="preserve">Data and technology</w:t>
+            </w:r>
+          </w:p>
+        </w:tc>
+        <w:tc>
+          <w:tcPr>
+            <w:tcW w:type="dxa" w:w="6760"/>
+            <w:tcBorders>
+              <w:top w:val="single" w:color="BFBFBF" w:sz="4"/>
+              <w:left w:val="single" w:color="BFBFBF" w:sz="4"/>
+              <w:bottom w:val="single" w:color="BFBFBF" w:sz="4"/>
+              <w:right w:val="single" w:color="BFBFBF" w:sz="4"/>
+            </w:tcBorders>
+            <w:tcMar>
+              <w:top w:type="dxa" w:w="60"/>
+              <w:left w:type="dxa" w:w="100"/>
+              <w:bottom w:type="dxa" w:w="60"/>
+              <w:right w:type="dxa" w:w="100"/>
+            </w:tcMar>
+          </w:tcPr>
+          <w:p>
+            <w:pPr>
+              <w:keepNext/>
+              <w:spacing w:after="0"/>
+              <w:jc w:val="left"/>
+            </w:pPr>
+            <w:r>
+              <w:rPr>
+                <w:rFonts w:ascii="Calibri" w:cs="Calibri" w:eastAsia="Calibri" w:hAnsi="Calibri"/>
+                <w:b w:val="false"/>
+                <w:bCs w:val="false"/>
+                <w:color w:val="000000"/>
+                <w:sz w:val="19"/>
+                <w:szCs w:val="19"/>
+              </w:rPr>
+              <w:t xml:space="preserve">Build the scoring pipeline (imputation, missing flags, model, threshold, per-applicant risk drivers such as SHAP values) in the first two months. Integrate it with the loan-origination system. Build logging, monitoring dashboards and a yearly re-training job.</w:t>
+            </w:r>
+          </w:p>
+        </w:tc>
+      </w:tr>
+      <w:tr>
+        <w:trPr>
+          <w:cantSplit/>
+        </w:trPr>
+        <w:tc>
+          <w:tcPr>
+            <w:tcW w:type="dxa" w:w="2600"/>
+            <w:tcBorders>
+              <w:top w:val="single" w:color="BFBFBF" w:sz="4"/>
+              <w:left w:val="single" w:color="BFBFBF" w:sz="4"/>
+              <w:bottom w:val="single" w:color="BFBFBF" w:sz="4"/>
+              <w:right w:val="single" w:color="BFBFBF" w:sz="4"/>
+            </w:tcBorders>
+            <w:tcMar>
+              <w:top w:type="dxa" w:w="60"/>
+              <w:left w:type="dxa" w:w="100"/>
+              <w:bottom w:type="dxa" w:w="60"/>
+              <w:right w:type="dxa" w:w="100"/>
+            </w:tcMar>
+          </w:tcPr>
+          <w:p>
+            <w:pPr>
+              <w:keepNext/>
+              <w:spacing w:after="0"/>
+              <w:jc w:val="left"/>
+            </w:pPr>
+            <w:r>
+              <w:rPr>
+                <w:rFonts w:ascii="Calibri" w:cs="Calibri" w:eastAsia="Calibri" w:hAnsi="Calibri"/>
+                <w:b w:val="false"/>
+                <w:bCs w:val="false"/>
+                <w:color w:val="000000"/>
+                <w:sz w:val="19"/>
+                <w:szCs w:val="19"/>
+              </w:rPr>
+              <w:t xml:space="preserve">Compliance and legal</w:t>
+            </w:r>
+          </w:p>
+        </w:tc>
+        <w:tc>
+          <w:tcPr>
+            <w:tcW w:type="dxa" w:w="6760"/>
+            <w:tcBorders>
+              <w:top w:val="single" w:color="BFBFBF" w:sz="4"/>
+              <w:left w:val="single" w:color="BFBFBF" w:sz="4"/>
+              <w:bottom w:val="single" w:color="BFBFBF" w:sz="4"/>
+              <w:right w:val="single" w:color="BFBFBF" w:sz="4"/>
+            </w:tcBorders>
+            <w:tcMar>
+              <w:top w:type="dxa" w:w="60"/>
+              <w:left w:type="dxa" w:w="100"/>
+              <w:bottom w:type="dxa" w:w="60"/>
+              <w:right w:type="dxa" w:w="100"/>
+            </w:tcMar>
+          </w:tcPr>
+          <w:p>
+            <w:pPr>
+              <w:keepNext/>
+              <w:spacing w:after="0"/>
+              <w:jc w:val="left"/>
+            </w:pPr>
+            <w:r>
+              <w:rPr>
+                <w:rFonts w:ascii="Calibri" w:cs="Calibri" w:eastAsia="Calibri" w:hAnsi="Calibri"/>
+                <w:b w:val="false"/>
+                <w:bCs w:val="false"/>
+                <w:color w:val="000000"/>
+                <w:sz w:val="19"/>
+                <w:szCs w:val="19"/>
+              </w:rPr>
+              <w:t xml:space="preserve">Review the adverse-action reasons against ECOA requirements. Run the disparate-impact analysis. Decide whether occupation may stay in the model. Approve model-risk documentation.</w:t>
+            </w:r>
+          </w:p>
+        </w:tc>
+      </w:tr>
+      <w:tr>
+        <w:trPr>
+          <w:cantSplit/>
+        </w:trPr>
+        <w:tc>
+          <w:tcPr>
+            <w:tcW w:type="dxa" w:w="2600"/>
+            <w:tcBorders>
+              <w:top w:val="single" w:color="BFBFBF" w:sz="4"/>
+              <w:left w:val="single" w:color="BFBFBF" w:sz="4"/>
+              <w:bottom w:val="single" w:color="BFBFBF" w:sz="4"/>
+              <w:right w:val="single" w:color="BFBFBF" w:sz="4"/>
+            </w:tcBorders>
+            <w:tcMar>
+              <w:top w:type="dxa" w:w="60"/>
+              <w:left w:type="dxa" w:w="100"/>
+              <w:bottom w:type="dxa" w:w="60"/>
+              <w:right w:type="dxa" w:w="100"/>
+            </w:tcMar>
+          </w:tcPr>
+          <w:p>
+            <w:pPr>
+              <w:keepNext w:val="false"/>
+              <w:spacing w:after="0"/>
+              <w:jc w:val="left"/>
+            </w:pPr>
+            <w:r>
+              <w:rPr>
+                <w:rFonts w:ascii="Calibri" w:cs="Calibri" w:eastAsia="Calibri" w:hAnsi="Calibri"/>
+                <w:b w:val="false"/>
+                <w:bCs w:val="false"/>
+                <w:color w:val="000000"/>
+                <w:sz w:val="19"/>
+                <w:szCs w:val="19"/>
+              </w:rPr>
+              <w:t xml:space="preserve">Data science</w:t>
+            </w:r>
+          </w:p>
+        </w:tc>
+        <w:tc>
+          <w:tcPr>
+            <w:tcW w:type="dxa" w:w="6760"/>
+            <w:tcBorders>
+              <w:top w:val="single" w:color="BFBFBF" w:sz="4"/>
+              <w:left w:val="single" w:color="BFBFBF" w:sz="4"/>
+              <w:bottom w:val="single" w:color="BFBFBF" w:sz="4"/>
+              <w:right w:val="single" w:color="BFBFBF" w:sz="4"/>
+            </w:tcBorders>
+            <w:tcMar>
+              <w:top w:type="dxa" w:w="60"/>
+              <w:left w:type="dxa" w:w="100"/>
+              <w:bottom w:type="dxa" w:w="60"/>
+              <w:right w:type="dxa" w:w="100"/>
+            </w:tcMar>
+          </w:tcPr>
+          <w:p>
+            <w:pPr>
+              <w:keepNext w:val="false"/>
+              <w:spacing w:after="0"/>
+              <w:jc w:val="left"/>
+            </w:pPr>
+            <w:r>
+              <w:rPr>
+                <w:rFonts w:ascii="Calibri" w:cs="Calibri" w:eastAsia="Calibri" w:hAnsi="Calibri"/>
+                <w:b w:val="false"/>
+                <w:bCs w:val="false"/>
+                <w:color w:val="000000"/>
+                <w:sz w:val="19"/>
+                <w:szCs w:val="19"/>
+              </w:rPr>
+              <w:t xml:space="preserve">Maintain the model. Run the shadow comparison. Extend the analysis (see further analysis below). Report monthly performance.</w:t>
+            </w:r>
+          </w:p>
+        </w:tc>
+      </w:tr>
+    </w:tbl>
+    <w:p>
+      <w:pPr>
+        <w:keepLines/>
+        <w:spacing w:after="220"/>
+        <w:jc w:val="center"/>
+      </w:pPr>
+      <w:r>
+        <w:rPr>
+          <w:rFonts w:ascii="Calibri" w:cs="Calibri" w:eastAsia="Calibri" w:hAnsi="Calibri"/>
+          <w:i/>
+          <w:iCs/>
+          <w:color w:val="595959"/>
+          <w:sz w:val="19"/>
+          <w:szCs w:val="19"/>
+        </w:rPr>
+        <w:t xml:space="preserve">Table 3. Key actionables for each stakeholder.</w:t>
+      </w:r>
+    </w:p>
+    <w:p>
+      <w:pPr>
+        <w:pStyle w:val="Heading2"/>
+        <w:keepNext/>
+        <w:spacing w:after="120" w:before="240"/>
+      </w:pPr>
+      <w:r>
+        <w:rPr>
+          <w:rFonts w:ascii="Calibri" w:cs="Calibri" w:eastAsia="Calibri" w:hAnsi="Calibri"/>
+          <w:b/>
+          <w:bCs/>
+          <w:color w:val="1E2761"/>
+          <w:sz w:val="25"/>
+          <w:szCs w:val="25"/>
+        </w:rPr>
+        <w:t xml:space="preserve">Expected benefits and costs</w:t>
+      </w:r>
+    </w:p>
+    <w:p>
+      <w:pPr>
+        <w:spacing w:after="140" w:line="276"/>
+        <w:jc w:val="both"/>
+      </w:pPr>
+      <w:r>
+        <w:rPr>
+          <w:rFonts w:ascii="Calibri" w:cs="Calibri" w:eastAsia="Calibri" w:hAnsi="Calibri"/>
+          <w:sz w:val="22"/>
+          <w:szCs w:val="22"/>
+        </w:rPr>
+        <w:t xml:space="preserve">The figures in Table 4 are indicative and rest on the stated assumptions. Their purpose is to size the opportunity. The bank should refine them with its own numbers.</w:t>
+      </w:r>
+    </w:p>
+    <w:p>
+      <w:pPr>
+        <w:keepNext/>
+        <w:spacing w:after="140" w:line="276"/>
+        <w:jc w:val="both"/>
+      </w:pPr>
+      <w:r>
+        <w:rPr>
+          <w:rFonts w:ascii="Calibri" w:cs="Calibri" w:eastAsia="Calibri" w:hAnsi="Calibri"/>
+          <w:b/>
+          <w:bCs/>
+          <w:sz w:val="22"/>
+          <w:szCs w:val="22"/>
+        </w:rPr>
+        <w:t xml:space="preserve">Assumptions.</w:t>
+      </w:r>
+    </w:p>
+    <w:p>
+      <w:pPr>
+        <w:pStyle w:val="ListParagraph"/>
+        <w:numPr>
+          <w:ilvl w:val="0"/>
+          <w:numId w:val="2"/>
+        </w:numPr>
+        <w:spacing w:after="90" w:line="264"/>
+      </w:pPr>
+      <w:r>
+        <w:rPr>
+          <w:rFonts w:ascii="Calibri" w:cs="Calibri" w:eastAsia="Calibri" w:hAnsi="Calibri"/>
+          <w:b/>
+          <w:bCs/>
+          <w:sz w:val="22"/>
+          <w:szCs w:val="22"/>
+        </w:rPr>
+        <w:t xml:space="preserve">Volume and cost of a missed defaulter: </w:t>
+      </w:r>
+      <w:r>
+        <w:rPr>
+          <w:rFonts w:ascii="Calibri" w:cs="Calibri" w:eastAsia="Calibri" w:hAnsi="Calibri"/>
+          <w:sz w:val="22"/>
+          <w:szCs w:val="22"/>
+        </w:rPr>
+        <w:t xml:space="preserve">The application volume is 6,000 per year (the size of the dataset). Defaulted loans averaged $16,900 in the data. With about half recovered through the collateral, a missed defaulter costs about $9,000.</w:t>
+      </w:r>
+    </w:p>
+    <w:p>
+      <w:pPr>
+        <w:pStyle w:val="ListParagraph"/>
+        <w:numPr>
+          <w:ilvl w:val="0"/>
+          <w:numId w:val="2"/>
+        </w:numPr>
+        <w:spacing w:after="90" w:line="264"/>
+      </w:pPr>
+      <w:r>
+        <w:rPr>
+          <w:rFonts w:ascii="Calibri" w:cs="Calibri" w:eastAsia="Calibri" w:hAnsi="Calibri"/>
+          <w:b/>
+          <w:bCs/>
+          <w:sz w:val="22"/>
+          <w:szCs w:val="22"/>
+        </w:rPr>
+        <w:t xml:space="preserve">Cost of a wrongly declined applicant: </w:t>
+      </w:r>
+      <w:r>
+        <w:rPr>
+          <w:rFonts w:ascii="Calibri" w:cs="Calibri" w:eastAsia="Calibri" w:hAnsi="Calibri"/>
+          <w:sz w:val="22"/>
+          <w:szCs w:val="22"/>
+        </w:rPr>
+        <w:t xml:space="preserve">It is about $2,000 in forgone net interest margin and acquisition spend. Illustratively, that figure combines two parts. One is a net margin of about three percentage points on a $16,000 to $17,000 balance over three to four years. The other is the cost of acquiring a replacement customer. Finance should replace both figures.</w:t>
+      </w:r>
+    </w:p>
+    <w:p>
+      <w:pPr>
+        <w:pStyle w:val="ListParagraph"/>
+        <w:numPr>
+          <w:ilvl w:val="0"/>
+          <w:numId w:val="2"/>
+        </w:numPr>
+        <w:spacing w:after="90" w:line="264"/>
+      </w:pPr>
+      <w:r>
+        <w:rPr>
+          <w:rFonts w:ascii="Calibri" w:cs="Calibri" w:eastAsia="Calibri" w:hAnsi="Calibri"/>
+          <w:b/>
+          <w:bCs/>
+          <w:sz w:val="22"/>
+          <w:szCs w:val="22"/>
+        </w:rPr>
+        <w:t xml:space="preserve">Cost ratio: </w:t>
+      </w:r>
+      <w:r>
+        <w:rPr>
+          <w:rFonts w:ascii="Calibri" w:cs="Calibri" w:eastAsia="Calibri" w:hAnsi="Calibri"/>
+          <w:sz w:val="22"/>
+          <w:szCs w:val="22"/>
+        </w:rPr>
+        <w:t xml:space="preserve">If the true ratio were nearer 2:1 or 3:1, the cost-minimising threshold would move to 0.20. At 0.20, the out-of-fold data shows about 90% recall and 85 good applicants declined per 1,000.</w:t>
+      </w:r>
+    </w:p>
+    <w:p>
+      <w:pPr>
+        <w:pStyle w:val="ListParagraph"/>
+        <w:numPr>
+          <w:ilvl w:val="0"/>
+          <w:numId w:val="2"/>
+        </w:numPr>
+        <w:spacing w:after="90" w:line="264"/>
+      </w:pPr>
+      <w:r>
+        <w:rPr>
+          <w:rFonts w:ascii="Calibri" w:cs="Calibri" w:eastAsia="Calibri" w:hAnsi="Calibri"/>
+          <w:b/>
+          <w:bCs/>
+          <w:sz w:val="22"/>
+          <w:szCs w:val="22"/>
+        </w:rPr>
+        <w:t xml:space="preserve">Performance in production: </w:t>
+      </w:r>
+      <w:r>
+        <w:rPr>
+          <w:rFonts w:ascii="Calibri" w:cs="Calibri" w:eastAsia="Calibri" w:hAnsi="Calibri"/>
+          <w:sz w:val="22"/>
+          <w:szCs w:val="22"/>
+        </w:rPr>
+        <w:t xml:space="preserve">We assume that production performance equals test-set performance (93% of defaulters caught, 67% precision at threshold 0.15). This assumption applies to an applicant population like the one that the current process approves. So the benefit is an additional screen on those applicants. The outcomes of applicants that the manual process declines today stay unknown.</w:t>
+      </w:r>
+    </w:p>
+    <w:p>
+      <w:pPr>
+        <w:pStyle w:val="ListParagraph"/>
+        <w:numPr>
+          <w:ilvl w:val="0"/>
+          <w:numId w:val="2"/>
+        </w:numPr>
+        <w:spacing w:after="90" w:line="264"/>
+      </w:pPr>
+      <w:r>
+        <w:rPr>
+          <w:rFonts w:ascii="Calibri" w:cs="Calibri" w:eastAsia="Calibri" w:hAnsi="Calibri"/>
+          <w:b/>
+          <w:bCs/>
+          <w:sz w:val="22"/>
+          <w:szCs w:val="22"/>
+        </w:rPr>
+        <w:t xml:space="preserve">Before verification: </w:t>
+      </w:r>
+      <w:r>
+        <w:rPr>
+          <w:rFonts w:ascii="Calibri" w:cs="Calibri" w:eastAsia="Calibri" w:hAnsi="Calibri"/>
+          <w:sz w:val="22"/>
+          <w:szCs w:val="22"/>
+        </w:rPr>
+        <w:t xml:space="preserve">Two thirds of defaulters sit in the fifth of applicants with no recorded debt-to-income ratio. The model flags that group almost entirely (97%), and mandatory verification will shrink it. On applicants with a recorded ratio, the model catches 81% of defaulters at 78% precision while flagging 9%. That is the better guide to its behaviour once verification is in place.</w:t>
+      </w:r>
+    </w:p>
+    <w:p>
+      <w:pPr>
+        <w:pStyle w:val="ListParagraph"/>
+        <w:numPr>
+          <w:ilvl w:val="0"/>
+          <w:numId w:val="2"/>
+        </w:numPr>
+        <w:spacing w:after="90" w:line="264"/>
+      </w:pPr>
+      <w:r>
+        <w:rPr>
+          <w:rFonts w:ascii="Calibri" w:cs="Calibri" w:eastAsia="Calibri" w:hAnsi="Calibri"/>
+          <w:b/>
+          <w:bCs/>
+          <w:sz w:val="22"/>
+          <w:szCs w:val="22"/>
+        </w:rPr>
+        <w:t xml:space="preserve">Bands: </w:t>
+      </w:r>
+      <w:r>
+        <w:rPr>
+          <w:rFonts w:ascii="Calibri" w:cs="Calibri" w:eastAsia="Calibri" w:hAnsi="Calibri"/>
+          <w:sz w:val="22"/>
+          <w:szCs w:val="22"/>
+        </w:rPr>
+        <w:t xml:space="preserve">All figures are for the single 0.15 threshold. The approve / refer / decline bands are the operating procedure around it. Whatever underwriters approve inside the referral band trades some of the modelled benefit for a human check. The referral band holds about 7% of applications, and about one in five of them defaulted. Under the bands, the share of defaulters caught lies between about 88% (if underwriters approved every referral) and 96% (if they declined every referral). The single-threshold figure is 93%.</w:t>
+      </w:r>
+    </w:p>
+    <w:tbl>
+      <w:tblPr>
+        <w:tblW w:type="dxa" w:w="9360"/>
+        <w:tblBorders>
+          <w:top w:val="single" w:color="auto" w:sz="4"/>
+          <w:left w:val="single" w:color="auto" w:sz="4"/>
+          <w:bottom w:val="single" w:color="auto" w:sz="4"/>
+          <w:right w:val="single" w:color="auto" w:sz="4"/>
+          <w:insideH w:val="single" w:color="auto" w:sz="4"/>
+          <w:insideV w:val="single" w:color="auto" w:sz="4"/>
+        </w:tblBorders>
+      </w:tblPr>
+      <w:tblGrid>
+        <w:gridCol w:w="3760"/>
+        <w:gridCol w:w="2500"/>
+        <w:gridCol w:w="3100"/>
+      </w:tblGrid>
+      <w:tr>
+        <w:trPr>
+          <w:cantSplit/>
+          <w:tblHeader/>
+        </w:trPr>
+        <w:tc>
+          <w:tcPr>
+            <w:tcW w:type="dxa" w:w="3760"/>
+            <w:tcBorders>
+              <w:top w:val="single" w:color="BFBFBF" w:sz="4"/>
+              <w:left w:val="single" w:color="BFBFBF" w:sz="4"/>
+              <w:bottom w:val="single" w:color="BFBFBF" w:sz="4"/>
+              <w:right w:val="single" w:color="BFBFBF" w:sz="4"/>
+            </w:tcBorders>
+            <w:shd w:fill="1E2761" w:color="auto" w:val="clear"/>
+            <w:tcMar>
+              <w:top w:type="dxa" w:w="60"/>
+              <w:left w:type="dxa" w:w="100"/>
+              <w:bottom w:type="dxa" w:w="60"/>
+              <w:right w:type="dxa" w:w="100"/>
+            </w:tcMar>
+          </w:tcPr>
+          <w:p>
+            <w:pPr>
+              <w:keepNext/>
+              <w:spacing w:after="0"/>
+              <w:jc w:val="left"/>
+            </w:pPr>
+            <w:r>
+              <w:rPr>
+                <w:rFonts w:ascii="Calibri" w:cs="Calibri" w:eastAsia="Calibri" w:hAnsi="Calibri"/>
+                <w:b/>
+                <w:bCs/>
+                <w:color w:val="FFFFFF"/>
+                <w:sz w:val="19"/>
+                <w:szCs w:val="19"/>
+              </w:rPr>
+              <w:t xml:space="preserve">Item (per year, 6,000 applications)</w:t>
+            </w:r>
+          </w:p>
+        </w:tc>
+        <w:tc>
+          <w:tcPr>
+            <w:tcW w:type="dxa" w:w="2500"/>
+            <w:tcBorders>
+              <w:top w:val="single" w:color="BFBFBF" w:sz="4"/>
+              <w:left w:val="single" w:color="BFBFBF" w:sz="4"/>
+              <w:bottom w:val="single" w:color="BFBFBF" w:sz="4"/>
+              <w:right w:val="single" w:color="BFBFBF" w:sz="4"/>
+            </w:tcBorders>
+            <w:shd w:fill="1E2761" w:color="auto" w:val="clear"/>
+            <w:tcMar>
+              <w:top w:type="dxa" w:w="60"/>
+              <w:left w:type="dxa" w:w="100"/>
+              <w:bottom w:type="dxa" w:w="60"/>
+              <w:right w:type="dxa" w:w="100"/>
+            </w:tcMar>
+          </w:tcPr>
+          <w:p>
+            <w:pPr>
+              <w:keepNext/>
+              <w:spacing w:after="0"/>
+              <w:jc w:val="left"/>
+            </w:pPr>
+            <w:r>
+              <w:rPr>
+                <w:rFonts w:ascii="Calibri" w:cs="Calibri" w:eastAsia="Calibri" w:hAnsi="Calibri"/>
+                <w:b/>
+                <w:bCs/>
+                <w:color w:val="FFFFFF"/>
+                <w:sz w:val="19"/>
+                <w:szCs w:val="19"/>
+              </w:rPr>
+              <w:t xml:space="preserve">Current process</w:t>
+            </w:r>
+          </w:p>
+        </w:tc>
+        <w:tc>
+          <w:tcPr>
+            <w:tcW w:type="dxa" w:w="3100"/>
+            <w:tcBorders>
+              <w:top w:val="single" w:color="BFBFBF" w:sz="4"/>
+              <w:left w:val="single" w:color="BFBFBF" w:sz="4"/>
+              <w:bottom w:val="single" w:color="BFBFBF" w:sz="4"/>
+              <w:right w:val="single" w:color="BFBFBF" w:sz="4"/>
+            </w:tcBorders>
+            <w:shd w:fill="1E2761" w:color="auto" w:val="clear"/>
+            <w:tcMar>
+              <w:top w:type="dxa" w:w="60"/>
+              <w:left w:type="dxa" w:w="100"/>
+              <w:bottom w:type="dxa" w:w="60"/>
+              <w:right w:type="dxa" w:w="100"/>
+            </w:tcMar>
+          </w:tcPr>
+          <w:p>
+            <w:pPr>
+              <w:keepNext/>
+              <w:spacing w:after="0"/>
+              <w:jc w:val="left"/>
+            </w:pPr>
+            <w:r>
+              <w:rPr>
+                <w:rFonts w:ascii="Calibri" w:cs="Calibri" w:eastAsia="Calibri" w:hAnsi="Calibri"/>
+                <w:b/>
+                <w:bCs/>
+                <w:color w:val="FFFFFF"/>
+                <w:sz w:val="19"/>
+                <w:szCs w:val="19"/>
+              </w:rPr>
+              <w:t xml:space="preserve">With the proposed model</w:t>
+            </w:r>
+          </w:p>
+        </w:tc>
+      </w:tr>
+      <w:tr>
+        <w:trPr>
+          <w:cantSplit/>
+        </w:trPr>
+        <w:tc>
+          <w:tcPr>
+            <w:tcW w:type="dxa" w:w="3760"/>
+            <w:tcBorders>
+              <w:top w:val="single" w:color="BFBFBF" w:sz="4"/>
+              <w:left w:val="single" w:color="BFBFBF" w:sz="4"/>
+              <w:bottom w:val="single" w:color="BFBFBF" w:sz="4"/>
+              <w:right w:val="single" w:color="BFBFBF" w:sz="4"/>
+            </w:tcBorders>
+            <w:tcMar>
+              <w:top w:type="dxa" w:w="60"/>
+              <w:left w:type="dxa" w:w="100"/>
+              <w:bottom w:type="dxa" w:w="60"/>
+              <w:right w:type="dxa" w:w="100"/>
+            </w:tcMar>
+          </w:tcPr>
+          <w:p>
+            <w:pPr>
+              <w:keepNext/>
+              <w:spacing w:after="0"/>
+              <w:jc w:val="left"/>
+            </w:pPr>
+            <w:r>
+              <w:rPr>
+                <w:rFonts w:ascii="Calibri" w:cs="Calibri" w:eastAsia="Calibri" w:hAnsi="Calibri"/>
+                <w:b w:val="false"/>
+                <w:bCs w:val="false"/>
+                <w:color w:val="000000"/>
+                <w:sz w:val="19"/>
+                <w:szCs w:val="19"/>
+              </w:rPr>
+              <w:t xml:space="preserve">Loans that default</w:t>
+            </w:r>
+          </w:p>
+        </w:tc>
+        <w:tc>
+          <w:tcPr>
+            <w:tcW w:type="dxa" w:w="2500"/>
+            <w:tcBorders>
+              <w:top w:val="single" w:color="BFBFBF" w:sz="4"/>
+              <w:left w:val="single" w:color="BFBFBF" w:sz="4"/>
+              <w:bottom w:val="single" w:color="BFBFBF" w:sz="4"/>
+              <w:right w:val="single" w:color="BFBFBF" w:sz="4"/>
+            </w:tcBorders>
+            <w:tcMar>
+              <w:top w:type="dxa" w:w="60"/>
+              <w:left w:type="dxa" w:w="100"/>
+              <w:bottom w:type="dxa" w:w="60"/>
+              <w:right w:type="dxa" w:w="100"/>
+            </w:tcMar>
+          </w:tcPr>
+          <w:p>
+            <w:pPr>
+              <w:keepNext/>
+              <w:spacing w:after="0"/>
+              <w:jc w:val="left"/>
+            </w:pPr>
+            <w:r>
+              <w:rPr>
+                <w:rFonts w:ascii="Calibri" w:cs="Calibri" w:eastAsia="Calibri" w:hAnsi="Calibri"/>
+                <w:b w:val="false"/>
+                <w:bCs w:val="false"/>
+                <w:color w:val="000000"/>
+                <w:sz w:val="19"/>
+                <w:szCs w:val="19"/>
+              </w:rPr>
+              <w:t xml:space="preserve">about 1,200 (20%)</w:t>
+            </w:r>
+          </w:p>
+        </w:tc>
+        <w:tc>
+          <w:tcPr>
+            <w:tcW w:type="dxa" w:w="3100"/>
+            <w:tcBorders>
+              <w:top w:val="single" w:color="BFBFBF" w:sz="4"/>
+              <w:left w:val="single" w:color="BFBFBF" w:sz="4"/>
+              <w:bottom w:val="single" w:color="BFBFBF" w:sz="4"/>
+              <w:right w:val="single" w:color="BFBFBF" w:sz="4"/>
+            </w:tcBorders>
+            <w:tcMar>
+              <w:top w:type="dxa" w:w="60"/>
+              <w:left w:type="dxa" w:w="100"/>
+              <w:bottom w:type="dxa" w:w="60"/>
+              <w:right w:type="dxa" w:w="100"/>
+            </w:tcMar>
+          </w:tcPr>
+          <w:p>
+            <w:pPr>
+              <w:keepNext/>
+              <w:spacing w:after="0"/>
+              <w:jc w:val="left"/>
+            </w:pPr>
+            <w:r>
+              <w:rPr>
+                <w:rFonts w:ascii="Calibri" w:cs="Calibri" w:eastAsia="Calibri" w:hAnsi="Calibri"/>
+                <w:b w:val="false"/>
+                <w:bCs w:val="false"/>
+                <w:color w:val="000000"/>
+                <w:sz w:val="19"/>
+                <w:szCs w:val="19"/>
+              </w:rPr>
+              <w:t xml:space="preserve">about 90 missed (15 per 1,000)</w:t>
+            </w:r>
+          </w:p>
+        </w:tc>
+      </w:tr>
+      <w:tr>
+        <w:trPr>
+          <w:cantSplit/>
+        </w:trPr>
+        <w:tc>
+          <w:tcPr>
+            <w:tcW w:type="dxa" w:w="3760"/>
+            <w:tcBorders>
+              <w:top w:val="single" w:color="BFBFBF" w:sz="4"/>
+              <w:left w:val="single" w:color="BFBFBF" w:sz="4"/>
+              <w:bottom w:val="single" w:color="BFBFBF" w:sz="4"/>
+              <w:right w:val="single" w:color="BFBFBF" w:sz="4"/>
+            </w:tcBorders>
+            <w:tcMar>
+              <w:top w:type="dxa" w:w="60"/>
+              <w:left w:type="dxa" w:w="100"/>
+              <w:bottom w:type="dxa" w:w="60"/>
+              <w:right w:type="dxa" w:w="100"/>
+            </w:tcMar>
+          </w:tcPr>
+          <w:p>
+            <w:pPr>
+              <w:keepNext/>
+              <w:spacing w:after="0"/>
+              <w:jc w:val="left"/>
+            </w:pPr>
+            <w:r>
+              <w:rPr>
+                <w:rFonts w:ascii="Calibri" w:cs="Calibri" w:eastAsia="Calibri" w:hAnsi="Calibri"/>
+                <w:b w:val="false"/>
+                <w:bCs w:val="false"/>
+                <w:color w:val="000000"/>
+                <w:sz w:val="19"/>
+                <w:szCs w:val="19"/>
+              </w:rPr>
+              <w:t xml:space="preserve">Default-related losses</w:t>
+            </w:r>
+          </w:p>
+        </w:tc>
+        <w:tc>
+          <w:tcPr>
+            <w:tcW w:type="dxa" w:w="2500"/>
+            <w:tcBorders>
+              <w:top w:val="single" w:color="BFBFBF" w:sz="4"/>
+              <w:left w:val="single" w:color="BFBFBF" w:sz="4"/>
+              <w:bottom w:val="single" w:color="BFBFBF" w:sz="4"/>
+              <w:right w:val="single" w:color="BFBFBF" w:sz="4"/>
+            </w:tcBorders>
+            <w:tcMar>
+              <w:top w:type="dxa" w:w="60"/>
+              <w:left w:type="dxa" w:w="100"/>
+              <w:bottom w:type="dxa" w:w="60"/>
+              <w:right w:type="dxa" w:w="100"/>
+            </w:tcMar>
+          </w:tcPr>
+          <w:p>
+            <w:pPr>
+              <w:keepNext/>
+              <w:spacing w:after="0"/>
+              <w:jc w:val="left"/>
+            </w:pPr>
+            <w:r>
+              <w:rPr>
+                <w:rFonts w:ascii="Calibri" w:cs="Calibri" w:eastAsia="Calibri" w:hAnsi="Calibri"/>
+                <w:b w:val="false"/>
+                <w:bCs w:val="false"/>
+                <w:color w:val="000000"/>
+                <w:sz w:val="19"/>
+                <w:szCs w:val="19"/>
+              </w:rPr>
+              <w:t xml:space="preserve">about $10.8 million</w:t>
+            </w:r>
+          </w:p>
+        </w:tc>
+        <w:tc>
+          <w:tcPr>
+            <w:tcW w:type="dxa" w:w="3100"/>
+            <w:tcBorders>
+              <w:top w:val="single" w:color="BFBFBF" w:sz="4"/>
+              <w:left w:val="single" w:color="BFBFBF" w:sz="4"/>
+              <w:bottom w:val="single" w:color="BFBFBF" w:sz="4"/>
+              <w:right w:val="single" w:color="BFBFBF" w:sz="4"/>
+            </w:tcBorders>
+            <w:tcMar>
+              <w:top w:type="dxa" w:w="60"/>
+              <w:left w:type="dxa" w:w="100"/>
+              <w:bottom w:type="dxa" w:w="60"/>
+              <w:right w:type="dxa" w:w="100"/>
+            </w:tcMar>
+          </w:tcPr>
+          <w:p>
+            <w:pPr>
+              <w:keepNext/>
+              <w:spacing w:after="0"/>
+              <w:jc w:val="left"/>
+            </w:pPr>
+            <w:r>
+              <w:rPr>
+                <w:rFonts w:ascii="Calibri" w:cs="Calibri" w:eastAsia="Calibri" w:hAnsi="Calibri"/>
+                <w:b w:val="false"/>
+                <w:bCs w:val="false"/>
+                <w:color w:val="000000"/>
+                <w:sz w:val="19"/>
+                <w:szCs w:val="19"/>
+              </w:rPr>
+              <w:t xml:space="preserve">about $0.8 million</w:t>
+            </w:r>
+          </w:p>
+        </w:tc>
+      </w:tr>
+      <w:tr>
+        <w:trPr>
+          <w:cantSplit/>
+        </w:trPr>
+        <w:tc>
+          <w:tcPr>
+            <w:tcW w:type="dxa" w:w="3760"/>
+            <w:tcBorders>
+              <w:top w:val="single" w:color="BFBFBF" w:sz="4"/>
+              <w:left w:val="single" w:color="BFBFBF" w:sz="4"/>
+              <w:bottom w:val="single" w:color="BFBFBF" w:sz="4"/>
+              <w:right w:val="single" w:color="BFBFBF" w:sz="4"/>
+            </w:tcBorders>
+            <w:tcMar>
+              <w:top w:type="dxa" w:w="60"/>
+              <w:left w:type="dxa" w:w="100"/>
+              <w:bottom w:type="dxa" w:w="60"/>
+              <w:right w:type="dxa" w:w="100"/>
+            </w:tcMar>
+          </w:tcPr>
+          <w:p>
+            <w:pPr>
+              <w:keepNext/>
+              <w:spacing w:after="0"/>
+              <w:jc w:val="left"/>
+            </w:pPr>
+            <w:r>
+              <w:rPr>
+                <w:rFonts w:ascii="Calibri" w:cs="Calibri" w:eastAsia="Calibri" w:hAnsi="Calibri"/>
+                <w:b w:val="false"/>
+                <w:bCs w:val="false"/>
+                <w:color w:val="000000"/>
+                <w:sz w:val="19"/>
+                <w:szCs w:val="19"/>
+              </w:rPr>
+              <w:t xml:space="preserve">Good applicants flagged at the 0.15 threshold</w:t>
+            </w:r>
+          </w:p>
+        </w:tc>
+        <w:tc>
+          <w:tcPr>
+            <w:tcW w:type="dxa" w:w="2500"/>
+            <w:tcBorders>
+              <w:top w:val="single" w:color="BFBFBF" w:sz="4"/>
+              <w:left w:val="single" w:color="BFBFBF" w:sz="4"/>
+              <w:bottom w:val="single" w:color="BFBFBF" w:sz="4"/>
+              <w:right w:val="single" w:color="BFBFBF" w:sz="4"/>
+            </w:tcBorders>
+            <w:tcMar>
+              <w:top w:type="dxa" w:w="60"/>
+              <w:left w:type="dxa" w:w="100"/>
+              <w:bottom w:type="dxa" w:w="60"/>
+              <w:right w:type="dxa" w:w="100"/>
+            </w:tcMar>
+          </w:tcPr>
+          <w:p>
+            <w:pPr>
+              <w:keepNext/>
+              <w:spacing w:after="0"/>
+              <w:jc w:val="left"/>
+            </w:pPr>
+            <w:r>
+              <w:rPr>
+                <w:rFonts w:ascii="Calibri" w:cs="Calibri" w:eastAsia="Calibri" w:hAnsi="Calibri"/>
+                <w:b w:val="false"/>
+                <w:bCs w:val="false"/>
+                <w:color w:val="000000"/>
+                <w:sz w:val="19"/>
+                <w:szCs w:val="19"/>
+              </w:rPr>
+              <w:t xml:space="preserve">none attributable to a model</w:t>
+            </w:r>
+          </w:p>
+        </w:tc>
+        <w:tc>
+          <w:tcPr>
+            <w:tcW w:type="dxa" w:w="3100"/>
+            <w:tcBorders>
+              <w:top w:val="single" w:color="BFBFBF" w:sz="4"/>
+              <w:left w:val="single" w:color="BFBFBF" w:sz="4"/>
+              <w:bottom w:val="single" w:color="BFBFBF" w:sz="4"/>
+              <w:right w:val="single" w:color="BFBFBF" w:sz="4"/>
+            </w:tcBorders>
+            <w:tcMar>
+              <w:top w:type="dxa" w:w="60"/>
+              <w:left w:type="dxa" w:w="100"/>
+              <w:bottom w:type="dxa" w:w="60"/>
+              <w:right w:type="dxa" w:w="100"/>
+            </w:tcMar>
+          </w:tcPr>
+          <w:p>
+            <w:pPr>
+              <w:keepNext/>
+              <w:spacing w:after="0"/>
+              <w:jc w:val="left"/>
+            </w:pPr>
+            <w:r>
+              <w:rPr>
+                <w:rFonts w:ascii="Calibri" w:cs="Calibri" w:eastAsia="Calibri" w:hAnsi="Calibri"/>
+                <w:b w:val="false"/>
+                <w:bCs w:val="false"/>
+                <w:color w:val="000000"/>
+                <w:sz w:val="19"/>
+                <w:szCs w:val="19"/>
+              </w:rPr>
+              <w:t xml:space="preserve">about 540 (90 per 1,000), margin forgone about $1.1 million</w:t>
+            </w:r>
+          </w:p>
+        </w:tc>
+      </w:tr>
+      <w:tr>
+        <w:trPr>
+          <w:cantSplit/>
+        </w:trPr>
+        <w:tc>
+          <w:tcPr>
+            <w:tcW w:type="dxa" w:w="3760"/>
+            <w:tcBorders>
+              <w:top w:val="single" w:color="BFBFBF" w:sz="4"/>
+              <w:left w:val="single" w:color="BFBFBF" w:sz="4"/>
+              <w:bottom w:val="single" w:color="BFBFBF" w:sz="4"/>
+              <w:right w:val="single" w:color="BFBFBF" w:sz="4"/>
+            </w:tcBorders>
+            <w:tcMar>
+              <w:top w:type="dxa" w:w="60"/>
+              <w:left w:type="dxa" w:w="100"/>
+              <w:bottom w:type="dxa" w:w="60"/>
+              <w:right w:type="dxa" w:w="100"/>
+            </w:tcMar>
+          </w:tcPr>
+          <w:p>
+            <w:pPr>
+              <w:keepNext/>
+              <w:spacing w:after="0"/>
+              <w:jc w:val="left"/>
+            </w:pPr>
+            <w:r>
+              <w:rPr>
+                <w:rFonts w:ascii="Calibri" w:cs="Calibri" w:eastAsia="Calibri" w:hAnsi="Calibri"/>
+                <w:b w:val="false"/>
+                <w:bCs w:val="false"/>
+                <w:color w:val="000000"/>
+                <w:sz w:val="19"/>
+                <w:szCs w:val="19"/>
+              </w:rPr>
+              <w:t xml:space="preserve">Total indicative cost of credit errors</w:t>
+            </w:r>
+          </w:p>
+        </w:tc>
+        <w:tc>
+          <w:tcPr>
+            <w:tcW w:type="dxa" w:w="2500"/>
+            <w:tcBorders>
+              <w:top w:val="single" w:color="BFBFBF" w:sz="4"/>
+              <w:left w:val="single" w:color="BFBFBF" w:sz="4"/>
+              <w:bottom w:val="single" w:color="BFBFBF" w:sz="4"/>
+              <w:right w:val="single" w:color="BFBFBF" w:sz="4"/>
+            </w:tcBorders>
+            <w:tcMar>
+              <w:top w:type="dxa" w:w="60"/>
+              <w:left w:type="dxa" w:w="100"/>
+              <w:bottom w:type="dxa" w:w="60"/>
+              <w:right w:type="dxa" w:w="100"/>
+            </w:tcMar>
+          </w:tcPr>
+          <w:p>
+            <w:pPr>
+              <w:keepNext/>
+              <w:spacing w:after="0"/>
+              <w:jc w:val="left"/>
+            </w:pPr>
+            <w:r>
+              <w:rPr>
+                <w:rFonts w:ascii="Calibri" w:cs="Calibri" w:eastAsia="Calibri" w:hAnsi="Calibri"/>
+                <w:b w:val="false"/>
+                <w:bCs w:val="false"/>
+                <w:color w:val="000000"/>
+                <w:sz w:val="19"/>
+                <w:szCs w:val="19"/>
+              </w:rPr>
+              <w:t xml:space="preserve">about $10.8 million</w:t>
+            </w:r>
+          </w:p>
+        </w:tc>
+        <w:tc>
+          <w:tcPr>
+            <w:tcW w:type="dxa" w:w="3100"/>
+            <w:tcBorders>
+              <w:top w:val="single" w:color="BFBFBF" w:sz="4"/>
+              <w:left w:val="single" w:color="BFBFBF" w:sz="4"/>
+              <w:bottom w:val="single" w:color="BFBFBF" w:sz="4"/>
+              <w:right w:val="single" w:color="BFBFBF" w:sz="4"/>
+            </w:tcBorders>
+            <w:tcMar>
+              <w:top w:type="dxa" w:w="60"/>
+              <w:left w:type="dxa" w:w="100"/>
+              <w:bottom w:type="dxa" w:w="60"/>
+              <w:right w:type="dxa" w:w="100"/>
+            </w:tcMar>
+          </w:tcPr>
+          <w:p>
+            <w:pPr>
+              <w:keepNext/>
+              <w:spacing w:after="0"/>
+              <w:jc w:val="left"/>
+            </w:pPr>
+            <w:r>
+              <w:rPr>
+                <w:rFonts w:ascii="Calibri" w:cs="Calibri" w:eastAsia="Calibri" w:hAnsi="Calibri"/>
+                <w:b w:val="false"/>
+                <w:bCs w:val="false"/>
+                <w:color w:val="000000"/>
+                <w:sz w:val="19"/>
+                <w:szCs w:val="19"/>
+              </w:rPr>
+              <w:t xml:space="preserve">about $1.9 million</w:t>
+            </w:r>
+          </w:p>
+        </w:tc>
+      </w:tr>
+      <w:tr>
+        <w:trPr>
+          <w:cantSplit/>
+        </w:trPr>
+        <w:tc>
+          <w:tcPr>
+            <w:tcW w:type="dxa" w:w="3760"/>
+            <w:tcBorders>
+              <w:top w:val="single" w:color="BFBFBF" w:sz="4"/>
+              <w:left w:val="single" w:color="BFBFBF" w:sz="4"/>
+              <w:bottom w:val="single" w:color="BFBFBF" w:sz="4"/>
+              <w:right w:val="single" w:color="BFBFBF" w:sz="4"/>
+            </w:tcBorders>
+            <w:tcMar>
+              <w:top w:type="dxa" w:w="60"/>
+              <w:left w:type="dxa" w:w="100"/>
+              <w:bottom w:type="dxa" w:w="60"/>
+              <w:right w:type="dxa" w:w="100"/>
+            </w:tcMar>
+          </w:tcPr>
+          <w:p>
+            <w:pPr>
+              <w:keepNext w:val="false"/>
+              <w:spacing w:after="0"/>
+              <w:jc w:val="left"/>
+            </w:pPr>
+            <w:r>
+              <w:rPr>
+                <w:rFonts w:ascii="Calibri" w:cs="Calibri" w:eastAsia="Calibri" w:hAnsi="Calibri"/>
+                <w:b w:val="false"/>
+                <w:bCs w:val="false"/>
+                <w:color w:val="000000"/>
+                <w:sz w:val="19"/>
+                <w:szCs w:val="19"/>
+              </w:rPr>
+              <w:t xml:space="preserve">Indicative annual benefit</w:t>
+            </w:r>
+          </w:p>
+        </w:tc>
+        <w:tc>
+          <w:tcPr>
+            <w:tcW w:type="dxa" w:w="2500"/>
+            <w:tcBorders>
+              <w:top w:val="single" w:color="BFBFBF" w:sz="4"/>
+              <w:left w:val="single" w:color="BFBFBF" w:sz="4"/>
+              <w:bottom w:val="single" w:color="BFBFBF" w:sz="4"/>
+              <w:right w:val="single" w:color="BFBFBF" w:sz="4"/>
+            </w:tcBorders>
+            <w:tcMar>
+              <w:top w:type="dxa" w:w="60"/>
+              <w:left w:type="dxa" w:w="100"/>
+              <w:bottom w:type="dxa" w:w="60"/>
+              <w:right w:type="dxa" w:w="100"/>
+            </w:tcMar>
+          </w:tcPr>
+          <w:p>
+            <w:pPr>
+              <w:keepNext w:val="false"/>
+              <w:spacing w:after="0"/>
+              <w:jc w:val="left"/>
+            </w:pPr>
+            <w:r>
+              <w:rPr>
+                <w:rFonts w:ascii="Calibri" w:cs="Calibri" w:eastAsia="Calibri" w:hAnsi="Calibri"/>
+                <w:b w:val="false"/>
+                <w:bCs w:val="false"/>
+                <w:color w:val="000000"/>
+                <w:sz w:val="19"/>
+                <w:szCs w:val="19"/>
+              </w:rPr>
+              <w:t xml:space="preserve"/>
+            </w:r>
+          </w:p>
+        </w:tc>
+        <w:tc>
+          <w:tcPr>
+            <w:tcW w:type="dxa" w:w="3100"/>
+            <w:tcBorders>
+              <w:top w:val="single" w:color="BFBFBF" w:sz="4"/>
+              <w:left w:val="single" w:color="BFBFBF" w:sz="4"/>
+              <w:bottom w:val="single" w:color="BFBFBF" w:sz="4"/>
+              <w:right w:val="single" w:color="BFBFBF" w:sz="4"/>
+            </w:tcBorders>
+            <w:tcMar>
+              <w:top w:type="dxa" w:w="60"/>
+              <w:left w:type="dxa" w:w="100"/>
+              <w:bottom w:type="dxa" w:w="60"/>
+              <w:right w:type="dxa" w:w="100"/>
+            </w:tcMar>
+          </w:tcPr>
+          <w:p>
+            <w:pPr>
+              <w:keepNext w:val="false"/>
+              <w:spacing w:after="0"/>
+              <w:jc w:val="left"/>
+            </w:pPr>
+            <w:r>
+              <w:rPr>
+                <w:rFonts w:ascii="Calibri" w:cs="Calibri" w:eastAsia="Calibri" w:hAnsi="Calibri"/>
+                <w:b w:val="false"/>
+                <w:bCs w:val="false"/>
+                <w:color w:val="000000"/>
+                <w:sz w:val="19"/>
+                <w:szCs w:val="19"/>
+              </w:rPr>
+              <w:t xml:space="preserve">about $8.9 million gross, about $8.8 million after running costs, and about $8.5 million in the first year after the one-off implementation cost</w:t>
+            </w:r>
+          </w:p>
+        </w:tc>
+      </w:tr>
+    </w:tbl>
+    <w:p>
+      <w:pPr>
+        <w:keepLines/>
+        <w:spacing w:after="220"/>
+        <w:jc w:val="center"/>
+      </w:pPr>
+      <w:r>
+        <w:rPr>
+          <w:rFonts w:ascii="Calibri" w:cs="Calibri" w:eastAsia="Calibri" w:hAnsi="Calibri"/>
+          <w:i/>
+          <w:iCs/>
+          <w:color w:val="595959"/>
+          <w:sz w:val="19"/>
+          <w:szCs w:val="19"/>
+        </w:rPr>
+        <w:t xml:space="preserve">Table 4. Indicative annual benefit of the proposed solution under the stated assumptions.</w:t>
+      </w:r>
+    </w:p>
+    <w:p>
+      <w:pPr>
+        <w:spacing w:after="140" w:line="276"/>
+        <w:jc w:val="both"/>
+      </w:pPr>
+      <w:r>
+        <w:rPr>
+          <w:rFonts w:ascii="Calibri" w:cs="Calibri" w:eastAsia="Calibri" w:hAnsi="Calibri"/>
+          <w:b/>
+          <w:bCs/>
+          <w:sz w:val="22"/>
+          <w:szCs w:val="22"/>
+        </w:rPr>
+        <w:t xml:space="preserve">Costs. </w:t>
+      </w:r>
+      <w:r>
+        <w:rPr>
+          <w:rFonts w:ascii="Calibri" w:cs="Calibri" w:eastAsia="Calibri" w:hAnsi="Calibri"/>
+          <w:sz w:val="22"/>
+          <w:szCs w:val="22"/>
+        </w:rPr>
+        <w:t xml:space="preserve">The one-off implementation costs roughly $300,000 to $400,000 (data pipeline and integration, validation, fairness review, documentation and training). Running costs are roughly $100,000 per year (monitoring, re-training, model-risk reviews). Even if the realised benefit were only a quarter of the indicative figure, the solution would recover its cost within the first year.</w:t>
+      </w:r>
+    </w:p>
+    <w:p>
+      <w:pPr>
+        <w:spacing w:after="140" w:line="276"/>
+        <w:jc w:val="both"/>
+      </w:pPr>
+      <w:r>
+        <w:rPr>
+          <w:rFonts w:ascii="Calibri" w:cs="Calibri" w:eastAsia="Calibri" w:hAnsi="Calibri"/>
+          <w:b/>
+          <w:bCs/>
+          <w:sz w:val="22"/>
+          <w:szCs w:val="22"/>
+        </w:rPr>
+        <w:t xml:space="preserve">Non-financial benefits. </w:t>
+      </w:r>
+      <w:r>
+        <w:rPr>
+          <w:rFonts w:ascii="Calibri" w:cs="Calibri" w:eastAsia="Calibri" w:hAnsi="Calibri"/>
+          <w:sz w:val="22"/>
+          <w:szCs w:val="22"/>
+        </w:rPr>
+        <w:t xml:space="preserve">The non-financial benefits are faster decisions for clear cases, consistent treatment of applicants, and documented and auditable reasons for every decline. Another benefit is a data asset (verified income and valuation on every application) that improves every future model.</w:t>
+      </w:r>
+    </w:p>
+    <w:p>
+      <w:pPr>
+        <w:pStyle w:val="Heading2"/>
+        <w:keepNext/>
+        <w:spacing w:after="120" w:before="240"/>
+      </w:pPr>
+      <w:r>
+        <w:rPr>
+          <w:rFonts w:ascii="Calibri" w:cs="Calibri" w:eastAsia="Calibri" w:hAnsi="Calibri"/>
+          <w:b/>
+          <w:bCs/>
+          <w:color w:val="1E2761"/>
+          <w:sz w:val="25"/>
+          <w:szCs w:val="25"/>
+        </w:rPr>
+        <w:t xml:space="preserve">Potential risks and challenges</w:t>
+      </w:r>
+    </w:p>
+    <w:p>
+      <w:pPr>
+        <w:keepNext/>
+        <w:spacing w:after="140" w:line="276"/>
+        <w:jc w:val="both"/>
+      </w:pPr>
+      <w:r>
+        <w:rPr>
+          <w:rFonts w:ascii="Calibri" w:cs="Calibri" w:eastAsia="Calibri" w:hAnsi="Calibri"/>
+          <w:sz w:val="22"/>
+          <w:szCs w:val="22"/>
+        </w:rPr>
+        <w:t xml:space="preserve">Table 5 lists the main risks and how the bank can reduce them.</w:t>
+      </w:r>
+    </w:p>
+    <w:tbl>
+      <w:tblPr>
+        <w:tblW w:type="dxa" w:w="9360"/>
+        <w:tblBorders>
+          <w:top w:val="single" w:color="auto" w:sz="4"/>
+          <w:left w:val="single" w:color="auto" w:sz="4"/>
+          <w:bottom w:val="single" w:color="auto" w:sz="4"/>
+          <w:right w:val="single" w:color="auto" w:sz="4"/>
+          <w:insideH w:val="single" w:color="auto" w:sz="4"/>
+          <w:insideV w:val="single" w:color="auto" w:sz="4"/>
+        </w:tblBorders>
+      </w:tblPr>
+      <w:tblGrid>
+        <w:gridCol w:w="2400"/>
+        <w:gridCol w:w="3480"/>
+        <w:gridCol w:w="3480"/>
+      </w:tblGrid>
+      <w:tr>
+        <w:trPr>
+          <w:cantSplit/>
+          <w:tblHeader/>
+        </w:trPr>
+        <w:tc>
+          <w:tcPr>
+            <w:tcW w:type="dxa" w:w="2400"/>
+            <w:tcBorders>
+              <w:top w:val="single" w:color="BFBFBF" w:sz="4"/>
+              <w:left w:val="single" w:color="BFBFBF" w:sz="4"/>
+              <w:bottom w:val="single" w:color="BFBFBF" w:sz="4"/>
+              <w:right w:val="single" w:color="BFBFBF" w:sz="4"/>
+            </w:tcBorders>
+            <w:shd w:fill="1E2761" w:color="auto" w:val="clear"/>
+            <w:tcMar>
+              <w:top w:type="dxa" w:w="60"/>
+              <w:left w:type="dxa" w:w="100"/>
+              <w:bottom w:type="dxa" w:w="60"/>
+              <w:right w:type="dxa" w:w="100"/>
+            </w:tcMar>
+          </w:tcPr>
+          <w:p>
+            <w:pPr>
+              <w:keepNext w:val="false"/>
+              <w:spacing w:after="0"/>
+              <w:jc w:val="left"/>
+            </w:pPr>
+            <w:r>
+              <w:rPr>
+                <w:rFonts w:ascii="Calibri" w:cs="Calibri" w:eastAsia="Calibri" w:hAnsi="Calibri"/>
+                <w:b/>
+                <w:bCs/>
+                <w:color w:val="FFFFFF"/>
+                <w:sz w:val="19"/>
+                <w:szCs w:val="19"/>
+              </w:rPr>
+              <w:t xml:space="preserve">Risk or challenge</w:t>
+            </w:r>
+          </w:p>
+        </w:tc>
+        <w:tc>
+          <w:tcPr>
+            <w:tcW w:type="dxa" w:w="3480"/>
+            <w:tcBorders>
+              <w:top w:val="single" w:color="BFBFBF" w:sz="4"/>
+              <w:left w:val="single" w:color="BFBFBF" w:sz="4"/>
+              <w:bottom w:val="single" w:color="BFBFBF" w:sz="4"/>
+              <w:right w:val="single" w:color="BFBFBF" w:sz="4"/>
+            </w:tcBorders>
+            <w:shd w:fill="1E2761" w:color="auto" w:val="clear"/>
+            <w:tcMar>
+              <w:top w:type="dxa" w:w="60"/>
+              <w:left w:type="dxa" w:w="100"/>
+              <w:bottom w:type="dxa" w:w="60"/>
+              <w:right w:type="dxa" w:w="100"/>
+            </w:tcMar>
+          </w:tcPr>
+          <w:p>
+            <w:pPr>
+              <w:keepNext w:val="false"/>
+              <w:spacing w:after="0"/>
+              <w:jc w:val="left"/>
+            </w:pPr>
+            <w:r>
+              <w:rPr>
+                <w:rFonts w:ascii="Calibri" w:cs="Calibri" w:eastAsia="Calibri" w:hAnsi="Calibri"/>
+                <w:b/>
+                <w:bCs/>
+                <w:color w:val="FFFFFF"/>
+                <w:sz w:val="19"/>
+                <w:szCs w:val="19"/>
+              </w:rPr>
+              <w:t xml:space="preserve">Why it matters</w:t>
+            </w:r>
+          </w:p>
+        </w:tc>
+        <w:tc>
+          <w:tcPr>
+            <w:tcW w:type="dxa" w:w="3480"/>
+            <w:tcBorders>
+              <w:top w:val="single" w:color="BFBFBF" w:sz="4"/>
+              <w:left w:val="single" w:color="BFBFBF" w:sz="4"/>
+              <w:bottom w:val="single" w:color="BFBFBF" w:sz="4"/>
+              <w:right w:val="single" w:color="BFBFBF" w:sz="4"/>
+            </w:tcBorders>
+            <w:shd w:fill="1E2761" w:color="auto" w:val="clear"/>
+            <w:tcMar>
+              <w:top w:type="dxa" w:w="60"/>
+              <w:left w:type="dxa" w:w="100"/>
+              <w:bottom w:type="dxa" w:w="60"/>
+              <w:right w:type="dxa" w:w="100"/>
+            </w:tcMar>
+          </w:tcPr>
+          <w:p>
+            <w:pPr>
+              <w:keepNext w:val="false"/>
+              <w:spacing w:after="0"/>
+              <w:jc w:val="left"/>
+            </w:pPr>
+            <w:r>
+              <w:rPr>
+                <w:rFonts w:ascii="Calibri" w:cs="Calibri" w:eastAsia="Calibri" w:hAnsi="Calibri"/>
+                <w:b/>
+                <w:bCs/>
+                <w:color w:val="FFFFFF"/>
+                <w:sz w:val="19"/>
+                <w:szCs w:val="19"/>
+              </w:rPr>
+              <w:t xml:space="preserve">Mitigation</w:t>
+            </w:r>
+          </w:p>
+        </w:tc>
+      </w:tr>
+      <w:tr>
+        <w:trPr>
+          <w:cantSplit/>
+        </w:trPr>
+        <w:tc>
+          <w:tcPr>
+            <w:tcW w:type="dxa" w:w="2400"/>
+            <w:tcBorders>
+              <w:top w:val="single" w:color="BFBFBF" w:sz="4"/>
+              <w:left w:val="single" w:color="BFBFBF" w:sz="4"/>
+              <w:bottom w:val="single" w:color="BFBFBF" w:sz="4"/>
+              <w:right w:val="single" w:color="BFBFBF" w:sz="4"/>
+            </w:tcBorders>
+            <w:tcMar>
+              <w:top w:type="dxa" w:w="60"/>
+              <w:left w:type="dxa" w:w="100"/>
+              <w:bottom w:type="dxa" w:w="60"/>
+              <w:right w:type="dxa" w:w="100"/>
+            </w:tcMar>
+          </w:tcPr>
+          <w:p>
+            <w:pPr>
+              <w:keepNext w:val="false"/>
+              <w:spacing w:after="0"/>
+              <w:jc w:val="left"/>
+            </w:pPr>
+            <w:r>
+              <w:rPr>
+                <w:rFonts w:ascii="Calibri" w:cs="Calibri" w:eastAsia="Calibri" w:hAnsi="Calibri"/>
+                <w:b w:val="false"/>
+                <w:bCs w:val="false"/>
+                <w:color w:val="000000"/>
+                <w:sz w:val="19"/>
+                <w:szCs w:val="19"/>
+              </w:rPr>
+              <w:t xml:space="preserve">Selection bias in the training data</w:t>
+            </w:r>
+          </w:p>
+        </w:tc>
+        <w:tc>
+          <w:tcPr>
+            <w:tcW w:type="dxa" w:w="3480"/>
+            <w:tcBorders>
+              <w:top w:val="single" w:color="BFBFBF" w:sz="4"/>
+              <w:left w:val="single" w:color="BFBFBF" w:sz="4"/>
+              <w:bottom w:val="single" w:color="BFBFBF" w:sz="4"/>
+              <w:right w:val="single" w:color="BFBFBF" w:sz="4"/>
+            </w:tcBorders>
+            <w:tcMar>
+              <w:top w:type="dxa" w:w="60"/>
+              <w:left w:type="dxa" w:w="100"/>
+              <w:bottom w:type="dxa" w:w="60"/>
+              <w:right w:type="dxa" w:w="100"/>
+            </w:tcMar>
+          </w:tcPr>
+          <w:p>
+            <w:pPr>
+              <w:keepNext w:val="false"/>
+              <w:spacing w:after="0"/>
+              <w:jc w:val="left"/>
+            </w:pPr>
+            <w:r>
+              <w:rPr>
+                <w:rFonts w:ascii="Calibri" w:cs="Calibri" w:eastAsia="Calibri" w:hAnsi="Calibri"/>
+                <w:b w:val="false"/>
+                <w:bCs w:val="false"/>
+                <w:color w:val="000000"/>
+                <w:sz w:val="19"/>
+                <w:szCs w:val="19"/>
+              </w:rPr>
+              <w:t xml:space="preserve">The data covers only loans that the bank approved. Applicants declined under the old process are absent, so the model did not see the full applicant population.</w:t>
+            </w:r>
+          </w:p>
+        </w:tc>
+        <w:tc>
+          <w:tcPr>
+            <w:tcW w:type="dxa" w:w="3480"/>
+            <w:tcBorders>
+              <w:top w:val="single" w:color="BFBFBF" w:sz="4"/>
+              <w:left w:val="single" w:color="BFBFBF" w:sz="4"/>
+              <w:bottom w:val="single" w:color="BFBFBF" w:sz="4"/>
+              <w:right w:val="single" w:color="BFBFBF" w:sz="4"/>
+            </w:tcBorders>
+            <w:tcMar>
+              <w:top w:type="dxa" w:w="60"/>
+              <w:left w:type="dxa" w:w="100"/>
+              <w:bottom w:type="dxa" w:w="60"/>
+              <w:right w:type="dxa" w:w="100"/>
+            </w:tcMar>
+          </w:tcPr>
+          <w:p>
+            <w:pPr>
+              <w:keepNext w:val="false"/>
+              <w:spacing w:after="0"/>
+              <w:jc w:val="left"/>
+            </w:pPr>
+            <w:r>
+              <w:rPr>
+                <w:rFonts w:ascii="Calibri" w:cs="Calibri" w:eastAsia="Calibri" w:hAnsi="Calibri"/>
+                <w:b w:val="false"/>
+                <w:bCs w:val="false"/>
+                <w:color w:val="000000"/>
+                <w:sz w:val="19"/>
+                <w:szCs w:val="19"/>
+              </w:rPr>
+              <w:t xml:space="preserve">Run a shadow period on all applications. Use reject inference in the next iteration. Keep a conservative referral band.</w:t>
+            </w:r>
+          </w:p>
+        </w:tc>
+      </w:tr>
+      <w:tr>
+        <w:trPr>
+          <w:cantSplit/>
+        </w:trPr>
+        <w:tc>
+          <w:tcPr>
+            <w:tcW w:type="dxa" w:w="2400"/>
+            <w:tcBorders>
+              <w:top w:val="single" w:color="BFBFBF" w:sz="4"/>
+              <w:left w:val="single" w:color="BFBFBF" w:sz="4"/>
+              <w:bottom w:val="single" w:color="BFBFBF" w:sz="4"/>
+              <w:right w:val="single" w:color="BFBFBF" w:sz="4"/>
+            </w:tcBorders>
+            <w:tcMar>
+              <w:top w:type="dxa" w:w="60"/>
+              <w:left w:type="dxa" w:w="100"/>
+              <w:bottom w:type="dxa" w:w="60"/>
+              <w:right w:type="dxa" w:w="100"/>
+            </w:tcMar>
+          </w:tcPr>
+          <w:p>
+            <w:pPr>
+              <w:keepNext w:val="false"/>
+              <w:spacing w:after="0"/>
+              <w:jc w:val="left"/>
+            </w:pPr>
+            <w:r>
+              <w:rPr>
+                <w:rFonts w:ascii="Calibri" w:cs="Calibri" w:eastAsia="Calibri" w:hAnsi="Calibri"/>
+                <w:b w:val="false"/>
+                <w:bCs w:val="false"/>
+                <w:color w:val="000000"/>
+                <w:sz w:val="19"/>
+                <w:szCs w:val="19"/>
+              </w:rPr>
+              <w:t xml:space="preserve">The missing-value signal may change</w:t>
+            </w:r>
+          </w:p>
+        </w:tc>
+        <w:tc>
+          <w:tcPr>
+            <w:tcW w:type="dxa" w:w="3480"/>
+            <w:tcBorders>
+              <w:top w:val="single" w:color="BFBFBF" w:sz="4"/>
+              <w:left w:val="single" w:color="BFBFBF" w:sz="4"/>
+              <w:bottom w:val="single" w:color="BFBFBF" w:sz="4"/>
+              <w:right w:val="single" w:color="BFBFBF" w:sz="4"/>
+            </w:tcBorders>
+            <w:tcMar>
+              <w:top w:type="dxa" w:w="60"/>
+              <w:left w:type="dxa" w:w="100"/>
+              <w:bottom w:type="dxa" w:w="60"/>
+              <w:right w:type="dxa" w:w="100"/>
+            </w:tcMar>
+          </w:tcPr>
+          <w:p>
+            <w:pPr>
+              <w:keepNext w:val="false"/>
+              <w:spacing w:after="0"/>
+              <w:jc w:val="left"/>
+            </w:pPr>
+            <w:r>
+              <w:rPr>
+                <w:rFonts w:ascii="Calibri" w:cs="Calibri" w:eastAsia="Calibri" w:hAnsi="Calibri"/>
+                <w:b w:val="false"/>
+                <w:bCs w:val="false"/>
+                <w:color w:val="000000"/>
+                <w:sz w:val="19"/>
+                <w:szCs w:val="19"/>
+              </w:rPr>
+              <w:t xml:space="preserve">Part of the 'ratio missing' signal reflects how the old process recorded data. Once verification is mandatory the feature will shift.</w:t>
+            </w:r>
+          </w:p>
+        </w:tc>
+        <w:tc>
+          <w:tcPr>
+            <w:tcW w:type="dxa" w:w="3480"/>
+            <w:tcBorders>
+              <w:top w:val="single" w:color="BFBFBF" w:sz="4"/>
+              <w:left w:val="single" w:color="BFBFBF" w:sz="4"/>
+              <w:bottom w:val="single" w:color="BFBFBF" w:sz="4"/>
+              <w:right w:val="single" w:color="BFBFBF" w:sz="4"/>
+            </w:tcBorders>
+            <w:tcMar>
+              <w:top w:type="dxa" w:w="60"/>
+              <w:left w:type="dxa" w:w="100"/>
+              <w:bottom w:type="dxa" w:w="60"/>
+              <w:right w:type="dxa" w:w="100"/>
+            </w:tcMar>
+          </w:tcPr>
+          <w:p>
+            <w:pPr>
+              <w:keepNext w:val="false"/>
+              <w:spacing w:after="0"/>
+              <w:jc w:val="left"/>
+            </w:pPr>
+            <w:r>
+              <w:rPr>
+                <w:rFonts w:ascii="Calibri" w:cs="Calibri" w:eastAsia="Calibri" w:hAnsi="Calibri"/>
+                <w:b w:val="false"/>
+                <w:bCs w:val="false"/>
+                <w:color w:val="000000"/>
+                <w:sz w:val="19"/>
+                <w:szCs w:val="19"/>
+              </w:rPr>
+              <w:t xml:space="preserve">Introduce mandatory verification alongside the shadow period. Before go-live, test the model on historical applicants with a recorded ratio. Re-train on verified outcomes after 12 months or more. Monitor the share of missing fields. On applicants with a recorded ratio, the model already catches 81% of defaulters at 78% precision.</w:t>
+            </w:r>
+          </w:p>
+        </w:tc>
+      </w:tr>
+      <w:tr>
+        <w:trPr>
+          <w:cantSplit/>
+        </w:trPr>
+        <w:tc>
+          <w:tcPr>
+            <w:tcW w:type="dxa" w:w="2400"/>
+            <w:tcBorders>
+              <w:top w:val="single" w:color="BFBFBF" w:sz="4"/>
+              <w:left w:val="single" w:color="BFBFBF" w:sz="4"/>
+              <w:bottom w:val="single" w:color="BFBFBF" w:sz="4"/>
+              <w:right w:val="single" w:color="BFBFBF" w:sz="4"/>
+            </w:tcBorders>
+            <w:tcMar>
+              <w:top w:type="dxa" w:w="60"/>
+              <w:left w:type="dxa" w:w="100"/>
+              <w:bottom w:type="dxa" w:w="60"/>
+              <w:right w:type="dxa" w:w="100"/>
+            </w:tcMar>
+          </w:tcPr>
+          <w:p>
+            <w:pPr>
+              <w:keepNext w:val="false"/>
+              <w:spacing w:after="0"/>
+              <w:jc w:val="left"/>
+            </w:pPr>
+            <w:r>
+              <w:rPr>
+                <w:rFonts w:ascii="Calibri" w:cs="Calibri" w:eastAsia="Calibri" w:hAnsi="Calibri"/>
+                <w:b w:val="false"/>
+                <w:bCs w:val="false"/>
+                <w:color w:val="000000"/>
+                <w:sz w:val="19"/>
+                <w:szCs w:val="19"/>
+              </w:rPr>
+              <w:t xml:space="preserve">Economic drift</w:t>
+            </w:r>
+          </w:p>
+        </w:tc>
+        <w:tc>
+          <w:tcPr>
+            <w:tcW w:type="dxa" w:w="3480"/>
+            <w:tcBorders>
+              <w:top w:val="single" w:color="BFBFBF" w:sz="4"/>
+              <w:left w:val="single" w:color="BFBFBF" w:sz="4"/>
+              <w:bottom w:val="single" w:color="BFBFBF" w:sz="4"/>
+              <w:right w:val="single" w:color="BFBFBF" w:sz="4"/>
+            </w:tcBorders>
+            <w:tcMar>
+              <w:top w:type="dxa" w:w="60"/>
+              <w:left w:type="dxa" w:w="100"/>
+              <w:bottom w:type="dxa" w:w="60"/>
+              <w:right w:type="dxa" w:w="100"/>
+            </w:tcMar>
+          </w:tcPr>
+          <w:p>
+            <w:pPr>
+              <w:keepNext w:val="false"/>
+              <w:spacing w:after="0"/>
+              <w:jc w:val="left"/>
+            </w:pPr>
+            <w:r>
+              <w:rPr>
+                <w:rFonts w:ascii="Calibri" w:cs="Calibri" w:eastAsia="Calibri" w:hAnsi="Calibri"/>
+                <w:b w:val="false"/>
+                <w:bCs w:val="false"/>
+                <w:color w:val="000000"/>
+                <w:sz w:val="19"/>
+                <w:szCs w:val="19"/>
+              </w:rPr>
+              <w:t xml:space="preserve">Default rates move with interest rates and employment. A model trained on one period can mis-calibrate in another.</w:t>
+            </w:r>
+          </w:p>
+        </w:tc>
+        <w:tc>
+          <w:tcPr>
+            <w:tcW w:type="dxa" w:w="3480"/>
+            <w:tcBorders>
+              <w:top w:val="single" w:color="BFBFBF" w:sz="4"/>
+              <w:left w:val="single" w:color="BFBFBF" w:sz="4"/>
+              <w:bottom w:val="single" w:color="BFBFBF" w:sz="4"/>
+              <w:right w:val="single" w:color="BFBFBF" w:sz="4"/>
+            </w:tcBorders>
+            <w:tcMar>
+              <w:top w:type="dxa" w:w="60"/>
+              <w:left w:type="dxa" w:w="100"/>
+              <w:bottom w:type="dxa" w:w="60"/>
+              <w:right w:type="dxa" w:w="100"/>
+            </w:tcMar>
+          </w:tcPr>
+          <w:p>
+            <w:pPr>
+              <w:keepNext w:val="false"/>
+              <w:spacing w:after="0"/>
+              <w:jc w:val="left"/>
+            </w:pPr>
+            <w:r>
+              <w:rPr>
+                <w:rFonts w:ascii="Calibri" w:cs="Calibri" w:eastAsia="Calibri" w:hAnsi="Calibri"/>
+                <w:b w:val="false"/>
+                <w:bCs w:val="false"/>
+                <w:color w:val="000000"/>
+                <w:sz w:val="19"/>
+                <w:szCs w:val="19"/>
+              </w:rPr>
+              <w:t xml:space="preserve">Monitor the default rate and score distribution monthly. Re-train yearly. Review the threshold.</w:t>
+            </w:r>
+          </w:p>
+        </w:tc>
+      </w:tr>
+      <w:tr>
+        <w:trPr>
+          <w:cantSplit/>
+        </w:trPr>
+        <w:tc>
+          <w:tcPr>
+            <w:tcW w:type="dxa" w:w="2400"/>
+            <w:tcBorders>
+              <w:top w:val="single" w:color="BFBFBF" w:sz="4"/>
+              <w:left w:val="single" w:color="BFBFBF" w:sz="4"/>
+              <w:bottom w:val="single" w:color="BFBFBF" w:sz="4"/>
+              <w:right w:val="single" w:color="BFBFBF" w:sz="4"/>
+            </w:tcBorders>
+            <w:tcMar>
+              <w:top w:type="dxa" w:w="60"/>
+              <w:left w:type="dxa" w:w="100"/>
+              <w:bottom w:type="dxa" w:w="60"/>
+              <w:right w:type="dxa" w:w="100"/>
+            </w:tcMar>
+          </w:tcPr>
+          <w:p>
+            <w:pPr>
+              <w:keepNext w:val="false"/>
+              <w:spacing w:after="0"/>
+              <w:jc w:val="left"/>
+            </w:pPr>
+            <w:r>
+              <w:rPr>
+                <w:rFonts w:ascii="Calibri" w:cs="Calibri" w:eastAsia="Calibri" w:hAnsi="Calibri"/>
+                <w:b w:val="false"/>
+                <w:bCs w:val="false"/>
+                <w:color w:val="000000"/>
+                <w:sz w:val="19"/>
+                <w:szCs w:val="19"/>
+              </w:rPr>
+              <w:t xml:space="preserve">Fair-lending and proxy effects</w:t>
+            </w:r>
+          </w:p>
+        </w:tc>
+        <w:tc>
+          <w:tcPr>
+            <w:tcW w:type="dxa" w:w="3480"/>
+            <w:tcBorders>
+              <w:top w:val="single" w:color="BFBFBF" w:sz="4"/>
+              <w:left w:val="single" w:color="BFBFBF" w:sz="4"/>
+              <w:bottom w:val="single" w:color="BFBFBF" w:sz="4"/>
+              <w:right w:val="single" w:color="BFBFBF" w:sz="4"/>
+            </w:tcBorders>
+            <w:tcMar>
+              <w:top w:type="dxa" w:w="60"/>
+              <w:left w:type="dxa" w:w="100"/>
+              <w:bottom w:type="dxa" w:w="60"/>
+              <w:right w:type="dxa" w:w="100"/>
+            </w:tcMar>
+          </w:tcPr>
+          <w:p>
+            <w:pPr>
+              <w:keepNext w:val="false"/>
+              <w:spacing w:after="0"/>
+              <w:jc w:val="left"/>
+            </w:pPr>
+            <w:r>
+              <w:rPr>
+                <w:rFonts w:ascii="Calibri" w:cs="Calibri" w:eastAsia="Calibri" w:hAnsi="Calibri"/>
+                <w:b w:val="false"/>
+                <w:bCs w:val="false"/>
+                <w:color w:val="000000"/>
+                <w:sz w:val="19"/>
+                <w:szCs w:val="19"/>
+              </w:rPr>
+              <w:t xml:space="preserve">Occupation, credit-history length (an age proxy) and the missing-ratio flag could act as proxies for protected characteristics. The lower threshold multiplies adverse actions against creditworthy applicants (about 11% of them at 0.15 against 3% at 0.5).</w:t>
+            </w:r>
+          </w:p>
+        </w:tc>
+        <w:tc>
+          <w:tcPr>
+            <w:tcW w:type="dxa" w:w="3480"/>
+            <w:tcBorders>
+              <w:top w:val="single" w:color="BFBFBF" w:sz="4"/>
+              <w:left w:val="single" w:color="BFBFBF" w:sz="4"/>
+              <w:bottom w:val="single" w:color="BFBFBF" w:sz="4"/>
+              <w:right w:val="single" w:color="BFBFBF" w:sz="4"/>
+            </w:tcBorders>
+            <w:tcMar>
+              <w:top w:type="dxa" w:w="60"/>
+              <w:left w:type="dxa" w:w="100"/>
+              <w:bottom w:type="dxa" w:w="60"/>
+              <w:right w:type="dxa" w:w="100"/>
+            </w:tcMar>
+          </w:tcPr>
+          <w:p>
+            <w:pPr>
+              <w:keepNext w:val="false"/>
+              <w:spacing w:after="0"/>
+              <w:jc w:val="left"/>
+            </w:pPr>
+            <w:r>
+              <w:rPr>
+                <w:rFonts w:ascii="Calibri" w:cs="Calibri" w:eastAsia="Calibri" w:hAnsi="Calibri"/>
+                <w:b w:val="false"/>
+                <w:bCs w:val="false"/>
+                <w:color w:val="000000"/>
+                <w:sz w:val="19"/>
+                <w:szCs w:val="19"/>
+              </w:rPr>
+              <w:t xml:space="preserve">Test approval and error rates for disparate impact before go-live, annually and whenever the threshold or bands move. Switch to the 16-input fallback (no occupation information, about 13% more expected credit-error cost) if the review requires it.</w:t>
+            </w:r>
+          </w:p>
+        </w:tc>
+      </w:tr>
+      <w:tr>
+        <w:trPr>
+          <w:cantSplit/>
+        </w:trPr>
+        <w:tc>
+          <w:tcPr>
+            <w:tcW w:type="dxa" w:w="2400"/>
+            <w:tcBorders>
+              <w:top w:val="single" w:color="BFBFBF" w:sz="4"/>
+              <w:left w:val="single" w:color="BFBFBF" w:sz="4"/>
+              <w:bottom w:val="single" w:color="BFBFBF" w:sz="4"/>
+              <w:right w:val="single" w:color="BFBFBF" w:sz="4"/>
+            </w:tcBorders>
+            <w:tcMar>
+              <w:top w:type="dxa" w:w="60"/>
+              <w:left w:type="dxa" w:w="100"/>
+              <w:bottom w:type="dxa" w:w="60"/>
+              <w:right w:type="dxa" w:w="100"/>
+            </w:tcMar>
+          </w:tcPr>
+          <w:p>
+            <w:pPr>
+              <w:keepNext w:val="false"/>
+              <w:spacing w:after="0"/>
+              <w:jc w:val="left"/>
+            </w:pPr>
+            <w:r>
+              <w:rPr>
+                <w:rFonts w:ascii="Calibri" w:cs="Calibri" w:eastAsia="Calibri" w:hAnsi="Calibri"/>
+                <w:b w:val="false"/>
+                <w:bCs w:val="false"/>
+                <w:color w:val="000000"/>
+                <w:sz w:val="19"/>
+                <w:szCs w:val="19"/>
+              </w:rPr>
+              <w:t xml:space="preserve">Interpretability of the ensemble</w:t>
+            </w:r>
+          </w:p>
+        </w:tc>
+        <w:tc>
+          <w:tcPr>
+            <w:tcW w:type="dxa" w:w="3480"/>
+            <w:tcBorders>
+              <w:top w:val="single" w:color="BFBFBF" w:sz="4"/>
+              <w:left w:val="single" w:color="BFBFBF" w:sz="4"/>
+              <w:bottom w:val="single" w:color="BFBFBF" w:sz="4"/>
+              <w:right w:val="single" w:color="BFBFBF" w:sz="4"/>
+            </w:tcBorders>
+            <w:tcMar>
+              <w:top w:type="dxa" w:w="60"/>
+              <w:left w:type="dxa" w:w="100"/>
+              <w:bottom w:type="dxa" w:w="60"/>
+              <w:right w:type="dxa" w:w="100"/>
+            </w:tcMar>
+          </w:tcPr>
+          <w:p>
+            <w:pPr>
+              <w:keepNext w:val="false"/>
+              <w:spacing w:after="0"/>
+              <w:jc w:val="left"/>
+            </w:pPr>
+            <w:r>
+              <w:rPr>
+                <w:rFonts w:ascii="Calibri" w:cs="Calibri" w:eastAsia="Calibri" w:hAnsi="Calibri"/>
+                <w:b w:val="false"/>
+                <w:bCs w:val="false"/>
+                <w:color w:val="000000"/>
+                <w:sz w:val="19"/>
+                <w:szCs w:val="19"/>
+              </w:rPr>
+              <w:t xml:space="preserve">Regulators and applicants need specific reasons. A forest alone is hard to narrate.</w:t>
+            </w:r>
+          </w:p>
+        </w:tc>
+        <w:tc>
+          <w:tcPr>
+            <w:tcW w:type="dxa" w:w="3480"/>
+            <w:tcBorders>
+              <w:top w:val="single" w:color="BFBFBF" w:sz="4"/>
+              <w:left w:val="single" w:color="BFBFBF" w:sz="4"/>
+              <w:bottom w:val="single" w:color="BFBFBF" w:sz="4"/>
+              <w:right w:val="single" w:color="BFBFBF" w:sz="4"/>
+            </w:tcBorders>
+            <w:tcMar>
+              <w:top w:type="dxa" w:w="60"/>
+              <w:left w:type="dxa" w:w="100"/>
+              <w:bottom w:type="dxa" w:w="60"/>
+              <w:right w:type="dxa" w:w="100"/>
+            </w:tcMar>
+          </w:tcPr>
+          <w:p>
+            <w:pPr>
+              <w:keepNext w:val="false"/>
+              <w:spacing w:after="0"/>
+              <w:jc w:val="left"/>
+            </w:pPr>
+            <w:r>
+              <w:rPr>
+                <w:rFonts w:ascii="Calibri" w:cs="Calibri" w:eastAsia="Calibri" w:hAnsi="Calibri"/>
+                <w:b w:val="false"/>
+                <w:bCs w:val="false"/>
+                <w:color w:val="000000"/>
+                <w:sz w:val="19"/>
+                <w:szCs w:val="19"/>
+              </w:rPr>
+              <w:t xml:space="preserve">Give each decline the applicant's own top risk drivers (built in the first two months). Use the surrogate tree as the plain-language summary. Keep model-risk documentation.</w:t>
+            </w:r>
+          </w:p>
+        </w:tc>
+      </w:tr>
+      <w:tr>
+        <w:trPr>
+          <w:cantSplit/>
+        </w:trPr>
+        <w:tc>
+          <w:tcPr>
+            <w:tcW w:type="dxa" w:w="2400"/>
+            <w:tcBorders>
+              <w:top w:val="single" w:color="BFBFBF" w:sz="4"/>
+              <w:left w:val="single" w:color="BFBFBF" w:sz="4"/>
+              <w:bottom w:val="single" w:color="BFBFBF" w:sz="4"/>
+              <w:right w:val="single" w:color="BFBFBF" w:sz="4"/>
+            </w:tcBorders>
+            <w:tcMar>
+              <w:top w:type="dxa" w:w="60"/>
+              <w:left w:type="dxa" w:w="100"/>
+              <w:bottom w:type="dxa" w:w="60"/>
+              <w:right w:type="dxa" w:w="100"/>
+            </w:tcMar>
+          </w:tcPr>
+          <w:p>
+            <w:pPr>
+              <w:keepNext w:val="false"/>
+              <w:spacing w:after="0"/>
+              <w:jc w:val="left"/>
+            </w:pPr>
+            <w:r>
+              <w:rPr>
+                <w:rFonts w:ascii="Calibri" w:cs="Calibri" w:eastAsia="Calibri" w:hAnsi="Calibri"/>
+                <w:b w:val="false"/>
+                <w:bCs w:val="false"/>
+                <w:color w:val="000000"/>
+                <w:sz w:val="19"/>
+                <w:szCs w:val="19"/>
+              </w:rPr>
+              <w:t xml:space="preserve">Over-reliance on the score</w:t>
+            </w:r>
+          </w:p>
+        </w:tc>
+        <w:tc>
+          <w:tcPr>
+            <w:tcW w:type="dxa" w:w="3480"/>
+            <w:tcBorders>
+              <w:top w:val="single" w:color="BFBFBF" w:sz="4"/>
+              <w:left w:val="single" w:color="BFBFBF" w:sz="4"/>
+              <w:bottom w:val="single" w:color="BFBFBF" w:sz="4"/>
+              <w:right w:val="single" w:color="BFBFBF" w:sz="4"/>
+            </w:tcBorders>
+            <w:tcMar>
+              <w:top w:type="dxa" w:w="60"/>
+              <w:left w:type="dxa" w:w="100"/>
+              <w:bottom w:type="dxa" w:w="60"/>
+              <w:right w:type="dxa" w:w="100"/>
+            </w:tcMar>
+          </w:tcPr>
+          <w:p>
+            <w:pPr>
+              <w:keepNext w:val="false"/>
+              <w:spacing w:after="0"/>
+              <w:jc w:val="left"/>
+            </w:pPr>
+            <w:r>
+              <w:rPr>
+                <w:rFonts w:ascii="Calibri" w:cs="Calibri" w:eastAsia="Calibri" w:hAnsi="Calibri"/>
+                <w:b w:val="false"/>
+                <w:bCs w:val="false"/>
+                <w:color w:val="000000"/>
+                <w:sz w:val="19"/>
+                <w:szCs w:val="19"/>
+              </w:rPr>
+              <w:t xml:space="preserve">Automation bias could lead underwriters to stop exercising judgement on referred cases.</w:t>
+            </w:r>
+          </w:p>
+        </w:tc>
+        <w:tc>
+          <w:tcPr>
+            <w:tcW w:type="dxa" w:w="3480"/>
+            <w:tcBorders>
+              <w:top w:val="single" w:color="BFBFBF" w:sz="4"/>
+              <w:left w:val="single" w:color="BFBFBF" w:sz="4"/>
+              <w:bottom w:val="single" w:color="BFBFBF" w:sz="4"/>
+              <w:right w:val="single" w:color="BFBFBF" w:sz="4"/>
+            </w:tcBorders>
+            <w:tcMar>
+              <w:top w:type="dxa" w:w="60"/>
+              <w:left w:type="dxa" w:w="100"/>
+              <w:bottom w:type="dxa" w:w="60"/>
+              <w:right w:type="dxa" w:w="100"/>
+            </w:tcMar>
+          </w:tcPr>
+          <w:p>
+            <w:pPr>
+              <w:keepNext w:val="false"/>
+              <w:spacing w:after="0"/>
+              <w:jc w:val="left"/>
+            </w:pPr>
+            <w:r>
+              <w:rPr>
+                <w:rFonts w:ascii="Calibri" w:cs="Calibri" w:eastAsia="Calibri" w:hAnsi="Calibri"/>
+                <w:b w:val="false"/>
+                <w:bCs w:val="false"/>
+                <w:color w:val="000000"/>
+                <w:sz w:val="19"/>
+                <w:szCs w:val="19"/>
+              </w:rPr>
+              <w:t xml:space="preserve">Keep the referral band. Require documented overrides. Audit override outcomes.</w:t>
+            </w:r>
+          </w:p>
+        </w:tc>
+      </w:tr>
+      <w:tr>
+        <w:trPr>
+          <w:cantSplit/>
+        </w:trPr>
+        <w:tc>
+          <w:tcPr>
+            <w:tcW w:type="dxa" w:w="2400"/>
+            <w:tcBorders>
+              <w:top w:val="single" w:color="BFBFBF" w:sz="4"/>
+              <w:left w:val="single" w:color="BFBFBF" w:sz="4"/>
+              <w:bottom w:val="single" w:color="BFBFBF" w:sz="4"/>
+              <w:right w:val="single" w:color="BFBFBF" w:sz="4"/>
+            </w:tcBorders>
+            <w:tcMar>
+              <w:top w:type="dxa" w:w="60"/>
+              <w:left w:type="dxa" w:w="100"/>
+              <w:bottom w:type="dxa" w:w="60"/>
+              <w:right w:type="dxa" w:w="100"/>
+            </w:tcMar>
+          </w:tcPr>
+          <w:p>
+            <w:pPr>
+              <w:keepNext w:val="false"/>
+              <w:spacing w:after="0"/>
+              <w:jc w:val="left"/>
+            </w:pPr>
+            <w:r>
+              <w:rPr>
+                <w:rFonts w:ascii="Calibri" w:cs="Calibri" w:eastAsia="Calibri" w:hAnsi="Calibri"/>
+                <w:b w:val="false"/>
+                <w:bCs w:val="false"/>
+                <w:color w:val="000000"/>
+                <w:sz w:val="19"/>
+                <w:szCs w:val="19"/>
+              </w:rPr>
+              <w:t xml:space="preserve">Data quality</w:t>
+            </w:r>
+          </w:p>
+        </w:tc>
+        <w:tc>
+          <w:tcPr>
+            <w:tcW w:type="dxa" w:w="3480"/>
+            <w:tcBorders>
+              <w:top w:val="single" w:color="BFBFBF" w:sz="4"/>
+              <w:left w:val="single" w:color="BFBFBF" w:sz="4"/>
+              <w:bottom w:val="single" w:color="BFBFBF" w:sz="4"/>
+              <w:right w:val="single" w:color="BFBFBF" w:sz="4"/>
+            </w:tcBorders>
+            <w:tcMar>
+              <w:top w:type="dxa" w:w="60"/>
+              <w:left w:type="dxa" w:w="100"/>
+              <w:bottom w:type="dxa" w:w="60"/>
+              <w:right w:type="dxa" w:w="100"/>
+            </w:tcMar>
+          </w:tcPr>
+          <w:p>
+            <w:pPr>
+              <w:keepNext w:val="false"/>
+              <w:spacing w:after="0"/>
+              <w:jc w:val="left"/>
+            </w:pPr>
+            <w:r>
+              <w:rPr>
+                <w:rFonts w:ascii="Calibri" w:cs="Calibri" w:eastAsia="Calibri" w:hAnsi="Calibri"/>
+                <w:b w:val="false"/>
+                <w:bCs w:val="false"/>
+                <w:color w:val="000000"/>
+                <w:sz w:val="19"/>
+                <w:szCs w:val="19"/>
+              </w:rPr>
+              <w:t xml:space="preserve">Implausible values exist (debt-to-income above 100%, credit history of 97 years).</w:t>
+            </w:r>
+          </w:p>
+        </w:tc>
+        <w:tc>
+          <w:tcPr>
+            <w:tcW w:type="dxa" w:w="3480"/>
+            <w:tcBorders>
+              <w:top w:val="single" w:color="BFBFBF" w:sz="4"/>
+              <w:left w:val="single" w:color="BFBFBF" w:sz="4"/>
+              <w:bottom w:val="single" w:color="BFBFBF" w:sz="4"/>
+              <w:right w:val="single" w:color="BFBFBF" w:sz="4"/>
+            </w:tcBorders>
+            <w:tcMar>
+              <w:top w:type="dxa" w:w="60"/>
+              <w:left w:type="dxa" w:w="100"/>
+              <w:bottom w:type="dxa" w:w="60"/>
+              <w:right w:type="dxa" w:w="100"/>
+            </w:tcMar>
+          </w:tcPr>
+          <w:p>
+            <w:pPr>
+              <w:keepNext w:val="false"/>
+              <w:spacing w:after="0"/>
+              <w:jc w:val="left"/>
+            </w:pPr>
+            <w:r>
+              <w:rPr>
+                <w:rFonts w:ascii="Calibri" w:cs="Calibri" w:eastAsia="Calibri" w:hAnsi="Calibri"/>
+                <w:b w:val="false"/>
+                <w:bCs w:val="false"/>
+                <w:color w:val="000000"/>
+                <w:sz w:val="19"/>
+                <w:szCs w:val="19"/>
+              </w:rPr>
+              <w:t xml:space="preserve">Use input validation rules at capture. Use range checks in the scoring pipeline.</w:t>
+            </w:r>
+          </w:p>
+        </w:tc>
+      </w:tr>
+    </w:tbl>
+    <w:p>
+      <w:pPr>
+        <w:keepLines/>
+        <w:spacing w:after="220"/>
+        <w:jc w:val="center"/>
+      </w:pPr>
+      <w:r>
+        <w:rPr>
+          <w:rFonts w:ascii="Calibri" w:cs="Calibri" w:eastAsia="Calibri" w:hAnsi="Calibri"/>
+          <w:i/>
+          <w:iCs/>
+          <w:color w:val="595959"/>
+          <w:sz w:val="19"/>
+          <w:szCs w:val="19"/>
+        </w:rPr>
+        <w:t xml:space="preserve">Table 5. Potential risks and challenges, with mitigations.</w:t>
+      </w:r>
+    </w:p>
+    <w:p>
+      <w:pPr>
+        <w:pStyle w:val="Heading2"/>
+        <w:keepNext/>
+        <w:spacing w:after="120" w:before="240"/>
+      </w:pPr>
+      <w:r>
+        <w:rPr>
+          <w:rFonts w:ascii="Calibri" w:cs="Calibri" w:eastAsia="Calibri" w:hAnsi="Calibri"/>
+          <w:b/>
+          <w:bCs/>
+          <w:color w:val="1E2761"/>
+          <w:sz w:val="25"/>
+          <w:szCs w:val="25"/>
+        </w:rPr>
+        <w:t xml:space="preserve">Further analysis and associated problems to solve</w:t>
+      </w:r>
+    </w:p>
+    <w:p>
+      <w:pPr>
+        <w:pStyle w:val="ListParagraph"/>
+        <w:numPr>
+          <w:ilvl w:val="0"/>
+          <w:numId w:val="2"/>
+        </w:numPr>
+        <w:spacing w:after="90" w:line="264"/>
+      </w:pPr>
+      <w:r>
+        <w:rPr>
+          <w:rFonts w:ascii="Calibri" w:cs="Calibri" w:eastAsia="Calibri" w:hAnsi="Calibri"/>
+          <w:b/>
+          <w:bCs/>
+          <w:sz w:val="22"/>
+          <w:szCs w:val="22"/>
+        </w:rPr>
+        <w:t xml:space="preserve">Reject inference: </w:t>
+      </w:r>
+      <w:r>
+        <w:rPr>
+          <w:rFonts w:ascii="Calibri" w:cs="Calibri" w:eastAsia="Calibri" w:hAnsi="Calibri"/>
+          <w:sz w:val="22"/>
+          <w:szCs w:val="22"/>
+        </w:rPr>
+        <w:t xml:space="preserve">obtain outcomes or proxies (for example credit-bureau data) for applicants that the manual process declined. Then the model can reflect the whole applicant population. This needs 12 months or more of data.</w:t>
+      </w:r>
+    </w:p>
+    <w:p>
+      <w:pPr>
+        <w:pStyle w:val="ListParagraph"/>
+        <w:numPr>
+          <w:ilvl w:val="0"/>
+          <w:numId w:val="2"/>
+        </w:numPr>
+        <w:spacing w:after="90" w:line="264"/>
+      </w:pPr>
+      <w:r>
+        <w:rPr>
+          <w:rFonts w:ascii="Calibri" w:cs="Calibri" w:eastAsia="Calibri" w:hAnsi="Calibri"/>
+          <w:b/>
+          <w:bCs/>
+          <w:sz w:val="22"/>
+          <w:szCs w:val="22"/>
+        </w:rPr>
+        <w:t xml:space="preserve">Feature engineering: </w:t>
+      </w:r>
+      <w:r>
+        <w:rPr>
+          <w:rFonts w:ascii="Calibri" w:cs="Calibri" w:eastAsia="Calibri" w:hAnsi="Calibri"/>
+          <w:sz w:val="22"/>
+          <w:szCs w:val="22"/>
+        </w:rPr>
+        <w:t xml:space="preserve">add a combined loan-to-value ratio ((LOAN + MORTDUE) / VALUE), debt-to-income bands and interaction terms, which the trees currently approximate. The data has no income or loan-term field, so payment-to-income measures need new data.</w:t>
+      </w:r>
+    </w:p>
+    <w:p>
+      <w:pPr>
+        <w:pStyle w:val="ListParagraph"/>
+        <w:numPr>
+          <w:ilvl w:val="0"/>
+          <w:numId w:val="2"/>
+        </w:numPr>
+        <w:spacing w:after="90" w:line="264"/>
+      </w:pPr>
+      <w:r>
+        <w:rPr>
+          <w:rFonts w:ascii="Calibri" w:cs="Calibri" w:eastAsia="Calibri" w:hAnsi="Calibri"/>
+          <w:b/>
+          <w:bCs/>
+          <w:sz w:val="22"/>
+          <w:szCs w:val="22"/>
+        </w:rPr>
+        <w:t xml:space="preserve">Alternative ensembles and calibration: </w:t>
+      </w:r>
+      <w:r>
+        <w:rPr>
+          <w:rFonts w:ascii="Calibri" w:cs="Calibri" w:eastAsia="Calibri" w:hAnsi="Calibri"/>
+          <w:sz w:val="22"/>
+          <w:szCs w:val="22"/>
+        </w:rPr>
+        <w:t xml:space="preserve">test gradient boosting. Calibrate predicted probabilities so that a score of 0.15 means exactly a 15% chance of default. This simplifies threshold setting and pricing. The unweighted forest's scores rank applicants well but understate risk in the decision range: applicants scored 0.15 to 0.20 defaulted about 28% of the time.</w:t>
+      </w:r>
+    </w:p>
+    <w:p>
+      <w:pPr>
+        <w:pStyle w:val="ListParagraph"/>
+        <w:numPr>
+          <w:ilvl w:val="0"/>
+          <w:numId w:val="2"/>
+        </w:numPr>
+        <w:spacing w:after="90" w:line="264"/>
+      </w:pPr>
+      <w:r>
+        <w:rPr>
+          <w:rFonts w:ascii="Calibri" w:cs="Calibri" w:eastAsia="Calibri" w:hAnsi="Calibri"/>
+          <w:b/>
+          <w:bCs/>
+          <w:sz w:val="22"/>
+          <w:szCs w:val="22"/>
+        </w:rPr>
+        <w:t xml:space="preserve">Time-based validation: </w:t>
+      </w:r>
+      <w:r>
+        <w:rPr>
+          <w:rFonts w:ascii="Calibri" w:cs="Calibri" w:eastAsia="Calibri" w:hAnsi="Calibri"/>
+          <w:sz w:val="22"/>
+          <w:szCs w:val="22"/>
+        </w:rPr>
+        <w:t xml:space="preserve">once application dates are available, check the model on later periods rather than a random split to measure drift realistically.</w:t>
+      </w:r>
+    </w:p>
+    <w:p>
+      <w:pPr>
+        <w:pStyle w:val="ListParagraph"/>
+        <w:numPr>
+          <w:ilvl w:val="0"/>
+          <w:numId w:val="2"/>
+        </w:numPr>
+        <w:spacing w:after="90" w:line="264"/>
+      </w:pPr>
+      <w:r>
+        <w:rPr>
+          <w:rFonts w:ascii="Calibri" w:cs="Calibri" w:eastAsia="Calibri" w:hAnsi="Calibri"/>
+          <w:b/>
+          <w:bCs/>
+          <w:sz w:val="22"/>
+          <w:szCs w:val="22"/>
+        </w:rPr>
+        <w:t xml:space="preserve">Risk-based pricing: </w:t>
+      </w:r>
+      <w:r>
+        <w:rPr>
+          <w:rFonts w:ascii="Calibri" w:cs="Calibri" w:eastAsia="Calibri" w:hAnsi="Calibri"/>
+          <w:sz w:val="22"/>
+          <w:szCs w:val="22"/>
+        </w:rPr>
+        <w:t xml:space="preserve">use the probability of default to set interest rates or loan limits for the referral band. This replaces a binary approve/decline.</w:t>
+      </w:r>
+    </w:p>
+    <w:p>
+      <w:pPr>
+        <w:pStyle w:val="ListParagraph"/>
+        <w:numPr>
+          <w:ilvl w:val="0"/>
+          <w:numId w:val="2"/>
+        </w:numPr>
+        <w:spacing w:after="90" w:line="264"/>
+      </w:pPr>
+      <w:r>
+        <w:rPr>
+          <w:rFonts w:ascii="Calibri" w:cs="Calibri" w:eastAsia="Calibri" w:hAnsi="Calibri"/>
+          <w:b/>
+          <w:bCs/>
+          <w:sz w:val="22"/>
+          <w:szCs w:val="22"/>
+        </w:rPr>
+        <w:t xml:space="preserve">Collections and early warning: </w:t>
+      </w:r>
+      <w:r>
+        <w:rPr>
+          <w:rFonts w:ascii="Calibri" w:cs="Calibri" w:eastAsia="Calibri" w:hAnsi="Calibri"/>
+          <w:sz w:val="22"/>
+          <w:szCs w:val="22"/>
+        </w:rPr>
+        <w:t xml:space="preserve">extend the model to existing loans, using payment behaviour after origination to flag accounts heading towards delinquency.</w:t>
+      </w:r>
+    </w:p>
+    <w:p>
+      <w:pPr>
+        <w:pStyle w:val="ListParagraph"/>
+        <w:numPr>
+          <w:ilvl w:val="0"/>
+          <w:numId w:val="2"/>
+        </w:numPr>
+        <w:spacing w:after="90" w:line="264"/>
+      </w:pPr>
+      <w:r>
+        <w:rPr>
+          <w:rFonts w:ascii="Calibri" w:cs="Calibri" w:eastAsia="Calibri" w:hAnsi="Calibri"/>
+          <w:b/>
+          <w:bCs/>
+          <w:sz w:val="22"/>
+          <w:szCs w:val="22"/>
+        </w:rPr>
+        <w:t xml:space="preserve">Reason wording: </w:t>
+      </w:r>
+      <w:r>
+        <w:rPr>
+          <w:rFonts w:ascii="Calibri" w:cs="Calibri" w:eastAsia="Calibri" w:hAnsi="Calibri"/>
+          <w:sz w:val="22"/>
+          <w:szCs w:val="22"/>
+        </w:rPr>
+        <w:t xml:space="preserve">turn the per-applicant risk drivers (built in the first two months) into applicant-friendly language, and test that wording with compliance staff and with applicants.</w:t>
+      </w:r>
+    </w:p>
+    <w:p>
+      <w:r>
+        <w:br w:type="page"/>
+      </w:r>
+    </w:p>
+    <w:p>
+      <w:pPr>
+        <w:pStyle w:val="Heading1"/>
+        <w:keepNext/>
+        <w:spacing w:after="160" w:before="320"/>
+      </w:pPr>
+      <w:r>
+        <w:rPr>
+          <w:rFonts w:ascii="Calibri" w:cs="Calibri" w:eastAsia="Calibri" w:hAnsi="Calibri"/>
+          <w:b/>
+          <w:bCs/>
+          <w:color w:val="1E2761"/>
+          <w:sz w:val="30"/>
+          <w:szCs w:val="30"/>
+        </w:rPr>
+        <w:t xml:space="preserve">Appendix: Supporting Analysis</w:t>
       </w:r>
     </w:p>
     <w:p>
@@ -6958,7 +6986,7 @@
       <w:r>
         <w:drawing>
           <wp:inline distT="0" distB="0" distL="0" distR="0">
-            <wp:extent cx="6038850" cy="1952625"/>
+            <wp:extent cx="5848350" cy="2476500"/>
             <wp:effectExtent t="0" r="0" b="0" l="0"/>
             <wp:docPr id="5" name=""/>
             <wp:cNvGraphicFramePr>
@@ -6983,7 +7011,7 @@
                   <pic:spPr bwMode="auto">
                     <a:xfrm>
                       <a:off x="0" y="0"/>
-                      <a:ext cx="6038850" cy="1952625"/>
+                      <a:ext cx="5848350" cy="2476500"/>
                     </a:xfrm>
                     <a:prstGeom prst="rect">
                       <a:avLst/>
@@ -7011,7 +7039,7 @@
           <w:sz w:val="19"/>
           <w:szCs w:val="19"/>
         </w:rPr>
-        <w:t xml:space="preserve">Figure A2. Default rate by debt-to-income band, age of oldest credit line and loan amount.</w:t>
+        <w:t xml:space="preserve">Figure A1. Default rate when an attribute is missing versus present. A missing debt-to-income ratio or property valuation is the strongest signal in the data.</w:t>
       </w:r>
     </w:p>
     <w:p>
@@ -7023,7 +7051,7 @@
       <w:r>
         <w:drawing>
           <wp:inline distT="0" distB="0" distL="0" distR="0">
-            <wp:extent cx="6038850" cy="1952625"/>
+            <wp:extent cx="6038850" cy="2057400"/>
             <wp:effectExtent t="0" r="0" b="0" l="0"/>
             <wp:docPr id="6" name=""/>
             <wp:cNvGraphicFramePr>
@@ -7048,7 +7076,7 @@
                   <pic:spPr bwMode="auto">
                     <a:xfrm>
                       <a:off x="0" y="0"/>
-                      <a:ext cx="6038850" cy="1952625"/>
+                      <a:ext cx="6038850" cy="2057400"/>
                     </a:xfrm>
                     <a:prstGeom prst="rect">
                       <a:avLst/>
@@ -7076,7 +7104,7 @@
           <w:sz w:val="19"/>
           <w:szCs w:val="19"/>
         </w:rPr>
-        <w:t xml:space="preserve">Figure A3. Default rate by number of derogatory reports, delinquent credit lines and recent credit inquiries.</w:t>
+        <w:t xml:space="preserve">Figure A2. Default rate by debt-to-income band, age of oldest credit line and loan amount.</w:t>
       </w:r>
     </w:p>
     <w:p>
@@ -7088,7 +7116,7 @@
       <w:r>
         <w:drawing>
           <wp:inline distT="0" distB="0" distL="0" distR="0">
-            <wp:extent cx="6038850" cy="2590800"/>
+            <wp:extent cx="6038850" cy="1962150"/>
             <wp:effectExtent t="0" r="0" b="0" l="0"/>
             <wp:docPr id="7" name=""/>
             <wp:cNvGraphicFramePr>
@@ -7113,6 +7141,71 @@
                   <pic:spPr bwMode="auto">
                     <a:xfrm>
                       <a:off x="0" y="0"/>
+                      <a:ext cx="6038850" cy="1962150"/>
+                    </a:xfrm>
+                    <a:prstGeom prst="rect">
+                      <a:avLst/>
+                    </a:prstGeom>
+                  </pic:spPr>
+                </pic:pic>
+              </a:graphicData>
+            </a:graphic>
+          </wp:inline>
+        </w:drawing>
+      </w:r>
+    </w:p>
+    <w:p>
+      <w:pPr>
+        <w:keepLines/>
+        <w:spacing w:after="220"/>
+        <w:jc w:val="center"/>
+      </w:pPr>
+      <w:r>
+        <w:rPr>
+          <w:rFonts w:ascii="Calibri" w:cs="Calibri" w:eastAsia="Calibri" w:hAnsi="Calibri"/>
+          <w:i/>
+          <w:iCs/>
+          <w:color w:val="595959"/>
+          <w:sz w:val="19"/>
+          <w:szCs w:val="19"/>
+        </w:rPr>
+        <w:t xml:space="preserve">Figure A3. Default rate by number of derogatory reports, delinquent credit lines and recent credit inquiries.</w:t>
+      </w:r>
+    </w:p>
+    <w:p>
+      <w:pPr>
+        <w:keepNext/>
+        <w:spacing w:after="60" w:before="120"/>
+        <w:jc w:val="center"/>
+      </w:pPr>
+      <w:r>
+        <w:drawing>
+          <wp:inline distT="0" distB="0" distL="0" distR="0">
+            <wp:extent cx="6038850" cy="2590800"/>
+            <wp:effectExtent t="0" r="0" b="0" l="0"/>
+            <wp:docPr id="8" name=""/>
+            <wp:cNvGraphicFramePr>
+              <a:graphicFrameLocks xmlns:a="http://schemas.openxmlformats.org/drawingml/2006/main" noChangeAspect="1"/>
+            </wp:cNvGraphicFramePr>
+            <a:graphic xmlns:a="http://schemas.openxmlformats.org/drawingml/2006/main">
+              <a:graphicData uri="http://schemas.openxmlformats.org/drawingml/2006/picture">
+                <pic:pic xmlns:pic="http://schemas.openxmlformats.org/drawingml/2006/picture">
+                  <pic:nvPicPr>
+                    <pic:cNvPr id="0" name="" descr=""/>
+                    <pic:cNvPicPr>
+                      <a:picLocks noChangeAspect="1" noChangeArrowheads="1"/>
+                    </pic:cNvPicPr>
+                  </pic:nvPicPr>
+                  <pic:blipFill>
+                    <a:blip r:embed="rId15" cstate="none"/>
+                    <a:srcRect/>
+                    <a:stretch>
+                      <a:fillRect/>
+                    </a:stretch>
+                  </pic:blipFill>
+                  <pic:spPr bwMode="auto">
+                    <a:xfrm>
+                      <a:off x="0" y="0"/>
                       <a:ext cx="6038850" cy="2590800"/>
                     </a:xfrm>
                     <a:prstGeom prst="rect">
@@ -7527,7 +7620,7 @@
                 <w:sz w:val="19"/>
                 <w:szCs w:val="19"/>
               </w:rPr>
-              <w:t xml:space="preserve">155 (wrongly flagged)</w:t>
+              <w:t xml:space="preserve">160 (wrongly flagged)</w:t>
             </w:r>
           </w:p>
         </w:tc>
@@ -7562,7 +7655,7 @@
                 <w:sz w:val="19"/>
                 <w:szCs w:val="19"/>
               </w:rPr>
-              <w:t xml:space="preserve">1,276 (correctly cleared)</w:t>
+              <w:t xml:space="preserve">1,271 (correctly cleared)</w:t>
             </w:r>
           </w:p>
         </w:tc>
@@ -7672,7 +7765,7 @@
                 <w:sz w:val="19"/>
                 <w:szCs w:val="19"/>
               </w:rPr>
-              <w:t xml:space="preserve">486</w:t>
+              <w:t xml:space="preserve">491</w:t>
             </w:r>
           </w:p>
         </w:tc>
@@ -7707,7 +7800,7 @@
                 <w:sz w:val="19"/>
                 <w:szCs w:val="19"/>
               </w:rPr>
-              <w:t xml:space="preserve">1,302</w:t>
+              <w:t xml:space="preserve">1,297</w:t>
             </w:r>
           </w:p>
         </w:tc>
@@ -7763,7 +7856,7 @@
           <w:sz w:val="19"/>
           <w:szCs w:val="19"/>
         </w:rPr>
-        <w:t xml:space="preserve">Table A1. Decisions of the proposed model (Random Forest, threshold 0.15) on the test set. The model caught 92.7% of defaulters. Of the flagged applicants, 68.1% were real defaulters. Of all decisions, 89.9% were correct.</w:t>
+        <w:t xml:space="preserve">Table A1. Decisions of the proposed model (Random Forest, threshold 0.15) on the test set. The model caught 92.7% of defaulters. Of the flagged applicants, 67.4% were real defaulters. Of all decisions, 89.6% were correct.</w:t>
       </w:r>
     </w:p>
     <w:p>

--- a/reports/Loan_Default_Prediction_Final_Report.docx
+++ b/reports/Loan_Default_Prediction_Final_Report.docx
@@ -1259,7 +1259,7 @@
           <w:sz w:val="22"/>
           <w:szCs w:val="22"/>
         </w:rPr>
-        <w:t xml:space="preserve">Per 1,000 applicants, we expect the proposed model to catch about 185 of the 200 defaulters and to miss about 15. At the 0.15 threshold we expect it to flag about 90 creditworthy applicants. Under the approve / refer / decline bands, the bank declines about 64 creditworthy applicants per 1,000 automatically and refers about 58 to an underwriter. The cost assumptions are indicative: a missed defaulter costs about $9,000, and a wrongly declined good applicant costs about $2,000. Under these assumptions the model cuts default-related cost from roughly </w:t>
+        <w:t xml:space="preserve">Per 1,000 applicants, we expect the proposed model to catch about 185 of the 200 defaulters and to miss about 15. At the 0.15 threshold we expect it to flag about 90 creditworthy applicants. Under the approve / refer / decline bands, the bank declines about 64 creditworthy applicants per 1,000 automatically and refers about 58 to an underwriter. The cost assumptions are indicative: a missed defaulter costs about $9,000, and a wrongly declined good applicant costs about $2,000. Under these assumptions the model cuts the cost of credit errors from roughly </w:t>
       </w:r>
       <w:r>
         <w:rPr>
@@ -1295,7 +1295,7 @@
           <w:sz w:val="22"/>
           <w:szCs w:val="22"/>
         </w:rPr>
-        <w:t xml:space="preserve">, a reduction of about 83%.</w:t>
+        <w:t xml:space="preserve">. That is a reduction of about 83%.</w:t>
       </w:r>
     </w:p>
     <w:p>
@@ -3693,7 +3693,7 @@
           <w:sz w:val="22"/>
           <w:szCs w:val="22"/>
         </w:rPr>
-        <w:t xml:space="preserve">Stage 3 compared five forest candidates at their own best thresholds. Three were the chosen forest on the 22 selected inputs, on all 27 inputs and on 16 inputs without occupation. The other two were the recall-tuned forest on 27 and 12 inputs. The 12-input set keeps only the 10 financial attributes and the DEBTINC and VALUE missing flags. The forest on all 27 inputs had the lowest cost, about $317,000 per 1,000 applicants. The 22-input forest cost about $324,000, within one standard error, so the rule chose it as the simpler model. Averaged over three seeds, the two input sets differ by only about $1,100. Stage 3 therefore checked the 22-input forest against all 27 inputs and kept it. The forest without occupation cost about 13% more. When precision also carries a cost, the recall-tuned grid winner cost about half again as much. We scored the bagged trees, the balanced logistic regression and the recall-tuned decision tree the same way, at their own best thresholds. They cost about $390,000, $550,000 and $607,000 per 1,000 applicants, against $324,000 for the selected forest. So the forest wins on the chosen yardstick as well as on ranking quality.</w:t>
+        <w:t xml:space="preserve">Stage 3 compared five forest candidates at their own best thresholds. Three were the chosen forest on the 22 selected inputs, on all 27 inputs and on 16 inputs without occupation. The other two were the recall-tuned forest on 27 and 12 inputs. The 12-input set keeps only the 10 financial attributes and the DEBTINC and VALUE missing flags. The forest on all 27 inputs had the lowest cost, about $317,000 per 1,000 applicants. The 22-input forest cost about $324,000, within one standard error, so the rule chose it as the simpler model. Averaged over three seeds, the two input sets differ by only about $1,100. Stage 3 therefore kept the simpler 22-input forest. The forest without occupation cost about 13% more. When precision also carries a cost, the recall-tuned grid winner cost about half again as much. We scored the bagged trees, the balanced logistic regression and the recall-tuned decision tree the same way, at their own best thresholds. They cost about $390,000, $550,000 and $607,000 per 1,000 applicants, against $324,000 for the selected forest. So the forest wins on the chosen yardstick as well as on ranking quality.</w:t>
       </w:r>
     </w:p>
     <w:p>
@@ -4952,7 +4952,7 @@
           <w:sz w:val="22"/>
           <w:szCs w:val="22"/>
         </w:rPr>
-        <w:t xml:space="preserve">If the true ratio were nearer 2:1 or 3:1, the cost-minimising threshold would move to 0.20. At 0.20, the out-of-fold data shows about 90% recall and 85 good applicants declined per 1,000.</w:t>
+        <w:t xml:space="preserve">If the true ratio were nearer 2:1 or 3:1, the cost-minimising threshold would move to 0.20. At 0.20, the out-of-fold data shows about 90% recall and 84 good applicants declined per 1,000.</w:t>
       </w:r>
     </w:p>
     <w:p>

--- a/reports/Loan_Default_Prediction_Final_Report.docx
+++ b/reports/Loan_Default_Prediction_Final_Report.docx
@@ -328,7 +328,7 @@
           <w:sz w:val="22"/>
           <w:szCs w:val="22"/>
         </w:rPr>
-        <w:t xml:space="preserve">Sales and self-employed applicants default more often (35% and 30%), and office workers default least (13%). At the conventional decision threshold, removing occupation, loan purpose and nine minor flags from the recall-tuned forest changes its performance by about a point. At the cost-optimal threshold, removing occupation from the final model's inputs raises the expected cost of credit errors by about 13%. We therefore keep occupation, subject to the fair-lending review, with a 16-input model without it as the fallback.</w:t>
+        <w:t xml:space="preserve">Sales and self-employed applicants default more often (35% and 30%), and office workers default least (13%). At the conventional threshold, removing the six occupation and loan-purpose indicators and nine minor flags from the recall-tuned forest changes its performance by about a point. At the cost-optimal threshold, removing occupation from the final model's inputs raises the expected cost of credit errors by about 13%. We therefore keep occupation, subject to the fair-lending review, with a 16-input model without it as the fallback.</w:t>
       </w:r>
     </w:p>
     <w:p>

--- a/reports/Loan_Default_Prediction_Final_Report.docx
+++ b/reports/Loan_Default_Prediction_Final_Report.docx
@@ -3497,7 +3497,7 @@
           <w:sz w:val="22"/>
           <w:szCs w:val="22"/>
         </w:rPr>
-        <w:t xml:space="preserve">because it offers the best balance on the chosen metric. The tuned decision tree catches slightly more defaulters at the 0.5 threshold (82%). However, it declines almost one good applicant for every defaulter that it catches (53% precision). The balanced logistic regression catches 80% but with 61% precision, because a straight line cannot represent the threshold effects in the data. Bagging 200 trees shows the value of averaging. At the same recall as a single fully grown tree, precision rises from 71% to 83%. ROC-AUC rises from 0.81 to 0.95. The forests add feature sub-sampling. With class weights, the forest catches 77% at 77% precision at the 0.5 threshold. Both forests rank applicants by risk most accurately of all models (ROC-AUC 0.96). That ranking quality is what makes the next step, moving the decision threshold, possible.</w:t>
+        <w:t xml:space="preserve">because it offers the best balance on the chosen metric. The tuned decision tree catches slightly more defaulters at the 0.5 threshold (82%). However, it declines almost one good applicant for every defaulter that it catches (53% precision). The balanced logistic regression catches 80% but with 61% precision, because a straight line cannot represent the threshold effects in the data. Bagging 200 trees shows the value of averaging. At almost the same recall as a single fully grown tree (68% against 69%), precision rises from 71% to 83%. ROC-AUC rises from 0.81 to 0.95. The forests add feature sub-sampling. With class weights, the forest catches 77% at 77% precision at the 0.5 threshold. Both forests rank applicants by risk most accurately of all models (ROC-AUC 0.96). That ranking quality is what makes the next step, moving the decision threshold, possible.</w:t>
       </w:r>
     </w:p>
     <w:p>
